--- a/docs/04_RankUp_Questions_Business_QA.docx
+++ b/docs/04_RankUp_Questions_Business_QA.docx
@@ -55,7 +55,7 @@
           <w:sz w:val="21"/>
           <w:szCs w:val="21"/>
         </w:rPr>
-        <w:t xml:space="preserve">Canonical model: QuestionStatus records workflow state. IsActive independently controls whether an Approved question is usable. Visibility controls where it may be seen and used.</w:t>
+        <w:t xml:space="preserve">Canonical model: QuestionStatus records workflow state. IsActive (Activity) applies meaningfully only to Approved questions — all other statuses are always Inactive. PortalAdmin may deactivate a particular Approved question so the UI shows Activity=Inactive while Status stays Approved. Visibility controls where it may be seen and used.</w:t>
       </w:r>
     </w:p>
     <w:p>
@@ -131,7 +131,7 @@
                 <w:sz w:val="17"/>
                 <w:szCs w:val="17"/>
               </w:rPr>
-              <w:t xml:space="preserve">Default activity</w:t>
+              <w:t xml:space="preserve">Activity</w:t>
             </w:r>
           </w:p>
         </w:tc>
@@ -185,20 +185,20 @@
                 <w:sz w:val="17"/>
                 <w:szCs w:val="17"/>
               </w:rPr>
-              <w:t xml:space="preserve">Legacy only</w:t>
-            </w:r>
-          </w:p>
-        </w:tc>
-        <w:tc>
-          <w:p>
-            <w:r>
-              <w:rPr>
-                <w:b w:val="false"/>
-                <w:bCs w:val="false"/>
-                <w:sz w:val="17"/>
-                <w:szCs w:val="17"/>
-              </w:rPr>
-              <w:t xml:space="preserve">Retired from the product flow. Existing rows are migrated/read as PendingReview. Create and import never write Draft.</w:t>
+              <w:t xml:space="preserve">Always Inactive</w:t>
+            </w:r>
+          </w:p>
+        </w:tc>
+        <w:tc>
+          <w:p>
+            <w:r>
+              <w:rPr>
+                <w:b w:val="false"/>
+                <w:bCs w:val="false"/>
+                <w:sz w:val="17"/>
+                <w:szCs w:val="17"/>
+              </w:rPr>
+              <w:t xml:space="preserve">Legacy only. Existing rows are migrated/read as PendingReview. Create and import never write Draft. Activity is never Active.</w:t>
             </w:r>
           </w:p>
         </w:tc>
@@ -239,20 +239,20 @@
                 <w:sz w:val="17"/>
                 <w:szCs w:val="17"/>
               </w:rPr>
-              <w:t xml:space="preserve">Inactive</w:t>
-            </w:r>
-          </w:p>
-        </w:tc>
-        <w:tc>
-          <w:p>
-            <w:r>
-              <w:rPr>
-                <w:b w:val="false"/>
-                <w:bCs w:val="false"/>
-                <w:sz w:val="17"/>
-                <w:szCs w:val="17"/>
-              </w:rPr>
-              <w:t xml:space="preserve">Waiting for scoped approval. Visibility=None. Owner may edit/delete; approver may approve or reject.</w:t>
+              <w:t xml:space="preserve">Always Inactive</w:t>
+            </w:r>
+          </w:p>
+        </w:tc>
+        <w:tc>
+          <w:p>
+            <w:r>
+              <w:rPr>
+                <w:b w:val="false"/>
+                <w:bCs w:val="false"/>
+                <w:sz w:val="17"/>
+                <w:szCs w:val="17"/>
+              </w:rPr>
+              <w:t xml:space="preserve">Waiting for scoped approval. Visibility=None. Owner may edit/delete; approver may approve or reject. Activity is always Inactive.</w:t>
             </w:r>
           </w:p>
         </w:tc>
@@ -293,20 +293,20 @@
                 <w:sz w:val="17"/>
                 <w:szCs w:val="17"/>
               </w:rPr>
-              <w:t xml:space="preserve">Active by default</w:t>
-            </w:r>
-          </w:p>
-        </w:tc>
-        <w:tc>
-          <w:p>
-            <w:r>
-              <w:rPr>
-                <w:b w:val="false"/>
-                <w:bCs w:val="false"/>
-                <w:sz w:val="17"/>
-                <w:szCs w:val="17"/>
-              </w:rPr>
-              <w:t xml:space="preserve">Accepted into the bank. Visibility is Campus, School, or Public. Non-PortalAdmin owners can no longer edit/delete.</w:t>
+              <w:t xml:space="preserve">Active or Inactive</w:t>
+            </w:r>
+          </w:p>
+        </w:tc>
+        <w:tc>
+          <w:p>
+            <w:r>
+              <w:rPr>
+                <w:b w:val="false"/>
+                <w:bCs w:val="false"/>
+                <w:sz w:val="17"/>
+                <w:szCs w:val="17"/>
+              </w:rPr>
+              <w:t xml:space="preserve">Accepted into the bank. Visibility is Campus, School, or Public. Only this status may be Active or Inactive. Default after approve is Active; PortalAdmin may deactivate a particular Approved question so the UI shows Activity=Inactive while Status stays Approved.</w:t>
             </w:r>
           </w:p>
         </w:tc>
@@ -347,20 +347,20 @@
                 <w:sz w:val="17"/>
                 <w:szCs w:val="17"/>
               </w:rPr>
-              <w:t xml:space="preserve">Inactive</w:t>
-            </w:r>
-          </w:p>
-        </w:tc>
-        <w:tc>
-          <w:p>
-            <w:r>
-              <w:rPr>
-                <w:b w:val="false"/>
-                <w:bCs w:val="false"/>
-                <w:sz w:val="17"/>
-                <w:szCs w:val="17"/>
-              </w:rPr>
-              <w:t xml:space="preserve">Rejected with a required reason. Visibility=None. Owner may edit, explicitly resubmit, or delete.</w:t>
+              <w:t xml:space="preserve">Always Inactive</w:t>
+            </w:r>
+          </w:p>
+        </w:tc>
+        <w:tc>
+          <w:p>
+            <w:r>
+              <w:rPr>
+                <w:b w:val="false"/>
+                <w:bCs w:val="false"/>
+                <w:sz w:val="17"/>
+                <w:szCs w:val="17"/>
+              </w:rPr>
+              <w:t xml:space="preserve">Rejected with a required reason. Visibility=None. Owner may edit, explicitly resubmit, or delete. Activity is always Inactive.</w:t>
             </w:r>
           </w:p>
         </w:tc>
@@ -401,20 +401,20 @@
                 <w:sz w:val="17"/>
                 <w:szCs w:val="17"/>
               </w:rPr>
-              <w:t xml:space="preserve">Inactive</w:t>
-            </w:r>
-          </w:p>
-        </w:tc>
-        <w:tc>
-          <w:p>
-            <w:r>
-              <w:rPr>
-                <w:b w:val="false"/>
-                <w:bCs w:val="false"/>
-                <w:sz w:val="17"/>
-                <w:szCs w:val="17"/>
-              </w:rPr>
-              <w:t xml:space="preserve">Retired by PortalAdmin and hidden from normal bank/quiz use.</w:t>
+              <w:t xml:space="preserve">Always Inactive</w:t>
+            </w:r>
+          </w:p>
+        </w:tc>
+        <w:tc>
+          <w:p>
+            <w:r>
+              <w:rPr>
+                <w:b w:val="false"/>
+                <w:bCs w:val="false"/>
+                <w:sz w:val="17"/>
+                <w:szCs w:val="17"/>
+              </w:rPr>
+              <w:t xml:space="preserve">Retired by PortalAdmin and hidden from normal bank/quiz use. Activity is always Inactive.</w:t>
             </w:r>
           </w:p>
         </w:tc>
@@ -437,7 +437,7 @@
           <w:sz w:val="21"/>
           <w:szCs w:val="21"/>
         </w:rPr>
-        <w:t xml:space="preserve">Important: Active and Inactive are not QuestionStatus values. An Approved question can be active or inactive. Archived is a distinct status.</w:t>
+        <w:t xml:space="preserve">Important: Active and Inactive are not QuestionStatus values. PendingReview, Rejected, and Archived are always Inactive. Only Approved may be Active or Inactive. When PortalAdmin deactivates an Approved question, Status remains Approved and Activity shows Inactive. Archived is a distinct status, not the same as Inactive.</w:t>
       </w:r>
     </w:p>
     <w:p>
@@ -799,7 +799,7 @@
                 <w:sz w:val="17"/>
                 <w:szCs w:val="17"/>
               </w:rPr>
-              <w:t xml:space="preserve">Only toggles IsActive. Deactivated is not a QuestionStatus.</w:t>
+              <w:t xml:space="preserve">Only Approved questions may be toggled. Deactivate sets IsActive=false (UI Activity=Inactive); activate sets IsActive=true. PendingReview, Rejected, and Archived stay Inactive and cannot be activated. Deactivated is not a QuestionStatus.</w:t>
             </w:r>
           </w:p>
         </w:tc>
@@ -974,7 +974,7 @@
                 <w:sz w:val="17"/>
                 <w:szCs w:val="17"/>
               </w:rPr>
-              <w:t xml:space="preserve">IsActive</w:t>
+              <w:t xml:space="preserve">IsActive (Activity)</w:t>
             </w:r>
           </w:p>
         </w:tc>
@@ -1000,7 +1000,7 @@
                 <w:sz w:val="17"/>
                 <w:szCs w:val="17"/>
               </w:rPr>
-              <w:t xml:space="preserve">Soft quiz-use switch. PortalAdmin may toggle only on Approved.</w:t>
+              <w:t xml:space="preserve">Only Approved can be Active or Inactive. All other statuses are always Inactive. PortalAdmin may deactivate/activate a particular Approved question; UI shows Active or Inactive separately from Status=Approved.</w:t>
             </w:r>
           </w:p>
         </w:tc>
@@ -2995,7 +2995,7 @@
           <w:sz w:val="21"/>
           <w:szCs w:val="21"/>
         </w:rPr>
-        <w:t xml:space="preserve">Approved=green; Active=blue; Pending=amber; Rejected=red; Archived/Inactive=slate.</w:t>
+        <w:t xml:space="preserve">Only Approved can be Active or Inactive; other statuses are always Inactive.</w:t>
       </w:r>
     </w:p>
     <w:p>
@@ -3012,7 +3012,7 @@
           <w:sz w:val="21"/>
           <w:szCs w:val="21"/>
         </w:rPr>
-        <w:t xml:space="preserve">Show status and activity separately when both matter.</w:t>
+        <w:t xml:space="preserve">Approved=green; Active=blue; Pending=amber; Rejected=red; Archived/Inactive=slate.</w:t>
       </w:r>
     </w:p>
     <w:p>
@@ -3029,519 +3029,7 @@
           <w:sz w:val="21"/>
           <w:szCs w:val="21"/>
         </w:rPr>
-        <w:t xml:space="preserve">List rows open detail; actions live on the detail page.</w:t>
-      </w:r>
-    </w:p>
-    <w:p>
-      <w:pPr>
-        <w:pStyle w:val="Heading1"/>
-        <w:spacing w:after="100" w:before="220"/>
-      </w:pPr>
-      <w:r>
-        <w:rPr>
-          <w:b/>
-          <w:bCs/>
-          <w:color w:val="2563EB"/>
-          <w:sz w:val="28"/>
-          <w:szCs w:val="28"/>
-        </w:rPr>
-        <w:t xml:space="preserve">11. QA scenarios</w:t>
-      </w:r>
-    </w:p>
-    <w:p>
-      <w:pPr>
-        <w:pStyle w:val="Heading2"/>
-        <w:spacing w:after="100" w:before="220"/>
-      </w:pPr>
-      <w:r>
-        <w:rPr>
-          <w:b/>
-          <w:bCs/>
-          <w:color w:val="2563EB"/>
-          <w:sz w:val="24"/>
-          <w:szCs w:val="24"/>
-        </w:rPr>
-        <w:t xml:space="preserve">Q-01 — Create starts pending</w:t>
-      </w:r>
-    </w:p>
-    <w:p>
-      <w:pPr>
-        <w:spacing w:after="100"/>
-      </w:pPr>
-      <w:r>
-        <w:rPr>
-          <w:sz w:val="21"/>
-          <w:szCs w:val="21"/>
-        </w:rPr>
-        <w:t xml:space="preserve">Steps: Create as Teacher/Parent/CampusAdmin/SchoolAdmin/PortalAdmin.</w:t>
-      </w:r>
-    </w:p>
-    <w:p>
-      <w:pPr>
-        <w:spacing w:after="100"/>
-        <w:rPr>
-          <w:b/>
-          <w:bCs/>
-          <w:color w:val="166534"/>
-        </w:rPr>
-      </w:pPr>
-      <w:r>
-        <w:rPr>
-          <w:b/>
-          <w:bCs/>
-          <w:color w:val="166534"/>
-          <w:sz w:val="21"/>
-          <w:szCs w:val="21"/>
-        </w:rPr>
-        <w:t xml:space="preserve">Expected: Status=PendingReview, IsActive=false, Visibility=None; Draft is never created.</w:t>
-      </w:r>
-    </w:p>
-    <w:p>
-      <w:pPr>
-        <w:pStyle w:val="Heading2"/>
-        <w:spacing w:after="100" w:before="220"/>
-      </w:pPr>
-      <w:r>
-        <w:rPr>
-          <w:b/>
-          <w:bCs/>
-          <w:color w:val="2563EB"/>
-          <w:sz w:val="24"/>
-          <w:szCs w:val="24"/>
-        </w:rPr>
-        <w:t xml:space="preserve">Q-02 — Campus approval</w:t>
-      </w:r>
-    </w:p>
-    <w:p>
-      <w:pPr>
-        <w:spacing w:after="100"/>
-      </w:pPr>
-      <w:r>
-        <w:rPr>
-          <w:sz w:val="21"/>
-          <w:szCs w:val="21"/>
-        </w:rPr>
-        <w:t xml:space="preserve">Steps: CampusAdmin approves an in-scope PendingReview question.</w:t>
-      </w:r>
-    </w:p>
-    <w:p>
-      <w:pPr>
-        <w:spacing w:after="100"/>
-        <w:rPr>
-          <w:b/>
-          <w:bCs/>
-          <w:color w:val="166534"/>
-        </w:rPr>
-      </w:pPr>
-      <w:r>
-        <w:rPr>
-          <w:b/>
-          <w:bCs/>
-          <w:color w:val="166534"/>
-          <w:sz w:val="21"/>
-          <w:szCs w:val="21"/>
-        </w:rPr>
-        <w:t xml:space="preserve">Expected: Approved + Campus visibility + active. Other campuses cannot use it.</w:t>
-      </w:r>
-    </w:p>
-    <w:p>
-      <w:pPr>
-        <w:pStyle w:val="Heading2"/>
-        <w:spacing w:after="100" w:before="220"/>
-      </w:pPr>
-      <w:r>
-        <w:rPr>
-          <w:b/>
-          <w:bCs/>
-          <w:color w:val="2563EB"/>
-          <w:sz w:val="24"/>
-          <w:szCs w:val="24"/>
-        </w:rPr>
-        <w:t xml:space="preserve">Q-03 — School approval</w:t>
-      </w:r>
-    </w:p>
-    <w:p>
-      <w:pPr>
-        <w:spacing w:after="100"/>
-      </w:pPr>
-      <w:r>
-        <w:rPr>
-          <w:sz w:val="21"/>
-          <w:szCs w:val="21"/>
-        </w:rPr>
-        <w:t xml:space="preserve">Steps: SchoolAdmin approves an in-school PendingReview question.</w:t>
-      </w:r>
-    </w:p>
-    <w:p>
-      <w:pPr>
-        <w:spacing w:after="100"/>
-        <w:rPr>
-          <w:b/>
-          <w:bCs/>
-          <w:color w:val="166534"/>
-        </w:rPr>
-      </w:pPr>
-      <w:r>
-        <w:rPr>
-          <w:b/>
-          <w:bCs/>
-          <w:color w:val="166534"/>
-          <w:sz w:val="21"/>
-          <w:szCs w:val="21"/>
-        </w:rPr>
-        <w:t xml:space="preserve">Expected: Approved + School visibility + active across that school's campuses.</w:t>
-      </w:r>
-    </w:p>
-    <w:p>
-      <w:pPr>
-        <w:pStyle w:val="Heading2"/>
-        <w:spacing w:after="100" w:before="220"/>
-      </w:pPr>
-      <w:r>
-        <w:rPr>
-          <w:b/>
-          <w:bCs/>
-          <w:color w:val="2563EB"/>
-          <w:sz w:val="24"/>
-          <w:szCs w:val="24"/>
-        </w:rPr>
-        <w:t xml:space="preserve">Q-04 — Portal approval</w:t>
-      </w:r>
-    </w:p>
-    <w:p>
-      <w:pPr>
-        <w:spacing w:after="100"/>
-      </w:pPr>
-      <w:r>
-        <w:rPr>
-          <w:sz w:val="21"/>
-          <w:szCs w:val="21"/>
-        </w:rPr>
-        <w:t xml:space="preserve">Steps: PortalAdmin approves PendingReview.</w:t>
-      </w:r>
-    </w:p>
-    <w:p>
-      <w:pPr>
-        <w:spacing w:after="100"/>
-        <w:rPr>
-          <w:b/>
-          <w:bCs/>
-          <w:color w:val="166534"/>
-        </w:rPr>
-      </w:pPr>
-      <w:r>
-        <w:rPr>
-          <w:b/>
-          <w:bCs/>
-          <w:color w:val="166534"/>
-          <w:sz w:val="21"/>
-          <w:szCs w:val="21"/>
-        </w:rPr>
-        <w:t xml:space="preserve">Expected: Approved + Public visibility + active.</w:t>
-      </w:r>
-    </w:p>
-    <w:p>
-      <w:pPr>
-        <w:pStyle w:val="Heading2"/>
-        <w:spacing w:after="100" w:before="220"/>
-      </w:pPr>
-      <w:r>
-        <w:rPr>
-          <w:b/>
-          <w:bCs/>
-          <w:color w:val="2563EB"/>
-          <w:sz w:val="24"/>
-          <w:szCs w:val="24"/>
-        </w:rPr>
-        <w:t xml:space="preserve">Q-05 — Reject and resubmit</w:t>
-      </w:r>
-    </w:p>
-    <w:p>
-      <w:pPr>
-        <w:spacing w:after="100"/>
-      </w:pPr>
-      <w:r>
-        <w:rPr>
-          <w:sz w:val="21"/>
-          <w:szCs w:val="21"/>
-        </w:rPr>
-        <w:t xml:space="preserve">Steps: Approver rejects with reason; owner edits and submits for review.</w:t>
-      </w:r>
-    </w:p>
-    <w:p>
-      <w:pPr>
-        <w:spacing w:after="100"/>
-        <w:rPr>
-          <w:b/>
-          <w:bCs/>
-          <w:color w:val="166534"/>
-        </w:rPr>
-      </w:pPr>
-      <w:r>
-        <w:rPr>
-          <w:b/>
-          <w:bCs/>
-          <w:color w:val="166534"/>
-          <w:sz w:val="21"/>
-          <w:szCs w:val="21"/>
-        </w:rPr>
-        <w:t xml:space="preserve">Expected: Rejected stays Rejected during edit, then explicit submit returns it to PendingReview.</w:t>
-      </w:r>
-    </w:p>
-    <w:p>
-      <w:pPr>
-        <w:pStyle w:val="Heading2"/>
-        <w:spacing w:after="100" w:before="220"/>
-      </w:pPr>
-      <w:r>
-        <w:rPr>
-          <w:b/>
-          <w:bCs/>
-          <w:color w:val="2563EB"/>
-          <w:sz w:val="24"/>
-          <w:szCs w:val="24"/>
-        </w:rPr>
-        <w:t xml:space="preserve">Q-06 — Approved deactivation</w:t>
-      </w:r>
-    </w:p>
-    <w:p>
-      <w:pPr>
-        <w:spacing w:after="100"/>
-      </w:pPr>
-      <w:r>
-        <w:rPr>
-          <w:sz w:val="21"/>
-          <w:szCs w:val="21"/>
-        </w:rPr>
-        <w:t xml:space="preserve">Steps: PortalAdmin deactivates an Approved question.</w:t>
-      </w:r>
-    </w:p>
-    <w:p>
-      <w:pPr>
-        <w:spacing w:after="100"/>
-        <w:rPr>
-          <w:b/>
-          <w:bCs/>
-          <w:color w:val="166534"/>
-        </w:rPr>
-      </w:pPr>
-      <w:r>
-        <w:rPr>
-          <w:b/>
-          <w:bCs/>
-          <w:color w:val="166534"/>
-          <w:sz w:val="21"/>
-          <w:szCs w:val="21"/>
-        </w:rPr>
-        <w:t xml:space="preserve">Expected: Status remains Approved; IsActive=false; question is unavailable for new quiz use.</w:t>
-      </w:r>
-    </w:p>
-    <w:p>
-      <w:pPr>
-        <w:pStyle w:val="Heading2"/>
-        <w:spacing w:after="100" w:before="220"/>
-      </w:pPr>
-      <w:r>
-        <w:rPr>
-          <w:b/>
-          <w:bCs/>
-          <w:color w:val="2563EB"/>
-          <w:sz w:val="24"/>
-          <w:szCs w:val="24"/>
-        </w:rPr>
-        <w:t xml:space="preserve">Q-07 — Archive</w:t>
-      </w:r>
-    </w:p>
-    <w:p>
-      <w:pPr>
-        <w:spacing w:after="100"/>
-      </w:pPr>
-      <w:r>
-        <w:rPr>
-          <w:sz w:val="21"/>
-          <w:szCs w:val="21"/>
-        </w:rPr>
-        <w:t xml:space="preserve">Steps: PortalAdmin archives a question.</w:t>
-      </w:r>
-    </w:p>
-    <w:p>
-      <w:pPr>
-        <w:spacing w:after="100"/>
-        <w:rPr>
-          <w:b/>
-          <w:bCs/>
-          <w:color w:val="166534"/>
-        </w:rPr>
-      </w:pPr>
-      <w:r>
-        <w:rPr>
-          <w:b/>
-          <w:bCs/>
-          <w:color w:val="166534"/>
-          <w:sz w:val="21"/>
-          <w:szCs w:val="21"/>
-        </w:rPr>
-        <w:t xml:space="preserve">Expected: Status=Archived; IsActive=false; hidden from normal bank/quiz use.</w:t>
-      </w:r>
-    </w:p>
-    <w:p>
-      <w:pPr>
-        <w:pStyle w:val="Heading2"/>
-        <w:spacing w:after="100" w:before="220"/>
-      </w:pPr>
-      <w:r>
-        <w:rPr>
-          <w:b/>
-          <w:bCs/>
-          <w:color w:val="2563EB"/>
-          <w:sz w:val="24"/>
-          <w:szCs w:val="24"/>
-        </w:rPr>
-        <w:t xml:space="preserve">Q-08 — Ownership lock</w:t>
-      </w:r>
-    </w:p>
-    <w:p>
-      <w:pPr>
-        <w:spacing w:after="100"/>
-      </w:pPr>
-      <w:r>
-        <w:rPr>
-          <w:sz w:val="21"/>
-          <w:szCs w:val="21"/>
-        </w:rPr>
-        <w:t xml:space="preserve">Steps: Non-PortalAdmin owner tries to edit/delete after approval.</w:t>
-      </w:r>
-    </w:p>
-    <w:p>
-      <w:pPr>
-        <w:spacing w:after="100"/>
-        <w:rPr>
-          <w:b/>
-          <w:bCs/>
-          <w:color w:val="166534"/>
-        </w:rPr>
-      </w:pPr>
-      <w:r>
-        <w:rPr>
-          <w:b/>
-          <w:bCs/>
-          <w:color w:val="166534"/>
-          <w:sz w:val="21"/>
-          <w:szCs w:val="21"/>
-        </w:rPr>
-        <w:t xml:space="preserve">Expected: Forbidden. PortalAdmin retains lifecycle and mutation control.</w:t>
-      </w:r>
-    </w:p>
-    <w:p>
-      <w:pPr>
-        <w:pStyle w:val="Heading2"/>
-        <w:spacing w:after="100" w:before="220"/>
-      </w:pPr>
-      <w:r>
-        <w:rPr>
-          <w:b/>
-          <w:bCs/>
-          <w:color w:val="2563EB"/>
-          <w:sz w:val="24"/>
-          <w:szCs w:val="24"/>
-        </w:rPr>
-        <w:t xml:space="preserve">Q-09 — Excel import</w:t>
-      </w:r>
-    </w:p>
-    <w:p>
-      <w:pPr>
-        <w:spacing w:after="100"/>
-      </w:pPr>
-      <w:r>
-        <w:rPr>
-          <w:sz w:val="21"/>
-          <w:szCs w:val="21"/>
-        </w:rPr>
-        <w:t xml:space="preserve">Steps: Upload valid/invalid rows, run dry-run, then confirm.</w:t>
-      </w:r>
-    </w:p>
-    <w:p>
-      <w:pPr>
-        <w:spacing w:after="100"/>
-        <w:rPr>
-          <w:b/>
-          <w:bCs/>
-          <w:color w:val="166534"/>
-        </w:rPr>
-      </w:pPr>
-      <w:r>
-        <w:rPr>
-          <w:b/>
-          <w:bCs/>
-          <w:color w:val="166534"/>
-          <w:sz w:val="21"/>
-          <w:szCs w:val="21"/>
-        </w:rPr>
-        <w:t xml:space="preserve">Expected: Valid rows become PendingReview only; row errors are reported; import never approves.</w:t>
-      </w:r>
-    </w:p>
-    <w:p>
-      <w:pPr>
-        <w:pStyle w:val="Heading2"/>
-        <w:spacing w:after="100" w:before="220"/>
-      </w:pPr>
-      <w:r>
-        <w:rPr>
-          <w:b/>
-          <w:bCs/>
-          <w:color w:val="2563EB"/>
-          <w:sz w:val="24"/>
-          <w:szCs w:val="24"/>
-        </w:rPr>
-        <w:t xml:space="preserve">Q-10 — Fill answer privacy</w:t>
-      </w:r>
-    </w:p>
-    <w:p>
-      <w:pPr>
-        <w:spacing w:after="100"/>
-      </w:pPr>
-      <w:r>
-        <w:rPr>
-          <w:sz w:val="21"/>
-          <w:szCs w:val="21"/>
-        </w:rPr>
-        <w:t xml:space="preserve">Steps: Student starts a quiz containing Fill in the Blanks.</w:t>
-      </w:r>
-    </w:p>
-    <w:p>
-      <w:pPr>
-        <w:spacing w:after="100"/>
-        <w:rPr>
-          <w:b/>
-          <w:bCs/>
-          <w:color w:val="166534"/>
-        </w:rPr>
-      </w:pPr>
-      <w:r>
-        <w:rPr>
-          <w:b/>
-          <w:bCs/>
-          <w:color w:val="166534"/>
-          <w:sz w:val="21"/>
-          <w:szCs w:val="21"/>
-        </w:rPr>
-        <w:t xml:space="preserve">Expected: Accepted/model answers are not returned before submission.</w:t>
-      </w:r>
-    </w:p>
-    <w:p>
-      <w:pPr>
-        <w:pStyle w:val="Heading1"/>
-        <w:spacing w:after="100" w:before="220"/>
-      </w:pPr>
-      <w:r>
-        <w:rPr>
-          <w:b/>
-          <w:bCs/>
-          <w:color w:val="2563EB"/>
-          <w:sz w:val="28"/>
-          <w:szCs w:val="28"/>
-        </w:rPr>
-        <w:t xml:space="preserve">12. Verification checklist</w:t>
+        <w:t xml:space="preserve">Show Status=Approved and Activity=Inactive when PortalAdmin deactivates an Approved question.</w:t>
       </w:r>
     </w:p>
     <w:p>
@@ -3558,7 +3046,519 @@
           <w:sz w:val="21"/>
           <w:szCs w:val="21"/>
         </w:rPr>
-        <w:t xml:space="preserve">☐ Create and import always produce PendingReview, IsActive=false, Visibility=None.</w:t>
+        <w:t xml:space="preserve">List rows open detail; actions live on the detail page.</w:t>
+      </w:r>
+    </w:p>
+    <w:p>
+      <w:pPr>
+        <w:pStyle w:val="Heading1"/>
+        <w:spacing w:after="100" w:before="220"/>
+      </w:pPr>
+      <w:r>
+        <w:rPr>
+          <w:b/>
+          <w:bCs/>
+          <w:color w:val="2563EB"/>
+          <w:sz w:val="28"/>
+          <w:szCs w:val="28"/>
+        </w:rPr>
+        <w:t xml:space="preserve">11. QA scenarios</w:t>
+      </w:r>
+    </w:p>
+    <w:p>
+      <w:pPr>
+        <w:pStyle w:val="Heading2"/>
+        <w:spacing w:after="100" w:before="220"/>
+      </w:pPr>
+      <w:r>
+        <w:rPr>
+          <w:b/>
+          <w:bCs/>
+          <w:color w:val="2563EB"/>
+          <w:sz w:val="24"/>
+          <w:szCs w:val="24"/>
+        </w:rPr>
+        <w:t xml:space="preserve">Q-01 — Create starts pending</w:t>
+      </w:r>
+    </w:p>
+    <w:p>
+      <w:pPr>
+        <w:spacing w:after="100"/>
+      </w:pPr>
+      <w:r>
+        <w:rPr>
+          <w:sz w:val="21"/>
+          <w:szCs w:val="21"/>
+        </w:rPr>
+        <w:t xml:space="preserve">Steps: Create as Teacher/Parent/CampusAdmin/SchoolAdmin/PortalAdmin.</w:t>
+      </w:r>
+    </w:p>
+    <w:p>
+      <w:pPr>
+        <w:spacing w:after="100"/>
+        <w:rPr>
+          <w:b/>
+          <w:bCs/>
+          <w:color w:val="166534"/>
+        </w:rPr>
+      </w:pPr>
+      <w:r>
+        <w:rPr>
+          <w:b/>
+          <w:bCs/>
+          <w:color w:val="166534"/>
+          <w:sz w:val="21"/>
+          <w:szCs w:val="21"/>
+        </w:rPr>
+        <w:t xml:space="preserve">Expected: Status=PendingReview, IsActive=false, Visibility=None; Draft is never created.</w:t>
+      </w:r>
+    </w:p>
+    <w:p>
+      <w:pPr>
+        <w:pStyle w:val="Heading2"/>
+        <w:spacing w:after="100" w:before="220"/>
+      </w:pPr>
+      <w:r>
+        <w:rPr>
+          <w:b/>
+          <w:bCs/>
+          <w:color w:val="2563EB"/>
+          <w:sz w:val="24"/>
+          <w:szCs w:val="24"/>
+        </w:rPr>
+        <w:t xml:space="preserve">Q-02 — Campus approval</w:t>
+      </w:r>
+    </w:p>
+    <w:p>
+      <w:pPr>
+        <w:spacing w:after="100"/>
+      </w:pPr>
+      <w:r>
+        <w:rPr>
+          <w:sz w:val="21"/>
+          <w:szCs w:val="21"/>
+        </w:rPr>
+        <w:t xml:space="preserve">Steps: CampusAdmin approves an in-scope PendingReview question.</w:t>
+      </w:r>
+    </w:p>
+    <w:p>
+      <w:pPr>
+        <w:spacing w:after="100"/>
+        <w:rPr>
+          <w:b/>
+          <w:bCs/>
+          <w:color w:val="166534"/>
+        </w:rPr>
+      </w:pPr>
+      <w:r>
+        <w:rPr>
+          <w:b/>
+          <w:bCs/>
+          <w:color w:val="166534"/>
+          <w:sz w:val="21"/>
+          <w:szCs w:val="21"/>
+        </w:rPr>
+        <w:t xml:space="preserve">Expected: Approved + Campus visibility + active. Other campuses cannot use it.</w:t>
+      </w:r>
+    </w:p>
+    <w:p>
+      <w:pPr>
+        <w:pStyle w:val="Heading2"/>
+        <w:spacing w:after="100" w:before="220"/>
+      </w:pPr>
+      <w:r>
+        <w:rPr>
+          <w:b/>
+          <w:bCs/>
+          <w:color w:val="2563EB"/>
+          <w:sz w:val="24"/>
+          <w:szCs w:val="24"/>
+        </w:rPr>
+        <w:t xml:space="preserve">Q-03 — School approval</w:t>
+      </w:r>
+    </w:p>
+    <w:p>
+      <w:pPr>
+        <w:spacing w:after="100"/>
+      </w:pPr>
+      <w:r>
+        <w:rPr>
+          <w:sz w:val="21"/>
+          <w:szCs w:val="21"/>
+        </w:rPr>
+        <w:t xml:space="preserve">Steps: SchoolAdmin approves an in-school PendingReview question.</w:t>
+      </w:r>
+    </w:p>
+    <w:p>
+      <w:pPr>
+        <w:spacing w:after="100"/>
+        <w:rPr>
+          <w:b/>
+          <w:bCs/>
+          <w:color w:val="166534"/>
+        </w:rPr>
+      </w:pPr>
+      <w:r>
+        <w:rPr>
+          <w:b/>
+          <w:bCs/>
+          <w:color w:val="166534"/>
+          <w:sz w:val="21"/>
+          <w:szCs w:val="21"/>
+        </w:rPr>
+        <w:t xml:space="preserve">Expected: Approved + School visibility + active across that school's campuses.</w:t>
+      </w:r>
+    </w:p>
+    <w:p>
+      <w:pPr>
+        <w:pStyle w:val="Heading2"/>
+        <w:spacing w:after="100" w:before="220"/>
+      </w:pPr>
+      <w:r>
+        <w:rPr>
+          <w:b/>
+          <w:bCs/>
+          <w:color w:val="2563EB"/>
+          <w:sz w:val="24"/>
+          <w:szCs w:val="24"/>
+        </w:rPr>
+        <w:t xml:space="preserve">Q-04 — Portal approval</w:t>
+      </w:r>
+    </w:p>
+    <w:p>
+      <w:pPr>
+        <w:spacing w:after="100"/>
+      </w:pPr>
+      <w:r>
+        <w:rPr>
+          <w:sz w:val="21"/>
+          <w:szCs w:val="21"/>
+        </w:rPr>
+        <w:t xml:space="preserve">Steps: PortalAdmin approves PendingReview.</w:t>
+      </w:r>
+    </w:p>
+    <w:p>
+      <w:pPr>
+        <w:spacing w:after="100"/>
+        <w:rPr>
+          <w:b/>
+          <w:bCs/>
+          <w:color w:val="166534"/>
+        </w:rPr>
+      </w:pPr>
+      <w:r>
+        <w:rPr>
+          <w:b/>
+          <w:bCs/>
+          <w:color w:val="166534"/>
+          <w:sz w:val="21"/>
+          <w:szCs w:val="21"/>
+        </w:rPr>
+        <w:t xml:space="preserve">Expected: Approved + Public visibility + active.</w:t>
+      </w:r>
+    </w:p>
+    <w:p>
+      <w:pPr>
+        <w:pStyle w:val="Heading2"/>
+        <w:spacing w:after="100" w:before="220"/>
+      </w:pPr>
+      <w:r>
+        <w:rPr>
+          <w:b/>
+          <w:bCs/>
+          <w:color w:val="2563EB"/>
+          <w:sz w:val="24"/>
+          <w:szCs w:val="24"/>
+        </w:rPr>
+        <w:t xml:space="preserve">Q-05 — Reject and resubmit</w:t>
+      </w:r>
+    </w:p>
+    <w:p>
+      <w:pPr>
+        <w:spacing w:after="100"/>
+      </w:pPr>
+      <w:r>
+        <w:rPr>
+          <w:sz w:val="21"/>
+          <w:szCs w:val="21"/>
+        </w:rPr>
+        <w:t xml:space="preserve">Steps: Approver rejects with reason; owner edits and submits for review.</w:t>
+      </w:r>
+    </w:p>
+    <w:p>
+      <w:pPr>
+        <w:spacing w:after="100"/>
+        <w:rPr>
+          <w:b/>
+          <w:bCs/>
+          <w:color w:val="166534"/>
+        </w:rPr>
+      </w:pPr>
+      <w:r>
+        <w:rPr>
+          <w:b/>
+          <w:bCs/>
+          <w:color w:val="166534"/>
+          <w:sz w:val="21"/>
+          <w:szCs w:val="21"/>
+        </w:rPr>
+        <w:t xml:space="preserve">Expected: Rejected stays Rejected during edit, then explicit submit returns it to PendingReview.</w:t>
+      </w:r>
+    </w:p>
+    <w:p>
+      <w:pPr>
+        <w:pStyle w:val="Heading2"/>
+        <w:spacing w:after="100" w:before="220"/>
+      </w:pPr>
+      <w:r>
+        <w:rPr>
+          <w:b/>
+          <w:bCs/>
+          <w:color w:val="2563EB"/>
+          <w:sz w:val="24"/>
+          <w:szCs w:val="24"/>
+        </w:rPr>
+        <w:t xml:space="preserve">Q-06 — Approved deactivation</w:t>
+      </w:r>
+    </w:p>
+    <w:p>
+      <w:pPr>
+        <w:spacing w:after="100"/>
+      </w:pPr>
+      <w:r>
+        <w:rPr>
+          <w:sz w:val="21"/>
+          <w:szCs w:val="21"/>
+        </w:rPr>
+        <w:t xml:space="preserve">Steps: PortalAdmin deactivates a particular Approved question.</w:t>
+      </w:r>
+    </w:p>
+    <w:p>
+      <w:pPr>
+        <w:spacing w:after="100"/>
+        <w:rPr>
+          <w:b/>
+          <w:bCs/>
+          <w:color w:val="166534"/>
+        </w:rPr>
+      </w:pPr>
+      <w:r>
+        <w:rPr>
+          <w:b/>
+          <w:bCs/>
+          <w:color w:val="166534"/>
+          <w:sz w:val="21"/>
+          <w:szCs w:val="21"/>
+        </w:rPr>
+        <w:t xml:space="preserve">Expected: Status remains Approved; Activity shows Inactive (IsActive=false); unavailable for new quiz use. Non-Approved statuses stay Inactive and cannot be activated.</w:t>
+      </w:r>
+    </w:p>
+    <w:p>
+      <w:pPr>
+        <w:pStyle w:val="Heading2"/>
+        <w:spacing w:after="100" w:before="220"/>
+      </w:pPr>
+      <w:r>
+        <w:rPr>
+          <w:b/>
+          <w:bCs/>
+          <w:color w:val="2563EB"/>
+          <w:sz w:val="24"/>
+          <w:szCs w:val="24"/>
+        </w:rPr>
+        <w:t xml:space="preserve">Q-07 — Archive</w:t>
+      </w:r>
+    </w:p>
+    <w:p>
+      <w:pPr>
+        <w:spacing w:after="100"/>
+      </w:pPr>
+      <w:r>
+        <w:rPr>
+          <w:sz w:val="21"/>
+          <w:szCs w:val="21"/>
+        </w:rPr>
+        <w:t xml:space="preserve">Steps: PortalAdmin archives a question.</w:t>
+      </w:r>
+    </w:p>
+    <w:p>
+      <w:pPr>
+        <w:spacing w:after="100"/>
+        <w:rPr>
+          <w:b/>
+          <w:bCs/>
+          <w:color w:val="166534"/>
+        </w:rPr>
+      </w:pPr>
+      <w:r>
+        <w:rPr>
+          <w:b/>
+          <w:bCs/>
+          <w:color w:val="166534"/>
+          <w:sz w:val="21"/>
+          <w:szCs w:val="21"/>
+        </w:rPr>
+        <w:t xml:space="preserve">Expected: Status=Archived; IsActive=false; hidden from normal bank/quiz use.</w:t>
+      </w:r>
+    </w:p>
+    <w:p>
+      <w:pPr>
+        <w:pStyle w:val="Heading2"/>
+        <w:spacing w:after="100" w:before="220"/>
+      </w:pPr>
+      <w:r>
+        <w:rPr>
+          <w:b/>
+          <w:bCs/>
+          <w:color w:val="2563EB"/>
+          <w:sz w:val="24"/>
+          <w:szCs w:val="24"/>
+        </w:rPr>
+        <w:t xml:space="preserve">Q-08 — Ownership lock</w:t>
+      </w:r>
+    </w:p>
+    <w:p>
+      <w:pPr>
+        <w:spacing w:after="100"/>
+      </w:pPr>
+      <w:r>
+        <w:rPr>
+          <w:sz w:val="21"/>
+          <w:szCs w:val="21"/>
+        </w:rPr>
+        <w:t xml:space="preserve">Steps: Non-PortalAdmin owner tries to edit/delete after approval.</w:t>
+      </w:r>
+    </w:p>
+    <w:p>
+      <w:pPr>
+        <w:spacing w:after="100"/>
+        <w:rPr>
+          <w:b/>
+          <w:bCs/>
+          <w:color w:val="166534"/>
+        </w:rPr>
+      </w:pPr>
+      <w:r>
+        <w:rPr>
+          <w:b/>
+          <w:bCs/>
+          <w:color w:val="166534"/>
+          <w:sz w:val="21"/>
+          <w:szCs w:val="21"/>
+        </w:rPr>
+        <w:t xml:space="preserve">Expected: Forbidden. PortalAdmin retains lifecycle and mutation control.</w:t>
+      </w:r>
+    </w:p>
+    <w:p>
+      <w:pPr>
+        <w:pStyle w:val="Heading2"/>
+        <w:spacing w:after="100" w:before="220"/>
+      </w:pPr>
+      <w:r>
+        <w:rPr>
+          <w:b/>
+          <w:bCs/>
+          <w:color w:val="2563EB"/>
+          <w:sz w:val="24"/>
+          <w:szCs w:val="24"/>
+        </w:rPr>
+        <w:t xml:space="preserve">Q-09 — Excel import</w:t>
+      </w:r>
+    </w:p>
+    <w:p>
+      <w:pPr>
+        <w:spacing w:after="100"/>
+      </w:pPr>
+      <w:r>
+        <w:rPr>
+          <w:sz w:val="21"/>
+          <w:szCs w:val="21"/>
+        </w:rPr>
+        <w:t xml:space="preserve">Steps: Upload valid/invalid rows, run dry-run, then confirm.</w:t>
+      </w:r>
+    </w:p>
+    <w:p>
+      <w:pPr>
+        <w:spacing w:after="100"/>
+        <w:rPr>
+          <w:b/>
+          <w:bCs/>
+          <w:color w:val="166534"/>
+        </w:rPr>
+      </w:pPr>
+      <w:r>
+        <w:rPr>
+          <w:b/>
+          <w:bCs/>
+          <w:color w:val="166534"/>
+          <w:sz w:val="21"/>
+          <w:szCs w:val="21"/>
+        </w:rPr>
+        <w:t xml:space="preserve">Expected: Valid rows become PendingReview only; row errors are reported; import never approves.</w:t>
+      </w:r>
+    </w:p>
+    <w:p>
+      <w:pPr>
+        <w:pStyle w:val="Heading2"/>
+        <w:spacing w:after="100" w:before="220"/>
+      </w:pPr>
+      <w:r>
+        <w:rPr>
+          <w:b/>
+          <w:bCs/>
+          <w:color w:val="2563EB"/>
+          <w:sz w:val="24"/>
+          <w:szCs w:val="24"/>
+        </w:rPr>
+        <w:t xml:space="preserve">Q-10 — Fill answer privacy</w:t>
+      </w:r>
+    </w:p>
+    <w:p>
+      <w:pPr>
+        <w:spacing w:after="100"/>
+      </w:pPr>
+      <w:r>
+        <w:rPr>
+          <w:sz w:val="21"/>
+          <w:szCs w:val="21"/>
+        </w:rPr>
+        <w:t xml:space="preserve">Steps: Student starts a quiz containing Fill in the Blanks.</w:t>
+      </w:r>
+    </w:p>
+    <w:p>
+      <w:pPr>
+        <w:spacing w:after="100"/>
+        <w:rPr>
+          <w:b/>
+          <w:bCs/>
+          <w:color w:val="166534"/>
+        </w:rPr>
+      </w:pPr>
+      <w:r>
+        <w:rPr>
+          <w:b/>
+          <w:bCs/>
+          <w:color w:val="166534"/>
+          <w:sz w:val="21"/>
+          <w:szCs w:val="21"/>
+        </w:rPr>
+        <w:t xml:space="preserve">Expected: Accepted/model answers are not returned before submission.</w:t>
+      </w:r>
+    </w:p>
+    <w:p>
+      <w:pPr>
+        <w:pStyle w:val="Heading1"/>
+        <w:spacing w:after="100" w:before="220"/>
+      </w:pPr>
+      <w:r>
+        <w:rPr>
+          <w:b/>
+          <w:bCs/>
+          <w:color w:val="2563EB"/>
+          <w:sz w:val="28"/>
+          <w:szCs w:val="28"/>
+        </w:rPr>
+        <w:t xml:space="preserve">12. Verification checklist</w:t>
       </w:r>
     </w:p>
     <w:p>
@@ -3575,7 +3575,75 @@
           <w:sz w:val="21"/>
           <w:szCs w:val="21"/>
         </w:rPr>
+        <w:t xml:space="preserve">☐ Create and import always produce PendingReview, IsActive=false, Visibility=None.</w:t>
+      </w:r>
+    </w:p>
+    <w:p>
+      <w:pPr>
+        <w:pStyle w:val="ListParagraph"/>
+        <w:numPr>
+          <w:ilvl w:val="0"/>
+          <w:numId w:val="1"/>
+        </w:numPr>
+        <w:spacing w:after="60"/>
+      </w:pPr>
+      <w:r>
+        <w:rPr>
+          <w:sz w:val="21"/>
+          <w:szCs w:val="21"/>
+        </w:rPr>
         <w:t xml:space="preserve">☐ Draft is inactive/legacy and never appears as a create/import choice.</w:t>
+      </w:r>
+    </w:p>
+    <w:p>
+      <w:pPr>
+        <w:pStyle w:val="ListParagraph"/>
+        <w:numPr>
+          <w:ilvl w:val="0"/>
+          <w:numId w:val="1"/>
+        </w:numPr>
+        <w:spacing w:after="60"/>
+      </w:pPr>
+      <w:r>
+        <w:rPr>
+          <w:sz w:val="21"/>
+          <w:szCs w:val="21"/>
+        </w:rPr>
+        <w:t xml:space="preserve">☐ All non-Approved statuses (PendingReview, Rejected, Archived, legacy Draft) are always Inactive.</w:t>
+      </w:r>
+    </w:p>
+    <w:p>
+      <w:pPr>
+        <w:pStyle w:val="ListParagraph"/>
+        <w:numPr>
+          <w:ilvl w:val="0"/>
+          <w:numId w:val="1"/>
+        </w:numPr>
+        <w:spacing w:after="60"/>
+      </w:pPr>
+      <w:r>
+        <w:rPr>
+          <w:sz w:val="21"/>
+          <w:szCs w:val="21"/>
+        </w:rPr>
+        <w:t xml:space="preserve">☐ Only Approved can be Active or Inactive; approve defaults to Active.</w:t>
+      </w:r>
+    </w:p>
+    <w:p>
+      <w:pPr>
+        <w:pStyle w:val="ListParagraph"/>
+        <w:numPr>
+          <w:ilvl w:val="0"/>
+          <w:numId w:val="1"/>
+        </w:numPr>
+        <w:spacing w:after="60"/>
+      </w:pPr>
+      <w:r>
+        <w:rPr>
+          <w:sz w:val="21"/>
+          <w:szCs w:val="21"/>
+        </w:rPr>
+        <w:t xml:space="preserve">☐ PortalAdmin may deactivate a particular Approved question; UI shows Status=Approved and Activity=Inactive.</w:t>
       </w:r>
     </w:p>
     <w:p>

--- a/docs/04_RankUp_Questions_Business_QA.docx
+++ b/docs/04_RankUp_Questions_Business_QA.docx
@@ -55,7 +55,27 @@
           <w:sz w:val="21"/>
           <w:szCs w:val="21"/>
         </w:rPr>
-        <w:t xml:space="preserve">Canonical model: QuestionStatus records workflow state. IsActive (Activity) applies meaningfully only to Approved questions — all other statuses are always Inactive. PortalAdmin may deactivate a particular Approved question so the UI shows Activity=Inactive while Status stays Approved. Visibility controls where it may be seen and used.</w:t>
+        <w:t xml:space="preserve">Canonical model: A question is usable — Public, Active, and quiz-eligible — only after PortalAdmin approves (publishes) it. A CampusAdmin/SchoolAdmin approval is an endorsement that records review progress but keeps the question Inactive and restricted to its creator plus that creator's own CampusAdmin, SchoolAdmin, and PortalAdmin. QuestionStatus records workflow state; IsActive is true only for a Published (Public) question; Visibility records how far a question has been endorsed.</w:t>
+      </w:r>
+    </w:p>
+    <w:p>
+      <w:pPr>
+        <w:spacing w:after="100"/>
+        <w:rPr>
+          <w:b/>
+          <w:bCs/>
+          <w:color w:val="92400E"/>
+        </w:rPr>
+      </w:pPr>
+      <w:r>
+        <w:rPr>
+          <w:b/>
+          <w:bCs/>
+          <w:color w:val="92400E"/>
+          <w:sz w:val="21"/>
+          <w:szCs w:val="21"/>
+        </w:rPr>
+        <w:t xml:space="preserve">Spec status &amp; assumptions: v2 model reflects confirmed rules — (1) only PortalAdmin publishes/activates; (2) only Public questions are quiz-usable; (3) the approver must be a strictly higher tier than the creator (no self / same-tier approval), and any eligible higher tier may act independently. Assumption to confirm: a CampusAdmin/SchoolAdmin endorsement is recorded as Status=Approved with Visibility=Campus/School but IsActive=false and a restricted audience. Not yet implemented in code — awaiting go-ahead.</w:t>
       </w:r>
     </w:p>
     <w:p>
@@ -252,7 +272,7 @@
                 <w:sz w:val="17"/>
                 <w:szCs w:val="17"/>
               </w:rPr>
-              <w:t xml:space="preserve">Waiting for scoped approval. Visibility=None. Owner may edit/delete; approver may approve or reject. Activity is always Inactive.</w:t>
+              <w:t xml:space="preserve">Waiting for approval. Visibility=None, IsActive=false. Visible only to the creator and that creator's CampusAdmin, SchoolAdmin, and PortalAdmin. Owner may edit/delete; an eligible higher-tier admin may approve or reject.</w:t>
             </w:r>
           </w:p>
         </w:tc>
@@ -293,20 +313,20 @@
                 <w:sz w:val="17"/>
                 <w:szCs w:val="17"/>
               </w:rPr>
-              <w:t xml:space="preserve">Active or Inactive</w:t>
-            </w:r>
-          </w:p>
-        </w:tc>
-        <w:tc>
-          <w:p>
-            <w:r>
-              <w:rPr>
-                <w:b w:val="false"/>
-                <w:bCs w:val="false"/>
-                <w:sz w:val="17"/>
-                <w:szCs w:val="17"/>
-              </w:rPr>
-              <w:t xml:space="preserve">Accepted into the bank. Visibility is Campus, School, or Public. Only this status may be Active or Inactive. Default after approve is Active; PortalAdmin may deactivate a particular Approved question so the UI shows Activity=Inactive while Status stays Approved.</w:t>
+              <w:t xml:space="preserve">Active only when Public</w:t>
+            </w:r>
+          </w:p>
+        </w:tc>
+        <w:tc>
+          <w:p>
+            <w:r>
+              <w:rPr>
+                <w:b w:val="false"/>
+                <w:bCs w:val="false"/>
+                <w:sz w:val="17"/>
+                <w:szCs w:val="17"/>
+              </w:rPr>
+              <w:t xml:space="preserve">Accepted into the bank. PortalAdmin approval publishes it: Visibility=Public, IsActive=true, quiz-usable by everyone. A CampusAdmin/SchoolAdmin approval is an endorsement: Visibility=Campus/School but IsActive=false and the audience stays restricted (creator + that creator's CampusAdmin/SchoolAdmin + PortalAdmin); it is not quiz-usable until PortalAdmin publishes it.</w:t>
             </w:r>
           </w:p>
         </w:tc>
@@ -360,7 +380,7 @@
                 <w:sz w:val="17"/>
                 <w:szCs w:val="17"/>
               </w:rPr>
-              <w:t xml:space="preserve">Rejected with a required reason. Visibility=None. Owner may edit, explicitly resubmit, or delete. Activity is always Inactive.</w:t>
+              <w:t xml:space="preserve">Rejected with a required reason by an eligible higher-tier approver. Visibility=None. Owner may edit, explicitly resubmit, or delete. Activity is always Inactive.</w:t>
             </w:r>
           </w:p>
         </w:tc>
@@ -527,7 +547,7 @@
                 <w:sz w:val="17"/>
                 <w:szCs w:val="17"/>
               </w:rPr>
-              <w:t xml:space="preserve">Create / Excel import</w:t>
+              <w:t xml:space="preserve">Create / import by Teacher, Parent, CampusAdmin, SchoolAdmin</w:t>
             </w:r>
           </w:p>
         </w:tc>
@@ -553,22 +573,22 @@
                 <w:sz w:val="17"/>
                 <w:szCs w:val="17"/>
               </w:rPr>
-              <w:t xml:space="preserve">IsActive=false; Visibility=None; owner and organisation are stamped from creator.</w:t>
-            </w:r>
-          </w:p>
-        </w:tc>
-      </w:tr>
-      <w:tr>
-        <w:tc>
-          <w:p>
-            <w:r>
-              <w:rPr>
-                <w:b w:val="false"/>
-                <w:bCs w:val="false"/>
-                <w:sz w:val="17"/>
-                <w:szCs w:val="17"/>
-              </w:rPr>
-              <w:t xml:space="preserve">Approve by CampusAdmin</w:t>
+              <w:t xml:space="preserve">IsActive=false; Visibility=None; owner and organisation stamped from creator. Audience = creator + creator's CampusAdmin + creator's SchoolAdmin + PortalAdmin.</w:t>
+            </w:r>
+          </w:p>
+        </w:tc>
+      </w:tr>
+      <w:tr>
+        <w:tc>
+          <w:p>
+            <w:r>
+              <w:rPr>
+                <w:b w:val="false"/>
+                <w:bCs w:val="false"/>
+                <w:sz w:val="17"/>
+                <w:szCs w:val="17"/>
+              </w:rPr>
+              <w:t xml:space="preserve">Create by PortalAdmin</w:t>
             </w:r>
           </w:p>
         </w:tc>
@@ -594,104 +614,145 @@
                 <w:sz w:val="17"/>
                 <w:szCs w:val="17"/>
               </w:rPr>
-              <w:t xml:space="preserve">Visibility=Campus; IsActive=true; only within the approver's campus scope.</w:t>
-            </w:r>
-          </w:p>
-        </w:tc>
-      </w:tr>
-      <w:tr>
-        <w:tc>
-          <w:p>
-            <w:r>
-              <w:rPr>
-                <w:b w:val="false"/>
-                <w:bCs w:val="false"/>
-                <w:sz w:val="17"/>
-                <w:szCs w:val="17"/>
-              </w:rPr>
-              <w:t xml:space="preserve">Approve by SchoolAdmin</w:t>
-            </w:r>
-          </w:p>
-        </w:tc>
-        <w:tc>
-          <w:p>
-            <w:r>
-              <w:rPr>
-                <w:b w:val="false"/>
-                <w:bCs w:val="false"/>
-                <w:sz w:val="17"/>
-                <w:szCs w:val="17"/>
-              </w:rPr>
-              <w:t xml:space="preserve">Approved</w:t>
-            </w:r>
-          </w:p>
-        </w:tc>
-        <w:tc>
-          <w:p>
-            <w:r>
-              <w:rPr>
-                <w:b w:val="false"/>
-                <w:bCs w:val="false"/>
-                <w:sz w:val="17"/>
-                <w:szCs w:val="17"/>
-              </w:rPr>
-              <w:t xml:space="preserve">Visibility=School; IsActive=true; usable across that school's campuses.</w:t>
-            </w:r>
-          </w:p>
-        </w:tc>
-      </w:tr>
-      <w:tr>
-        <w:tc>
-          <w:p>
-            <w:r>
-              <w:rPr>
-                <w:b w:val="false"/>
-                <w:bCs w:val="false"/>
-                <w:sz w:val="17"/>
-                <w:szCs w:val="17"/>
-              </w:rPr>
-              <w:t xml:space="preserve">Approve by PortalAdmin</w:t>
-            </w:r>
-          </w:p>
-        </w:tc>
-        <w:tc>
-          <w:p>
-            <w:r>
-              <w:rPr>
-                <w:b w:val="false"/>
-                <w:bCs w:val="false"/>
-                <w:sz w:val="17"/>
-                <w:szCs w:val="17"/>
-              </w:rPr>
-              <w:t xml:space="preserve">Approved</w:t>
-            </w:r>
-          </w:p>
-        </w:tc>
-        <w:tc>
-          <w:p>
-            <w:r>
-              <w:rPr>
-                <w:b w:val="false"/>
-                <w:bCs w:val="false"/>
-                <w:sz w:val="17"/>
-                <w:szCs w:val="17"/>
-              </w:rPr>
-              <w:t xml:space="preserve">Visibility=Public; IsActive=true; usable by all question-managing roles.</w:t>
-            </w:r>
-          </w:p>
-        </w:tc>
-      </w:tr>
-      <w:tr>
-        <w:tc>
-          <w:p>
-            <w:r>
-              <w:rPr>
-                <w:b w:val="false"/>
-                <w:bCs w:val="false"/>
-                <w:sz w:val="17"/>
-                <w:szCs w:val="17"/>
-              </w:rPr>
-              <w:t xml:space="preserve">Reject by scoped approver</w:t>
+              <w:t xml:space="preserve">Auto-published: Visibility=Public; IsActive=true; quiz-usable. No separate approval step.</w:t>
+            </w:r>
+          </w:p>
+        </w:tc>
+      </w:tr>
+      <w:tr>
+        <w:tc>
+          <w:p>
+            <w:r>
+              <w:rPr>
+                <w:b w:val="false"/>
+                <w:bCs w:val="false"/>
+                <w:sz w:val="17"/>
+                <w:szCs w:val="17"/>
+              </w:rPr>
+              <w:t xml:space="preserve">Endorse by CampusAdmin</w:t>
+            </w:r>
+          </w:p>
+        </w:tc>
+        <w:tc>
+          <w:p>
+            <w:r>
+              <w:rPr>
+                <w:b w:val="false"/>
+                <w:bCs w:val="false"/>
+                <w:sz w:val="17"/>
+                <w:szCs w:val="17"/>
+              </w:rPr>
+              <w:t xml:space="preserve">Approved (endorsed, not published)</w:t>
+            </w:r>
+          </w:p>
+        </w:tc>
+        <w:tc>
+          <w:p>
+            <w:r>
+              <w:rPr>
+                <w:b w:val="false"/>
+                <w:bCs w:val="false"/>
+                <w:sz w:val="17"/>
+                <w:szCs w:val="17"/>
+              </w:rPr>
+              <w:t xml:space="preserve">A Teacher/Parent question in the same campus only. Visibility=Campus; IsActive=false; audience stays restricted; not quiz-usable; still needs PortalAdmin to publish.</w:t>
+            </w:r>
+          </w:p>
+        </w:tc>
+      </w:tr>
+      <w:tr>
+        <w:tc>
+          <w:p>
+            <w:r>
+              <w:rPr>
+                <w:b w:val="false"/>
+                <w:bCs w:val="false"/>
+                <w:sz w:val="17"/>
+                <w:szCs w:val="17"/>
+              </w:rPr>
+              <w:t xml:space="preserve">Endorse by SchoolAdmin</w:t>
+            </w:r>
+          </w:p>
+        </w:tc>
+        <w:tc>
+          <w:p>
+            <w:r>
+              <w:rPr>
+                <w:b w:val="false"/>
+                <w:bCs w:val="false"/>
+                <w:sz w:val="17"/>
+                <w:szCs w:val="17"/>
+              </w:rPr>
+              <w:t xml:space="preserve">Approved (endorsed, not published)</w:t>
+            </w:r>
+          </w:p>
+        </w:tc>
+        <w:tc>
+          <w:p>
+            <w:r>
+              <w:rPr>
+                <w:b w:val="false"/>
+                <w:bCs w:val="false"/>
+                <w:sz w:val="17"/>
+                <w:szCs w:val="17"/>
+              </w:rPr>
+              <w:t xml:space="preserve">A Teacher/Parent/CampusAdmin question in the same school. Visibility=School; IsActive=false; audience stays restricted; not quiz-usable; still needs PortalAdmin to publish.</w:t>
+            </w:r>
+          </w:p>
+        </w:tc>
+      </w:tr>
+      <w:tr>
+        <w:tc>
+          <w:p>
+            <w:r>
+              <w:rPr>
+                <w:b w:val="false"/>
+                <w:bCs w:val="false"/>
+                <w:sz w:val="17"/>
+                <w:szCs w:val="17"/>
+              </w:rPr>
+              <w:t xml:space="preserve">Publish by PortalAdmin</w:t>
+            </w:r>
+          </w:p>
+        </w:tc>
+        <w:tc>
+          <w:p>
+            <w:r>
+              <w:rPr>
+                <w:b w:val="false"/>
+                <w:bCs w:val="false"/>
+                <w:sz w:val="17"/>
+                <w:szCs w:val="17"/>
+              </w:rPr>
+              <w:t xml:space="preserve">Approved (published)</w:t>
+            </w:r>
+          </w:p>
+        </w:tc>
+        <w:tc>
+          <w:p>
+            <w:r>
+              <w:rPr>
+                <w:b w:val="false"/>
+                <w:bCs w:val="false"/>
+                <w:sz w:val="17"/>
+                <w:szCs w:val="17"/>
+              </w:rPr>
+              <w:t xml:space="preserve">Visibility=Public; IsActive=true; quiz-usable by all question-managing roles. Only PortalAdmin can publish.</w:t>
+            </w:r>
+          </w:p>
+        </w:tc>
+      </w:tr>
+      <w:tr>
+        <w:tc>
+          <w:p>
+            <w:r>
+              <w:rPr>
+                <w:b w:val="false"/>
+                <w:bCs w:val="false"/>
+                <w:sz w:val="17"/>
+                <w:szCs w:val="17"/>
+              </w:rPr>
+              <w:t xml:space="preserve">Reject by eligible approver</w:t>
             </w:r>
           </w:p>
         </w:tc>
@@ -717,7 +778,7 @@
                 <w:sz w:val="17"/>
                 <w:szCs w:val="17"/>
               </w:rPr>
-              <w:t xml:space="preserve">Reason required (UI minimum 10 characters); IsActive=false; approval and visibility cleared.</w:t>
+              <w:t xml:space="preserve">Reason required (UI minimum 10 characters); IsActive=false; endorsement and visibility cleared.</w:t>
             </w:r>
           </w:p>
         </w:tc>
@@ -758,7 +819,7 @@
                 <w:sz w:val="17"/>
                 <w:szCs w:val="17"/>
               </w:rPr>
-              <w:t xml:space="preserve">Explicit Submit for review action; approval and visibility stay cleared.</w:t>
+              <w:t xml:space="preserve">Explicit Submit for review action; endorsement and visibility stay cleared.</w:t>
             </w:r>
           </w:p>
         </w:tc>
@@ -799,7 +860,7 @@
                 <w:sz w:val="17"/>
                 <w:szCs w:val="17"/>
               </w:rPr>
-              <w:t xml:space="preserve">Only Approved questions may be toggled. Deactivate sets IsActive=false (UI Activity=Inactive); activate sets IsActive=true. PendingReview, Rejected, and Archived stay Inactive and cannot be activated. Deactivated is not a QuestionStatus.</w:t>
+              <w:t xml:space="preserve">Applies to a Published (Public) question. Deactivate sets IsActive=false (UI Activity=Inactive); activate sets IsActive=true. Endorsed, PendingReview, Rejected, and Archived stay Inactive and cannot be activated.</w:t>
             </w:r>
           </w:p>
         </w:tc>
@@ -840,7 +901,48 @@
                 <w:sz w:val="17"/>
                 <w:szCs w:val="17"/>
               </w:rPr>
-              <w:t xml:space="preserve">IsActive=false; removed from normal bank/quiz use.</w:t>
+              <w:t xml:space="preserve">IsActive=false; removed from normal bank/quiz use. Visibility and ApprovedBy are preserved for Unarchive.</w:t>
+            </w:r>
+          </w:p>
+        </w:tc>
+      </w:tr>
+      <w:tr>
+        <w:tc>
+          <w:p>
+            <w:r>
+              <w:rPr>
+                <w:b w:val="false"/>
+                <w:bCs w:val="false"/>
+                <w:sz w:val="17"/>
+                <w:szCs w:val="17"/>
+              </w:rPr>
+              <w:t xml:space="preserve">PortalAdmin unarchive</w:t>
+            </w:r>
+          </w:p>
+        </w:tc>
+        <w:tc>
+          <w:p>
+            <w:r>
+              <w:rPr>
+                <w:b w:val="false"/>
+                <w:bCs w:val="false"/>
+                <w:sz w:val="17"/>
+                <w:szCs w:val="17"/>
+              </w:rPr>
+              <w:t xml:space="preserve">Approved or PendingReview</w:t>
+            </w:r>
+          </w:p>
+        </w:tc>
+        <w:tc>
+          <w:p>
+            <w:r>
+              <w:rPr>
+                <w:b w:val="false"/>
+                <w:bCs w:val="false"/>
+                <w:sz w:val="17"/>
+                <w:szCs w:val="17"/>
+              </w:rPr>
+              <w:t xml:space="preserve">Restores an Archived question. Public → Approved + Active; Campus/School → Approved + Inactive; None → PendingReview + Inactive.</w:t>
             </w:r>
           </w:p>
         </w:tc>
@@ -1000,7 +1102,7 @@
                 <w:sz w:val="17"/>
                 <w:szCs w:val="17"/>
               </w:rPr>
-              <w:t xml:space="preserve">Only Approved can be Active or Inactive. All other statuses are always Inactive. PortalAdmin may deactivate/activate a particular Approved question; UI shows Active or Inactive separately from Status=Approved.</w:t>
+              <w:t xml:space="preserve">true only for a Published (Public) Approved question. Endorsed (Campus/School) and all non-Approved statuses are Inactive. PortalAdmin may deactivate/activate a Published question.</w:t>
             </w:r>
           </w:p>
         </w:tc>
@@ -1041,7 +1143,7 @@
                 <w:sz w:val="17"/>
                 <w:szCs w:val="17"/>
               </w:rPr>
-              <w:t xml:space="preserve">Set on approval from approver role; cleared on reject/resubmit.</w:t>
+              <w:t xml:space="preserve">None/Campus/School are restricted to the creator + that creator's CampusAdmin/SchoolAdmin + PortalAdmin. Only Public (PortalAdmin) is broadly visible. Campus/School mark endorsement progress, not a wider audience.</w:t>
             </w:r>
           </w:p>
         </w:tc>
@@ -1082,7 +1184,7 @@
                 <w:sz w:val="17"/>
                 <w:szCs w:val="17"/>
               </w:rPr>
-              <w:t xml:space="preserve">Set on Approve; required for quiz eligibility.</w:t>
+              <w:t xml:space="preserve">Records the admin who last approved/endorsed. Quiz eligibility requires the publisher to be PortalAdmin (Public).</w:t>
             </w:r>
           </w:p>
         </w:tc>
@@ -1417,7 +1519,7 @@
                 <w:sz w:val="17"/>
                 <w:szCs w:val="17"/>
               </w:rPr>
-              <w:t xml:space="preserve">Edit/delete PendingReview or Rejected</w:t>
+              <w:t xml:space="preserve">Edit/delete own PendingReview or Rejected</w:t>
             </w:r>
           </w:p>
         </w:tc>
@@ -1510,7 +1612,7 @@
                 <w:sz w:val="17"/>
                 <w:szCs w:val="17"/>
               </w:rPr>
-              <w:t xml:space="preserve">Edit/delete Approved</w:t>
+              <w:t xml:space="preserve">Edit/delete Approved or endorsed</w:t>
             </w:r>
           </w:p>
         </w:tc>
@@ -1603,46 +1705,46 @@
                 <w:sz w:val="17"/>
                 <w:szCs w:val="17"/>
               </w:rPr>
-              <w:t xml:space="preserve">Approve/reject PendingReview</w:t>
-            </w:r>
-          </w:p>
-        </w:tc>
-        <w:tc>
-          <w:p>
-            <w:r>
-              <w:rPr>
-                <w:b w:val="false"/>
-                <w:bCs w:val="false"/>
-                <w:sz w:val="17"/>
-                <w:szCs w:val="17"/>
-              </w:rPr>
-              <w:t xml:space="preserve">Any scope</w:t>
-            </w:r>
-          </w:p>
-        </w:tc>
-        <w:tc>
-          <w:p>
-            <w:r>
-              <w:rPr>
-                <w:b w:val="false"/>
-                <w:bCs w:val="false"/>
-                <w:sz w:val="17"/>
-                <w:szCs w:val="17"/>
-              </w:rPr>
-              <w:t xml:space="preserve">Own school</w:t>
-            </w:r>
-          </w:p>
-        </w:tc>
-        <w:tc>
-          <w:p>
-            <w:r>
-              <w:rPr>
-                <w:b w:val="false"/>
-                <w:bCs w:val="false"/>
-                <w:sz w:val="17"/>
-                <w:szCs w:val="17"/>
-              </w:rPr>
-              <w:t xml:space="preserve">Own campus</w:t>
+              <w:t xml:space="preserve">Approve a Teacher / Parent question</w:t>
+            </w:r>
+          </w:p>
+        </w:tc>
+        <w:tc>
+          <w:p>
+            <w:r>
+              <w:rPr>
+                <w:b w:val="false"/>
+                <w:bCs w:val="false"/>
+                <w:sz w:val="17"/>
+                <w:szCs w:val="17"/>
+              </w:rPr>
+              <w:t xml:space="preserve">Publish → Public</w:t>
+            </w:r>
+          </w:p>
+        </w:tc>
+        <w:tc>
+          <w:p>
+            <w:r>
+              <w:rPr>
+                <w:b w:val="false"/>
+                <w:bCs w:val="false"/>
+                <w:sz w:val="17"/>
+                <w:szCs w:val="17"/>
+              </w:rPr>
+              <w:t xml:space="preserve">Endorse (own school)</w:t>
+            </w:r>
+          </w:p>
+        </w:tc>
+        <w:tc>
+          <w:p>
+            <w:r>
+              <w:rPr>
+                <w:b w:val="false"/>
+                <w:bCs w:val="false"/>
+                <w:sz w:val="17"/>
+                <w:szCs w:val="17"/>
+              </w:rPr>
+              <w:t xml:space="preserve">Endorse (own campus)</w:t>
             </w:r>
           </w:p>
         </w:tc>
@@ -1696,85 +1798,271 @@
                 <w:sz w:val="17"/>
                 <w:szCs w:val="17"/>
               </w:rPr>
-              <w:t xml:space="preserve">Visibility produced by approval</w:t>
-            </w:r>
-          </w:p>
-        </w:tc>
-        <w:tc>
-          <w:p>
-            <w:r>
-              <w:rPr>
-                <w:b w:val="false"/>
-                <w:bCs w:val="false"/>
-                <w:sz w:val="17"/>
-                <w:szCs w:val="17"/>
-              </w:rPr>
-              <w:t xml:space="preserve">Public</w:t>
-            </w:r>
-          </w:p>
-        </w:tc>
-        <w:tc>
-          <w:p>
-            <w:r>
-              <w:rPr>
-                <w:b w:val="false"/>
-                <w:bCs w:val="false"/>
-                <w:sz w:val="17"/>
-                <w:szCs w:val="17"/>
-              </w:rPr>
-              <w:t xml:space="preserve">School</w:t>
-            </w:r>
-          </w:p>
-        </w:tc>
-        <w:tc>
-          <w:p>
-            <w:r>
-              <w:rPr>
-                <w:b w:val="false"/>
-                <w:bCs w:val="false"/>
-                <w:sz w:val="17"/>
-                <w:szCs w:val="17"/>
-              </w:rPr>
-              <w:t xml:space="preserve">Campus</w:t>
-            </w:r>
-          </w:p>
-        </w:tc>
-        <w:tc>
-          <w:p>
-            <w:r>
-              <w:rPr>
-                <w:b w:val="false"/>
-                <w:bCs w:val="false"/>
-                <w:sz w:val="17"/>
-                <w:szCs w:val="17"/>
-              </w:rPr>
-              <w:t xml:space="preserve">—</w:t>
-            </w:r>
-          </w:p>
-        </w:tc>
-        <w:tc>
-          <w:p>
-            <w:r>
-              <w:rPr>
-                <w:b w:val="false"/>
-                <w:bCs w:val="false"/>
-                <w:sz w:val="17"/>
-                <w:szCs w:val="17"/>
-              </w:rPr>
-              <w:t xml:space="preserve">—</w:t>
-            </w:r>
-          </w:p>
-        </w:tc>
-        <w:tc>
-          <w:p>
-            <w:r>
-              <w:rPr>
-                <w:b w:val="false"/>
-                <w:bCs w:val="false"/>
-                <w:sz w:val="17"/>
-                <w:szCs w:val="17"/>
-              </w:rPr>
-              <w:t xml:space="preserve">—</w:t>
+              <w:t xml:space="preserve">Approve a CampusAdmin question</w:t>
+            </w:r>
+          </w:p>
+        </w:tc>
+        <w:tc>
+          <w:p>
+            <w:r>
+              <w:rPr>
+                <w:b w:val="false"/>
+                <w:bCs w:val="false"/>
+                <w:sz w:val="17"/>
+                <w:szCs w:val="17"/>
+              </w:rPr>
+              <w:t xml:space="preserve">Publish → Public</w:t>
+            </w:r>
+          </w:p>
+        </w:tc>
+        <w:tc>
+          <w:p>
+            <w:r>
+              <w:rPr>
+                <w:b w:val="false"/>
+                <w:bCs w:val="false"/>
+                <w:sz w:val="17"/>
+                <w:szCs w:val="17"/>
+              </w:rPr>
+              <w:t xml:space="preserve">Endorse (own school)</w:t>
+            </w:r>
+          </w:p>
+        </w:tc>
+        <w:tc>
+          <w:p>
+            <w:r>
+              <w:rPr>
+                <w:b w:val="false"/>
+                <w:bCs w:val="false"/>
+                <w:sz w:val="17"/>
+                <w:szCs w:val="17"/>
+              </w:rPr>
+              <w:t xml:space="preserve">No (self / peer)</w:t>
+            </w:r>
+          </w:p>
+        </w:tc>
+        <w:tc>
+          <w:p>
+            <w:r>
+              <w:rPr>
+                <w:b w:val="false"/>
+                <w:bCs w:val="false"/>
+                <w:sz w:val="17"/>
+                <w:szCs w:val="17"/>
+              </w:rPr>
+              <w:t xml:space="preserve">No</w:t>
+            </w:r>
+          </w:p>
+        </w:tc>
+        <w:tc>
+          <w:p>
+            <w:r>
+              <w:rPr>
+                <w:b w:val="false"/>
+                <w:bCs w:val="false"/>
+                <w:sz w:val="17"/>
+                <w:szCs w:val="17"/>
+              </w:rPr>
+              <w:t xml:space="preserve">No</w:t>
+            </w:r>
+          </w:p>
+        </w:tc>
+        <w:tc>
+          <w:p>
+            <w:r>
+              <w:rPr>
+                <w:b w:val="false"/>
+                <w:bCs w:val="false"/>
+                <w:sz w:val="17"/>
+                <w:szCs w:val="17"/>
+              </w:rPr>
+              <w:t xml:space="preserve">No</w:t>
+            </w:r>
+          </w:p>
+        </w:tc>
+      </w:tr>
+      <w:tr>
+        <w:tc>
+          <w:p>
+            <w:r>
+              <w:rPr>
+                <w:b w:val="false"/>
+                <w:bCs w:val="false"/>
+                <w:sz w:val="17"/>
+                <w:szCs w:val="17"/>
+              </w:rPr>
+              <w:t xml:space="preserve">Approve a SchoolAdmin question</w:t>
+            </w:r>
+          </w:p>
+        </w:tc>
+        <w:tc>
+          <w:p>
+            <w:r>
+              <w:rPr>
+                <w:b w:val="false"/>
+                <w:bCs w:val="false"/>
+                <w:sz w:val="17"/>
+                <w:szCs w:val="17"/>
+              </w:rPr>
+              <w:t xml:space="preserve">Publish → Public</w:t>
+            </w:r>
+          </w:p>
+        </w:tc>
+        <w:tc>
+          <w:p>
+            <w:r>
+              <w:rPr>
+                <w:b w:val="false"/>
+                <w:bCs w:val="false"/>
+                <w:sz w:val="17"/>
+                <w:szCs w:val="17"/>
+              </w:rPr>
+              <w:t xml:space="preserve">No</w:t>
+            </w:r>
+          </w:p>
+        </w:tc>
+        <w:tc>
+          <w:p>
+            <w:r>
+              <w:rPr>
+                <w:b w:val="false"/>
+                <w:bCs w:val="false"/>
+                <w:sz w:val="17"/>
+                <w:szCs w:val="17"/>
+              </w:rPr>
+              <w:t xml:space="preserve">No</w:t>
+            </w:r>
+          </w:p>
+        </w:tc>
+        <w:tc>
+          <w:p>
+            <w:r>
+              <w:rPr>
+                <w:b w:val="false"/>
+                <w:bCs w:val="false"/>
+                <w:sz w:val="17"/>
+                <w:szCs w:val="17"/>
+              </w:rPr>
+              <w:t xml:space="preserve">No</w:t>
+            </w:r>
+          </w:p>
+        </w:tc>
+        <w:tc>
+          <w:p>
+            <w:r>
+              <w:rPr>
+                <w:b w:val="false"/>
+                <w:bCs w:val="false"/>
+                <w:sz w:val="17"/>
+                <w:szCs w:val="17"/>
+              </w:rPr>
+              <w:t xml:space="preserve">No</w:t>
+            </w:r>
+          </w:p>
+        </w:tc>
+        <w:tc>
+          <w:p>
+            <w:r>
+              <w:rPr>
+                <w:b w:val="false"/>
+                <w:bCs w:val="false"/>
+                <w:sz w:val="17"/>
+                <w:szCs w:val="17"/>
+              </w:rPr>
+              <w:t xml:space="preserve">No</w:t>
+            </w:r>
+          </w:p>
+        </w:tc>
+      </w:tr>
+      <w:tr>
+        <w:tc>
+          <w:p>
+            <w:r>
+              <w:rPr>
+                <w:b w:val="false"/>
+                <w:bCs w:val="false"/>
+                <w:sz w:val="17"/>
+                <w:szCs w:val="17"/>
+              </w:rPr>
+              <w:t xml:space="preserve">Publish (Public + Active)</w:t>
+            </w:r>
+          </w:p>
+        </w:tc>
+        <w:tc>
+          <w:p>
+            <w:r>
+              <w:rPr>
+                <w:b w:val="false"/>
+                <w:bCs w:val="false"/>
+                <w:sz w:val="17"/>
+                <w:szCs w:val="17"/>
+              </w:rPr>
+              <w:t xml:space="preserve">Yes</w:t>
+            </w:r>
+          </w:p>
+        </w:tc>
+        <w:tc>
+          <w:p>
+            <w:r>
+              <w:rPr>
+                <w:b w:val="false"/>
+                <w:bCs w:val="false"/>
+                <w:sz w:val="17"/>
+                <w:szCs w:val="17"/>
+              </w:rPr>
+              <w:t xml:space="preserve">No</w:t>
+            </w:r>
+          </w:p>
+        </w:tc>
+        <w:tc>
+          <w:p>
+            <w:r>
+              <w:rPr>
+                <w:b w:val="false"/>
+                <w:bCs w:val="false"/>
+                <w:sz w:val="17"/>
+                <w:szCs w:val="17"/>
+              </w:rPr>
+              <w:t xml:space="preserve">No</w:t>
+            </w:r>
+          </w:p>
+        </w:tc>
+        <w:tc>
+          <w:p>
+            <w:r>
+              <w:rPr>
+                <w:b w:val="false"/>
+                <w:bCs w:val="false"/>
+                <w:sz w:val="17"/>
+                <w:szCs w:val="17"/>
+              </w:rPr>
+              <w:t xml:space="preserve">No</w:t>
+            </w:r>
+          </w:p>
+        </w:tc>
+        <w:tc>
+          <w:p>
+            <w:r>
+              <w:rPr>
+                <w:b w:val="false"/>
+                <w:bCs w:val="false"/>
+                <w:sz w:val="17"/>
+                <w:szCs w:val="17"/>
+              </w:rPr>
+              <w:t xml:space="preserve">No</w:t>
+            </w:r>
+          </w:p>
+        </w:tc>
+        <w:tc>
+          <w:p>
+            <w:r>
+              <w:rPr>
+                <w:b w:val="false"/>
+                <w:bCs w:val="false"/>
+                <w:sz w:val="17"/>
+                <w:szCs w:val="17"/>
+              </w:rPr>
+              <w:t xml:space="preserve">No</w:t>
             </w:r>
           </w:p>
         </w:tc>
@@ -1873,6 +2161,26 @@
         </w:tc>
       </w:tr>
     </w:tbl>
+    <w:p>
+      <w:pPr>
+        <w:spacing w:after="100"/>
+        <w:rPr>
+          <w:b/>
+          <w:bCs/>
+          <w:color w:val="92400E"/>
+        </w:rPr>
+      </w:pPr>
+      <w:r>
+        <w:rPr>
+          <w:b/>
+          <w:bCs/>
+          <w:color w:val="92400E"/>
+          <w:sz w:val="21"/>
+          <w:szCs w:val="21"/>
+        </w:rPr>
+        <w:t xml:space="preserve">Approval hierarchy: the approver must be a strictly higher tier than the creator — Teacher/Parent → CampusAdmin/SchoolAdmin/PortalAdmin; CampusAdmin → SchoolAdmin/PortalAdmin; SchoolAdmin → PortalAdmin only. No self or same-tier approval. Any eligible higher tier may act independently. PortalAdmin-created questions are auto-published.</w:t>
+      </w:r>
+    </w:p>
     <w:p>
       <w:pPr>
         <w:pStyle w:val="Heading1"/>
@@ -1919,7 +2227,7 @@
                 <w:sz w:val="17"/>
                 <w:szCs w:val="17"/>
               </w:rPr>
-              <w:t xml:space="preserve">Approver</w:t>
+              <w:t xml:space="preserve">Visibility</w:t>
             </w:r>
           </w:p>
         </w:tc>
@@ -1932,7 +2240,7 @@
                 <w:sz w:val="17"/>
                 <w:szCs w:val="17"/>
               </w:rPr>
-              <w:t xml:space="preserve">Visibility</w:t>
+              <w:t xml:space="preserve">Set by</w:t>
             </w:r>
           </w:p>
         </w:tc>
@@ -1945,130 +2253,171 @@
                 <w:sz w:val="17"/>
                 <w:szCs w:val="17"/>
               </w:rPr>
-              <w:t xml:space="preserve">Approved question audience</w:t>
-            </w:r>
-          </w:p>
-        </w:tc>
-      </w:tr>
-      <w:tr>
-        <w:tc>
-          <w:p>
-            <w:r>
-              <w:rPr>
-                <w:b w:val="false"/>
-                <w:bCs w:val="false"/>
-                <w:sz w:val="17"/>
-                <w:szCs w:val="17"/>
-              </w:rPr>
-              <w:t xml:space="preserve">CampusAdmin</w:t>
-            </w:r>
-          </w:p>
-        </w:tc>
-        <w:tc>
-          <w:p>
-            <w:r>
-              <w:rPr>
-                <w:b w:val="false"/>
-                <w:bCs w:val="false"/>
-                <w:sz w:val="17"/>
-                <w:szCs w:val="17"/>
-              </w:rPr>
-              <w:t xml:space="preserve">Campus</w:t>
-            </w:r>
-          </w:p>
-        </w:tc>
-        <w:tc>
-          <w:p>
-            <w:r>
-              <w:rPr>
-                <w:b w:val="false"/>
-                <w:bCs w:val="false"/>
-                <w:sz w:val="17"/>
-                <w:szCs w:val="17"/>
-              </w:rPr>
-              <w:t xml:space="preserve">Same campus (plus SchoolAdmin management scope).</w:t>
-            </w:r>
-          </w:p>
-        </w:tc>
-      </w:tr>
-      <w:tr>
-        <w:tc>
-          <w:p>
-            <w:r>
-              <w:rPr>
-                <w:b w:val="false"/>
-                <w:bCs w:val="false"/>
-                <w:sz w:val="17"/>
-                <w:szCs w:val="17"/>
-              </w:rPr>
-              <w:t xml:space="preserve">SchoolAdmin</w:t>
-            </w:r>
-          </w:p>
-        </w:tc>
-        <w:tc>
-          <w:p>
-            <w:r>
-              <w:rPr>
-                <w:b w:val="false"/>
-                <w:bCs w:val="false"/>
-                <w:sz w:val="17"/>
-                <w:szCs w:val="17"/>
-              </w:rPr>
-              <w:t xml:space="preserve">School</w:t>
-            </w:r>
-          </w:p>
-        </w:tc>
-        <w:tc>
-          <w:p>
-            <w:r>
-              <w:rPr>
-                <w:b w:val="false"/>
-                <w:bCs w:val="false"/>
-                <w:sz w:val="17"/>
-                <w:szCs w:val="17"/>
-              </w:rPr>
-              <w:t xml:space="preserve">All campuses in the same school.</w:t>
-            </w:r>
-          </w:p>
-        </w:tc>
-      </w:tr>
-      <w:tr>
-        <w:tc>
-          <w:p>
-            <w:r>
-              <w:rPr>
-                <w:b w:val="false"/>
-                <w:bCs w:val="false"/>
-                <w:sz w:val="17"/>
-                <w:szCs w:val="17"/>
-              </w:rPr>
-              <w:t xml:space="preserve">PortalAdmin</w:t>
-            </w:r>
-          </w:p>
-        </w:tc>
-        <w:tc>
-          <w:p>
-            <w:r>
-              <w:rPr>
-                <w:b w:val="false"/>
-                <w:bCs w:val="false"/>
-                <w:sz w:val="17"/>
-                <w:szCs w:val="17"/>
-              </w:rPr>
-              <w:t xml:space="preserve">Public</w:t>
-            </w:r>
-          </w:p>
-        </w:tc>
-        <w:tc>
-          <w:p>
-            <w:r>
-              <w:rPr>
-                <w:b w:val="false"/>
-                <w:bCs w:val="false"/>
-                <w:sz w:val="17"/>
-                <w:szCs w:val="17"/>
-              </w:rPr>
-              <w:t xml:space="preserve">All question-managing roles.</w:t>
+              <w:t xml:space="preserve">Audience</w:t>
+            </w:r>
+          </w:p>
+        </w:tc>
+      </w:tr>
+      <w:tr>
+        <w:tc>
+          <w:p>
+            <w:r>
+              <w:rPr>
+                <w:b w:val="false"/>
+                <w:bCs w:val="false"/>
+                <w:sz w:val="17"/>
+                <w:szCs w:val="17"/>
+              </w:rPr>
+              <w:t xml:space="preserve">None (PendingReview)</w:t>
+            </w:r>
+          </w:p>
+        </w:tc>
+        <w:tc>
+          <w:p>
+            <w:r>
+              <w:rPr>
+                <w:b w:val="false"/>
+                <w:bCs w:val="false"/>
+                <w:sz w:val="17"/>
+                <w:szCs w:val="17"/>
+              </w:rPr>
+              <w:t xml:space="preserve">Create (Teacher/Parent/CampusAdmin/SchoolAdmin)</w:t>
+            </w:r>
+          </w:p>
+        </w:tc>
+        <w:tc>
+          <w:p>
+            <w:r>
+              <w:rPr>
+                <w:b w:val="false"/>
+                <w:bCs w:val="false"/>
+                <w:sz w:val="17"/>
+                <w:szCs w:val="17"/>
+              </w:rPr>
+              <w:t xml:space="preserve">Creator + creator's CampusAdmin + creator's SchoolAdmin + PortalAdmin. No peers or other orgs.</w:t>
+            </w:r>
+          </w:p>
+        </w:tc>
+      </w:tr>
+      <w:tr>
+        <w:tc>
+          <w:p>
+            <w:r>
+              <w:rPr>
+                <w:b w:val="false"/>
+                <w:bCs w:val="false"/>
+                <w:sz w:val="17"/>
+                <w:szCs w:val="17"/>
+              </w:rPr>
+              <w:t xml:space="preserve">Campus (endorsed)</w:t>
+            </w:r>
+          </w:p>
+        </w:tc>
+        <w:tc>
+          <w:p>
+            <w:r>
+              <w:rPr>
+                <w:b w:val="false"/>
+                <w:bCs w:val="false"/>
+                <w:sz w:val="17"/>
+                <w:szCs w:val="17"/>
+              </w:rPr>
+              <w:t xml:space="preserve">CampusAdmin approval</w:t>
+            </w:r>
+          </w:p>
+        </w:tc>
+        <w:tc>
+          <w:p>
+            <w:r>
+              <w:rPr>
+                <w:b w:val="false"/>
+                <w:bCs w:val="false"/>
+                <w:sz w:val="17"/>
+                <w:szCs w:val="17"/>
+              </w:rPr>
+              <w:t xml:space="preserve">Same restricted audience as None; endorsement marker only; not quiz-usable.</w:t>
+            </w:r>
+          </w:p>
+        </w:tc>
+      </w:tr>
+      <w:tr>
+        <w:tc>
+          <w:p>
+            <w:r>
+              <w:rPr>
+                <w:b w:val="false"/>
+                <w:bCs w:val="false"/>
+                <w:sz w:val="17"/>
+                <w:szCs w:val="17"/>
+              </w:rPr>
+              <w:t xml:space="preserve">School (endorsed)</w:t>
+            </w:r>
+          </w:p>
+        </w:tc>
+        <w:tc>
+          <w:p>
+            <w:r>
+              <w:rPr>
+                <w:b w:val="false"/>
+                <w:bCs w:val="false"/>
+                <w:sz w:val="17"/>
+                <w:szCs w:val="17"/>
+              </w:rPr>
+              <w:t xml:space="preserve">SchoolAdmin approval</w:t>
+            </w:r>
+          </w:p>
+        </w:tc>
+        <w:tc>
+          <w:p>
+            <w:r>
+              <w:rPr>
+                <w:b w:val="false"/>
+                <w:bCs w:val="false"/>
+                <w:sz w:val="17"/>
+                <w:szCs w:val="17"/>
+              </w:rPr>
+              <w:t xml:space="preserve">Same restricted audience as None; endorsement marker only; not quiz-usable.</w:t>
+            </w:r>
+          </w:p>
+        </w:tc>
+      </w:tr>
+      <w:tr>
+        <w:tc>
+          <w:p>
+            <w:r>
+              <w:rPr>
+                <w:b w:val="false"/>
+                <w:bCs w:val="false"/>
+                <w:sz w:val="17"/>
+                <w:szCs w:val="17"/>
+              </w:rPr>
+              <w:t xml:space="preserve">Public (published)</w:t>
+            </w:r>
+          </w:p>
+        </w:tc>
+        <w:tc>
+          <w:p>
+            <w:r>
+              <w:rPr>
+                <w:b w:val="false"/>
+                <w:bCs w:val="false"/>
+                <w:sz w:val="17"/>
+                <w:szCs w:val="17"/>
+              </w:rPr>
+              <w:t xml:space="preserve">PortalAdmin approval</w:t>
+            </w:r>
+          </w:p>
+        </w:tc>
+        <w:tc>
+          <w:p>
+            <w:r>
+              <w:rPr>
+                <w:b w:val="false"/>
+                <w:bCs w:val="false"/>
+                <w:sz w:val="17"/>
+                <w:szCs w:val="17"/>
+              </w:rPr>
+              <w:t xml:space="preserve">All question-managing roles; quiz-usable.</w:t>
             </w:r>
           </w:p>
         </w:tc>
@@ -2121,7 +2470,7 @@
           <w:sz w:val="21"/>
           <w:szCs w:val="21"/>
         </w:rPr>
-        <w:t xml:space="preserve">IsActive is true.</w:t>
+        <w:t xml:space="preserve">Visibility is Public — published by PortalAdmin.</w:t>
       </w:r>
     </w:p>
     <w:p>
@@ -2138,7 +2487,7 @@
           <w:sz w:val="21"/>
           <w:szCs w:val="21"/>
         </w:rPr>
-        <w:t xml:space="preserve">ApprovedBy is present.</w:t>
+        <w:t xml:space="preserve">IsActive is true.</w:t>
       </w:r>
     </w:p>
     <w:p>
@@ -2155,7 +2504,7 @@
           <w:sz w:val="21"/>
           <w:szCs w:val="21"/>
         </w:rPr>
-        <w:t xml:space="preserve">Visibility is valid and the viewer is in scope.</w:t>
+        <w:t xml:space="preserve">ApprovedBy (the PortalAdmin publisher) is present.</w:t>
       </w:r>
     </w:p>
     <w:p>
@@ -2929,6 +3278,34 @@
                 <w:sz w:val="17"/>
                 <w:szCs w:val="17"/>
               </w:rPr>
+              <w:t xml:space="preserve">POST /api/questions/{id}/unarchive</w:t>
+            </w:r>
+          </w:p>
+        </w:tc>
+        <w:tc>
+          <w:p>
+            <w:r>
+              <w:rPr>
+                <w:b w:val="false"/>
+                <w:bCs w:val="false"/>
+                <w:sz w:val="17"/>
+                <w:szCs w:val="17"/>
+              </w:rPr>
+              <w:t xml:space="preserve">Archived → Approved/PendingReview (Public also Active)</w:t>
+            </w:r>
+          </w:p>
+        </w:tc>
+      </w:tr>
+      <w:tr>
+        <w:tc>
+          <w:p>
+            <w:r>
+              <w:rPr>
+                <w:b w:val="false"/>
+                <w:bCs w:val="false"/>
+                <w:sz w:val="17"/>
+                <w:szCs w:val="17"/>
+              </w:rPr>
               <w:t xml:space="preserve">DELETE /api/questions/{id}</w:t>
             </w:r>
           </w:p>
@@ -3090,7 +3467,7 @@
           <w:sz w:val="21"/>
           <w:szCs w:val="21"/>
         </w:rPr>
-        <w:t xml:space="preserve">Steps: Create as Teacher/Parent/CampusAdmin/SchoolAdmin/PortalAdmin.</w:t>
+        <w:t xml:space="preserve">Steps: Create as Teacher/Parent/CampusAdmin/SchoolAdmin.</w:t>
       </w:r>
     </w:p>
     <w:p>
@@ -3110,7 +3487,7 @@
           <w:sz w:val="21"/>
           <w:szCs w:val="21"/>
         </w:rPr>
-        <w:t xml:space="preserve">Expected: Status=PendingReview, IsActive=false, Visibility=None; Draft is never created.</w:t>
+        <w:t xml:space="preserve">Expected: Status=PendingReview, IsActive=false, Visibility=None; audience = creator + creator's CampusAdmin/SchoolAdmin + PortalAdmin. Draft is never created.</w:t>
       </w:r>
     </w:p>
     <w:p>
@@ -3126,7 +3503,7 @@
           <w:sz w:val="24"/>
           <w:szCs w:val="24"/>
         </w:rPr>
-        <w:t xml:space="preserve">Q-02 — Campus approval</w:t>
+        <w:t xml:space="preserve">Q-01b — PortalAdmin create auto-publishes</w:t>
       </w:r>
     </w:p>
     <w:p>
@@ -3138,7 +3515,7 @@
           <w:sz w:val="21"/>
           <w:szCs w:val="21"/>
         </w:rPr>
-        <w:t xml:space="preserve">Steps: CampusAdmin approves an in-scope PendingReview question.</w:t>
+        <w:t xml:space="preserve">Steps: PortalAdmin creates a question.</w:t>
       </w:r>
     </w:p>
     <w:p>
@@ -3158,7 +3535,7 @@
           <w:sz w:val="21"/>
           <w:szCs w:val="21"/>
         </w:rPr>
-        <w:t xml:space="preserve">Expected: Approved + Campus visibility + active. Other campuses cannot use it.</w:t>
+        <w:t xml:space="preserve">Expected: Status=Approved, Visibility=Public, IsActive=true immediately; no separate approval step.</w:t>
       </w:r>
     </w:p>
     <w:p>
@@ -3174,7 +3551,7 @@
           <w:sz w:val="24"/>
           <w:szCs w:val="24"/>
         </w:rPr>
-        <w:t xml:space="preserve">Q-03 — School approval</w:t>
+        <w:t xml:space="preserve">Q-02 — Campus endorsement (not published)</w:t>
       </w:r>
     </w:p>
     <w:p>
@@ -3186,7 +3563,7 @@
           <w:sz w:val="21"/>
           <w:szCs w:val="21"/>
         </w:rPr>
-        <w:t xml:space="preserve">Steps: SchoolAdmin approves an in-school PendingReview question.</w:t>
+        <w:t xml:space="preserve">Steps: CampusAdmin approves an in-campus Teacher/Parent question.</w:t>
       </w:r>
     </w:p>
     <w:p>
@@ -3206,7 +3583,7 @@
           <w:sz w:val="21"/>
           <w:szCs w:val="21"/>
         </w:rPr>
-        <w:t xml:space="preserve">Expected: Approved + School visibility + active across that school's campuses.</w:t>
+        <w:t xml:space="preserve">Expected: Status=Approved (endorsed), Visibility=Campus, IsActive=false; audience stays restricted; NOT quiz-usable; still awaits PortalAdmin to publish.</w:t>
       </w:r>
     </w:p>
     <w:p>
@@ -3222,7 +3599,7 @@
           <w:sz w:val="24"/>
           <w:szCs w:val="24"/>
         </w:rPr>
-        <w:t xml:space="preserve">Q-04 — Portal approval</w:t>
+        <w:t xml:space="preserve">Q-03 — School endorsement (not published)</w:t>
       </w:r>
     </w:p>
     <w:p>
@@ -3234,7 +3611,7 @@
           <w:sz w:val="21"/>
           <w:szCs w:val="21"/>
         </w:rPr>
-        <w:t xml:space="preserve">Steps: PortalAdmin approves PendingReview.</w:t>
+        <w:t xml:space="preserve">Steps: SchoolAdmin approves an in-school Teacher/Parent/CampusAdmin question.</w:t>
       </w:r>
     </w:p>
     <w:p>
@@ -3254,7 +3631,7 @@
           <w:sz w:val="21"/>
           <w:szCs w:val="21"/>
         </w:rPr>
-        <w:t xml:space="preserve">Expected: Approved + Public visibility + active.</w:t>
+        <w:t xml:space="preserve">Expected: Status=Approved (endorsed), Visibility=School, IsActive=false; audience stays restricted; NOT quiz-usable; still awaits PortalAdmin to publish.</w:t>
       </w:r>
     </w:p>
     <w:p>
@@ -3270,7 +3647,7 @@
           <w:sz w:val="24"/>
           <w:szCs w:val="24"/>
         </w:rPr>
-        <w:t xml:space="preserve">Q-05 — Reject and resubmit</w:t>
+        <w:t xml:space="preserve">Q-04 — Portal publish</w:t>
       </w:r>
     </w:p>
     <w:p>
@@ -3282,7 +3659,7 @@
           <w:sz w:val="21"/>
           <w:szCs w:val="21"/>
         </w:rPr>
-        <w:t xml:space="preserve">Steps: Approver rejects with reason; owner edits and submits for review.</w:t>
+        <w:t xml:space="preserve">Steps: PortalAdmin approves any pending or endorsed question.</w:t>
       </w:r>
     </w:p>
     <w:p>
@@ -3302,7 +3679,7 @@
           <w:sz w:val="21"/>
           <w:szCs w:val="21"/>
         </w:rPr>
-        <w:t xml:space="preserve">Expected: Rejected stays Rejected during edit, then explicit submit returns it to PendingReview.</w:t>
+        <w:t xml:space="preserve">Expected: Status=Approved, Visibility=Public, IsActive=true; visible to all question-managing roles; quiz-usable.</w:t>
       </w:r>
     </w:p>
     <w:p>
@@ -3318,7 +3695,7 @@
           <w:sz w:val="24"/>
           <w:szCs w:val="24"/>
         </w:rPr>
-        <w:t xml:space="preserve">Q-06 — Approved deactivation</w:t>
+        <w:t xml:space="preserve">Q-05 — Approver hierarchy / no self-approval</w:t>
       </w:r>
     </w:p>
     <w:p>
@@ -3330,7 +3707,7 @@
           <w:sz w:val="21"/>
           <w:szCs w:val="21"/>
         </w:rPr>
-        <w:t xml:space="preserve">Steps: PortalAdmin deactivates a particular Approved question.</w:t>
+        <w:t xml:space="preserve">Steps: CampusAdmin tries to approve their own or a peer campus's question; SchoolAdmin tries to approve their own question.</w:t>
       </w:r>
     </w:p>
     <w:p>
@@ -3350,7 +3727,7 @@
           <w:sz w:val="21"/>
           <w:szCs w:val="21"/>
         </w:rPr>
-        <w:t xml:space="preserve">Expected: Status remains Approved; Activity shows Inactive (IsActive=false); unavailable for new quiz use. Non-Approved statuses stay Inactive and cannot be activated.</w:t>
+        <w:t xml:space="preserve">Expected: Forbidden. A CampusAdmin question needs SchoolAdmin or PortalAdmin; a SchoolAdmin question needs PortalAdmin. Approver must be a higher tier than the creator; no self or same-tier approval.</w:t>
       </w:r>
     </w:p>
     <w:p>
@@ -3366,7 +3743,7 @@
           <w:sz w:val="24"/>
           <w:szCs w:val="24"/>
         </w:rPr>
-        <w:t xml:space="preserve">Q-07 — Archive</w:t>
+        <w:t xml:space="preserve">Q-06 — Non-public isolation</w:t>
       </w:r>
     </w:p>
     <w:p>
@@ -3378,7 +3755,7 @@
           <w:sz w:val="21"/>
           <w:szCs w:val="21"/>
         </w:rPr>
-        <w:t xml:space="preserve">Steps: PortalAdmin archives a question.</w:t>
+        <w:t xml:space="preserve">Steps: Another teacher in the same campus, a user in another campus/school, or an unrelated admin opens the bank.</w:t>
       </w:r>
     </w:p>
     <w:p>
@@ -3398,7 +3775,7 @@
           <w:sz w:val="21"/>
           <w:szCs w:val="21"/>
         </w:rPr>
-        <w:t xml:space="preserve">Expected: Status=Archived; IsActive=false; hidden from normal bank/quiz use.</w:t>
+        <w:t xml:space="preserve">Expected: A PendingReview or endorsed (Campus/School) question is NOT visible to them. Only Public (PortalAdmin-published) questions appear.</w:t>
       </w:r>
     </w:p>
     <w:p>
@@ -3414,7 +3791,7 @@
           <w:sz w:val="24"/>
           <w:szCs w:val="24"/>
         </w:rPr>
-        <w:t xml:space="preserve">Q-08 — Ownership lock</w:t>
+        <w:t xml:space="preserve">Q-07 — Reject and resubmit</w:t>
       </w:r>
     </w:p>
     <w:p>
@@ -3426,7 +3803,7 @@
           <w:sz w:val="21"/>
           <w:szCs w:val="21"/>
         </w:rPr>
-        <w:t xml:space="preserve">Steps: Non-PortalAdmin owner tries to edit/delete after approval.</w:t>
+        <w:t xml:space="preserve">Steps: Eligible approver rejects with reason; owner edits and submits for review.</w:t>
       </w:r>
     </w:p>
     <w:p>
@@ -3446,7 +3823,7 @@
           <w:sz w:val="21"/>
           <w:szCs w:val="21"/>
         </w:rPr>
-        <w:t xml:space="preserve">Expected: Forbidden. PortalAdmin retains lifecycle and mutation control.</w:t>
+        <w:t xml:space="preserve">Expected: Rejected stays Rejected during edit, then explicit submit returns it to PendingReview.</w:t>
       </w:r>
     </w:p>
     <w:p>
@@ -3462,7 +3839,7 @@
           <w:sz w:val="24"/>
           <w:szCs w:val="24"/>
         </w:rPr>
-        <w:t xml:space="preserve">Q-09 — Excel import</w:t>
+        <w:t xml:space="preserve">Q-08 — Published deactivation</w:t>
       </w:r>
     </w:p>
     <w:p>
@@ -3474,7 +3851,7 @@
           <w:sz w:val="21"/>
           <w:szCs w:val="21"/>
         </w:rPr>
-        <w:t xml:space="preserve">Steps: Upload valid/invalid rows, run dry-run, then confirm.</w:t>
+        <w:t xml:space="preserve">Steps: PortalAdmin deactivates a Published (Public) question.</w:t>
       </w:r>
     </w:p>
     <w:p>
@@ -3494,7 +3871,7 @@
           <w:sz w:val="21"/>
           <w:szCs w:val="21"/>
         </w:rPr>
-        <w:t xml:space="preserve">Expected: Valid rows become PendingReview only; row errors are reported; import never approves.</w:t>
+        <w:t xml:space="preserve">Expected: Status remains Approved; Activity shows Inactive (IsActive=false); unavailable for new quiz use. Endorsed and non-Approved statuses stay Inactive and cannot be activated.</w:t>
       </w:r>
     </w:p>
     <w:p>
@@ -3510,7 +3887,199 @@
           <w:sz w:val="24"/>
           <w:szCs w:val="24"/>
         </w:rPr>
-        <w:t xml:space="preserve">Q-10 — Fill answer privacy</w:t>
+        <w:t xml:space="preserve">Q-09 — Archive</w:t>
+      </w:r>
+    </w:p>
+    <w:p>
+      <w:pPr>
+        <w:spacing w:after="100"/>
+      </w:pPr>
+      <w:r>
+        <w:rPr>
+          <w:sz w:val="21"/>
+          <w:szCs w:val="21"/>
+        </w:rPr>
+        <w:t xml:space="preserve">Steps: PortalAdmin archives a question.</w:t>
+      </w:r>
+    </w:p>
+    <w:p>
+      <w:pPr>
+        <w:spacing w:after="100"/>
+        <w:rPr>
+          <w:b/>
+          <w:bCs/>
+          <w:color w:val="166534"/>
+        </w:rPr>
+      </w:pPr>
+      <w:r>
+        <w:rPr>
+          <w:b/>
+          <w:bCs/>
+          <w:color w:val="166534"/>
+          <w:sz w:val="21"/>
+          <w:szCs w:val="21"/>
+        </w:rPr>
+        <w:t xml:space="preserve">Expected: Status=Archived; IsActive=false; hidden from normal bank/quiz use. Visibility preserved.</w:t>
+      </w:r>
+    </w:p>
+    <w:p>
+      <w:pPr>
+        <w:pStyle w:val="Heading2"/>
+        <w:spacing w:after="100" w:before="220"/>
+      </w:pPr>
+      <w:r>
+        <w:rPr>
+          <w:b/>
+          <w:bCs/>
+          <w:color w:val="2563EB"/>
+          <w:sz w:val="24"/>
+          <w:szCs w:val="24"/>
+        </w:rPr>
+        <w:t xml:space="preserve">Q-09b — Unarchive</w:t>
+      </w:r>
+    </w:p>
+    <w:p>
+      <w:pPr>
+        <w:spacing w:after="100"/>
+      </w:pPr>
+      <w:r>
+        <w:rPr>
+          <w:sz w:val="21"/>
+          <w:szCs w:val="21"/>
+        </w:rPr>
+        <w:t xml:space="preserve">Steps: PortalAdmin unarchives a previously archived question.</w:t>
+      </w:r>
+    </w:p>
+    <w:p>
+      <w:pPr>
+        <w:spacing w:after="100"/>
+        <w:rPr>
+          <w:b/>
+          <w:bCs/>
+          <w:color w:val="166534"/>
+        </w:rPr>
+      </w:pPr>
+      <w:r>
+        <w:rPr>
+          <w:b/>
+          <w:bCs/>
+          <w:color w:val="166534"/>
+          <w:sz w:val="21"/>
+          <w:szCs w:val="21"/>
+        </w:rPr>
+        <w:t xml:space="preserve">Expected: Public restored as Approved + Active; Campus/School as Approved + Inactive; None as PendingReview.</w:t>
+      </w:r>
+    </w:p>
+    <w:p>
+      <w:pPr>
+        <w:pStyle w:val="Heading2"/>
+        <w:spacing w:after="100" w:before="220"/>
+      </w:pPr>
+      <w:r>
+        <w:rPr>
+          <w:b/>
+          <w:bCs/>
+          <w:color w:val="2563EB"/>
+          <w:sz w:val="24"/>
+          <w:szCs w:val="24"/>
+        </w:rPr>
+        <w:t xml:space="preserve">Q-10 — Ownership lock</w:t>
+      </w:r>
+    </w:p>
+    <w:p>
+      <w:pPr>
+        <w:spacing w:after="100"/>
+      </w:pPr>
+      <w:r>
+        <w:rPr>
+          <w:sz w:val="21"/>
+          <w:szCs w:val="21"/>
+        </w:rPr>
+        <w:t xml:space="preserve">Steps: Non-PortalAdmin owner tries to edit/delete after approval/endorsement.</w:t>
+      </w:r>
+    </w:p>
+    <w:p>
+      <w:pPr>
+        <w:spacing w:after="100"/>
+        <w:rPr>
+          <w:b/>
+          <w:bCs/>
+          <w:color w:val="166534"/>
+        </w:rPr>
+      </w:pPr>
+      <w:r>
+        <w:rPr>
+          <w:b/>
+          <w:bCs/>
+          <w:color w:val="166534"/>
+          <w:sz w:val="21"/>
+          <w:szCs w:val="21"/>
+        </w:rPr>
+        <w:t xml:space="preserve">Expected: Forbidden. PortalAdmin retains lifecycle and mutation control.</w:t>
+      </w:r>
+    </w:p>
+    <w:p>
+      <w:pPr>
+        <w:pStyle w:val="Heading2"/>
+        <w:spacing w:after="100" w:before="220"/>
+      </w:pPr>
+      <w:r>
+        <w:rPr>
+          <w:b/>
+          <w:bCs/>
+          <w:color w:val="2563EB"/>
+          <w:sz w:val="24"/>
+          <w:szCs w:val="24"/>
+        </w:rPr>
+        <w:t xml:space="preserve">Q-11 — Excel import</w:t>
+      </w:r>
+    </w:p>
+    <w:p>
+      <w:pPr>
+        <w:spacing w:after="100"/>
+      </w:pPr>
+      <w:r>
+        <w:rPr>
+          <w:sz w:val="21"/>
+          <w:szCs w:val="21"/>
+        </w:rPr>
+        <w:t xml:space="preserve">Steps: Upload valid/invalid rows, run dry-run, then confirm.</w:t>
+      </w:r>
+    </w:p>
+    <w:p>
+      <w:pPr>
+        <w:spacing w:after="100"/>
+        <w:rPr>
+          <w:b/>
+          <w:bCs/>
+          <w:color w:val="166534"/>
+        </w:rPr>
+      </w:pPr>
+      <w:r>
+        <w:rPr>
+          <w:b/>
+          <w:bCs/>
+          <w:color w:val="166534"/>
+          <w:sz w:val="21"/>
+          <w:szCs w:val="21"/>
+        </w:rPr>
+        <w:t xml:space="preserve">Expected: Valid rows become PendingReview only; row errors are reported; import never approves or publishes.</w:t>
+      </w:r>
+    </w:p>
+    <w:p>
+      <w:pPr>
+        <w:pStyle w:val="Heading2"/>
+        <w:spacing w:after="100" w:before="220"/>
+      </w:pPr>
+      <w:r>
+        <w:rPr>
+          <w:b/>
+          <w:bCs/>
+          <w:color w:val="2563EB"/>
+          <w:sz w:val="24"/>
+          <w:szCs w:val="24"/>
+        </w:rPr>
+        <w:t xml:space="preserve">Q-12 — Fill answer privacy</w:t>
       </w:r>
     </w:p>
     <w:p>
@@ -3575,7 +4144,7 @@
           <w:sz w:val="21"/>
           <w:szCs w:val="21"/>
         </w:rPr>
-        <w:t xml:space="preserve">☐ Create and import always produce PendingReview, IsActive=false, Visibility=None.</w:t>
+        <w:t xml:space="preserve">☐ Create and import (Teacher/Parent/CampusAdmin/SchoolAdmin) always produce PendingReview, IsActive=false, Visibility=None.</w:t>
       </w:r>
     </w:p>
     <w:p>
@@ -3592,7 +4161,7 @@
           <w:sz w:val="21"/>
           <w:szCs w:val="21"/>
         </w:rPr>
-        <w:t xml:space="preserve">☐ Draft is inactive/legacy and never appears as a create/import choice.</w:t>
+        <w:t xml:space="preserve">☐ PortalAdmin-created questions are auto-published (Approved + Public + Active).</w:t>
       </w:r>
     </w:p>
     <w:p>
@@ -3609,7 +4178,7 @@
           <w:sz w:val="21"/>
           <w:szCs w:val="21"/>
         </w:rPr>
-        <w:t xml:space="preserve">☐ All non-Approved statuses (PendingReview, Rejected, Archived, legacy Draft) are always Inactive.</w:t>
+        <w:t xml:space="preserve">☐ Draft is inactive/legacy and never appears as a create/import choice.</w:t>
       </w:r>
     </w:p>
     <w:p>
@@ -3626,7 +4195,7 @@
           <w:sz w:val="21"/>
           <w:szCs w:val="21"/>
         </w:rPr>
-        <w:t xml:space="preserve">☐ Only Approved can be Active or Inactive; approve defaults to Active.</w:t>
+        <w:t xml:space="preserve">☐ A PendingReview or endorsed (Campus/School) question is visible ONLY to its creator plus that creator's CampusAdmin, SchoolAdmin, and PortalAdmin — never peers or other orgs.</w:t>
       </w:r>
     </w:p>
     <w:p>
@@ -3643,7 +4212,7 @@
           <w:sz w:val="21"/>
           <w:szCs w:val="21"/>
         </w:rPr>
-        <w:t xml:space="preserve">☐ PortalAdmin may deactivate a particular Approved question; UI shows Status=Approved and Activity=Inactive.</w:t>
+        <w:t xml:space="preserve">☐ Only PortalAdmin approval publishes a question (Approved + Public + Active + quiz-usable).</w:t>
       </w:r>
     </w:p>
     <w:p>
@@ -3660,7 +4229,7 @@
           <w:sz w:val="21"/>
           <w:szCs w:val="21"/>
         </w:rPr>
-        <w:t xml:space="preserve">☐ Approve is allowed only from PendingReview and only within approver scope.</w:t>
+        <w:t xml:space="preserve">☐ CampusAdmin/SchoolAdmin approval is an endorsement: Status=Approved but IsActive=false, audience stays restricted, and it is NOT quiz-usable until PortalAdmin publishes it.</w:t>
       </w:r>
     </w:p>
     <w:p>
@@ -3677,7 +4246,7 @@
           <w:sz w:val="21"/>
           <w:szCs w:val="21"/>
         </w:rPr>
-        <w:t xml:space="preserve">☐ CampusAdmin/SchoolAdmin/PortalAdmin approval produces Campus/School/Public visibility.</w:t>
+        <w:t xml:space="preserve">☐ Approver must be a higher tier than the creator; no self or same-tier approval (Teacher/Parent→Campus/School/Portal; CampusAdmin→School/Portal; SchoolAdmin→Portal only).</w:t>
       </w:r>
     </w:p>
     <w:p>
@@ -3694,7 +4263,7 @@
           <w:sz w:val="21"/>
           <w:szCs w:val="21"/>
         </w:rPr>
-        <w:t xml:space="preserve">☐ Reject requires a reason and clears active/approval/visibility state.</w:t>
+        <w:t xml:space="preserve">☐ Only a Published (Public) Approved question can be Active or Inactive; approve defaults to Active only for PortalAdmin publish.</w:t>
       </w:r>
     </w:p>
     <w:p>
@@ -3711,7 +4280,7 @@
           <w:sz w:val="21"/>
           <w:szCs w:val="21"/>
         </w:rPr>
-        <w:t xml:space="preserve">☐ Editing Rejected does not auto-submit; explicit Submit returns it to PendingReview.</w:t>
+        <w:t xml:space="preserve">☐ PortalAdmin may deactivate a Published question; UI shows Status=Approved and Activity=Inactive.</w:t>
       </w:r>
     </w:p>
     <w:p>
@@ -3728,7 +4297,7 @@
           <w:sz w:val="21"/>
           <w:szCs w:val="21"/>
         </w:rPr>
-        <w:t xml:space="preserve">☐ Only PortalAdmin can activate, deactivate, archive, or mutate Approved questions.</w:t>
+        <w:t xml:space="preserve">☐ Reject requires a reason and clears active/endorsement/visibility state.</w:t>
       </w:r>
     </w:p>
     <w:p>
@@ -3745,7 +4314,7 @@
           <w:sz w:val="21"/>
           <w:szCs w:val="21"/>
         </w:rPr>
-        <w:t xml:space="preserve">☐ Deactivate keeps QuestionStatus=Approved and only changes IsActive.</w:t>
+        <w:t xml:space="preserve">☐ Editing Rejected does not auto-submit; explicit Submit returns it to PendingReview.</w:t>
       </w:r>
     </w:p>
     <w:p>
@@ -3762,7 +4331,7 @@
           <w:sz w:val="21"/>
           <w:szCs w:val="21"/>
         </w:rPr>
-        <w:t xml:space="preserve">☐ Archived and inactive are not interchangeable: Archived is status; inactive is a flag.</w:t>
+        <w:t xml:space="preserve">☐ Only PortalAdmin can publish, activate, deactivate, archive, or mutate approved/endorsed questions.</w:t>
       </w:r>
     </w:p>
     <w:p>
@@ -3779,7 +4348,7 @@
           <w:sz w:val="21"/>
           <w:szCs w:val="21"/>
         </w:rPr>
-        <w:t xml:space="preserve">☐ Quiz eligibility requires Approved + IsActive + ApprovedBy + visible scope.</w:t>
+        <w:t xml:space="preserve">☐ Deactivate keeps QuestionStatus=Approved and only changes IsActive.</w:t>
       </w:r>
     </w:p>
     <w:p>
@@ -3796,7 +4365,7 @@
           <w:sz w:val="21"/>
           <w:szCs w:val="21"/>
         </w:rPr>
-        <w:t xml:space="preserve">☐ Question bank excludes Students; students receive questions only through quiz attempts.</w:t>
+        <w:t xml:space="preserve">☐ Archived and inactive are not interchangeable: Archived is status; inactive is a flag.</w:t>
       </w:r>
     </w:p>
     <w:p>
@@ -3813,7 +4382,7 @@
           <w:sz w:val="21"/>
           <w:szCs w:val="21"/>
         </w:rPr>
-        <w:t xml:space="preserve">☐ Single/Multi/True-False/Fill validation rules are enforced on create/update/import.</w:t>
+        <w:t xml:space="preserve">☐ Quiz eligibility requires Approved + Public + IsActive + ApprovedBy (published by PortalAdmin).</w:t>
       </w:r>
     </w:p>
     <w:p>
@@ -3830,7 +4399,7 @@
           <w:sz w:val="21"/>
           <w:szCs w:val="21"/>
         </w:rPr>
-        <w:t xml:space="preserve">☐ Descriptive remains unavailable.</w:t>
+        <w:t xml:space="preserve">☐ Question bank excludes Students; students receive questions only through quiz attempts.</w:t>
       </w:r>
     </w:p>
     <w:p>
@@ -3847,7 +4416,7 @@
           <w:sz w:val="21"/>
           <w:szCs w:val="21"/>
         </w:rPr>
-        <w:t xml:space="preserve">☐ Accepted answers are hidden from students before attempt submission.</w:t>
+        <w:t xml:space="preserve">☐ Single/Multi/True-False/Fill validation rules are enforced on create/update/import.</w:t>
       </w:r>
     </w:p>
     <w:p>
@@ -3864,23 +4433,7 @@
           <w:sz w:val="21"/>
           <w:szCs w:val="21"/>
         </w:rPr>
-        <w:t xml:space="preserve">☐ Deleting a quiz-linked question is blocked.</w:t>
-      </w:r>
-    </w:p>
-    <w:p>
-      <w:pPr>
-        <w:pStyle w:val="Heading1"/>
-        <w:spacing w:after="100" w:before="220"/>
-      </w:pPr>
-      <w:r>
-        <w:rPr>
-          <w:b/>
-          <w:bCs/>
-          <w:color w:val="2563EB"/>
-          <w:sz w:val="28"/>
-          <w:szCs w:val="28"/>
-        </w:rPr>
-        <w:t xml:space="preserve">13. Known compatibility and optional work</w:t>
+        <w:t xml:space="preserve">☐ Descriptive remains unavailable.</w:t>
       </w:r>
     </w:p>
     <w:p>
@@ -3897,7 +4450,7 @@
           <w:sz w:val="21"/>
           <w:szCs w:val="21"/>
         </w:rPr>
-        <w:t xml:space="preserve">Legacy status aliases remain readable; new writes use canonical names/IDs.</w:t>
+        <w:t xml:space="preserve">☐ Accepted answers are hidden from students before attempt submission.</w:t>
       </w:r>
     </w:p>
     <w:p>
@@ -3914,7 +4467,23 @@
           <w:sz w:val="21"/>
           <w:szCs w:val="21"/>
         </w:rPr>
-        <w:t xml:space="preserve">IsAiApproved is a legacy field, not a second gate.</w:t>
+        <w:t xml:space="preserve">☐ Deleting a quiz-linked question is blocked.</w:t>
+      </w:r>
+    </w:p>
+    <w:p>
+      <w:pPr>
+        <w:pStyle w:val="Heading1"/>
+        <w:spacing w:after="100" w:before="220"/>
+      </w:pPr>
+      <w:r>
+        <w:rPr>
+          <w:b/>
+          <w:bCs/>
+          <w:color w:val="2563EB"/>
+          <w:sz w:val="28"/>
+          <w:szCs w:val="28"/>
+        </w:rPr>
+        <w:t xml:space="preserve">13. Known compatibility and optional work</w:t>
       </w:r>
     </w:p>
     <w:p>
@@ -3931,7 +4500,7 @@
           <w:sz w:val="21"/>
           <w:szCs w:val="21"/>
         </w:rPr>
-        <w:t xml:space="preserve">Delete is blocked while quiz-linked; guided unlink is optional.</w:t>
+        <w:t xml:space="preserve">Legacy status aliases remain readable; new writes use canonical names/IDs.</w:t>
       </w:r>
     </w:p>
     <w:p>
@@ -3948,7 +4517,41 @@
           <w:sz w:val="21"/>
           <w:szCs w:val="21"/>
         </w:rPr>
-        <w:t xml:space="preserve">Workflow audit log is optional.</w:t>
+        <w:t xml:space="preserve">IsAiApproved is a legacy field, not a second gate.</w:t>
+      </w:r>
+    </w:p>
+    <w:p>
+      <w:pPr>
+        <w:pStyle w:val="ListParagraph"/>
+        <w:numPr>
+          <w:ilvl w:val="0"/>
+          <w:numId w:val="1"/>
+        </w:numPr>
+        <w:spacing w:after="60"/>
+      </w:pPr>
+      <w:r>
+        <w:rPr>
+          <w:sz w:val="21"/>
+          <w:szCs w:val="21"/>
+        </w:rPr>
+        <w:t xml:space="preserve">Delete is blocked while quiz-linked; guided unlink is optional.</w:t>
+      </w:r>
+    </w:p>
+    <w:p>
+      <w:pPr>
+        <w:pStyle w:val="ListParagraph"/>
+        <w:numPr>
+          <w:ilvl w:val="0"/>
+          <w:numId w:val="1"/>
+        </w:numPr>
+        <w:spacing w:after="60"/>
+      </w:pPr>
+      <w:r>
+        <w:rPr>
+          <w:sz w:val="21"/>
+          <w:szCs w:val="21"/>
+        </w:rPr>
+        <w:t xml:space="preserve">Workflow trail recorded in app_approval; shown as Approval history on question detail.</w:t>
       </w:r>
     </w:p>
     <w:p>

--- a/docs/04_RankUp_Questions_Business_QA.docx
+++ b/docs/04_RankUp_Questions_Business_QA.docx
@@ -35,7 +35,7 @@
           <w:sz w:val="21"/>
           <w:szCs w:val="21"/>
         </w:rPr>
-        <w:t xml:space="preserve">Current implemented rules · 25 Jul 2026</w:t>
+        <w:t xml:space="preserve">Current implemented rules · 26 Jul 2026</w:t>
       </w:r>
     </w:p>
     <w:p>
@@ -75,7 +75,7 @@
           <w:sz w:val="21"/>
           <w:szCs w:val="21"/>
         </w:rPr>
-        <w:t xml:space="preserve">Spec status &amp; assumptions: v2 model reflects confirmed rules — (1) only PortalAdmin publishes/activates; (2) only Public questions are quiz-usable; (3) the approver must be a strictly higher tier than the creator (no self / same-tier approval), and any eligible higher tier may act independently. Assumption to confirm: a CampusAdmin/SchoolAdmin endorsement is recorded as Status=Approved with Visibility=Campus/School but IsActive=false and a restricted audience. Not yet implemented in code — awaiting go-ahead.</w:t>
+        <w:t xml:space="preserve">Spec status: v2 model is implemented in code — (1) only PortalAdmin publishes/activates; (2) only Public questions are quiz-usable; (3) the approver must be a strictly higher tier than the creator (no self / same-tier approval), and any eligible higher tier may act independently; (4) a CampusAdmin/SchoolAdmin endorsement is Status=Approved with Visibility=Campus/School but IsActive=false and a restricted audience; (5) every workflow step is written to the app_approval trail and shown as Approval history on question detail.</w:t>
       </w:r>
     </w:p>
     <w:p>
@@ -820,6 +820,47 @@
                 <w:szCs w:val="17"/>
               </w:rPr>
               <w:t xml:space="preserve">Explicit Submit for review action; endorsement and visibility stay cleared.</w:t>
+            </w:r>
+          </w:p>
+        </w:tc>
+      </w:tr>
+      <w:tr>
+        <w:tc>
+          <w:p>
+            <w:r>
+              <w:rPr>
+                <w:b w:val="false"/>
+                <w:bCs w:val="false"/>
+                <w:sz w:val="17"/>
+                <w:szCs w:val="17"/>
+              </w:rPr>
+              <w:t xml:space="preserve">Owner / PortalAdmin edits content</w:t>
+            </w:r>
+          </w:p>
+        </w:tc>
+        <w:tc>
+          <w:p>
+            <w:r>
+              <w:rPr>
+                <w:b w:val="false"/>
+                <w:bCs w:val="false"/>
+                <w:sz w:val="17"/>
+                <w:szCs w:val="17"/>
+              </w:rPr>
+              <w:t xml:space="preserve">Unchanged</w:t>
+            </w:r>
+          </w:p>
+        </w:tc>
+        <w:tc>
+          <w:p>
+            <w:r>
+              <w:rPr>
+                <w:b w:val="false"/>
+                <w:bCs w:val="false"/>
+                <w:sz w:val="17"/>
+                <w:szCs w:val="17"/>
+              </w:rPr>
+              <w:t xml:space="preserve">Owners may edit while PendingReview or Rejected; PortalAdmin may edit any. Records a Modified event in the approval trail; Rejected stays Rejected until an explicit resubmit.</w:t>
             </w:r>
           </w:p>
         </w:tc>
@@ -2077,7 +2118,7 @@
                 <w:sz w:val="17"/>
                 <w:szCs w:val="17"/>
               </w:rPr>
-              <w:t xml:space="preserve">Activate/deactivate/archive</w:t>
+              <w:t xml:space="preserve">Activate / deactivate / archive / unarchive</w:t>
             </w:r>
           </w:p>
         </w:tc>
@@ -2143,6 +2184,99 @@
                 <w:szCs w:val="17"/>
               </w:rPr>
               <w:t xml:space="preserve">No</w:t>
+            </w:r>
+          </w:p>
+        </w:tc>
+        <w:tc>
+          <w:p>
+            <w:r>
+              <w:rPr>
+                <w:b w:val="false"/>
+                <w:bCs w:val="false"/>
+                <w:sz w:val="17"/>
+                <w:szCs w:val="17"/>
+              </w:rPr>
+              <w:t xml:space="preserve">No</w:t>
+            </w:r>
+          </w:p>
+        </w:tc>
+      </w:tr>
+      <w:tr>
+        <w:tc>
+          <w:p>
+            <w:r>
+              <w:rPr>
+                <w:b w:val="false"/>
+                <w:bCs w:val="false"/>
+                <w:sz w:val="17"/>
+                <w:szCs w:val="17"/>
+              </w:rPr>
+              <w:t xml:space="preserve">View Approval history on detail</w:t>
+            </w:r>
+          </w:p>
+        </w:tc>
+        <w:tc>
+          <w:p>
+            <w:r>
+              <w:rPr>
+                <w:b w:val="false"/>
+                <w:bCs w:val="false"/>
+                <w:sz w:val="17"/>
+                <w:szCs w:val="17"/>
+              </w:rPr>
+              <w:t xml:space="preserve">Yes</w:t>
+            </w:r>
+          </w:p>
+        </w:tc>
+        <w:tc>
+          <w:p>
+            <w:r>
+              <w:rPr>
+                <w:b w:val="false"/>
+                <w:bCs w:val="false"/>
+                <w:sz w:val="17"/>
+                <w:szCs w:val="17"/>
+              </w:rPr>
+              <w:t xml:space="preserve">Yes (visible questions)</w:t>
+            </w:r>
+          </w:p>
+        </w:tc>
+        <w:tc>
+          <w:p>
+            <w:r>
+              <w:rPr>
+                <w:b w:val="false"/>
+                <w:bCs w:val="false"/>
+                <w:sz w:val="17"/>
+                <w:szCs w:val="17"/>
+              </w:rPr>
+              <w:t xml:space="preserve">Yes (visible questions)</w:t>
+            </w:r>
+          </w:p>
+        </w:tc>
+        <w:tc>
+          <w:p>
+            <w:r>
+              <w:rPr>
+                <w:b w:val="false"/>
+                <w:bCs w:val="false"/>
+                <w:sz w:val="17"/>
+                <w:szCs w:val="17"/>
+              </w:rPr>
+              <w:t xml:space="preserve">Yes (own + Public)</w:t>
+            </w:r>
+          </w:p>
+        </w:tc>
+        <w:tc>
+          <w:p>
+            <w:r>
+              <w:rPr>
+                <w:b w:val="false"/>
+                <w:bCs w:val="false"/>
+                <w:sz w:val="17"/>
+                <w:szCs w:val="17"/>
+              </w:rPr>
+              <w:t xml:space="preserve">Yes (own + Public)</w:t>
             </w:r>
           </w:p>
         </w:tc>
@@ -2916,6 +3050,23 @@
           <w:sz w:val="21"/>
           <w:szCs w:val="21"/>
         </w:rPr>
+        <w:t xml:space="preserve">Import is limited to 200 rows per file; row 1 is the header.</w:t>
+      </w:r>
+    </w:p>
+    <w:p>
+      <w:pPr>
+        <w:pStyle w:val="ListParagraph"/>
+        <w:numPr>
+          <w:ilvl w:val="0"/>
+          <w:numId w:val="1"/>
+        </w:numPr>
+        <w:spacing w:after="60"/>
+      </w:pPr>
+      <w:r>
+        <w:rPr>
+          <w:sz w:val="21"/>
+          <w:szCs w:val="21"/>
+        </w:rPr>
         <w:t xml:space="preserve">Dry run returns all row errors.</w:t>
       </w:r>
     </w:p>
@@ -3026,6 +3177,34 @@
                 <w:sz w:val="17"/>
                 <w:szCs w:val="17"/>
               </w:rPr>
+              <w:t xml:space="preserve">GET /api/questions/{id}</w:t>
+            </w:r>
+          </w:p>
+        </w:tc>
+        <w:tc>
+          <w:p>
+            <w:r>
+              <w:rPr>
+                <w:b w:val="false"/>
+                <w:bCs w:val="false"/>
+                <w:sz w:val="17"/>
+                <w:szCs w:val="17"/>
+              </w:rPr>
+              <w:t xml:space="preserve">Detail with options/answers, creator/approver names, and ApprovalHistory trail</w:t>
+            </w:r>
+          </w:p>
+        </w:tc>
+      </w:tr>
+      <w:tr>
+        <w:tc>
+          <w:p>
+            <w:r>
+              <w:rPr>
+                <w:b w:val="false"/>
+                <w:bCs w:val="false"/>
+                <w:sz w:val="17"/>
+                <w:szCs w:val="17"/>
+              </w:rPr>
               <w:t xml:space="preserve">POST /api/questions</w:t>
             </w:r>
           </w:p>
@@ -3039,7 +3218,7 @@
                 <w:sz w:val="17"/>
                 <w:szCs w:val="17"/>
               </w:rPr>
-              <w:t xml:space="preserve">Create as PendingReview</w:t>
+              <w:t xml:space="preserve">Create as PendingReview (PortalAdmin: auto-published); trail: Created + Submitted/Published</w:t>
             </w:r>
           </w:p>
         </w:tc>
@@ -3067,7 +3246,7 @@
                 <w:sz w:val="17"/>
                 <w:szCs w:val="17"/>
               </w:rPr>
-              <w:t xml:space="preserve">Validate/import as PendingReview only</w:t>
+              <w:t xml:space="preserve">Validate/import as PendingReview only (max 200 rows); trail per created row</w:t>
             </w:r>
           </w:p>
         </w:tc>
@@ -3095,7 +3274,7 @@
                 <w:sz w:val="17"/>
                 <w:szCs w:val="17"/>
               </w:rPr>
-              <w:t xml:space="preserve">Update content; Rejected remains Rejected</w:t>
+              <w:t xml:space="preserve">Update content; trail: Modified; Rejected remains Rejected</w:t>
             </w:r>
           </w:p>
         </w:tc>
@@ -3123,7 +3302,7 @@
                 <w:sz w:val="17"/>
                 <w:szCs w:val="17"/>
               </w:rPr>
-              <w:t xml:space="preserve">Rejected → PendingReview</w:t>
+              <w:t xml:space="preserve">Rejected → PendingReview; trail: SubmittedForReview</w:t>
             </w:r>
           </w:p>
         </w:tc>
@@ -3151,7 +3330,7 @@
                 <w:sz w:val="17"/>
                 <w:szCs w:val="17"/>
               </w:rPr>
-              <w:t xml:space="preserve">PendingReview → Approved + scoped visibility</w:t>
+              <w:t xml:space="preserve">PendingReview → Approved + scoped visibility; trail: Endorsed or Published</w:t>
             </w:r>
           </w:p>
         </w:tc>
@@ -3179,7 +3358,7 @@
                 <w:sz w:val="17"/>
                 <w:szCs w:val="17"/>
               </w:rPr>
-              <w:t xml:space="preserve">PendingReview → Rejected + reason</w:t>
+              <w:t xml:space="preserve">PendingReview → Rejected + reason (min 10 chars); trail: Rejected + reason</w:t>
             </w:r>
           </w:p>
         </w:tc>
@@ -3207,7 +3386,7 @@
                 <w:sz w:val="17"/>
                 <w:szCs w:val="17"/>
               </w:rPr>
-              <w:t xml:space="preserve">Approved: IsActive=true</w:t>
+              <w:t xml:space="preserve">Approved (Public): IsActive=true; trail: Activated</w:t>
             </w:r>
           </w:p>
         </w:tc>
@@ -3235,7 +3414,7 @@
                 <w:sz w:val="17"/>
                 <w:szCs w:val="17"/>
               </w:rPr>
-              <w:t xml:space="preserve">Approved: IsActive=false</w:t>
+              <w:t xml:space="preserve">Approved (Public): IsActive=false; trail: Deactivated</w:t>
             </w:r>
           </w:p>
         </w:tc>
@@ -3263,7 +3442,7 @@
                 <w:sz w:val="17"/>
                 <w:szCs w:val="17"/>
               </w:rPr>
-              <w:t xml:space="preserve">→ Archived; IsActive=false</w:t>
+              <w:t xml:space="preserve">→ Archived; IsActive=false; trail: Archived</w:t>
             </w:r>
           </w:p>
         </w:tc>
@@ -3291,7 +3470,7 @@
                 <w:sz w:val="17"/>
                 <w:szCs w:val="17"/>
               </w:rPr>
-              <w:t xml:space="preserve">Archived → Approved/PendingReview (Public also Active)</w:t>
+              <w:t xml:space="preserve">Archived → Approved/PendingReview (Public also Active); trail: Unarchived</w:t>
             </w:r>
           </w:p>
         </w:tc>
@@ -3319,7 +3498,7 @@
                 <w:sz w:val="17"/>
                 <w:szCs w:val="17"/>
               </w:rPr>
-              <w:t xml:space="preserve">Delete if permitted and not quiz-linked</w:t>
+              <w:t xml:space="preserve">Delete if permitted and not quiz-linked (trail rows are removed with the question)</w:t>
             </w:r>
           </w:p>
         </w:tc>
@@ -3338,9 +3517,411 @@
           <w:sz w:val="28"/>
           <w:szCs w:val="28"/>
         </w:rPr>
-        <w:t xml:space="preserve">10. UI presentation rules</w:t>
-      </w:r>
-    </w:p>
+        <w:t xml:space="preserve">10. Approval history (workflow trail)</w:t>
+      </w:r>
+    </w:p>
+    <w:p>
+      <w:pPr>
+        <w:spacing w:after="100"/>
+      </w:pPr>
+      <w:r>
+        <w:rPr>
+          <w:sz w:val="21"/>
+          <w:szCs w:val="21"/>
+        </w:rPr>
+        <w:t xml:space="preserve">Every question carries a full audit trail in the generic app_approval table (entity_type=2, typed FK to questions; user-registration rows share the table with entity_type=1). Each row stores the acting user (FK to app_users), the role they acted as, the action, an optional reason, and a timestamp. The question detail page always shows this panel for every question-managing role, with actor name, role, colour-coded action chip, and the rejection reason inline.</w:t>
+      </w:r>
+    </w:p>
+    <w:tbl>
+      <w:tblPr>
+        <w:tblW w:type="pct" w:w="100%"/>
+        <w:tblBorders>
+          <w:top w:val="single" w:color="auto" w:sz="4"/>
+          <w:left w:val="single" w:color="auto" w:sz="4"/>
+          <w:bottom w:val="single" w:color="auto" w:sz="4"/>
+          <w:right w:val="single" w:color="auto" w:sz="4"/>
+          <w:insideH w:val="single" w:color="auto" w:sz="4"/>
+          <w:insideV w:val="single" w:color="auto" w:sz="4"/>
+        </w:tblBorders>
+      </w:tblPr>
+      <w:tblGrid>
+        <w:gridCol w:w="100"/>
+        <w:gridCol w:w="100"/>
+        <w:gridCol w:w="100"/>
+      </w:tblGrid>
+      <w:tr>
+        <w:trPr>
+          <w:tblHeader/>
+        </w:trPr>
+        <w:tc>
+          <w:p>
+            <w:r>
+              <w:rPr>
+                <w:b/>
+                <w:bCs/>
+                <w:sz w:val="17"/>
+                <w:szCs w:val="17"/>
+              </w:rPr>
+              <w:t xml:space="preserve">Event</w:t>
+            </w:r>
+          </w:p>
+        </w:tc>
+        <w:tc>
+          <w:p>
+            <w:r>
+              <w:rPr>
+                <w:b/>
+                <w:bCs/>
+                <w:sz w:val="17"/>
+                <w:szCs w:val="17"/>
+              </w:rPr>
+              <w:t xml:space="preserve">Meaning</w:t>
+            </w:r>
+          </w:p>
+        </w:tc>
+        <w:tc>
+          <w:p>
+            <w:r>
+              <w:rPr>
+                <w:b/>
+                <w:bCs/>
+                <w:sz w:val="17"/>
+                <w:szCs w:val="17"/>
+              </w:rPr>
+              <w:t xml:space="preserve">Recorded for</w:t>
+            </w:r>
+          </w:p>
+        </w:tc>
+      </w:tr>
+      <w:tr>
+        <w:tc>
+          <w:p>
+            <w:r>
+              <w:rPr>
+                <w:b w:val="false"/>
+                <w:bCs w:val="false"/>
+                <w:sz w:val="17"/>
+                <w:szCs w:val="17"/>
+              </w:rPr>
+              <w:t xml:space="preserve">Created</w:t>
+            </w:r>
+          </w:p>
+        </w:tc>
+        <w:tc>
+          <w:p>
+            <w:r>
+              <w:rPr>
+                <w:b w:val="false"/>
+                <w:bCs w:val="false"/>
+                <w:sz w:val="17"/>
+                <w:szCs w:val="17"/>
+              </w:rPr>
+              <w:t xml:space="preserve">Question authored (bank create, import row, inline quiz create, quiz duplicate)</w:t>
+            </w:r>
+          </w:p>
+        </w:tc>
+        <w:tc>
+          <w:p>
+            <w:r>
+              <w:rPr>
+                <w:b w:val="false"/>
+                <w:bCs w:val="false"/>
+                <w:sz w:val="17"/>
+                <w:szCs w:val="17"/>
+              </w:rPr>
+              <w:t xml:space="preserve">Creator (any question-managing role)</w:t>
+            </w:r>
+          </w:p>
+        </w:tc>
+      </w:tr>
+      <w:tr>
+        <w:tc>
+          <w:p>
+            <w:r>
+              <w:rPr>
+                <w:b w:val="false"/>
+                <w:bCs w:val="false"/>
+                <w:sz w:val="17"/>
+                <w:szCs w:val="17"/>
+              </w:rPr>
+              <w:t xml:space="preserve">SubmittedForReview</w:t>
+            </w:r>
+          </w:p>
+        </w:tc>
+        <w:tc>
+          <w:p>
+            <w:r>
+              <w:rPr>
+                <w:b w:val="false"/>
+                <w:bCs w:val="false"/>
+                <w:sz w:val="17"/>
+                <w:szCs w:val="17"/>
+              </w:rPr>
+              <w:t xml:space="preserve">Sent (or resent) into the pending queue</w:t>
+            </w:r>
+          </w:p>
+        </w:tc>
+        <w:tc>
+          <w:p>
+            <w:r>
+              <w:rPr>
+                <w:b w:val="false"/>
+                <w:bCs w:val="false"/>
+                <w:sz w:val="17"/>
+                <w:szCs w:val="17"/>
+              </w:rPr>
+              <w:t xml:space="preserve">Creator; PortalAdmin may resubmit any</w:t>
+            </w:r>
+          </w:p>
+        </w:tc>
+      </w:tr>
+      <w:tr>
+        <w:tc>
+          <w:p>
+            <w:r>
+              <w:rPr>
+                <w:b w:val="false"/>
+                <w:bCs w:val="false"/>
+                <w:sz w:val="17"/>
+                <w:szCs w:val="17"/>
+              </w:rPr>
+              <w:t xml:space="preserve">Endorsed</w:t>
+            </w:r>
+          </w:p>
+        </w:tc>
+        <w:tc>
+          <w:p>
+            <w:r>
+              <w:rPr>
+                <w:b w:val="false"/>
+                <w:bCs w:val="false"/>
+                <w:sz w:val="17"/>
+                <w:szCs w:val="17"/>
+              </w:rPr>
+              <w:t xml:space="preserve">Approved with Campus/School visibility — recorded, still Inactive</w:t>
+            </w:r>
+          </w:p>
+        </w:tc>
+        <w:tc>
+          <w:p>
+            <w:r>
+              <w:rPr>
+                <w:b w:val="false"/>
+                <w:bCs w:val="false"/>
+                <w:sz w:val="17"/>
+                <w:szCs w:val="17"/>
+              </w:rPr>
+              <w:t xml:space="preserve">CampusAdmin / SchoolAdmin</w:t>
+            </w:r>
+          </w:p>
+        </w:tc>
+      </w:tr>
+      <w:tr>
+        <w:tc>
+          <w:p>
+            <w:r>
+              <w:rPr>
+                <w:b w:val="false"/>
+                <w:bCs w:val="false"/>
+                <w:sz w:val="17"/>
+                <w:szCs w:val="17"/>
+              </w:rPr>
+              <w:t xml:space="preserve">Published</w:t>
+            </w:r>
+          </w:p>
+        </w:tc>
+        <w:tc>
+          <w:p>
+            <w:r>
+              <w:rPr>
+                <w:b w:val="false"/>
+                <w:bCs w:val="false"/>
+                <w:sz w:val="17"/>
+                <w:szCs w:val="17"/>
+              </w:rPr>
+              <w:t xml:space="preserve">Approved as Public + Active + quiz-usable (incl. PortalAdmin auto-publish on create)</w:t>
+            </w:r>
+          </w:p>
+        </w:tc>
+        <w:tc>
+          <w:p>
+            <w:r>
+              <w:rPr>
+                <w:b w:val="false"/>
+                <w:bCs w:val="false"/>
+                <w:sz w:val="17"/>
+                <w:szCs w:val="17"/>
+              </w:rPr>
+              <w:t xml:space="preserve">PortalAdmin</w:t>
+            </w:r>
+          </w:p>
+        </w:tc>
+      </w:tr>
+      <w:tr>
+        <w:tc>
+          <w:p>
+            <w:r>
+              <w:rPr>
+                <w:b w:val="false"/>
+                <w:bCs w:val="false"/>
+                <w:sz w:val="17"/>
+                <w:szCs w:val="17"/>
+              </w:rPr>
+              <w:t xml:space="preserve">Rejected</w:t>
+            </w:r>
+          </w:p>
+        </w:tc>
+        <w:tc>
+          <w:p>
+            <w:r>
+              <w:rPr>
+                <w:b w:val="false"/>
+                <w:bCs w:val="false"/>
+                <w:sz w:val="17"/>
+                <w:szCs w:val="17"/>
+              </w:rPr>
+              <w:t xml:space="preserve">Refused with the stored reason shown in the trail</w:t>
+            </w:r>
+          </w:p>
+        </w:tc>
+        <w:tc>
+          <w:p>
+            <w:r>
+              <w:rPr>
+                <w:b w:val="false"/>
+                <w:bCs w:val="false"/>
+                <w:sz w:val="17"/>
+                <w:szCs w:val="17"/>
+              </w:rPr>
+              <w:t xml:space="preserve">Eligible higher-tier approver</w:t>
+            </w:r>
+          </w:p>
+        </w:tc>
+      </w:tr>
+      <w:tr>
+        <w:tc>
+          <w:p>
+            <w:r>
+              <w:rPr>
+                <w:b w:val="false"/>
+                <w:bCs w:val="false"/>
+                <w:sz w:val="17"/>
+                <w:szCs w:val="17"/>
+              </w:rPr>
+              <w:t xml:space="preserve">Modified</w:t>
+            </w:r>
+          </w:p>
+        </w:tc>
+        <w:tc>
+          <w:p>
+            <w:r>
+              <w:rPr>
+                <w:b w:val="false"/>
+                <w:bCs w:val="false"/>
+                <w:sz w:val="17"/>
+                <w:szCs w:val="17"/>
+              </w:rPr>
+              <w:t xml:space="preserve">Content/options/answers edited (bank edit or inline quiz edit)</w:t>
+            </w:r>
+          </w:p>
+        </w:tc>
+        <w:tc>
+          <w:p>
+            <w:r>
+              <w:rPr>
+                <w:b w:val="false"/>
+                <w:bCs w:val="false"/>
+                <w:sz w:val="17"/>
+                <w:szCs w:val="17"/>
+              </w:rPr>
+              <w:t xml:space="preserve">Owner or PortalAdmin</w:t>
+            </w:r>
+          </w:p>
+        </w:tc>
+      </w:tr>
+      <w:tr>
+        <w:tc>
+          <w:p>
+            <w:r>
+              <w:rPr>
+                <w:b w:val="false"/>
+                <w:bCs w:val="false"/>
+                <w:sz w:val="17"/>
+                <w:szCs w:val="17"/>
+              </w:rPr>
+              <w:t xml:space="preserve">Activated / Deactivated</w:t>
+            </w:r>
+          </w:p>
+        </w:tc>
+        <w:tc>
+          <w:p>
+            <w:r>
+              <w:rPr>
+                <w:b w:val="false"/>
+                <w:bCs w:val="false"/>
+                <w:sz w:val="17"/>
+                <w:szCs w:val="17"/>
+              </w:rPr>
+              <w:t xml:space="preserve">Published question switched on/off for quiz use</w:t>
+            </w:r>
+          </w:p>
+        </w:tc>
+        <w:tc>
+          <w:p>
+            <w:r>
+              <w:rPr>
+                <w:b w:val="false"/>
+                <w:bCs w:val="false"/>
+                <w:sz w:val="17"/>
+                <w:szCs w:val="17"/>
+              </w:rPr>
+              <w:t xml:space="preserve">PortalAdmin</w:t>
+            </w:r>
+          </w:p>
+        </w:tc>
+      </w:tr>
+      <w:tr>
+        <w:tc>
+          <w:p>
+            <w:r>
+              <w:rPr>
+                <w:b w:val="false"/>
+                <w:bCs w:val="false"/>
+                <w:sz w:val="17"/>
+                <w:szCs w:val="17"/>
+              </w:rPr>
+              <w:t xml:space="preserve">Archived / Unarchived</w:t>
+            </w:r>
+          </w:p>
+        </w:tc>
+        <w:tc>
+          <w:p>
+            <w:r>
+              <w:rPr>
+                <w:b w:val="false"/>
+                <w:bCs w:val="false"/>
+                <w:sz w:val="17"/>
+                <w:szCs w:val="17"/>
+              </w:rPr>
+              <w:t xml:space="preserve">Retired from the bank / restored to prior state</w:t>
+            </w:r>
+          </w:p>
+        </w:tc>
+        <w:tc>
+          <w:p>
+            <w:r>
+              <w:rPr>
+                <w:b w:val="false"/>
+                <w:bCs w:val="false"/>
+                <w:sz w:val="17"/>
+                <w:szCs w:val="17"/>
+              </w:rPr>
+              <w:t xml:space="preserve">PortalAdmin</w:t>
+            </w:r>
+          </w:p>
+        </w:tc>
+      </w:tr>
+    </w:tbl>
     <w:p>
       <w:pPr>
         <w:pStyle w:val="ListParagraph"/>
@@ -3355,7 +3936,7 @@
           <w:sz w:val="21"/>
           <w:szCs w:val="21"/>
         </w:rPr>
-        <w:t xml:space="preserve">Workflow Status and IsActive are separate concepts.</w:t>
+        <w:t xml:space="preserve">Inline quiz-created and quiz-duplicated questions record Created + Endorsed in one step.</w:t>
       </w:r>
     </w:p>
     <w:p>
@@ -3372,7 +3953,7 @@
           <w:sz w:val="21"/>
           <w:szCs w:val="21"/>
         </w:rPr>
-        <w:t xml:space="preserve">Only Approved can be Active or Inactive; other statuses are always Inactive.</w:t>
+        <w:t xml:space="preserve">Pre-existing questions were seeded with Created plus Endorsed/Published rows.</w:t>
       </w:r>
     </w:p>
     <w:p>
@@ -3389,7 +3970,7 @@
           <w:sz w:val="21"/>
           <w:szCs w:val="21"/>
         </w:rPr>
-        <w:t xml:space="preserve">Approved=green; Active=blue; Pending=amber; Rejected=red; Archived/Inactive=slate.</w:t>
+        <w:t xml:space="preserve">Historical rejections are not attributed; all new rejections are.</w:t>
       </w:r>
     </w:p>
     <w:p>
@@ -3406,7 +3987,23 @@
           <w:sz w:val="21"/>
           <w:szCs w:val="21"/>
         </w:rPr>
-        <w:t xml:space="preserve">Show Status=Approved and Activity=Inactive when PortalAdmin deactivates an Approved question.</w:t>
+        <w:t xml:space="preserve">Trail rows are removed with the question on delete (cascade).</w:t>
+      </w:r>
+    </w:p>
+    <w:p>
+      <w:pPr>
+        <w:pStyle w:val="Heading1"/>
+        <w:spacing w:after="100" w:before="220"/>
+      </w:pPr>
+      <w:r>
+        <w:rPr>
+          <w:b/>
+          <w:bCs/>
+          <w:color w:val="2563EB"/>
+          <w:sz w:val="28"/>
+          <w:szCs w:val="28"/>
+        </w:rPr>
+        <w:t xml:space="preserve">11. UI presentation rules</w:t>
       </w:r>
     </w:p>
     <w:p>
@@ -3423,711 +4020,7 @@
           <w:sz w:val="21"/>
           <w:szCs w:val="21"/>
         </w:rPr>
-        <w:t xml:space="preserve">List rows open detail; actions live on the detail page.</w:t>
-      </w:r>
-    </w:p>
-    <w:p>
-      <w:pPr>
-        <w:pStyle w:val="Heading1"/>
-        <w:spacing w:after="100" w:before="220"/>
-      </w:pPr>
-      <w:r>
-        <w:rPr>
-          <w:b/>
-          <w:bCs/>
-          <w:color w:val="2563EB"/>
-          <w:sz w:val="28"/>
-          <w:szCs w:val="28"/>
-        </w:rPr>
-        <w:t xml:space="preserve">11. QA scenarios</w:t>
-      </w:r>
-    </w:p>
-    <w:p>
-      <w:pPr>
-        <w:pStyle w:val="Heading2"/>
-        <w:spacing w:after="100" w:before="220"/>
-      </w:pPr>
-      <w:r>
-        <w:rPr>
-          <w:b/>
-          <w:bCs/>
-          <w:color w:val="2563EB"/>
-          <w:sz w:val="24"/>
-          <w:szCs w:val="24"/>
-        </w:rPr>
-        <w:t xml:space="preserve">Q-01 — Create starts pending</w:t>
-      </w:r>
-    </w:p>
-    <w:p>
-      <w:pPr>
-        <w:spacing w:after="100"/>
-      </w:pPr>
-      <w:r>
-        <w:rPr>
-          <w:sz w:val="21"/>
-          <w:szCs w:val="21"/>
-        </w:rPr>
-        <w:t xml:space="preserve">Steps: Create as Teacher/Parent/CampusAdmin/SchoolAdmin.</w:t>
-      </w:r>
-    </w:p>
-    <w:p>
-      <w:pPr>
-        <w:spacing w:after="100"/>
-        <w:rPr>
-          <w:b/>
-          <w:bCs/>
-          <w:color w:val="166534"/>
-        </w:rPr>
-      </w:pPr>
-      <w:r>
-        <w:rPr>
-          <w:b/>
-          <w:bCs/>
-          <w:color w:val="166534"/>
-          <w:sz w:val="21"/>
-          <w:szCs w:val="21"/>
-        </w:rPr>
-        <w:t xml:space="preserve">Expected: Status=PendingReview, IsActive=false, Visibility=None; audience = creator + creator's CampusAdmin/SchoolAdmin + PortalAdmin. Draft is never created.</w:t>
-      </w:r>
-    </w:p>
-    <w:p>
-      <w:pPr>
-        <w:pStyle w:val="Heading2"/>
-        <w:spacing w:after="100" w:before="220"/>
-      </w:pPr>
-      <w:r>
-        <w:rPr>
-          <w:b/>
-          <w:bCs/>
-          <w:color w:val="2563EB"/>
-          <w:sz w:val="24"/>
-          <w:szCs w:val="24"/>
-        </w:rPr>
-        <w:t xml:space="preserve">Q-01b — PortalAdmin create auto-publishes</w:t>
-      </w:r>
-    </w:p>
-    <w:p>
-      <w:pPr>
-        <w:spacing w:after="100"/>
-      </w:pPr>
-      <w:r>
-        <w:rPr>
-          <w:sz w:val="21"/>
-          <w:szCs w:val="21"/>
-        </w:rPr>
-        <w:t xml:space="preserve">Steps: PortalAdmin creates a question.</w:t>
-      </w:r>
-    </w:p>
-    <w:p>
-      <w:pPr>
-        <w:spacing w:after="100"/>
-        <w:rPr>
-          <w:b/>
-          <w:bCs/>
-          <w:color w:val="166534"/>
-        </w:rPr>
-      </w:pPr>
-      <w:r>
-        <w:rPr>
-          <w:b/>
-          <w:bCs/>
-          <w:color w:val="166534"/>
-          <w:sz w:val="21"/>
-          <w:szCs w:val="21"/>
-        </w:rPr>
-        <w:t xml:space="preserve">Expected: Status=Approved, Visibility=Public, IsActive=true immediately; no separate approval step.</w:t>
-      </w:r>
-    </w:p>
-    <w:p>
-      <w:pPr>
-        <w:pStyle w:val="Heading2"/>
-        <w:spacing w:after="100" w:before="220"/>
-      </w:pPr>
-      <w:r>
-        <w:rPr>
-          <w:b/>
-          <w:bCs/>
-          <w:color w:val="2563EB"/>
-          <w:sz w:val="24"/>
-          <w:szCs w:val="24"/>
-        </w:rPr>
-        <w:t xml:space="preserve">Q-02 — Campus endorsement (not published)</w:t>
-      </w:r>
-    </w:p>
-    <w:p>
-      <w:pPr>
-        <w:spacing w:after="100"/>
-      </w:pPr>
-      <w:r>
-        <w:rPr>
-          <w:sz w:val="21"/>
-          <w:szCs w:val="21"/>
-        </w:rPr>
-        <w:t xml:space="preserve">Steps: CampusAdmin approves an in-campus Teacher/Parent question.</w:t>
-      </w:r>
-    </w:p>
-    <w:p>
-      <w:pPr>
-        <w:spacing w:after="100"/>
-        <w:rPr>
-          <w:b/>
-          <w:bCs/>
-          <w:color w:val="166534"/>
-        </w:rPr>
-      </w:pPr>
-      <w:r>
-        <w:rPr>
-          <w:b/>
-          <w:bCs/>
-          <w:color w:val="166534"/>
-          <w:sz w:val="21"/>
-          <w:szCs w:val="21"/>
-        </w:rPr>
-        <w:t xml:space="preserve">Expected: Status=Approved (endorsed), Visibility=Campus, IsActive=false; audience stays restricted; NOT quiz-usable; still awaits PortalAdmin to publish.</w:t>
-      </w:r>
-    </w:p>
-    <w:p>
-      <w:pPr>
-        <w:pStyle w:val="Heading2"/>
-        <w:spacing w:after="100" w:before="220"/>
-      </w:pPr>
-      <w:r>
-        <w:rPr>
-          <w:b/>
-          <w:bCs/>
-          <w:color w:val="2563EB"/>
-          <w:sz w:val="24"/>
-          <w:szCs w:val="24"/>
-        </w:rPr>
-        <w:t xml:space="preserve">Q-03 — School endorsement (not published)</w:t>
-      </w:r>
-    </w:p>
-    <w:p>
-      <w:pPr>
-        <w:spacing w:after="100"/>
-      </w:pPr>
-      <w:r>
-        <w:rPr>
-          <w:sz w:val="21"/>
-          <w:szCs w:val="21"/>
-        </w:rPr>
-        <w:t xml:space="preserve">Steps: SchoolAdmin approves an in-school Teacher/Parent/CampusAdmin question.</w:t>
-      </w:r>
-    </w:p>
-    <w:p>
-      <w:pPr>
-        <w:spacing w:after="100"/>
-        <w:rPr>
-          <w:b/>
-          <w:bCs/>
-          <w:color w:val="166534"/>
-        </w:rPr>
-      </w:pPr>
-      <w:r>
-        <w:rPr>
-          <w:b/>
-          <w:bCs/>
-          <w:color w:val="166534"/>
-          <w:sz w:val="21"/>
-          <w:szCs w:val="21"/>
-        </w:rPr>
-        <w:t xml:space="preserve">Expected: Status=Approved (endorsed), Visibility=School, IsActive=false; audience stays restricted; NOT quiz-usable; still awaits PortalAdmin to publish.</w:t>
-      </w:r>
-    </w:p>
-    <w:p>
-      <w:pPr>
-        <w:pStyle w:val="Heading2"/>
-        <w:spacing w:after="100" w:before="220"/>
-      </w:pPr>
-      <w:r>
-        <w:rPr>
-          <w:b/>
-          <w:bCs/>
-          <w:color w:val="2563EB"/>
-          <w:sz w:val="24"/>
-          <w:szCs w:val="24"/>
-        </w:rPr>
-        <w:t xml:space="preserve">Q-04 — Portal publish</w:t>
-      </w:r>
-    </w:p>
-    <w:p>
-      <w:pPr>
-        <w:spacing w:after="100"/>
-      </w:pPr>
-      <w:r>
-        <w:rPr>
-          <w:sz w:val="21"/>
-          <w:szCs w:val="21"/>
-        </w:rPr>
-        <w:t xml:space="preserve">Steps: PortalAdmin approves any pending or endorsed question.</w:t>
-      </w:r>
-    </w:p>
-    <w:p>
-      <w:pPr>
-        <w:spacing w:after="100"/>
-        <w:rPr>
-          <w:b/>
-          <w:bCs/>
-          <w:color w:val="166534"/>
-        </w:rPr>
-      </w:pPr>
-      <w:r>
-        <w:rPr>
-          <w:b/>
-          <w:bCs/>
-          <w:color w:val="166534"/>
-          <w:sz w:val="21"/>
-          <w:szCs w:val="21"/>
-        </w:rPr>
-        <w:t xml:space="preserve">Expected: Status=Approved, Visibility=Public, IsActive=true; visible to all question-managing roles; quiz-usable.</w:t>
-      </w:r>
-    </w:p>
-    <w:p>
-      <w:pPr>
-        <w:pStyle w:val="Heading2"/>
-        <w:spacing w:after="100" w:before="220"/>
-      </w:pPr>
-      <w:r>
-        <w:rPr>
-          <w:b/>
-          <w:bCs/>
-          <w:color w:val="2563EB"/>
-          <w:sz w:val="24"/>
-          <w:szCs w:val="24"/>
-        </w:rPr>
-        <w:t xml:space="preserve">Q-05 — Approver hierarchy / no self-approval</w:t>
-      </w:r>
-    </w:p>
-    <w:p>
-      <w:pPr>
-        <w:spacing w:after="100"/>
-      </w:pPr>
-      <w:r>
-        <w:rPr>
-          <w:sz w:val="21"/>
-          <w:szCs w:val="21"/>
-        </w:rPr>
-        <w:t xml:space="preserve">Steps: CampusAdmin tries to approve their own or a peer campus's question; SchoolAdmin tries to approve their own question.</w:t>
-      </w:r>
-    </w:p>
-    <w:p>
-      <w:pPr>
-        <w:spacing w:after="100"/>
-        <w:rPr>
-          <w:b/>
-          <w:bCs/>
-          <w:color w:val="166534"/>
-        </w:rPr>
-      </w:pPr>
-      <w:r>
-        <w:rPr>
-          <w:b/>
-          <w:bCs/>
-          <w:color w:val="166534"/>
-          <w:sz w:val="21"/>
-          <w:szCs w:val="21"/>
-        </w:rPr>
-        <w:t xml:space="preserve">Expected: Forbidden. A CampusAdmin question needs SchoolAdmin or PortalAdmin; a SchoolAdmin question needs PortalAdmin. Approver must be a higher tier than the creator; no self or same-tier approval.</w:t>
-      </w:r>
-    </w:p>
-    <w:p>
-      <w:pPr>
-        <w:pStyle w:val="Heading2"/>
-        <w:spacing w:after="100" w:before="220"/>
-      </w:pPr>
-      <w:r>
-        <w:rPr>
-          <w:b/>
-          <w:bCs/>
-          <w:color w:val="2563EB"/>
-          <w:sz w:val="24"/>
-          <w:szCs w:val="24"/>
-        </w:rPr>
-        <w:t xml:space="preserve">Q-06 — Non-public isolation</w:t>
-      </w:r>
-    </w:p>
-    <w:p>
-      <w:pPr>
-        <w:spacing w:after="100"/>
-      </w:pPr>
-      <w:r>
-        <w:rPr>
-          <w:sz w:val="21"/>
-          <w:szCs w:val="21"/>
-        </w:rPr>
-        <w:t xml:space="preserve">Steps: Another teacher in the same campus, a user in another campus/school, or an unrelated admin opens the bank.</w:t>
-      </w:r>
-    </w:p>
-    <w:p>
-      <w:pPr>
-        <w:spacing w:after="100"/>
-        <w:rPr>
-          <w:b/>
-          <w:bCs/>
-          <w:color w:val="166534"/>
-        </w:rPr>
-      </w:pPr>
-      <w:r>
-        <w:rPr>
-          <w:b/>
-          <w:bCs/>
-          <w:color w:val="166534"/>
-          <w:sz w:val="21"/>
-          <w:szCs w:val="21"/>
-        </w:rPr>
-        <w:t xml:space="preserve">Expected: A PendingReview or endorsed (Campus/School) question is NOT visible to them. Only Public (PortalAdmin-published) questions appear.</w:t>
-      </w:r>
-    </w:p>
-    <w:p>
-      <w:pPr>
-        <w:pStyle w:val="Heading2"/>
-        <w:spacing w:after="100" w:before="220"/>
-      </w:pPr>
-      <w:r>
-        <w:rPr>
-          <w:b/>
-          <w:bCs/>
-          <w:color w:val="2563EB"/>
-          <w:sz w:val="24"/>
-          <w:szCs w:val="24"/>
-        </w:rPr>
-        <w:t xml:space="preserve">Q-07 — Reject and resubmit</w:t>
-      </w:r>
-    </w:p>
-    <w:p>
-      <w:pPr>
-        <w:spacing w:after="100"/>
-      </w:pPr>
-      <w:r>
-        <w:rPr>
-          <w:sz w:val="21"/>
-          <w:szCs w:val="21"/>
-        </w:rPr>
-        <w:t xml:space="preserve">Steps: Eligible approver rejects with reason; owner edits and submits for review.</w:t>
-      </w:r>
-    </w:p>
-    <w:p>
-      <w:pPr>
-        <w:spacing w:after="100"/>
-        <w:rPr>
-          <w:b/>
-          <w:bCs/>
-          <w:color w:val="166534"/>
-        </w:rPr>
-      </w:pPr>
-      <w:r>
-        <w:rPr>
-          <w:b/>
-          <w:bCs/>
-          <w:color w:val="166534"/>
-          <w:sz w:val="21"/>
-          <w:szCs w:val="21"/>
-        </w:rPr>
-        <w:t xml:space="preserve">Expected: Rejected stays Rejected during edit, then explicit submit returns it to PendingReview.</w:t>
-      </w:r>
-    </w:p>
-    <w:p>
-      <w:pPr>
-        <w:pStyle w:val="Heading2"/>
-        <w:spacing w:after="100" w:before="220"/>
-      </w:pPr>
-      <w:r>
-        <w:rPr>
-          <w:b/>
-          <w:bCs/>
-          <w:color w:val="2563EB"/>
-          <w:sz w:val="24"/>
-          <w:szCs w:val="24"/>
-        </w:rPr>
-        <w:t xml:space="preserve">Q-08 — Published deactivation</w:t>
-      </w:r>
-    </w:p>
-    <w:p>
-      <w:pPr>
-        <w:spacing w:after="100"/>
-      </w:pPr>
-      <w:r>
-        <w:rPr>
-          <w:sz w:val="21"/>
-          <w:szCs w:val="21"/>
-        </w:rPr>
-        <w:t xml:space="preserve">Steps: PortalAdmin deactivates a Published (Public) question.</w:t>
-      </w:r>
-    </w:p>
-    <w:p>
-      <w:pPr>
-        <w:spacing w:after="100"/>
-        <w:rPr>
-          <w:b/>
-          <w:bCs/>
-          <w:color w:val="166534"/>
-        </w:rPr>
-      </w:pPr>
-      <w:r>
-        <w:rPr>
-          <w:b/>
-          <w:bCs/>
-          <w:color w:val="166534"/>
-          <w:sz w:val="21"/>
-          <w:szCs w:val="21"/>
-        </w:rPr>
-        <w:t xml:space="preserve">Expected: Status remains Approved; Activity shows Inactive (IsActive=false); unavailable for new quiz use. Endorsed and non-Approved statuses stay Inactive and cannot be activated.</w:t>
-      </w:r>
-    </w:p>
-    <w:p>
-      <w:pPr>
-        <w:pStyle w:val="Heading2"/>
-        <w:spacing w:after="100" w:before="220"/>
-      </w:pPr>
-      <w:r>
-        <w:rPr>
-          <w:b/>
-          <w:bCs/>
-          <w:color w:val="2563EB"/>
-          <w:sz w:val="24"/>
-          <w:szCs w:val="24"/>
-        </w:rPr>
-        <w:t xml:space="preserve">Q-09 — Archive</w:t>
-      </w:r>
-    </w:p>
-    <w:p>
-      <w:pPr>
-        <w:spacing w:after="100"/>
-      </w:pPr>
-      <w:r>
-        <w:rPr>
-          <w:sz w:val="21"/>
-          <w:szCs w:val="21"/>
-        </w:rPr>
-        <w:t xml:space="preserve">Steps: PortalAdmin archives a question.</w:t>
-      </w:r>
-    </w:p>
-    <w:p>
-      <w:pPr>
-        <w:spacing w:after="100"/>
-        <w:rPr>
-          <w:b/>
-          <w:bCs/>
-          <w:color w:val="166534"/>
-        </w:rPr>
-      </w:pPr>
-      <w:r>
-        <w:rPr>
-          <w:b/>
-          <w:bCs/>
-          <w:color w:val="166534"/>
-          <w:sz w:val="21"/>
-          <w:szCs w:val="21"/>
-        </w:rPr>
-        <w:t xml:space="preserve">Expected: Status=Archived; IsActive=false; hidden from normal bank/quiz use. Visibility preserved.</w:t>
-      </w:r>
-    </w:p>
-    <w:p>
-      <w:pPr>
-        <w:pStyle w:val="Heading2"/>
-        <w:spacing w:after="100" w:before="220"/>
-      </w:pPr>
-      <w:r>
-        <w:rPr>
-          <w:b/>
-          <w:bCs/>
-          <w:color w:val="2563EB"/>
-          <w:sz w:val="24"/>
-          <w:szCs w:val="24"/>
-        </w:rPr>
-        <w:t xml:space="preserve">Q-09b — Unarchive</w:t>
-      </w:r>
-    </w:p>
-    <w:p>
-      <w:pPr>
-        <w:spacing w:after="100"/>
-      </w:pPr>
-      <w:r>
-        <w:rPr>
-          <w:sz w:val="21"/>
-          <w:szCs w:val="21"/>
-        </w:rPr>
-        <w:t xml:space="preserve">Steps: PortalAdmin unarchives a previously archived question.</w:t>
-      </w:r>
-    </w:p>
-    <w:p>
-      <w:pPr>
-        <w:spacing w:after="100"/>
-        <w:rPr>
-          <w:b/>
-          <w:bCs/>
-          <w:color w:val="166534"/>
-        </w:rPr>
-      </w:pPr>
-      <w:r>
-        <w:rPr>
-          <w:b/>
-          <w:bCs/>
-          <w:color w:val="166534"/>
-          <w:sz w:val="21"/>
-          <w:szCs w:val="21"/>
-        </w:rPr>
-        <w:t xml:space="preserve">Expected: Public restored as Approved + Active; Campus/School as Approved + Inactive; None as PendingReview.</w:t>
-      </w:r>
-    </w:p>
-    <w:p>
-      <w:pPr>
-        <w:pStyle w:val="Heading2"/>
-        <w:spacing w:after="100" w:before="220"/>
-      </w:pPr>
-      <w:r>
-        <w:rPr>
-          <w:b/>
-          <w:bCs/>
-          <w:color w:val="2563EB"/>
-          <w:sz w:val="24"/>
-          <w:szCs w:val="24"/>
-        </w:rPr>
-        <w:t xml:space="preserve">Q-10 — Ownership lock</w:t>
-      </w:r>
-    </w:p>
-    <w:p>
-      <w:pPr>
-        <w:spacing w:after="100"/>
-      </w:pPr>
-      <w:r>
-        <w:rPr>
-          <w:sz w:val="21"/>
-          <w:szCs w:val="21"/>
-        </w:rPr>
-        <w:t xml:space="preserve">Steps: Non-PortalAdmin owner tries to edit/delete after approval/endorsement.</w:t>
-      </w:r>
-    </w:p>
-    <w:p>
-      <w:pPr>
-        <w:spacing w:after="100"/>
-        <w:rPr>
-          <w:b/>
-          <w:bCs/>
-          <w:color w:val="166534"/>
-        </w:rPr>
-      </w:pPr>
-      <w:r>
-        <w:rPr>
-          <w:b/>
-          <w:bCs/>
-          <w:color w:val="166534"/>
-          <w:sz w:val="21"/>
-          <w:szCs w:val="21"/>
-        </w:rPr>
-        <w:t xml:space="preserve">Expected: Forbidden. PortalAdmin retains lifecycle and mutation control.</w:t>
-      </w:r>
-    </w:p>
-    <w:p>
-      <w:pPr>
-        <w:pStyle w:val="Heading2"/>
-        <w:spacing w:after="100" w:before="220"/>
-      </w:pPr>
-      <w:r>
-        <w:rPr>
-          <w:b/>
-          <w:bCs/>
-          <w:color w:val="2563EB"/>
-          <w:sz w:val="24"/>
-          <w:szCs w:val="24"/>
-        </w:rPr>
-        <w:t xml:space="preserve">Q-11 — Excel import</w:t>
-      </w:r>
-    </w:p>
-    <w:p>
-      <w:pPr>
-        <w:spacing w:after="100"/>
-      </w:pPr>
-      <w:r>
-        <w:rPr>
-          <w:sz w:val="21"/>
-          <w:szCs w:val="21"/>
-        </w:rPr>
-        <w:t xml:space="preserve">Steps: Upload valid/invalid rows, run dry-run, then confirm.</w:t>
-      </w:r>
-    </w:p>
-    <w:p>
-      <w:pPr>
-        <w:spacing w:after="100"/>
-        <w:rPr>
-          <w:b/>
-          <w:bCs/>
-          <w:color w:val="166534"/>
-        </w:rPr>
-      </w:pPr>
-      <w:r>
-        <w:rPr>
-          <w:b/>
-          <w:bCs/>
-          <w:color w:val="166534"/>
-          <w:sz w:val="21"/>
-          <w:szCs w:val="21"/>
-        </w:rPr>
-        <w:t xml:space="preserve">Expected: Valid rows become PendingReview only; row errors are reported; import never approves or publishes.</w:t>
-      </w:r>
-    </w:p>
-    <w:p>
-      <w:pPr>
-        <w:pStyle w:val="Heading2"/>
-        <w:spacing w:after="100" w:before="220"/>
-      </w:pPr>
-      <w:r>
-        <w:rPr>
-          <w:b/>
-          <w:bCs/>
-          <w:color w:val="2563EB"/>
-          <w:sz w:val="24"/>
-          <w:szCs w:val="24"/>
-        </w:rPr>
-        <w:t xml:space="preserve">Q-12 — Fill answer privacy</w:t>
-      </w:r>
-    </w:p>
-    <w:p>
-      <w:pPr>
-        <w:spacing w:after="100"/>
-      </w:pPr>
-      <w:r>
-        <w:rPr>
-          <w:sz w:val="21"/>
-          <w:szCs w:val="21"/>
-        </w:rPr>
-        <w:t xml:space="preserve">Steps: Student starts a quiz containing Fill in the Blanks.</w:t>
-      </w:r>
-    </w:p>
-    <w:p>
-      <w:pPr>
-        <w:spacing w:after="100"/>
-        <w:rPr>
-          <w:b/>
-          <w:bCs/>
-          <w:color w:val="166534"/>
-        </w:rPr>
-      </w:pPr>
-      <w:r>
-        <w:rPr>
-          <w:b/>
-          <w:bCs/>
-          <w:color w:val="166534"/>
-          <w:sz w:val="21"/>
-          <w:szCs w:val="21"/>
-        </w:rPr>
-        <w:t xml:space="preserve">Expected: Accepted/model answers are not returned before submission.</w:t>
-      </w:r>
-    </w:p>
-    <w:p>
-      <w:pPr>
-        <w:pStyle w:val="Heading1"/>
-        <w:spacing w:after="100" w:before="220"/>
-      </w:pPr>
-      <w:r>
-        <w:rPr>
-          <w:b/>
-          <w:bCs/>
-          <w:color w:val="2563EB"/>
-          <w:sz w:val="28"/>
-          <w:szCs w:val="28"/>
-        </w:rPr>
-        <w:t xml:space="preserve">12. Verification checklist</w:t>
+        <w:t xml:space="preserve">Workflow Status and IsActive are separate concepts.</w:t>
       </w:r>
     </w:p>
     <w:p>
@@ -4144,7 +4037,7 @@
           <w:sz w:val="21"/>
           <w:szCs w:val="21"/>
         </w:rPr>
-        <w:t xml:space="preserve">☐ Create and import (Teacher/Parent/CampusAdmin/SchoolAdmin) always produce PendingReview, IsActive=false, Visibility=None.</w:t>
+        <w:t xml:space="preserve">Only Approved can be Active or Inactive; other statuses are always Inactive.</w:t>
       </w:r>
     </w:p>
     <w:p>
@@ -4161,7 +4054,7 @@
           <w:sz w:val="21"/>
           <w:szCs w:val="21"/>
         </w:rPr>
-        <w:t xml:space="preserve">☐ PortalAdmin-created questions are auto-published (Approved + Public + Active).</w:t>
+        <w:t xml:space="preserve">Approved=green; Active=blue; Pending=amber; Rejected=red; Archived/Inactive=slate.</w:t>
       </w:r>
     </w:p>
     <w:p>
@@ -4178,7 +4071,7 @@
           <w:sz w:val="21"/>
           <w:szCs w:val="21"/>
         </w:rPr>
-        <w:t xml:space="preserve">☐ Draft is inactive/legacy and never appears as a create/import choice.</w:t>
+        <w:t xml:space="preserve">Show Status=Approved and Activity=Inactive when PortalAdmin deactivates an Approved question.</w:t>
       </w:r>
     </w:p>
     <w:p>
@@ -4195,7 +4088,7 @@
           <w:sz w:val="21"/>
           <w:szCs w:val="21"/>
         </w:rPr>
-        <w:t xml:space="preserve">☐ A PendingReview or endorsed (Campus/School) question is visible ONLY to its creator plus that creator's CampusAdmin, SchoolAdmin, and PortalAdmin — never peers or other orgs.</w:t>
+        <w:t xml:space="preserve">List rows open detail; actions live on the detail page.</w:t>
       </w:r>
     </w:p>
     <w:p>
@@ -4212,7 +4105,7 @@
           <w:sz w:val="21"/>
           <w:szCs w:val="21"/>
         </w:rPr>
-        <w:t xml:space="preserve">☐ Only PortalAdmin approval publishes a question (Approved + Public + Active + quiz-usable).</w:t>
+        <w:t xml:space="preserve">List shows a Time sec column; mobile combines Marks / Time / Visibility.</w:t>
       </w:r>
     </w:p>
     <w:p>
@@ -4229,7 +4122,7 @@
           <w:sz w:val="21"/>
           <w:szCs w:val="21"/>
         </w:rPr>
-        <w:t xml:space="preserve">☐ CampusAdmin/SchoolAdmin approval is an endorsement: Status=Approved but IsActive=false, audience stays restricted, and it is NOT quiz-usable until PortalAdmin publishes it.</w:t>
+        <w:t xml:space="preserve">Subjects / Classes / Difficulties filter panel is hidden by default.</w:t>
       </w:r>
     </w:p>
     <w:p>
@@ -4246,7 +4139,7 @@
           <w:sz w:val="21"/>
           <w:szCs w:val="21"/>
         </w:rPr>
-        <w:t xml:space="preserve">☐ Approver must be a higher tier than the creator; no self or same-tier approval (Teacher/Parent→Campus/School/Portal; CampusAdmin→School/Portal; SchoolAdmin→Portal only).</w:t>
+        <w:t xml:space="preserve">Detail shows metadata before the question text; Created by / Approved by show display names.</w:t>
       </w:r>
     </w:p>
     <w:p>
@@ -4263,7 +4156,807 @@
           <w:sz w:val="21"/>
           <w:szCs w:val="21"/>
         </w:rPr>
-        <w:t xml:space="preserve">☐ Only a Published (Public) Approved question can be Active or Inactive; approve defaults to Active only for PortalAdmin publish.</w:t>
+        <w:t xml:space="preserve">Detail always shows the Approval history panel; Archived questions offer Unarchive (PortalAdmin).</w:t>
+      </w:r>
+    </w:p>
+    <w:p>
+      <w:pPr>
+        <w:pStyle w:val="Heading1"/>
+        <w:spacing w:after="100" w:before="220"/>
+      </w:pPr>
+      <w:r>
+        <w:rPr>
+          <w:b/>
+          <w:bCs/>
+          <w:color w:val="2563EB"/>
+          <w:sz w:val="28"/>
+          <w:szCs w:val="28"/>
+        </w:rPr>
+        <w:t xml:space="preserve">12. QA scenarios</w:t>
+      </w:r>
+    </w:p>
+    <w:p>
+      <w:pPr>
+        <w:pStyle w:val="Heading2"/>
+        <w:spacing w:after="100" w:before="220"/>
+      </w:pPr>
+      <w:r>
+        <w:rPr>
+          <w:b/>
+          <w:bCs/>
+          <w:color w:val="2563EB"/>
+          <w:sz w:val="24"/>
+          <w:szCs w:val="24"/>
+        </w:rPr>
+        <w:t xml:space="preserve">Q-01 — Create starts pending</w:t>
+      </w:r>
+    </w:p>
+    <w:p>
+      <w:pPr>
+        <w:spacing w:after="100"/>
+      </w:pPr>
+      <w:r>
+        <w:rPr>
+          <w:sz w:val="21"/>
+          <w:szCs w:val="21"/>
+        </w:rPr>
+        <w:t xml:space="preserve">Steps: Create as Teacher/Parent/CampusAdmin/SchoolAdmin.</w:t>
+      </w:r>
+    </w:p>
+    <w:p>
+      <w:pPr>
+        <w:spacing w:after="100"/>
+        <w:rPr>
+          <w:b/>
+          <w:bCs/>
+          <w:color w:val="166534"/>
+        </w:rPr>
+      </w:pPr>
+      <w:r>
+        <w:rPr>
+          <w:b/>
+          <w:bCs/>
+          <w:color w:val="166534"/>
+          <w:sz w:val="21"/>
+          <w:szCs w:val="21"/>
+        </w:rPr>
+        <w:t xml:space="preserve">Expected: Status=PendingReview, IsActive=false, Visibility=None; audience = creator + creator's CampusAdmin/SchoolAdmin + PortalAdmin. Draft is never created.</w:t>
+      </w:r>
+    </w:p>
+    <w:p>
+      <w:pPr>
+        <w:pStyle w:val="Heading2"/>
+        <w:spacing w:after="100" w:before="220"/>
+      </w:pPr>
+      <w:r>
+        <w:rPr>
+          <w:b/>
+          <w:bCs/>
+          <w:color w:val="2563EB"/>
+          <w:sz w:val="24"/>
+          <w:szCs w:val="24"/>
+        </w:rPr>
+        <w:t xml:space="preserve">Q-01b — PortalAdmin create auto-publishes</w:t>
+      </w:r>
+    </w:p>
+    <w:p>
+      <w:pPr>
+        <w:spacing w:after="100"/>
+      </w:pPr>
+      <w:r>
+        <w:rPr>
+          <w:sz w:val="21"/>
+          <w:szCs w:val="21"/>
+        </w:rPr>
+        <w:t xml:space="preserve">Steps: PortalAdmin creates a question.</w:t>
+      </w:r>
+    </w:p>
+    <w:p>
+      <w:pPr>
+        <w:spacing w:after="100"/>
+        <w:rPr>
+          <w:b/>
+          <w:bCs/>
+          <w:color w:val="166534"/>
+        </w:rPr>
+      </w:pPr>
+      <w:r>
+        <w:rPr>
+          <w:b/>
+          <w:bCs/>
+          <w:color w:val="166534"/>
+          <w:sz w:val="21"/>
+          <w:szCs w:val="21"/>
+        </w:rPr>
+        <w:t xml:space="preserve">Expected: Status=Approved, Visibility=Public, IsActive=true immediately; no separate approval step.</w:t>
+      </w:r>
+    </w:p>
+    <w:p>
+      <w:pPr>
+        <w:pStyle w:val="Heading2"/>
+        <w:spacing w:after="100" w:before="220"/>
+      </w:pPr>
+      <w:r>
+        <w:rPr>
+          <w:b/>
+          <w:bCs/>
+          <w:color w:val="2563EB"/>
+          <w:sz w:val="24"/>
+          <w:szCs w:val="24"/>
+        </w:rPr>
+        <w:t xml:space="preserve">Q-02 — Campus endorsement (not published)</w:t>
+      </w:r>
+    </w:p>
+    <w:p>
+      <w:pPr>
+        <w:spacing w:after="100"/>
+      </w:pPr>
+      <w:r>
+        <w:rPr>
+          <w:sz w:val="21"/>
+          <w:szCs w:val="21"/>
+        </w:rPr>
+        <w:t xml:space="preserve">Steps: CampusAdmin approves an in-campus Teacher/Parent question.</w:t>
+      </w:r>
+    </w:p>
+    <w:p>
+      <w:pPr>
+        <w:spacing w:after="100"/>
+        <w:rPr>
+          <w:b/>
+          <w:bCs/>
+          <w:color w:val="166534"/>
+        </w:rPr>
+      </w:pPr>
+      <w:r>
+        <w:rPr>
+          <w:b/>
+          <w:bCs/>
+          <w:color w:val="166534"/>
+          <w:sz w:val="21"/>
+          <w:szCs w:val="21"/>
+        </w:rPr>
+        <w:t xml:space="preserve">Expected: Status=Approved (endorsed), Visibility=Campus, IsActive=false; audience stays restricted; NOT quiz-usable; still awaits PortalAdmin to publish.</w:t>
+      </w:r>
+    </w:p>
+    <w:p>
+      <w:pPr>
+        <w:pStyle w:val="Heading2"/>
+        <w:spacing w:after="100" w:before="220"/>
+      </w:pPr>
+      <w:r>
+        <w:rPr>
+          <w:b/>
+          <w:bCs/>
+          <w:color w:val="2563EB"/>
+          <w:sz w:val="24"/>
+          <w:szCs w:val="24"/>
+        </w:rPr>
+        <w:t xml:space="preserve">Q-03 — School endorsement (not published)</w:t>
+      </w:r>
+    </w:p>
+    <w:p>
+      <w:pPr>
+        <w:spacing w:after="100"/>
+      </w:pPr>
+      <w:r>
+        <w:rPr>
+          <w:sz w:val="21"/>
+          <w:szCs w:val="21"/>
+        </w:rPr>
+        <w:t xml:space="preserve">Steps: SchoolAdmin approves an in-school Teacher/Parent/CampusAdmin question.</w:t>
+      </w:r>
+    </w:p>
+    <w:p>
+      <w:pPr>
+        <w:spacing w:after="100"/>
+        <w:rPr>
+          <w:b/>
+          <w:bCs/>
+          <w:color w:val="166534"/>
+        </w:rPr>
+      </w:pPr>
+      <w:r>
+        <w:rPr>
+          <w:b/>
+          <w:bCs/>
+          <w:color w:val="166534"/>
+          <w:sz w:val="21"/>
+          <w:szCs w:val="21"/>
+        </w:rPr>
+        <w:t xml:space="preserve">Expected: Status=Approved (endorsed), Visibility=School, IsActive=false; audience stays restricted; NOT quiz-usable; still awaits PortalAdmin to publish.</w:t>
+      </w:r>
+    </w:p>
+    <w:p>
+      <w:pPr>
+        <w:pStyle w:val="Heading2"/>
+        <w:spacing w:after="100" w:before="220"/>
+      </w:pPr>
+      <w:r>
+        <w:rPr>
+          <w:b/>
+          <w:bCs/>
+          <w:color w:val="2563EB"/>
+          <w:sz w:val="24"/>
+          <w:szCs w:val="24"/>
+        </w:rPr>
+        <w:t xml:space="preserve">Q-04 — Portal publish</w:t>
+      </w:r>
+    </w:p>
+    <w:p>
+      <w:pPr>
+        <w:spacing w:after="100"/>
+      </w:pPr>
+      <w:r>
+        <w:rPr>
+          <w:sz w:val="21"/>
+          <w:szCs w:val="21"/>
+        </w:rPr>
+        <w:t xml:space="preserve">Steps: PortalAdmin approves any pending or endorsed question.</w:t>
+      </w:r>
+    </w:p>
+    <w:p>
+      <w:pPr>
+        <w:spacing w:after="100"/>
+        <w:rPr>
+          <w:b/>
+          <w:bCs/>
+          <w:color w:val="166534"/>
+        </w:rPr>
+      </w:pPr>
+      <w:r>
+        <w:rPr>
+          <w:b/>
+          <w:bCs/>
+          <w:color w:val="166534"/>
+          <w:sz w:val="21"/>
+          <w:szCs w:val="21"/>
+        </w:rPr>
+        <w:t xml:space="preserve">Expected: Status=Approved, Visibility=Public, IsActive=true; visible to all question-managing roles; quiz-usable.</w:t>
+      </w:r>
+    </w:p>
+    <w:p>
+      <w:pPr>
+        <w:pStyle w:val="Heading2"/>
+        <w:spacing w:after="100" w:before="220"/>
+      </w:pPr>
+      <w:r>
+        <w:rPr>
+          <w:b/>
+          <w:bCs/>
+          <w:color w:val="2563EB"/>
+          <w:sz w:val="24"/>
+          <w:szCs w:val="24"/>
+        </w:rPr>
+        <w:t xml:space="preserve">Q-05 — Approver hierarchy / no self-approval</w:t>
+      </w:r>
+    </w:p>
+    <w:p>
+      <w:pPr>
+        <w:spacing w:after="100"/>
+      </w:pPr>
+      <w:r>
+        <w:rPr>
+          <w:sz w:val="21"/>
+          <w:szCs w:val="21"/>
+        </w:rPr>
+        <w:t xml:space="preserve">Steps: CampusAdmin tries to approve their own or a peer campus's question; SchoolAdmin tries to approve their own question.</w:t>
+      </w:r>
+    </w:p>
+    <w:p>
+      <w:pPr>
+        <w:spacing w:after="100"/>
+        <w:rPr>
+          <w:b/>
+          <w:bCs/>
+          <w:color w:val="166534"/>
+        </w:rPr>
+      </w:pPr>
+      <w:r>
+        <w:rPr>
+          <w:b/>
+          <w:bCs/>
+          <w:color w:val="166534"/>
+          <w:sz w:val="21"/>
+          <w:szCs w:val="21"/>
+        </w:rPr>
+        <w:t xml:space="preserve">Expected: Forbidden. A CampusAdmin question needs SchoolAdmin or PortalAdmin; a SchoolAdmin question needs PortalAdmin. Approver must be a higher tier than the creator; no self or same-tier approval.</w:t>
+      </w:r>
+    </w:p>
+    <w:p>
+      <w:pPr>
+        <w:pStyle w:val="Heading2"/>
+        <w:spacing w:after="100" w:before="220"/>
+      </w:pPr>
+      <w:r>
+        <w:rPr>
+          <w:b/>
+          <w:bCs/>
+          <w:color w:val="2563EB"/>
+          <w:sz w:val="24"/>
+          <w:szCs w:val="24"/>
+        </w:rPr>
+        <w:t xml:space="preserve">Q-06 — Non-public isolation</w:t>
+      </w:r>
+    </w:p>
+    <w:p>
+      <w:pPr>
+        <w:spacing w:after="100"/>
+      </w:pPr>
+      <w:r>
+        <w:rPr>
+          <w:sz w:val="21"/>
+          <w:szCs w:val="21"/>
+        </w:rPr>
+        <w:t xml:space="preserve">Steps: Another teacher in the same campus, a user in another campus/school, or an unrelated admin opens the bank.</w:t>
+      </w:r>
+    </w:p>
+    <w:p>
+      <w:pPr>
+        <w:spacing w:after="100"/>
+        <w:rPr>
+          <w:b/>
+          <w:bCs/>
+          <w:color w:val="166534"/>
+        </w:rPr>
+      </w:pPr>
+      <w:r>
+        <w:rPr>
+          <w:b/>
+          <w:bCs/>
+          <w:color w:val="166534"/>
+          <w:sz w:val="21"/>
+          <w:szCs w:val="21"/>
+        </w:rPr>
+        <w:t xml:space="preserve">Expected: A PendingReview or endorsed (Campus/School) question is NOT visible to them. Only Public (PortalAdmin-published) questions appear.</w:t>
+      </w:r>
+    </w:p>
+    <w:p>
+      <w:pPr>
+        <w:pStyle w:val="Heading2"/>
+        <w:spacing w:after="100" w:before="220"/>
+      </w:pPr>
+      <w:r>
+        <w:rPr>
+          <w:b/>
+          <w:bCs/>
+          <w:color w:val="2563EB"/>
+          <w:sz w:val="24"/>
+          <w:szCs w:val="24"/>
+        </w:rPr>
+        <w:t xml:space="preserve">Q-07 — Reject and resubmit</w:t>
+      </w:r>
+    </w:p>
+    <w:p>
+      <w:pPr>
+        <w:spacing w:after="100"/>
+      </w:pPr>
+      <w:r>
+        <w:rPr>
+          <w:sz w:val="21"/>
+          <w:szCs w:val="21"/>
+        </w:rPr>
+        <w:t xml:space="preserve">Steps: Eligible approver rejects with reason; owner edits and submits for review.</w:t>
+      </w:r>
+    </w:p>
+    <w:p>
+      <w:pPr>
+        <w:spacing w:after="100"/>
+        <w:rPr>
+          <w:b/>
+          <w:bCs/>
+          <w:color w:val="166534"/>
+        </w:rPr>
+      </w:pPr>
+      <w:r>
+        <w:rPr>
+          <w:b/>
+          <w:bCs/>
+          <w:color w:val="166534"/>
+          <w:sz w:val="21"/>
+          <w:szCs w:val="21"/>
+        </w:rPr>
+        <w:t xml:space="preserve">Expected: Rejected stays Rejected during edit, then explicit submit returns it to PendingReview.</w:t>
+      </w:r>
+    </w:p>
+    <w:p>
+      <w:pPr>
+        <w:pStyle w:val="Heading2"/>
+        <w:spacing w:after="100" w:before="220"/>
+      </w:pPr>
+      <w:r>
+        <w:rPr>
+          <w:b/>
+          <w:bCs/>
+          <w:color w:val="2563EB"/>
+          <w:sz w:val="24"/>
+          <w:szCs w:val="24"/>
+        </w:rPr>
+        <w:t xml:space="preserve">Q-08 — Published deactivation</w:t>
+      </w:r>
+    </w:p>
+    <w:p>
+      <w:pPr>
+        <w:spacing w:after="100"/>
+      </w:pPr>
+      <w:r>
+        <w:rPr>
+          <w:sz w:val="21"/>
+          <w:szCs w:val="21"/>
+        </w:rPr>
+        <w:t xml:space="preserve">Steps: PortalAdmin deactivates a Published (Public) question.</w:t>
+      </w:r>
+    </w:p>
+    <w:p>
+      <w:pPr>
+        <w:spacing w:after="100"/>
+        <w:rPr>
+          <w:b/>
+          <w:bCs/>
+          <w:color w:val="166534"/>
+        </w:rPr>
+      </w:pPr>
+      <w:r>
+        <w:rPr>
+          <w:b/>
+          <w:bCs/>
+          <w:color w:val="166534"/>
+          <w:sz w:val="21"/>
+          <w:szCs w:val="21"/>
+        </w:rPr>
+        <w:t xml:space="preserve">Expected: Status remains Approved; Activity shows Inactive (IsActive=false); unavailable for new quiz use. Endorsed and non-Approved statuses stay Inactive and cannot be activated.</w:t>
+      </w:r>
+    </w:p>
+    <w:p>
+      <w:pPr>
+        <w:pStyle w:val="Heading2"/>
+        <w:spacing w:after="100" w:before="220"/>
+      </w:pPr>
+      <w:r>
+        <w:rPr>
+          <w:b/>
+          <w:bCs/>
+          <w:color w:val="2563EB"/>
+          <w:sz w:val="24"/>
+          <w:szCs w:val="24"/>
+        </w:rPr>
+        <w:t xml:space="preserve">Q-09 — Archive</w:t>
+      </w:r>
+    </w:p>
+    <w:p>
+      <w:pPr>
+        <w:spacing w:after="100"/>
+      </w:pPr>
+      <w:r>
+        <w:rPr>
+          <w:sz w:val="21"/>
+          <w:szCs w:val="21"/>
+        </w:rPr>
+        <w:t xml:space="preserve">Steps: PortalAdmin archives a question.</w:t>
+      </w:r>
+    </w:p>
+    <w:p>
+      <w:pPr>
+        <w:spacing w:after="100"/>
+        <w:rPr>
+          <w:b/>
+          <w:bCs/>
+          <w:color w:val="166534"/>
+        </w:rPr>
+      </w:pPr>
+      <w:r>
+        <w:rPr>
+          <w:b/>
+          <w:bCs/>
+          <w:color w:val="166534"/>
+          <w:sz w:val="21"/>
+          <w:szCs w:val="21"/>
+        </w:rPr>
+        <w:t xml:space="preserve">Expected: Status=Archived; IsActive=false; hidden from normal bank/quiz use. Visibility preserved.</w:t>
+      </w:r>
+    </w:p>
+    <w:p>
+      <w:pPr>
+        <w:pStyle w:val="Heading2"/>
+        <w:spacing w:after="100" w:before="220"/>
+      </w:pPr>
+      <w:r>
+        <w:rPr>
+          <w:b/>
+          <w:bCs/>
+          <w:color w:val="2563EB"/>
+          <w:sz w:val="24"/>
+          <w:szCs w:val="24"/>
+        </w:rPr>
+        <w:t xml:space="preserve">Q-09b — Unarchive</w:t>
+      </w:r>
+    </w:p>
+    <w:p>
+      <w:pPr>
+        <w:spacing w:after="100"/>
+      </w:pPr>
+      <w:r>
+        <w:rPr>
+          <w:sz w:val="21"/>
+          <w:szCs w:val="21"/>
+        </w:rPr>
+        <w:t xml:space="preserve">Steps: PortalAdmin unarchives a previously archived question.</w:t>
+      </w:r>
+    </w:p>
+    <w:p>
+      <w:pPr>
+        <w:spacing w:after="100"/>
+        <w:rPr>
+          <w:b/>
+          <w:bCs/>
+          <w:color w:val="166534"/>
+        </w:rPr>
+      </w:pPr>
+      <w:r>
+        <w:rPr>
+          <w:b/>
+          <w:bCs/>
+          <w:color w:val="166534"/>
+          <w:sz w:val="21"/>
+          <w:szCs w:val="21"/>
+        </w:rPr>
+        <w:t xml:space="preserve">Expected: Public restored as Approved + Active; Campus/School as Approved + Inactive; None as PendingReview.</w:t>
+      </w:r>
+    </w:p>
+    <w:p>
+      <w:pPr>
+        <w:pStyle w:val="Heading2"/>
+        <w:spacing w:after="100" w:before="220"/>
+      </w:pPr>
+      <w:r>
+        <w:rPr>
+          <w:b/>
+          <w:bCs/>
+          <w:color w:val="2563EB"/>
+          <w:sz w:val="24"/>
+          <w:szCs w:val="24"/>
+        </w:rPr>
+        <w:t xml:space="preserve">Q-10 — Ownership lock</w:t>
+      </w:r>
+    </w:p>
+    <w:p>
+      <w:pPr>
+        <w:spacing w:after="100"/>
+      </w:pPr>
+      <w:r>
+        <w:rPr>
+          <w:sz w:val="21"/>
+          <w:szCs w:val="21"/>
+        </w:rPr>
+        <w:t xml:space="preserve">Steps: Non-PortalAdmin owner tries to edit/delete after approval/endorsement.</w:t>
+      </w:r>
+    </w:p>
+    <w:p>
+      <w:pPr>
+        <w:spacing w:after="100"/>
+        <w:rPr>
+          <w:b/>
+          <w:bCs/>
+          <w:color w:val="166534"/>
+        </w:rPr>
+      </w:pPr>
+      <w:r>
+        <w:rPr>
+          <w:b/>
+          <w:bCs/>
+          <w:color w:val="166534"/>
+          <w:sz w:val="21"/>
+          <w:szCs w:val="21"/>
+        </w:rPr>
+        <w:t xml:space="preserve">Expected: Forbidden. PortalAdmin retains lifecycle and mutation control.</w:t>
+      </w:r>
+    </w:p>
+    <w:p>
+      <w:pPr>
+        <w:pStyle w:val="Heading2"/>
+        <w:spacing w:after="100" w:before="220"/>
+      </w:pPr>
+      <w:r>
+        <w:rPr>
+          <w:b/>
+          <w:bCs/>
+          <w:color w:val="2563EB"/>
+          <w:sz w:val="24"/>
+          <w:szCs w:val="24"/>
+        </w:rPr>
+        <w:t xml:space="preserve">Q-11 — Excel import</w:t>
+      </w:r>
+    </w:p>
+    <w:p>
+      <w:pPr>
+        <w:spacing w:after="100"/>
+      </w:pPr>
+      <w:r>
+        <w:rPr>
+          <w:sz w:val="21"/>
+          <w:szCs w:val="21"/>
+        </w:rPr>
+        <w:t xml:space="preserve">Steps: Upload valid/invalid rows, run dry-run, then confirm.</w:t>
+      </w:r>
+    </w:p>
+    <w:p>
+      <w:pPr>
+        <w:spacing w:after="100"/>
+        <w:rPr>
+          <w:b/>
+          <w:bCs/>
+          <w:color w:val="166534"/>
+        </w:rPr>
+      </w:pPr>
+      <w:r>
+        <w:rPr>
+          <w:b/>
+          <w:bCs/>
+          <w:color w:val="166534"/>
+          <w:sz w:val="21"/>
+          <w:szCs w:val="21"/>
+        </w:rPr>
+        <w:t xml:space="preserve">Expected: Valid rows become PendingReview only; row errors are reported; import never approves or publishes.</w:t>
+      </w:r>
+    </w:p>
+    <w:p>
+      <w:pPr>
+        <w:pStyle w:val="Heading2"/>
+        <w:spacing w:after="100" w:before="220"/>
+      </w:pPr>
+      <w:r>
+        <w:rPr>
+          <w:b/>
+          <w:bCs/>
+          <w:color w:val="2563EB"/>
+          <w:sz w:val="24"/>
+          <w:szCs w:val="24"/>
+        </w:rPr>
+        <w:t xml:space="preserve">Q-12 — Fill answer privacy</w:t>
+      </w:r>
+    </w:p>
+    <w:p>
+      <w:pPr>
+        <w:spacing w:after="100"/>
+      </w:pPr>
+      <w:r>
+        <w:rPr>
+          <w:sz w:val="21"/>
+          <w:szCs w:val="21"/>
+        </w:rPr>
+        <w:t xml:space="preserve">Steps: Student starts a quiz containing Fill in the Blanks.</w:t>
+      </w:r>
+    </w:p>
+    <w:p>
+      <w:pPr>
+        <w:spacing w:after="100"/>
+        <w:rPr>
+          <w:b/>
+          <w:bCs/>
+          <w:color w:val="166534"/>
+        </w:rPr>
+      </w:pPr>
+      <w:r>
+        <w:rPr>
+          <w:b/>
+          <w:bCs/>
+          <w:color w:val="166534"/>
+          <w:sz w:val="21"/>
+          <w:szCs w:val="21"/>
+        </w:rPr>
+        <w:t xml:space="preserve">Expected: Accepted/model answers are not returned before submission.</w:t>
+      </w:r>
+    </w:p>
+    <w:p>
+      <w:pPr>
+        <w:pStyle w:val="Heading2"/>
+        <w:spacing w:after="100" w:before="220"/>
+      </w:pPr>
+      <w:r>
+        <w:rPr>
+          <w:b/>
+          <w:bCs/>
+          <w:color w:val="2563EB"/>
+          <w:sz w:val="24"/>
+          <w:szCs w:val="24"/>
+        </w:rPr>
+        <w:t xml:space="preserve">Q-13 — Approval history trail</w:t>
+      </w:r>
+    </w:p>
+    <w:p>
+      <w:pPr>
+        <w:spacing w:after="100"/>
+      </w:pPr>
+      <w:r>
+        <w:rPr>
+          <w:sz w:val="21"/>
+          <w:szCs w:val="21"/>
+        </w:rPr>
+        <w:t xml:space="preserve">Steps: Teacher creates; CampusAdmin endorses; owner edits; PortalAdmin publishes, deactivates, archives, unarchives.</w:t>
+      </w:r>
+    </w:p>
+    <w:p>
+      <w:pPr>
+        <w:spacing w:after="100"/>
+        <w:rPr>
+          <w:b/>
+          <w:bCs/>
+          <w:color w:val="166534"/>
+        </w:rPr>
+      </w:pPr>
+      <w:r>
+        <w:rPr>
+          <w:b/>
+          <w:bCs/>
+          <w:color w:val="166534"/>
+          <w:sz w:val="21"/>
+          <w:szCs w:val="21"/>
+        </w:rPr>
+        <w:t xml:space="preserve">Expected: Question detail shows every step in Approval history — actor name + role, action chip, timestamp, and the rejection reason when present — in chronological order for all roles.</w:t>
+      </w:r>
+    </w:p>
+    <w:p>
+      <w:pPr>
+        <w:pStyle w:val="Heading2"/>
+        <w:spacing w:after="100" w:before="220"/>
+      </w:pPr>
+      <w:r>
+        <w:rPr>
+          <w:b/>
+          <w:bCs/>
+          <w:color w:val="2563EB"/>
+          <w:sz w:val="24"/>
+          <w:szCs w:val="24"/>
+        </w:rPr>
+        <w:t xml:space="preserve">Q-14 — Modified is recorded</w:t>
+      </w:r>
+    </w:p>
+    <w:p>
+      <w:pPr>
+        <w:spacing w:after="100"/>
+      </w:pPr>
+      <w:r>
+        <w:rPr>
+          <w:sz w:val="21"/>
+          <w:szCs w:val="21"/>
+        </w:rPr>
+        <w:t xml:space="preserve">Steps: Owner edits a PendingReview/Rejected question (or their inline quiz question).</w:t>
+      </w:r>
+    </w:p>
+    <w:p>
+      <w:pPr>
+        <w:spacing w:after="100"/>
+        <w:rPr>
+          <w:b/>
+          <w:bCs/>
+          <w:color w:val="166534"/>
+        </w:rPr>
+      </w:pPr>
+      <w:r>
+        <w:rPr>
+          <w:b/>
+          <w:bCs/>
+          <w:color w:val="166534"/>
+          <w:sz w:val="21"/>
+          <w:szCs w:val="21"/>
+        </w:rPr>
+        <w:t xml:space="preserve">Expected: A Modified event with the editor's name and role appears in the trail; status and visibility are unchanged.</w:t>
+      </w:r>
+    </w:p>
+    <w:p>
+      <w:pPr>
+        <w:pStyle w:val="Heading1"/>
+        <w:spacing w:after="100" w:before="220"/>
+      </w:pPr>
+      <w:r>
+        <w:rPr>
+          <w:b/>
+          <w:bCs/>
+          <w:color w:val="2563EB"/>
+          <w:sz w:val="28"/>
+          <w:szCs w:val="28"/>
+        </w:rPr>
+        <w:t xml:space="preserve">13. Verification checklist</w:t>
       </w:r>
     </w:p>
     <w:p>
@@ -4280,7 +4973,7 @@
           <w:sz w:val="21"/>
           <w:szCs w:val="21"/>
         </w:rPr>
-        <w:t xml:space="preserve">☐ PortalAdmin may deactivate a Published question; UI shows Status=Approved and Activity=Inactive.</w:t>
+        <w:t xml:space="preserve">☐ Create and import (Teacher/Parent/CampusAdmin/SchoolAdmin) always produce PendingReview, IsActive=false, Visibility=None.</w:t>
       </w:r>
     </w:p>
     <w:p>
@@ -4297,7 +4990,7 @@
           <w:sz w:val="21"/>
           <w:szCs w:val="21"/>
         </w:rPr>
-        <w:t xml:space="preserve">☐ Reject requires a reason and clears active/endorsement/visibility state.</w:t>
+        <w:t xml:space="preserve">☐ PortalAdmin-created questions are auto-published (Approved + Public + Active).</w:t>
       </w:r>
     </w:p>
     <w:p>
@@ -4314,7 +5007,7 @@
           <w:sz w:val="21"/>
           <w:szCs w:val="21"/>
         </w:rPr>
-        <w:t xml:space="preserve">☐ Editing Rejected does not auto-submit; explicit Submit returns it to PendingReview.</w:t>
+        <w:t xml:space="preserve">☐ Draft is inactive/legacy and never appears as a create/import choice.</w:t>
       </w:r>
     </w:p>
     <w:p>
@@ -4331,7 +5024,7 @@
           <w:sz w:val="21"/>
           <w:szCs w:val="21"/>
         </w:rPr>
-        <w:t xml:space="preserve">☐ Only PortalAdmin can publish, activate, deactivate, archive, or mutate approved/endorsed questions.</w:t>
+        <w:t xml:space="preserve">☐ A PendingReview or endorsed (Campus/School) question is visible ONLY to its creator plus that creator's CampusAdmin, SchoolAdmin, and PortalAdmin — never peers or other orgs.</w:t>
       </w:r>
     </w:p>
     <w:p>
@@ -4348,7 +5041,7 @@
           <w:sz w:val="21"/>
           <w:szCs w:val="21"/>
         </w:rPr>
-        <w:t xml:space="preserve">☐ Deactivate keeps QuestionStatus=Approved and only changes IsActive.</w:t>
+        <w:t xml:space="preserve">☐ Only PortalAdmin approval publishes a question (Approved + Public + Active + quiz-usable).</w:t>
       </w:r>
     </w:p>
     <w:p>
@@ -4365,7 +5058,7 @@
           <w:sz w:val="21"/>
           <w:szCs w:val="21"/>
         </w:rPr>
-        <w:t xml:space="preserve">☐ Archived and inactive are not interchangeable: Archived is status; inactive is a flag.</w:t>
+        <w:t xml:space="preserve">☐ CampusAdmin/SchoolAdmin approval is an endorsement: Status=Approved but IsActive=false, audience stays restricted, and it is NOT quiz-usable until PortalAdmin publishes it.</w:t>
       </w:r>
     </w:p>
     <w:p>
@@ -4382,7 +5075,7 @@
           <w:sz w:val="21"/>
           <w:szCs w:val="21"/>
         </w:rPr>
-        <w:t xml:space="preserve">☐ Quiz eligibility requires Approved + Public + IsActive + ApprovedBy (published by PortalAdmin).</w:t>
+        <w:t xml:space="preserve">☐ Approver must be a higher tier than the creator; no self or same-tier approval (Teacher/Parent→Campus/School/Portal; CampusAdmin→School/Portal; SchoolAdmin→Portal only).</w:t>
       </w:r>
     </w:p>
     <w:p>
@@ -4399,7 +5092,7 @@
           <w:sz w:val="21"/>
           <w:szCs w:val="21"/>
         </w:rPr>
-        <w:t xml:space="preserve">☐ Question bank excludes Students; students receive questions only through quiz attempts.</w:t>
+        <w:t xml:space="preserve">☐ Only a Published (Public) Approved question can be Active or Inactive; approve defaults to Active only for PortalAdmin publish.</w:t>
       </w:r>
     </w:p>
     <w:p>
@@ -4416,7 +5109,7 @@
           <w:sz w:val="21"/>
           <w:szCs w:val="21"/>
         </w:rPr>
-        <w:t xml:space="preserve">☐ Single/Multi/True-False/Fill validation rules are enforced on create/update/import.</w:t>
+        <w:t xml:space="preserve">☐ PortalAdmin may deactivate a Published question; UI shows Status=Approved and Activity=Inactive.</w:t>
       </w:r>
     </w:p>
     <w:p>
@@ -4433,7 +5126,7 @@
           <w:sz w:val="21"/>
           <w:szCs w:val="21"/>
         </w:rPr>
-        <w:t xml:space="preserve">☐ Descriptive remains unavailable.</w:t>
+        <w:t xml:space="preserve">☐ Reject requires a reason and clears active/endorsement/visibility state.</w:t>
       </w:r>
     </w:p>
     <w:p>
@@ -4450,7 +5143,7 @@
           <w:sz w:val="21"/>
           <w:szCs w:val="21"/>
         </w:rPr>
-        <w:t xml:space="preserve">☐ Accepted answers are hidden from students before attempt submission.</w:t>
+        <w:t xml:space="preserve">☐ Editing Rejected does not auto-submit; explicit Submit returns it to PendingReview.</w:t>
       </w:r>
     </w:p>
     <w:p>
@@ -4467,23 +5160,7 @@
           <w:sz w:val="21"/>
           <w:szCs w:val="21"/>
         </w:rPr>
-        <w:t xml:space="preserve">☐ Deleting a quiz-linked question is blocked.</w:t>
-      </w:r>
-    </w:p>
-    <w:p>
-      <w:pPr>
-        <w:pStyle w:val="Heading1"/>
-        <w:spacing w:after="100" w:before="220"/>
-      </w:pPr>
-      <w:r>
-        <w:rPr>
-          <w:b/>
-          <w:bCs/>
-          <w:color w:val="2563EB"/>
-          <w:sz w:val="28"/>
-          <w:szCs w:val="28"/>
-        </w:rPr>
-        <w:t xml:space="preserve">13. Known compatibility and optional work</w:t>
+        <w:t xml:space="preserve">☐ Only PortalAdmin can publish, activate, deactivate, archive, or mutate approved/endorsed questions.</w:t>
       </w:r>
     </w:p>
     <w:p>
@@ -4500,7 +5177,7 @@
           <w:sz w:val="21"/>
           <w:szCs w:val="21"/>
         </w:rPr>
-        <w:t xml:space="preserve">Legacy status aliases remain readable; new writes use canonical names/IDs.</w:t>
+        <w:t xml:space="preserve">☐ Deactivate keeps QuestionStatus=Approved and only changes IsActive.</w:t>
       </w:r>
     </w:p>
     <w:p>
@@ -4517,7 +5194,7 @@
           <w:sz w:val="21"/>
           <w:szCs w:val="21"/>
         </w:rPr>
-        <w:t xml:space="preserve">IsAiApproved is a legacy field, not a second gate.</w:t>
+        <w:t xml:space="preserve">☐ Archived and inactive are not interchangeable: Archived is status; inactive is a flag.</w:t>
       </w:r>
     </w:p>
     <w:p>
@@ -4534,7 +5211,7 @@
           <w:sz w:val="21"/>
           <w:szCs w:val="21"/>
         </w:rPr>
-        <w:t xml:space="preserve">Delete is blocked while quiz-linked; guided unlink is optional.</w:t>
+        <w:t xml:space="preserve">☐ Quiz eligibility requires Approved + Public + IsActive + ApprovedBy (published by PortalAdmin).</w:t>
       </w:r>
     </w:p>
     <w:p>
@@ -4551,7 +5228,227 @@
           <w:sz w:val="21"/>
           <w:szCs w:val="21"/>
         </w:rPr>
-        <w:t xml:space="preserve">Workflow trail recorded in app_approval; shown as Approval history on question detail.</w:t>
+        <w:t xml:space="preserve">☐ Question bank excludes Students; students receive questions only through quiz attempts.</w:t>
+      </w:r>
+    </w:p>
+    <w:p>
+      <w:pPr>
+        <w:pStyle w:val="ListParagraph"/>
+        <w:numPr>
+          <w:ilvl w:val="0"/>
+          <w:numId w:val="1"/>
+        </w:numPr>
+        <w:spacing w:after="60"/>
+      </w:pPr>
+      <w:r>
+        <w:rPr>
+          <w:sz w:val="21"/>
+          <w:szCs w:val="21"/>
+        </w:rPr>
+        <w:t xml:space="preserve">☐ Single/Multi/True-False/Fill validation rules are enforced on create/update/import.</w:t>
+      </w:r>
+    </w:p>
+    <w:p>
+      <w:pPr>
+        <w:pStyle w:val="ListParagraph"/>
+        <w:numPr>
+          <w:ilvl w:val="0"/>
+          <w:numId w:val="1"/>
+        </w:numPr>
+        <w:spacing w:after="60"/>
+      </w:pPr>
+      <w:r>
+        <w:rPr>
+          <w:sz w:val="21"/>
+          <w:szCs w:val="21"/>
+        </w:rPr>
+        <w:t xml:space="preserve">☐ Descriptive remains unavailable.</w:t>
+      </w:r>
+    </w:p>
+    <w:p>
+      <w:pPr>
+        <w:pStyle w:val="ListParagraph"/>
+        <w:numPr>
+          <w:ilvl w:val="0"/>
+          <w:numId w:val="1"/>
+        </w:numPr>
+        <w:spacing w:after="60"/>
+      </w:pPr>
+      <w:r>
+        <w:rPr>
+          <w:sz w:val="21"/>
+          <w:szCs w:val="21"/>
+        </w:rPr>
+        <w:t xml:space="preserve">☐ Accepted answers are hidden from students before attempt submission.</w:t>
+      </w:r>
+    </w:p>
+    <w:p>
+      <w:pPr>
+        <w:pStyle w:val="ListParagraph"/>
+        <w:numPr>
+          <w:ilvl w:val="0"/>
+          <w:numId w:val="1"/>
+        </w:numPr>
+        <w:spacing w:after="60"/>
+      </w:pPr>
+      <w:r>
+        <w:rPr>
+          <w:sz w:val="21"/>
+          <w:szCs w:val="21"/>
+        </w:rPr>
+        <w:t xml:space="preserve">☐ Deleting a quiz-linked question is blocked.</w:t>
+      </w:r>
+    </w:p>
+    <w:p>
+      <w:pPr>
+        <w:pStyle w:val="ListParagraph"/>
+        <w:numPr>
+          <w:ilvl w:val="0"/>
+          <w:numId w:val="1"/>
+        </w:numPr>
+        <w:spacing w:after="60"/>
+      </w:pPr>
+      <w:r>
+        <w:rPr>
+          <w:sz w:val="21"/>
+          <w:szCs w:val="21"/>
+        </w:rPr>
+        <w:t xml:space="preserve">☐ Every workflow action (create, submit, endorse, publish, reject, modify, activate, deactivate, archive, unarchive) appends an Approval history row with actor name + role + timestamp, for every role.</w:t>
+      </w:r>
+    </w:p>
+    <w:p>
+      <w:pPr>
+        <w:pStyle w:val="ListParagraph"/>
+        <w:numPr>
+          <w:ilvl w:val="0"/>
+          <w:numId w:val="1"/>
+        </w:numPr>
+        <w:spacing w:after="60"/>
+      </w:pPr>
+      <w:r>
+        <w:rPr>
+          <w:sz w:val="21"/>
+          <w:szCs w:val="21"/>
+        </w:rPr>
+        <w:t xml:space="preserve">☐ Question detail always shows the Approval history panel; rejection reasons appear inline in the trail.</w:t>
+      </w:r>
+    </w:p>
+    <w:p>
+      <w:pPr>
+        <w:pStyle w:val="ListParagraph"/>
+        <w:numPr>
+          <w:ilvl w:val="0"/>
+          <w:numId w:val="1"/>
+        </w:numPr>
+        <w:spacing w:after="60"/>
+      </w:pPr>
+      <w:r>
+        <w:rPr>
+          <w:sz w:val="21"/>
+          <w:szCs w:val="21"/>
+        </w:rPr>
+        <w:t xml:space="preserve">☐ Archive preserves Visibility/ApprovedBy; Unarchive restores Public → Approved+Active, Campus/School → Approved+Inactive, None → PendingReview.</w:t>
+      </w:r>
+    </w:p>
+    <w:p>
+      <w:pPr>
+        <w:pStyle w:val="ListParagraph"/>
+        <w:numPr>
+          <w:ilvl w:val="0"/>
+          <w:numId w:val="1"/>
+        </w:numPr>
+        <w:spacing w:after="60"/>
+      </w:pPr>
+      <w:r>
+        <w:rPr>
+          <w:sz w:val="21"/>
+          <w:szCs w:val="21"/>
+        </w:rPr>
+        <w:t xml:space="preserve">☐ Created by / Approved by show user display names (FKs to app_users), not raw IDs.</w:t>
+      </w:r>
+    </w:p>
+    <w:p>
+      <w:pPr>
+        <w:pStyle w:val="Heading1"/>
+        <w:spacing w:after="100" w:before="220"/>
+      </w:pPr>
+      <w:r>
+        <w:rPr>
+          <w:b/>
+          <w:bCs/>
+          <w:color w:val="2563EB"/>
+          <w:sz w:val="28"/>
+          <w:szCs w:val="28"/>
+        </w:rPr>
+        <w:t xml:space="preserve">14. Known compatibility and optional work</w:t>
+      </w:r>
+    </w:p>
+    <w:p>
+      <w:pPr>
+        <w:pStyle w:val="ListParagraph"/>
+        <w:numPr>
+          <w:ilvl w:val="0"/>
+          <w:numId w:val="1"/>
+        </w:numPr>
+        <w:spacing w:after="60"/>
+      </w:pPr>
+      <w:r>
+        <w:rPr>
+          <w:sz w:val="21"/>
+          <w:szCs w:val="21"/>
+        </w:rPr>
+        <w:t xml:space="preserve">Legacy status aliases remain readable; new writes use canonical names/IDs.</w:t>
+      </w:r>
+    </w:p>
+    <w:p>
+      <w:pPr>
+        <w:pStyle w:val="ListParagraph"/>
+        <w:numPr>
+          <w:ilvl w:val="0"/>
+          <w:numId w:val="1"/>
+        </w:numPr>
+        <w:spacing w:after="60"/>
+      </w:pPr>
+      <w:r>
+        <w:rPr>
+          <w:sz w:val="21"/>
+          <w:szCs w:val="21"/>
+        </w:rPr>
+        <w:t xml:space="preserve">IsAiApproved is a legacy field, not a second gate.</w:t>
+      </w:r>
+    </w:p>
+    <w:p>
+      <w:pPr>
+        <w:pStyle w:val="ListParagraph"/>
+        <w:numPr>
+          <w:ilvl w:val="0"/>
+          <w:numId w:val="1"/>
+        </w:numPr>
+        <w:spacing w:after="60"/>
+      </w:pPr>
+      <w:r>
+        <w:rPr>
+          <w:sz w:val="21"/>
+          <w:szCs w:val="21"/>
+        </w:rPr>
+        <w:t xml:space="preserve">created_by / approved_by are bigint FKs to app_users; the API returns display names.</w:t>
+      </w:r>
+    </w:p>
+    <w:p>
+      <w:pPr>
+        <w:pStyle w:val="ListParagraph"/>
+        <w:numPr>
+          <w:ilvl w:val="0"/>
+          <w:numId w:val="1"/>
+        </w:numPr>
+        <w:spacing w:after="60"/>
+      </w:pPr>
+      <w:r>
+        <w:rPr>
+          <w:sz w:val="21"/>
+          <w:szCs w:val="21"/>
+        </w:rPr>
+        <w:t xml:space="preserve">Delete is blocked while quiz-linked; guided unlink is optional.</w:t>
       </w:r>
     </w:p>
     <w:p>

--- a/docs/04_RankUp_Questions_Business_QA.docx
+++ b/docs/04_RankUp_Questions_Business_QA.docx
@@ -2657,6 +2657,18 @@
         <w:t xml:space="preserve">7. Question types</w:t>
       </w:r>
     </w:p>
+    <w:p>
+      <w:pPr>
+        <w:spacing w:after="100"/>
+      </w:pPr>
+      <w:r>
+        <w:rPr>
+          <w:sz w:val="21"/>
+          <w:szCs w:val="21"/>
+        </w:rPr>
+        <w:t xml:space="preserve">Authoring is validated by QuestionBankGuard for bank create/update/import and quiz-inline questions. All types below are creatable in the web and mobile UIs.</w:t>
+      </w:r>
+    </w:p>
     <w:tbl>
       <w:tblPr>
         <w:tblW w:type="pct" w:w="100%"/>
@@ -2984,20 +2996,236 @@
                 <w:sz w:val="17"/>
                 <w:szCs w:val="17"/>
               </w:rPr>
-              <w:t xml:space="preserve">Not now</w:t>
-            </w:r>
-          </w:p>
-        </w:tc>
-        <w:tc>
-          <w:p>
-            <w:r>
-              <w:rPr>
-                <w:b w:val="false"/>
-                <w:bCs w:val="false"/>
-                <w:sz w:val="17"/>
-                <w:szCs w:val="17"/>
-              </w:rPr>
-              <w:t xml:space="preserve">Retained as a lookup/legacy type but hidden and rejected by create/import.</w:t>
+              <w:t xml:space="preserve">Now</w:t>
+            </w:r>
+          </w:p>
+        </w:tc>
+        <w:tc>
+          <w:p>
+            <w:r>
+              <w:rPr>
+                <w:b w:val="false"/>
+                <w:bCs w:val="false"/>
+                <w:sz w:val="17"/>
+                <w:szCs w:val="17"/>
+              </w:rPr>
+              <w:t xml:space="preserve">Open text; no options required. Teacher/AI review on quiz attempts (see Quizzes QA).</w:t>
+            </w:r>
+          </w:p>
+        </w:tc>
+      </w:tr>
+      <w:tr>
+        <w:tc>
+          <w:p>
+            <w:r>
+              <w:rPr>
+                <w:b w:val="false"/>
+                <w:bCs w:val="false"/>
+                <w:sz w:val="17"/>
+                <w:szCs w:val="17"/>
+              </w:rPr>
+              <w:t xml:space="preserve">105</w:t>
+            </w:r>
+          </w:p>
+        </w:tc>
+        <w:tc>
+          <w:p>
+            <w:r>
+              <w:rPr>
+                <w:b w:val="false"/>
+                <w:bCs w:val="false"/>
+                <w:sz w:val="17"/>
+                <w:szCs w:val="17"/>
+              </w:rPr>
+              <w:t xml:space="preserve">File Upload</w:t>
+            </w:r>
+          </w:p>
+        </w:tc>
+        <w:tc>
+          <w:p>
+            <w:r>
+              <w:rPr>
+                <w:b w:val="false"/>
+                <w:bCs w:val="false"/>
+                <w:sz w:val="17"/>
+                <w:szCs w:val="17"/>
+              </w:rPr>
+              <w:t xml:space="preserve">Now (link/path MVP)</w:t>
+            </w:r>
+          </w:p>
+        </w:tc>
+        <w:tc>
+          <w:p>
+            <w:r>
+              <w:rPr>
+                <w:b w:val="false"/>
+                <w:bCs w:val="false"/>
+                <w:sz w:val="17"/>
+                <w:szCs w:val="17"/>
+              </w:rPr>
+              <w:t xml:space="preserve">Student pastes a file URL/path into SubmittedText — no binary blob upload/storage yet. No options required; teacher review on quiz attempts.</w:t>
+            </w:r>
+          </w:p>
+        </w:tc>
+      </w:tr>
+      <w:tr>
+        <w:tc>
+          <w:p>
+            <w:r>
+              <w:rPr>
+                <w:b w:val="false"/>
+                <w:bCs w:val="false"/>
+                <w:sz w:val="17"/>
+                <w:szCs w:val="17"/>
+              </w:rPr>
+              <w:t xml:space="preserve">106</w:t>
+            </w:r>
+          </w:p>
+        </w:tc>
+        <w:tc>
+          <w:p>
+            <w:r>
+              <w:rPr>
+                <w:b w:val="false"/>
+                <w:bCs w:val="false"/>
+                <w:sz w:val="17"/>
+                <w:szCs w:val="17"/>
+              </w:rPr>
+              <w:t xml:space="preserve">Matching</w:t>
+            </w:r>
+          </w:p>
+        </w:tc>
+        <w:tc>
+          <w:p>
+            <w:r>
+              <w:rPr>
+                <w:b w:val="false"/>
+                <w:bCs w:val="false"/>
+                <w:sz w:val="17"/>
+                <w:szCs w:val="17"/>
+              </w:rPr>
+              <w:t xml:space="preserve">Now</w:t>
+            </w:r>
+          </w:p>
+        </w:tc>
+        <w:tc>
+          <w:p>
+            <w:r>
+              <w:rPr>
+                <w:b w:val="false"/>
+                <w:bCs w:val="false"/>
+                <w:sz w:val="17"/>
+                <w:szCs w:val="17"/>
+              </w:rPr>
+              <w:t xml:space="preserve">Even option count (≥4); lefts first, then matching rights. Authoring uses pair rows (left ↔ right). Option shuffle disabled.</w:t>
+            </w:r>
+          </w:p>
+        </w:tc>
+      </w:tr>
+      <w:tr>
+        <w:tc>
+          <w:p>
+            <w:r>
+              <w:rPr>
+                <w:b w:val="false"/>
+                <w:bCs w:val="false"/>
+                <w:sz w:val="17"/>
+                <w:szCs w:val="17"/>
+              </w:rPr>
+              <w:t xml:space="preserve">107</w:t>
+            </w:r>
+          </w:p>
+        </w:tc>
+        <w:tc>
+          <w:p>
+            <w:r>
+              <w:rPr>
+                <w:b w:val="false"/>
+                <w:bCs w:val="false"/>
+                <w:sz w:val="17"/>
+                <w:szCs w:val="17"/>
+              </w:rPr>
+              <w:t xml:space="preserve">Ordering</w:t>
+            </w:r>
+          </w:p>
+        </w:tc>
+        <w:tc>
+          <w:p>
+            <w:r>
+              <w:rPr>
+                <w:b w:val="false"/>
+                <w:bCs w:val="false"/>
+                <w:sz w:val="17"/>
+                <w:szCs w:val="17"/>
+              </w:rPr>
+              <w:t xml:space="preserve">Now</w:t>
+            </w:r>
+          </w:p>
+        </w:tc>
+        <w:tc>
+          <w:p>
+            <w:r>
+              <w:rPr>
+                <w:b w:val="false"/>
+                <w:bCs w:val="false"/>
+                <w:sz w:val="17"/>
+                <w:szCs w:val="17"/>
+              </w:rPr>
+              <w:t xml:space="preserve">At least 2 ordered items (top to bottom). Option shuffle disabled.</w:t>
+            </w:r>
+          </w:p>
+        </w:tc>
+      </w:tr>
+      <w:tr>
+        <w:tc>
+          <w:p>
+            <w:r>
+              <w:rPr>
+                <w:b w:val="false"/>
+                <w:bCs w:val="false"/>
+                <w:sz w:val="17"/>
+                <w:szCs w:val="17"/>
+              </w:rPr>
+              <w:t xml:space="preserve">108</w:t>
+            </w:r>
+          </w:p>
+        </w:tc>
+        <w:tc>
+          <w:p>
+            <w:r>
+              <w:rPr>
+                <w:b w:val="false"/>
+                <w:bCs w:val="false"/>
+                <w:sz w:val="17"/>
+                <w:szCs w:val="17"/>
+              </w:rPr>
+              <w:t xml:space="preserve">Media</w:t>
+            </w:r>
+          </w:p>
+        </w:tc>
+        <w:tc>
+          <w:p>
+            <w:r>
+              <w:rPr>
+                <w:b w:val="false"/>
+                <w:bCs w:val="false"/>
+                <w:sz w:val="17"/>
+                <w:szCs w:val="17"/>
+              </w:rPr>
+              <w:t xml:space="preserve">Now</w:t>
+            </w:r>
+          </w:p>
+        </w:tc>
+        <w:tc>
+          <w:p>
+            <w:r>
+              <w:rPr>
+                <w:b w:val="false"/>
+                <w:bCs w:val="false"/>
+                <w:sz w:val="17"/>
+                <w:szCs w:val="17"/>
+              </w:rPr>
+              <w:t xml:space="preserve">At least 2 options; each needs an image URL; exactly 1 correct.</w:t>
             </w:r>
           </w:p>
         </w:tc>
@@ -3033,7 +3261,7 @@
           <w:sz w:val="21"/>
           <w:szCs w:val="21"/>
         </w:rPr>
-        <w:t xml:space="preserve">Web-only UI at /questions/import.</w:t>
+        <w:t xml:space="preserve">Import UI: web at /questions/import; mobile Question Bank upload action.</w:t>
       </w:r>
     </w:p>
     <w:p>
@@ -3102,6 +3330,23 @@
           <w:szCs w:val="21"/>
         </w:rPr>
         <w:t xml:space="preserve">Lookup names or canonical IDs are accepted where documented.</w:t>
+      </w:r>
+    </w:p>
+    <w:p>
+      <w:pPr>
+        <w:pStyle w:val="ListParagraph"/>
+        <w:numPr>
+          <w:ilvl w:val="0"/>
+          <w:numId w:val="1"/>
+        </w:numPr>
+        <w:spacing w:after="60"/>
+      </w:pPr>
+      <w:r>
+        <w:rPr>
+          <w:sz w:val="21"/>
+          <w:szCs w:val="21"/>
+        </w:rPr>
+        <w:t xml:space="preserve">Choice types use IsCorrectN/CorrectOption; Fill uses accepted answers; Descriptive/File need no options; Media needs OptionImageUrl.</w:t>
       </w:r>
     </w:p>
     <w:p>
@@ -3529,7 +3774,7 @@
           <w:sz w:val="21"/>
           <w:szCs w:val="21"/>
         </w:rPr>
-        <w:t xml:space="preserve">Every question carries a full audit trail in the generic app_approval table (entity_type=2, typed FK to questions; user-registration rows share the table with entity_type=1). Each row stores the acting user (FK to app_users), the role they acted as, the action, an optional reason, and a timestamp. The question detail page always shows this panel for every question-managing role, with actor name, role, colour-coded action chip, and the rejection reason inline.</w:t>
+        <w:t xml:space="preserve">Every question carries a full audit trail in the generic app_approval table (entity_type=2102 Question, typed FK to questions; user-registration rows share the table with entity_type=2101 User). entity_type and action are lookup-backed (ApprovalEntityType / ApprovalAction). Each row stores the acting user (FK to app_users), the role they acted as, the action, an optional reason, and a timestamp. The question detail page always shows this panel for every question-managing role, with actor name, role, colour-coded action chip, and the rejection reason inline.</w:t>
       </w:r>
     </w:p>
     <w:tbl>
@@ -4105,7 +4350,7 @@
           <w:sz w:val="21"/>
           <w:szCs w:val="21"/>
         </w:rPr>
-        <w:t xml:space="preserve">List shows a Time sec column; mobile combines Marks / Time / Visibility.</w:t>
+        <w:t xml:space="preserve">List shows a Time sec column; on narrow React viewports Marks / Time / Visibility share one line.</w:t>
       </w:r>
     </w:p>
     <w:p>
@@ -5245,7 +5490,7 @@
           <w:sz w:val="21"/>
           <w:szCs w:val="21"/>
         </w:rPr>
-        <w:t xml:space="preserve">☐ Single/Multi/True-False/Fill validation rules are enforced on create/update/import.</w:t>
+        <w:t xml:space="preserve">☐ Single/Multi/True-False/Fill/Descriptive/File/Matching/Ordering/Media validation rules are enforced on create/update/import (QuestionBankGuard).</w:t>
       </w:r>
     </w:p>
     <w:p>
@@ -5262,7 +5507,7 @@
           <w:sz w:val="21"/>
           <w:szCs w:val="21"/>
         </w:rPr>
-        <w:t xml:space="preserve">☐ Descriptive remains unavailable.</w:t>
+        <w:t xml:space="preserve">☐ File Upload is a link/path MVP (SubmittedText) — binary blob upload, storage, and review download are not built yet.</w:t>
       </w:r>
     </w:p>
     <w:p>
@@ -5465,7 +5710,41 @@
           <w:sz w:val="21"/>
           <w:szCs w:val="21"/>
         </w:rPr>
-        <w:t xml:space="preserve">External AI grading is future work.</w:t>
+        <w:t xml:space="preserve">File Upload binary blob upload/storage/download remains optional; MVP is paste link/path into SubmittedText.</w:t>
+      </w:r>
+    </w:p>
+    <w:p>
+      <w:pPr>
+        <w:pStyle w:val="ListParagraph"/>
+        <w:numPr>
+          <w:ilvl w:val="0"/>
+          <w:numId w:val="1"/>
+        </w:numPr>
+        <w:spacing w:after="60"/>
+      </w:pPr>
+      <w:r>
+        <w:rPr>
+          <w:sz w:val="21"/>
+          <w:szCs w:val="21"/>
+        </w:rPr>
+        <w:t xml:space="preserve">Mobile Question Bank supports create/import/endorse/publish lifecycle and Public+Active quiz-ready filtering; richer Matching pair-row editors remain web-first.</w:t>
+      </w:r>
+    </w:p>
+    <w:p>
+      <w:pPr>
+        <w:pStyle w:val="ListParagraph"/>
+        <w:numPr>
+          <w:ilvl w:val="0"/>
+          <w:numId w:val="1"/>
+        </w:numPr>
+        <w:spacing w:after="60"/>
+      </w:pPr>
+      <w:r>
+        <w:rPr>
+          <w:sz w:val="21"/>
+          <w:szCs w:val="21"/>
+        </w:rPr>
+        <w:t xml:space="preserve">External AI grading for Fill is future work; AllowAiReview uses OpenAI when configured, else heuristic.</w:t>
       </w:r>
     </w:p>
     <w:sectPr>

--- a/docs/04_RankUp_Questions_Business_QA.docx
+++ b/docs/04_RankUp_Questions_Business_QA.docx
@@ -55,7 +55,7 @@
           <w:sz w:val="21"/>
           <w:szCs w:val="21"/>
         </w:rPr>
-        <w:t xml:space="preserve">Canonical model: A question is usable — Public, Active, and quiz-eligible — only after PortalAdmin approves (publishes) it. A CampusAdmin/SchoolAdmin approval is an endorsement that records review progress but keeps the question Inactive and restricted to its creator plus that creator's own CampusAdmin, SchoolAdmin, and PortalAdmin. QuestionStatus records workflow state; IsActive is true only for a Published (Public) question; Visibility records how far a question has been endorsed.</w:t>
+        <w:t xml:space="preserve">Canonical model: A bank question is usable from the picker — Public, Active, and quiz-eligible — only after PortalAdmin approves (publishes) it. A CampusAdmin/SchoolAdmin bank approval is an endorsement that keeps the question Inactive and restricted. Exception: a question created inline on a quiz is MarkFullyApproved with Visibility=Campus and IsActive=true; it skips PendingReview and is used on that quiz without being Public (not returned by eligibleForQuizOnly). For the bank, IsActive is true only after PortalAdmin publish (or PortalAdmin create).</w:t>
       </w:r>
     </w:p>
     <w:p>
@@ -218,7 +218,7 @@
                 <w:sz w:val="17"/>
                 <w:szCs w:val="17"/>
               </w:rPr>
-              <w:t xml:space="preserve">Legacy only. Existing rows are migrated/read as PendingReview. Create and import never write Draft. Activity is never Active.</w:t>
+              <w:t xml:space="preserve">Legacy only (ID 110 still exists). Create and import never write Draft. Existing Draft rows stay Draft on read — they are not auto-migrated or remapped to PendingReview. Owners may still edit/delete them; the web UI treats Draft like Pending for filters. Activity is never Active.</w:t>
             </w:r>
           </w:p>
         </w:tc>
@@ -313,20 +313,20 @@
                 <w:sz w:val="17"/>
                 <w:szCs w:val="17"/>
               </w:rPr>
-              <w:t xml:space="preserve">Active only when Public</w:t>
-            </w:r>
-          </w:p>
-        </w:tc>
-        <w:tc>
-          <w:p>
-            <w:r>
-              <w:rPr>
-                <w:b w:val="false"/>
-                <w:bCs w:val="false"/>
-                <w:sz w:val="17"/>
-                <w:szCs w:val="17"/>
-              </w:rPr>
-              <w:t xml:space="preserve">Accepted into the bank. PortalAdmin approval publishes it: Visibility=Public, IsActive=true, quiz-usable by everyone. A CampusAdmin/SchoolAdmin approval is an endorsement: Visibility=Campus/School but IsActive=false and the audience stays restricted (creator + that creator's CampusAdmin/SchoolAdmin + PortalAdmin); it is not quiz-usable until PortalAdmin publishes it.</w:t>
+              <w:t xml:space="preserve">Active when Public (bank), or Campus+Active if created inline on a quiz</w:t>
+            </w:r>
+          </w:p>
+        </w:tc>
+        <w:tc>
+          <w:p>
+            <w:r>
+              <w:rPr>
+                <w:b w:val="false"/>
+                <w:bCs w:val="false"/>
+                <w:sz w:val="17"/>
+                <w:szCs w:val="17"/>
+              </w:rPr>
+              <w:t xml:space="preserve">Accepted into the bank. PortalAdmin approval publishes it: Visibility=Public, IsActive=true, attachable from the bank picker. A CampusAdmin/SchoolAdmin bank endorsement: Visibility=Campus/School but IsActive=false; not bank-quiz-usable until PortalAdmin publishes. Exception: a question created inline on a quiz is MarkFullyApproved with Visibility=Campus and IsActive=true — it skips PendingReview and is usable on that quiz only, not via eligibleForQuizOnly.</w:t>
             </w:r>
           </w:p>
         </w:tc>
@@ -457,7 +457,7 @@
           <w:sz w:val="21"/>
           <w:szCs w:val="21"/>
         </w:rPr>
-        <w:t xml:space="preserve">Important: Active and Inactive are not QuestionStatus values. PendingReview, Rejected, and Archived are always Inactive. Only Approved may be Active or Inactive. When PortalAdmin deactivates an Approved question, Status remains Approved and Activity shows Inactive. Archived is a distinct status, not the same as Inactive.</w:t>
+        <w:t xml:space="preserve">Important: Active and Inactive are not QuestionStatus values. For the bank, PendingReview, Rejected, Archived, leftover Draft, and bank-endorsed Campus/School are always Inactive. Only Public Approved may be Active or Inactive via PortalAdmin. Leftover Draft rows stay Draft on read. Exception: inline quiz create is Campus + Active without Public.</w:t>
       </w:r>
     </w:p>
     <w:p>
@@ -547,7 +547,7 @@
                 <w:sz w:val="17"/>
                 <w:szCs w:val="17"/>
               </w:rPr>
-              <w:t xml:space="preserve">Create / import by Teacher, Parent, CampusAdmin, SchoolAdmin</w:t>
+              <w:t xml:space="preserve">Create / import by Teacher, Coordinator, Tutor, Parent, CampusAdmin, SchoolAdmin</w:t>
             </w:r>
           </w:p>
         </w:tc>
@@ -588,7 +588,7 @@
                 <w:sz w:val="17"/>
                 <w:szCs w:val="17"/>
               </w:rPr>
-              <w:t xml:space="preserve">Create by PortalAdmin</w:t>
+              <w:t xml:space="preserve">Create / import by PortalAdmin</w:t>
             </w:r>
           </w:p>
         </w:tc>
@@ -614,7 +614,48 @@
                 <w:sz w:val="17"/>
                 <w:szCs w:val="17"/>
               </w:rPr>
-              <w:t xml:space="preserve">Auto-published: Visibility=Public; IsActive=true; quiz-usable. No separate approval step.</w:t>
+              <w:t xml:space="preserve">Auto-published: Visibility=Public; IsActive=true; quiz-usable from the bank. No separate approval step.</w:t>
+            </w:r>
+          </w:p>
+        </w:tc>
+      </w:tr>
+      <w:tr>
+        <w:tc>
+          <w:p>
+            <w:r>
+              <w:rPr>
+                <w:b w:val="false"/>
+                <w:bCs w:val="false"/>
+                <w:sz w:val="17"/>
+                <w:szCs w:val="17"/>
+              </w:rPr>
+              <w:t xml:space="preserve">Inline create on a quiz</w:t>
+            </w:r>
+          </w:p>
+        </w:tc>
+        <w:tc>
+          <w:p>
+            <w:r>
+              <w:rPr>
+                <w:b w:val="false"/>
+                <w:bCs w:val="false"/>
+                <w:sz w:val="17"/>
+                <w:szCs w:val="17"/>
+              </w:rPr>
+              <w:t xml:space="preserve">Approved (Campus + Active)</w:t>
+            </w:r>
+          </w:p>
+        </w:tc>
+        <w:tc>
+          <w:p>
+            <w:r>
+              <w:rPr>
+                <w:b w:val="false"/>
+                <w:bCs w:val="false"/>
+                <w:sz w:val="17"/>
+                <w:szCs w:val="17"/>
+              </w:rPr>
+              <w:t xml:space="preserve">POST /api/quizzes/{id}/questions. Skips bank PendingReview. MarkFullyApproved with Visibility=Campus and IsActive=true. Trail: Created + Endorsed. Usable on that quiz; not returned by eligibleForQuizOnly (not Public). Removing it from the quiz deactivates the bank row if the caller created it.</w:t>
             </w:r>
           </w:p>
         </w:tc>
@@ -655,7 +696,7 @@
                 <w:sz w:val="17"/>
                 <w:szCs w:val="17"/>
               </w:rPr>
-              <w:t xml:space="preserve">A Teacher/Parent question in the same campus only. Visibility=Campus; IsActive=false; audience stays restricted; not quiz-usable; still needs PortalAdmin to publish.</w:t>
+              <w:t xml:space="preserve">A Teacher/Coordinator/Tutor/Parent question in the same campus only. Visibility=Campus; IsActive=false; audience stays restricted; not quiz-usable; still needs PortalAdmin to publish.</w:t>
             </w:r>
           </w:p>
         </w:tc>
@@ -696,7 +737,7 @@
                 <w:sz w:val="17"/>
                 <w:szCs w:val="17"/>
               </w:rPr>
-              <w:t xml:space="preserve">A Teacher/Parent/CampusAdmin question in the same school. Visibility=School; IsActive=false; audience stays restricted; not quiz-usable; still needs PortalAdmin to publish.</w:t>
+              <w:t xml:space="preserve">A Teacher/Coordinator/Tutor/Parent/CampusAdmin question in the same school. Visibility=School; IsActive=false; audience stays restricted; not quiz-usable; still needs PortalAdmin to publish.</w:t>
             </w:r>
           </w:p>
         </w:tc>
@@ -737,7 +778,7 @@
                 <w:sz w:val="17"/>
                 <w:szCs w:val="17"/>
               </w:rPr>
-              <w:t xml:space="preserve">Visibility=Public; IsActive=true; quiz-usable by all question-managing roles. Only PortalAdmin can publish.</w:t>
+              <w:t xml:space="preserve">Visibility=Public; IsActive=true; attachable from the bank picker by quiz-managing roles (Teacher, Coordinator, Tutor, Parent, SchoolAdmin, PortalAdmin — not CampusAdmin). Only PortalAdmin can publish.</w:t>
             </w:r>
           </w:p>
         </w:tc>
@@ -901,7 +942,7 @@
                 <w:sz w:val="17"/>
                 <w:szCs w:val="17"/>
               </w:rPr>
-              <w:t xml:space="preserve">Applies to a Published (Public) question. Deactivate sets IsActive=false (UI Activity=Inactive); activate sets IsActive=true. Endorsed, PendingReview, Rejected, and Archived stay Inactive and cannot be activated.</w:t>
+              <w:t xml:space="preserve">Applies to a Published (Public) bank question. Deactivate sets IsActive=false (UI Activity=Inactive); activate sets IsActive=true. Bank-endorsed (Campus/School, IsActive=false), PendingReview, Rejected, and Archived cannot be activated this way. Inline quiz questions (Campus + Active) are not Public, so this bank activate/deactivate path does not apply to them.</w:t>
             </w:r>
           </w:p>
         </w:tc>
@@ -1089,20 +1130,20 @@
                 <w:sz w:val="17"/>
                 <w:szCs w:val="17"/>
               </w:rPr>
-              <w:t xml:space="preserve">PendingReview / Approved / Rejected / Archived</w:t>
-            </w:r>
-          </w:p>
-        </w:tc>
-        <w:tc>
-          <w:p>
-            <w:r>
-              <w:rPr>
-                <w:b w:val="false"/>
-                <w:bCs w:val="false"/>
-                <w:sz w:val="17"/>
-                <w:szCs w:val="17"/>
-              </w:rPr>
-              <w:t xml:space="preserve">Workflow decision. Draft is legacy only.</w:t>
+              <w:t xml:space="preserve">PendingReview / Approved / Rejected / Archived (+ leftover Draft)</w:t>
+            </w:r>
+          </w:p>
+        </w:tc>
+        <w:tc>
+          <w:p>
+            <w:r>
+              <w:rPr>
+                <w:b w:val="false"/>
+                <w:bCs w:val="false"/>
+                <w:sz w:val="17"/>
+                <w:szCs w:val="17"/>
+              </w:rPr>
+              <w:t xml:space="preserve">Workflow decision. Draft (110) is leftover only: still stored and returned as Draft, not remapped to PendingReview. Create/import never write it.</w:t>
             </w:r>
           </w:p>
         </w:tc>
@@ -1143,7 +1184,7 @@
                 <w:sz w:val="17"/>
                 <w:szCs w:val="17"/>
               </w:rPr>
-              <w:t xml:space="preserve">true only for a Published (Public) Approved question. Endorsed (Campus/School) and all non-Approved statuses are Inactive. PortalAdmin may deactivate/activate a Published question.</w:t>
+              <w:t xml:space="preserve">Bank: true only for a Published (Public) Approved question. Bank-endorsed (Campus/School) and all non-Approved statuses are Inactive. Exception: inline quiz create sets Campus + IsActive=true without Public. PortalAdmin may deactivate/activate a Published bank question.</w:t>
             </w:r>
           </w:p>
         </w:tc>
@@ -1267,6 +1308,8 @@
         <w:gridCol w:w="100"/>
         <w:gridCol w:w="100"/>
         <w:gridCol w:w="100"/>
+        <w:gridCol w:w="100"/>
+        <w:gridCol w:w="100"/>
       </w:tblGrid>
       <w:tr>
         <w:trPr>
@@ -1346,7 +1389,7 @@
                 <w:sz w:val="17"/>
                 <w:szCs w:val="17"/>
               </w:rPr>
-              <w:t xml:space="preserve">Parent</w:t>
+              <w:t xml:space="preserve">Coordinator</w:t>
             </w:r>
           </w:p>
         </w:tc>
@@ -1359,6 +1402,32 @@
                 <w:sz w:val="17"/>
                 <w:szCs w:val="17"/>
               </w:rPr>
+              <w:t xml:space="preserve">Tutor</w:t>
+            </w:r>
+          </w:p>
+        </w:tc>
+        <w:tc>
+          <w:p>
+            <w:r>
+              <w:rPr>
+                <w:b/>
+                <w:bCs/>
+                <w:sz w:val="17"/>
+                <w:szCs w:val="17"/>
+              </w:rPr>
+              <w:t xml:space="preserve">Parent</w:t>
+            </w:r>
+          </w:p>
+        </w:tc>
+        <w:tc>
+          <w:p>
+            <w:r>
+              <w:rPr>
+                <w:b/>
+                <w:bCs/>
+                <w:sz w:val="17"/>
+                <w:szCs w:val="17"/>
+              </w:rPr>
               <w:t xml:space="preserve">Student</w:t>
             </w:r>
           </w:p>
@@ -1452,6 +1521,32 @@
                 <w:sz w:val="17"/>
                 <w:szCs w:val="17"/>
               </w:rPr>
+              <w:t xml:space="preserve">Yes</w:t>
+            </w:r>
+          </w:p>
+        </w:tc>
+        <w:tc>
+          <w:p>
+            <w:r>
+              <w:rPr>
+                <w:b w:val="false"/>
+                <w:bCs w:val="false"/>
+                <w:sz w:val="17"/>
+                <w:szCs w:val="17"/>
+              </w:rPr>
+              <w:t xml:space="preserve">Yes</w:t>
+            </w:r>
+          </w:p>
+        </w:tc>
+        <w:tc>
+          <w:p>
+            <w:r>
+              <w:rPr>
+                <w:b w:val="false"/>
+                <w:bCs w:val="false"/>
+                <w:sz w:val="17"/>
+                <w:szCs w:val="17"/>
+              </w:rPr>
               <w:t xml:space="preserve">No</w:t>
             </w:r>
           </w:p>
@@ -1545,6 +1640,32 @@
                 <w:sz w:val="17"/>
                 <w:szCs w:val="17"/>
               </w:rPr>
+              <w:t xml:space="preserve">Yes</w:t>
+            </w:r>
+          </w:p>
+        </w:tc>
+        <w:tc>
+          <w:p>
+            <w:r>
+              <w:rPr>
+                <w:b w:val="false"/>
+                <w:bCs w:val="false"/>
+                <w:sz w:val="17"/>
+                <w:szCs w:val="17"/>
+              </w:rPr>
+              <w:t xml:space="preserve">Yes</w:t>
+            </w:r>
+          </w:p>
+        </w:tc>
+        <w:tc>
+          <w:p>
+            <w:r>
+              <w:rPr>
+                <w:b w:val="false"/>
+                <w:bCs w:val="false"/>
+                <w:sz w:val="17"/>
+                <w:szCs w:val="17"/>
+              </w:rPr>
               <w:t xml:space="preserve">No</w:t>
             </w:r>
           </w:p>
@@ -1638,6 +1759,32 @@
                 <w:sz w:val="17"/>
                 <w:szCs w:val="17"/>
               </w:rPr>
+              <w:t xml:space="preserve">Own</w:t>
+            </w:r>
+          </w:p>
+        </w:tc>
+        <w:tc>
+          <w:p>
+            <w:r>
+              <w:rPr>
+                <w:b w:val="false"/>
+                <w:bCs w:val="false"/>
+                <w:sz w:val="17"/>
+                <w:szCs w:val="17"/>
+              </w:rPr>
+              <w:t xml:space="preserve">Own</w:t>
+            </w:r>
+          </w:p>
+        </w:tc>
+        <w:tc>
+          <w:p>
+            <w:r>
+              <w:rPr>
+                <w:b w:val="false"/>
+                <w:bCs w:val="false"/>
+                <w:sz w:val="17"/>
+                <w:szCs w:val="17"/>
+              </w:rPr>
               <w:t xml:space="preserve">No</w:t>
             </w:r>
           </w:p>
@@ -1735,18 +1882,44 @@
             </w:r>
           </w:p>
         </w:tc>
-      </w:tr>
-      <w:tr>
-        <w:tc>
-          <w:p>
-            <w:r>
-              <w:rPr>
-                <w:b w:val="false"/>
-                <w:bCs w:val="false"/>
-                <w:sz w:val="17"/>
-                <w:szCs w:val="17"/>
-              </w:rPr>
-              <w:t xml:space="preserve">Approve a Teacher / Parent question</w:t>
+        <w:tc>
+          <w:p>
+            <w:r>
+              <w:rPr>
+                <w:b w:val="false"/>
+                <w:bCs w:val="false"/>
+                <w:sz w:val="17"/>
+                <w:szCs w:val="17"/>
+              </w:rPr>
+              <w:t xml:space="preserve">No</w:t>
+            </w:r>
+          </w:p>
+        </w:tc>
+        <w:tc>
+          <w:p>
+            <w:r>
+              <w:rPr>
+                <w:b w:val="false"/>
+                <w:bCs w:val="false"/>
+                <w:sz w:val="17"/>
+                <w:szCs w:val="17"/>
+              </w:rPr>
+              <w:t xml:space="preserve">No</w:t>
+            </w:r>
+          </w:p>
+        </w:tc>
+      </w:tr>
+      <w:tr>
+        <w:tc>
+          <w:p>
+            <w:r>
+              <w:rPr>
+                <w:b w:val="false"/>
+                <w:bCs w:val="false"/>
+                <w:sz w:val="17"/>
+                <w:szCs w:val="17"/>
+              </w:rPr>
+              <w:t xml:space="preserve">Approve a Teacher / Coordinator / Tutor / Parent question</w:t>
             </w:r>
           </w:p>
         </w:tc>
@@ -1828,6 +2001,32 @@
             </w:r>
           </w:p>
         </w:tc>
+        <w:tc>
+          <w:p>
+            <w:r>
+              <w:rPr>
+                <w:b w:val="false"/>
+                <w:bCs w:val="false"/>
+                <w:sz w:val="17"/>
+                <w:szCs w:val="17"/>
+              </w:rPr>
+              <w:t xml:space="preserve">No</w:t>
+            </w:r>
+          </w:p>
+        </w:tc>
+        <w:tc>
+          <w:p>
+            <w:r>
+              <w:rPr>
+                <w:b w:val="false"/>
+                <w:bCs w:val="false"/>
+                <w:sz w:val="17"/>
+                <w:szCs w:val="17"/>
+              </w:rPr>
+              <w:t xml:space="preserve">No</w:t>
+            </w:r>
+          </w:p>
+        </w:tc>
       </w:tr>
       <w:tr>
         <w:tc>
@@ -1921,6 +2120,32 @@
             </w:r>
           </w:p>
         </w:tc>
+        <w:tc>
+          <w:p>
+            <w:r>
+              <w:rPr>
+                <w:b w:val="false"/>
+                <w:bCs w:val="false"/>
+                <w:sz w:val="17"/>
+                <w:szCs w:val="17"/>
+              </w:rPr>
+              <w:t xml:space="preserve">No</w:t>
+            </w:r>
+          </w:p>
+        </w:tc>
+        <w:tc>
+          <w:p>
+            <w:r>
+              <w:rPr>
+                <w:b w:val="false"/>
+                <w:bCs w:val="false"/>
+                <w:sz w:val="17"/>
+                <w:szCs w:val="17"/>
+              </w:rPr>
+              <w:t xml:space="preserve">No</w:t>
+            </w:r>
+          </w:p>
+        </w:tc>
       </w:tr>
       <w:tr>
         <w:tc>
@@ -2014,6 +2239,32 @@
             </w:r>
           </w:p>
         </w:tc>
+        <w:tc>
+          <w:p>
+            <w:r>
+              <w:rPr>
+                <w:b w:val="false"/>
+                <w:bCs w:val="false"/>
+                <w:sz w:val="17"/>
+                <w:szCs w:val="17"/>
+              </w:rPr>
+              <w:t xml:space="preserve">No</w:t>
+            </w:r>
+          </w:p>
+        </w:tc>
+        <w:tc>
+          <w:p>
+            <w:r>
+              <w:rPr>
+                <w:b w:val="false"/>
+                <w:bCs w:val="false"/>
+                <w:sz w:val="17"/>
+                <w:szCs w:val="17"/>
+              </w:rPr>
+              <w:t xml:space="preserve">No</w:t>
+            </w:r>
+          </w:p>
+        </w:tc>
       </w:tr>
       <w:tr>
         <w:tc>
@@ -2107,6 +2358,151 @@
             </w:r>
           </w:p>
         </w:tc>
+        <w:tc>
+          <w:p>
+            <w:r>
+              <w:rPr>
+                <w:b w:val="false"/>
+                <w:bCs w:val="false"/>
+                <w:sz w:val="17"/>
+                <w:szCs w:val="17"/>
+              </w:rPr>
+              <w:t xml:space="preserve">No</w:t>
+            </w:r>
+          </w:p>
+        </w:tc>
+        <w:tc>
+          <w:p>
+            <w:r>
+              <w:rPr>
+                <w:b w:val="false"/>
+                <w:bCs w:val="false"/>
+                <w:sz w:val="17"/>
+                <w:szCs w:val="17"/>
+              </w:rPr>
+              <w:t xml:space="preserve">No</w:t>
+            </w:r>
+          </w:p>
+        </w:tc>
+      </w:tr>
+      <w:tr>
+        <w:tc>
+          <w:p>
+            <w:r>
+              <w:rPr>
+                <w:b w:val="false"/>
+                <w:bCs w:val="false"/>
+                <w:sz w:val="17"/>
+                <w:szCs w:val="17"/>
+              </w:rPr>
+              <w:t xml:space="preserve">Manage quizzes / attach published bank questions / inline quiz create</w:t>
+            </w:r>
+          </w:p>
+        </w:tc>
+        <w:tc>
+          <w:p>
+            <w:r>
+              <w:rPr>
+                <w:b w:val="false"/>
+                <w:bCs w:val="false"/>
+                <w:sz w:val="17"/>
+                <w:szCs w:val="17"/>
+              </w:rPr>
+              <w:t xml:space="preserve">Yes</w:t>
+            </w:r>
+          </w:p>
+        </w:tc>
+        <w:tc>
+          <w:p>
+            <w:r>
+              <w:rPr>
+                <w:b w:val="false"/>
+                <w:bCs w:val="false"/>
+                <w:sz w:val="17"/>
+                <w:szCs w:val="17"/>
+              </w:rPr>
+              <w:t xml:space="preserve">Yes</w:t>
+            </w:r>
+          </w:p>
+        </w:tc>
+        <w:tc>
+          <w:p>
+            <w:r>
+              <w:rPr>
+                <w:b w:val="false"/>
+                <w:bCs w:val="false"/>
+                <w:sz w:val="17"/>
+                <w:szCs w:val="17"/>
+              </w:rPr>
+              <w:t xml:space="preserve">No</w:t>
+            </w:r>
+          </w:p>
+        </w:tc>
+        <w:tc>
+          <w:p>
+            <w:r>
+              <w:rPr>
+                <w:b w:val="false"/>
+                <w:bCs w:val="false"/>
+                <w:sz w:val="17"/>
+                <w:szCs w:val="17"/>
+              </w:rPr>
+              <w:t xml:space="preserve">Yes</w:t>
+            </w:r>
+          </w:p>
+        </w:tc>
+        <w:tc>
+          <w:p>
+            <w:r>
+              <w:rPr>
+                <w:b w:val="false"/>
+                <w:bCs w:val="false"/>
+                <w:sz w:val="17"/>
+                <w:szCs w:val="17"/>
+              </w:rPr>
+              <w:t xml:space="preserve">Yes</w:t>
+            </w:r>
+          </w:p>
+        </w:tc>
+        <w:tc>
+          <w:p>
+            <w:r>
+              <w:rPr>
+                <w:b w:val="false"/>
+                <w:bCs w:val="false"/>
+                <w:sz w:val="17"/>
+                <w:szCs w:val="17"/>
+              </w:rPr>
+              <w:t xml:space="preserve">Yes</w:t>
+            </w:r>
+          </w:p>
+        </w:tc>
+        <w:tc>
+          <w:p>
+            <w:r>
+              <w:rPr>
+                <w:b w:val="false"/>
+                <w:bCs w:val="false"/>
+                <w:sz w:val="17"/>
+                <w:szCs w:val="17"/>
+              </w:rPr>
+              <w:t xml:space="preserve">Yes</w:t>
+            </w:r>
+          </w:p>
+        </w:tc>
+        <w:tc>
+          <w:p>
+            <w:r>
+              <w:rPr>
+                <w:b w:val="false"/>
+                <w:bCs w:val="false"/>
+                <w:sz w:val="17"/>
+                <w:szCs w:val="17"/>
+              </w:rPr>
+              <w:t xml:space="preserve">No</w:t>
+            </w:r>
+          </w:p>
+        </w:tc>
       </w:tr>
       <w:tr>
         <w:tc>
@@ -2200,6 +2596,32 @@
             </w:r>
           </w:p>
         </w:tc>
+        <w:tc>
+          <w:p>
+            <w:r>
+              <w:rPr>
+                <w:b w:val="false"/>
+                <w:bCs w:val="false"/>
+                <w:sz w:val="17"/>
+                <w:szCs w:val="17"/>
+              </w:rPr>
+              <w:t xml:space="preserve">No</w:t>
+            </w:r>
+          </w:p>
+        </w:tc>
+        <w:tc>
+          <w:p>
+            <w:r>
+              <w:rPr>
+                <w:b w:val="false"/>
+                <w:bCs w:val="false"/>
+                <w:sz w:val="17"/>
+                <w:szCs w:val="17"/>
+              </w:rPr>
+              <w:t xml:space="preserve">No</w:t>
+            </w:r>
+          </w:p>
+        </w:tc>
       </w:tr>
       <w:tr>
         <w:tc>
@@ -2289,6 +2711,32 @@
                 <w:sz w:val="17"/>
                 <w:szCs w:val="17"/>
               </w:rPr>
+              <w:t xml:space="preserve">Yes (own + Public)</w:t>
+            </w:r>
+          </w:p>
+        </w:tc>
+        <w:tc>
+          <w:p>
+            <w:r>
+              <w:rPr>
+                <w:b w:val="false"/>
+                <w:bCs w:val="false"/>
+                <w:sz w:val="17"/>
+                <w:szCs w:val="17"/>
+              </w:rPr>
+              <w:t xml:space="preserve">Yes (own + Public)</w:t>
+            </w:r>
+          </w:p>
+        </w:tc>
+        <w:tc>
+          <w:p>
+            <w:r>
+              <w:rPr>
+                <w:b w:val="false"/>
+                <w:bCs w:val="false"/>
+                <w:sz w:val="17"/>
+                <w:szCs w:val="17"/>
+              </w:rPr>
               <w:t xml:space="preserve">No</w:t>
             </w:r>
           </w:p>
@@ -2312,7 +2760,27 @@
           <w:sz w:val="21"/>
           <w:szCs w:val="21"/>
         </w:rPr>
-        <w:t xml:space="preserve">Approval hierarchy: the approver must be a strictly higher tier than the creator — Teacher/Parent → CampusAdmin/SchoolAdmin/PortalAdmin; CampusAdmin → SchoolAdmin/PortalAdmin; SchoolAdmin → PortalAdmin only. No self or same-tier approval. Any eligible higher tier may act independently. PortalAdmin-created questions are auto-published.</w:t>
+        <w:t xml:space="preserve">Approval hierarchy: the approver must be a strictly higher tier than the creator — Teacher/Coordinator/Tutor/Parent → CampusAdmin/SchoolAdmin/PortalAdmin; CampusAdmin → SchoolAdmin/PortalAdmin; SchoolAdmin → PortalAdmin only. No self or same-tier approval. Any eligible higher tier may act independently. PortalAdmin-created questions are auto-published. Coordinator and Tutor are bank creators like Teacher/Parent: they cannot endorse or publish.</w:t>
+      </w:r>
+    </w:p>
+    <w:p>
+      <w:pPr>
+        <w:spacing w:after="100"/>
+        <w:rPr>
+          <w:b/>
+          <w:bCs/>
+          <w:color w:val="92400E"/>
+        </w:rPr>
+      </w:pPr>
+      <w:r>
+        <w:rPr>
+          <w:b/>
+          <w:bCs/>
+          <w:color w:val="92400E"/>
+          <w:sz w:val="21"/>
+          <w:szCs w:val="21"/>
+        </w:rPr>
+        <w:t xml:space="preserve">CampusAdmin vs quizzes: CampusAdmin can browse/create/endorse in the question bank but cannot manage quizzes (RequireManageScope excludes them). They cannot attach a published bank question or create an inline quiz question. Teacher, Coordinator, Tutor, Parent, SchoolAdmin, and PortalAdmin can. CampusAdmin may still school-approve quizzes in their campus (see Quizzes QA).</w:t>
       </w:r>
     </w:p>
     <w:p>
@@ -2415,7 +2883,7 @@
                 <w:sz w:val="17"/>
                 <w:szCs w:val="17"/>
               </w:rPr>
-              <w:t xml:space="preserve">Create (Teacher/Parent/CampusAdmin/SchoolAdmin)</w:t>
+              <w:t xml:space="preserve">Create (Teacher/Coordinator/Tutor/Parent/CampusAdmin/SchoolAdmin)</w:t>
             </w:r>
           </w:p>
         </w:tc>
@@ -2551,7 +3019,7 @@
                 <w:sz w:val="17"/>
                 <w:szCs w:val="17"/>
               </w:rPr>
-              <w:t xml:space="preserve">All question-managing roles; quiz-usable.</w:t>
+              <w:t xml:space="preserve">Visible to all question-managing roles. Attachable onto quizzes by quiz-managing roles (not CampusAdmin).</w:t>
             </w:r>
           </w:p>
         </w:tc>
@@ -2575,70 +3043,26 @@
     </w:p>
     <w:p>
       <w:pPr>
-        <w:pStyle w:val="ListParagraph"/>
-        <w:numPr>
-          <w:ilvl w:val="0"/>
-          <w:numId w:val="1"/>
-        </w:numPr>
-        <w:spacing w:after="60"/>
-      </w:pPr>
-      <w:r>
-        <w:rPr>
-          <w:sz w:val="21"/>
-          <w:szCs w:val="21"/>
-        </w:rPr>
-        <w:t xml:space="preserve">QuestionStatus is Approved (legacy aliases remain readable).</w:t>
-      </w:r>
-    </w:p>
-    <w:p>
-      <w:pPr>
-        <w:pStyle w:val="ListParagraph"/>
-        <w:numPr>
-          <w:ilvl w:val="0"/>
-          <w:numId w:val="1"/>
-        </w:numPr>
-        <w:spacing w:after="60"/>
-      </w:pPr>
-      <w:r>
-        <w:rPr>
-          <w:sz w:val="21"/>
-          <w:szCs w:val="21"/>
-        </w:rPr>
-        <w:t xml:space="preserve">Visibility is Public — published by PortalAdmin.</w:t>
-      </w:r>
-    </w:p>
-    <w:p>
-      <w:pPr>
-        <w:pStyle w:val="ListParagraph"/>
-        <w:numPr>
-          <w:ilvl w:val="0"/>
-          <w:numId w:val="1"/>
-        </w:numPr>
-        <w:spacing w:after="60"/>
-      </w:pPr>
-      <w:r>
-        <w:rPr>
-          <w:sz w:val="21"/>
-          <w:szCs w:val="21"/>
-        </w:rPr>
-        <w:t xml:space="preserve">IsActive is true.</w:t>
-      </w:r>
-    </w:p>
-    <w:p>
-      <w:pPr>
-        <w:pStyle w:val="ListParagraph"/>
-        <w:numPr>
-          <w:ilvl w:val="0"/>
-          <w:numId w:val="1"/>
-        </w:numPr>
-        <w:spacing w:after="60"/>
-      </w:pPr>
-      <w:r>
-        <w:rPr>
-          <w:sz w:val="21"/>
-          <w:szCs w:val="21"/>
-        </w:rPr>
-        <w:t xml:space="preserve">ApprovedBy (the PortalAdmin publisher) is present.</w:t>
+        <w:spacing w:after="100"/>
+      </w:pPr>
+      <w:r>
+        <w:rPr>
+          <w:sz w:val="21"/>
+          <w:szCs w:val="21"/>
+        </w:rPr>
+        <w:t xml:space="preserve">A bank question is eligible to attach onto a quiz (eligibleForQuizOnly) only when: Approved status, Visibility Public, IsActive true, and ApprovedBy (PortalAdmin publisher) is present. Bank-endorsed Campus/School questions stay Inactive and are not attachable until published.</w:t>
+      </w:r>
+    </w:p>
+    <w:p>
+      <w:pPr>
+        <w:spacing w:after="100"/>
+      </w:pPr>
+      <w:r>
+        <w:rPr>
+          <w:sz w:val="21"/>
+          <w:szCs w:val="21"/>
+        </w:rPr>
+        <w:t xml:space="preserve">Inline exception: POST /api/quizzes/{quizId}/questions creates a question with MarkFullyApproved (Visibility=Campus, IsActive=true). It skips bank PendingReview and is used on that quiz immediately. It is not Public, so it does not appear in the bank picker. Removing it from the quiz deactivates the row when the caller created it. CampusAdmin cannot call this endpoint or attach-from-bank.</w:t>
       </w:r>
     </w:p>
     <w:p>
@@ -2666,7 +3090,7 @@
           <w:sz w:val="21"/>
           <w:szCs w:val="21"/>
         </w:rPr>
-        <w:t xml:space="preserve">Authoring is validated by QuestionBankGuard for bank create/update/import and quiz-inline questions. All types below are creatable in the web and mobile UIs.</w:t>
+        <w:t xml:space="preserve">Authoring is validated by QuestionBankGuard for bank create/update/import and quiz-inline questions. Types marked Now appear on web create (/questions/new) and the quiz inline picker. File Upload and Media are hidden for now on those pickers; they remain valid in the API, Excel import, and Mobile until re-enabled.</w:t>
       </w:r>
     </w:p>
     <w:tbl>
@@ -3050,20 +3474,20 @@
                 <w:sz w:val="17"/>
                 <w:szCs w:val="17"/>
               </w:rPr>
-              <w:t xml:space="preserve">Now (link/path MVP)</w:t>
-            </w:r>
-          </w:p>
-        </w:tc>
-        <w:tc>
-          <w:p>
-            <w:r>
-              <w:rPr>
-                <w:b w:val="false"/>
-                <w:bCs w:val="false"/>
-                <w:sz w:val="17"/>
-                <w:szCs w:val="17"/>
-              </w:rPr>
-              <w:t xml:space="preserve">Student pastes a file URL/path into SubmittedText — no binary blob upload/storage yet. No options required; teacher review on quiz attempts.</w:t>
+              <w:t xml:space="preserve">Hidden for now</w:t>
+            </w:r>
+          </w:p>
+        </w:tc>
+        <w:tc>
+          <w:p>
+            <w:r>
+              <w:rPr>
+                <w:b w:val="false"/>
+                <w:bCs w:val="false"/>
+                <w:sz w:val="17"/>
+                <w:szCs w:val="17"/>
+              </w:rPr>
+              <w:t xml:space="preserve">Not offered on web create (`/questions/new`) or the quiz inline type picker. API, Excel import, and Mobile create still accept it. Student pastes a file URL/path into SubmittedText — no binary blob upload/storage yet. No options required. Re-enable later.</w:t>
             </w:r>
           </w:p>
         </w:tc>
@@ -3212,20 +3636,20 @@
                 <w:sz w:val="17"/>
                 <w:szCs w:val="17"/>
               </w:rPr>
-              <w:t xml:space="preserve">Now</w:t>
-            </w:r>
-          </w:p>
-        </w:tc>
-        <w:tc>
-          <w:p>
-            <w:r>
-              <w:rPr>
-                <w:b w:val="false"/>
-                <w:bCs w:val="false"/>
-                <w:sz w:val="17"/>
-                <w:szCs w:val="17"/>
-              </w:rPr>
-              <w:t xml:space="preserve">At least 2 options; each needs an image URL; exactly 1 correct.</w:t>
+              <w:t xml:space="preserve">Hidden for now</w:t>
+            </w:r>
+          </w:p>
+        </w:tc>
+        <w:tc>
+          <w:p>
+            <w:r>
+              <w:rPr>
+                <w:b w:val="false"/>
+                <w:bCs w:val="false"/>
+                <w:sz w:val="17"/>
+                <w:szCs w:val="17"/>
+              </w:rPr>
+              <w:t xml:space="preserve">Not offered on web create (`/questions/new`) or the quiz inline type picker. API, Excel import, and Mobile create still accept it. At least 2 options; each needs an image URL; exactly 1 correct. Re-enable later.</w:t>
             </w:r>
           </w:p>
         </w:tc>
@@ -3312,7 +3736,7 @@
           <w:sz w:val="21"/>
           <w:szCs w:val="21"/>
         </w:rPr>
-        <w:t xml:space="preserve">Confirm creates valid rows as PendingReview only; import never approves.</w:t>
+        <w:t xml:space="preserve">Confirm uses the same create path: non–PortalAdmin rows are PendingReview; PortalAdmin rows auto-publish.</w:t>
       </w:r>
     </w:p>
     <w:p>
@@ -3329,7 +3753,7 @@
           <w:sz w:val="21"/>
           <w:szCs w:val="21"/>
         </w:rPr>
-        <w:t xml:space="preserve">Lookup names or canonical IDs are accepted where documented.</w:t>
+        <w:t xml:space="preserve">A Status column cannot choose Draft or override PortalAdmin auto-publish.</w:t>
       </w:r>
     </w:p>
     <w:p>
@@ -3346,6 +3770,23 @@
           <w:sz w:val="21"/>
           <w:szCs w:val="21"/>
         </w:rPr>
+        <w:t xml:space="preserve">Lookup names or canonical IDs are accepted where documented.</w:t>
+      </w:r>
+    </w:p>
+    <w:p>
+      <w:pPr>
+        <w:pStyle w:val="ListParagraph"/>
+        <w:numPr>
+          <w:ilvl w:val="0"/>
+          <w:numId w:val="1"/>
+        </w:numPr>
+        <w:spacing w:after="60"/>
+      </w:pPr>
+      <w:r>
+        <w:rPr>
+          <w:sz w:val="21"/>
+          <w:szCs w:val="21"/>
+        </w:rPr>
         <w:t xml:space="preserve">Choice types use IsCorrectN/CorrectOption; Fill uses accepted answers; Descriptive/File need no options; Media needs OptionImageUrl.</w:t>
       </w:r>
     </w:p>
@@ -3363,6 +3804,18 @@
           <w:szCs w:val="28"/>
         </w:rPr>
         <w:t xml:space="preserve">9. API transition map</w:t>
+      </w:r>
+    </w:p>
+    <w:p>
+      <w:pPr>
+        <w:spacing w:after="100"/>
+      </w:pPr>
+      <w:r>
+        <w:rPr>
+          <w:sz w:val="21"/>
+          <w:szCs w:val="21"/>
+        </w:rPr>
+        <w:t xml:space="preserve">Bank routes are under /api/questions (question-managing roles). Quiz-inline and attach-from-bank routes are under /api/quizzes/{quizId}/questions and require quiz-manage roles — not CampusAdmin.</w:t>
       </w:r>
     </w:p>
     <w:tbl>
@@ -3422,6 +3875,90 @@
                 <w:sz w:val="17"/>
                 <w:szCs w:val="17"/>
               </w:rPr>
+              <w:t xml:space="preserve">GET /api/questions</w:t>
+            </w:r>
+          </w:p>
+        </w:tc>
+        <w:tc>
+          <w:p>
+            <w:r>
+              <w:rPr>
+                <w:b w:val="false"/>
+                <w:bCs w:val="false"/>
+                <w:sz w:val="17"/>
+                <w:szCs w:val="17"/>
+              </w:rPr>
+              <w:t xml:space="preserve">Bank list. Query: isActive, subjectId, classId, pendingApprovalOnly, eligibleForQuizOnly. PortalAdmin: all. Others: own + Public + restricted non-Public for Campus/School admins (same creator-role lists as CanView). eligibleForQuizOnly = Public + Active + ApprovedBy.</w:t>
+            </w:r>
+          </w:p>
+        </w:tc>
+      </w:tr>
+      <w:tr>
+        <w:tc>
+          <w:p>
+            <w:r>
+              <w:rPr>
+                <w:b w:val="false"/>
+                <w:bCs w:val="false"/>
+                <w:sz w:val="17"/>
+                <w:szCs w:val="17"/>
+              </w:rPr>
+              <w:t xml:space="preserve">GET /api/questions/pending-approval</w:t>
+            </w:r>
+          </w:p>
+        </w:tc>
+        <w:tc>
+          <w:p>
+            <w:r>
+              <w:rPr>
+                <w:b w:val="false"/>
+                <w:bCs w:val="false"/>
+                <w:sz w:val="17"/>
+                <w:szCs w:val="17"/>
+              </w:rPr>
+              <w:t xml:space="preserve">Approver queue: PendingReview, not own, org + creator-tier (CampusAdmin campus; SchoolAdmin school; PortalAdmin all). Same creator-role lists as list/GetById. Web list currently loads GET /questions and filters client-side; Mobile calls this endpoint.</w:t>
+            </w:r>
+          </w:p>
+        </w:tc>
+      </w:tr>
+      <w:tr>
+        <w:tc>
+          <w:p>
+            <w:r>
+              <w:rPr>
+                <w:b w:val="false"/>
+                <w:bCs w:val="false"/>
+                <w:sz w:val="17"/>
+                <w:szCs w:val="17"/>
+              </w:rPr>
+              <w:t xml:space="preserve">GET /api/questions/import-template</w:t>
+            </w:r>
+          </w:p>
+        </w:tc>
+        <w:tc>
+          <w:p>
+            <w:r>
+              <w:rPr>
+                <w:b w:val="false"/>
+                <w:bCs w:val="false"/>
+                <w:sz w:val="17"/>
+                <w:szCs w:val="17"/>
+              </w:rPr>
+              <w:t xml:space="preserve">Downloads rankup-questions-import-template.xlsx (no auth role beyond question-manage).</w:t>
+            </w:r>
+          </w:p>
+        </w:tc>
+      </w:tr>
+      <w:tr>
+        <w:tc>
+          <w:p>
+            <w:r>
+              <w:rPr>
+                <w:b w:val="false"/>
+                <w:bCs w:val="false"/>
+                <w:sz w:val="17"/>
+                <w:szCs w:val="17"/>
+              </w:rPr>
               <w:t xml:space="preserve">GET /api/questions/{id}</w:t>
             </w:r>
           </w:p>
@@ -3435,7 +3972,7 @@
                 <w:sz w:val="17"/>
                 <w:szCs w:val="17"/>
               </w:rPr>
-              <w:t xml:space="preserve">Detail with options/answers, creator/approver names, and ApprovalHistory trail</w:t>
+              <w:t xml:space="preserve">Detail with options/answers, creator/approver names, and ApprovalHistory trail. Forbidden if CanView is false.</w:t>
             </w:r>
           </w:p>
         </w:tc>
@@ -3491,7 +4028,7 @@
                 <w:sz w:val="17"/>
                 <w:szCs w:val="17"/>
               </w:rPr>
-              <w:t xml:space="preserve">Validate/import as PendingReview only (max 200 rows); trail per created row</w:t>
+              <w:t xml:space="preserve">Same create path as POST /api/questions (max 200 rows, 10 MB): PendingReview for non–PortalAdmin; PortalAdmin auto-publishes each valid row; dryRun=true validates only; trail per created row</w:t>
             </w:r>
           </w:p>
         </w:tc>
@@ -3575,7 +4112,7 @@
                 <w:sz w:val="17"/>
                 <w:szCs w:val="17"/>
               </w:rPr>
-              <w:t xml:space="preserve">PendingReview → Approved + scoped visibility; trail: Endorsed or Published</w:t>
+              <w:t xml:space="preserve">PendingReview → Approved + scoped visibility; PortalAdmin may also publish endorsed non-Public; trail: Endorsed or Published</w:t>
             </w:r>
           </w:p>
         </w:tc>
@@ -3743,7 +4280,147 @@
                 <w:sz w:val="17"/>
                 <w:szCs w:val="17"/>
               </w:rPr>
-              <w:t xml:space="preserve">Delete if permitted and not quiz-linked (trail rows are removed with the question)</w:t>
+              <w:t xml:space="preserve">Delete if permitted and not quiz-linked; application code removes that question's app_approval trail rows (no DB FK — request_id is polymorphic)</w:t>
+            </w:r>
+          </w:p>
+        </w:tc>
+      </w:tr>
+      <w:tr>
+        <w:tc>
+          <w:p>
+            <w:r>
+              <w:rPr>
+                <w:b w:val="false"/>
+                <w:bCs w:val="false"/>
+                <w:sz w:val="17"/>
+                <w:szCs w:val="17"/>
+              </w:rPr>
+              <w:t xml:space="preserve">GET /api/quizzes/{quizId}/questions</w:t>
+            </w:r>
+          </w:p>
+        </w:tc>
+        <w:tc>
+          <w:p>
+            <w:r>
+              <w:rPr>
+                <w:b w:val="false"/>
+                <w:bCs w:val="false"/>
+                <w:sz w:val="17"/>
+                <w:szCs w:val="17"/>
+              </w:rPr>
+              <w:t xml:space="preserve">Quiz-manage only (not CampusAdmin). Lists questions on the quiz.</w:t>
+            </w:r>
+          </w:p>
+        </w:tc>
+      </w:tr>
+      <w:tr>
+        <w:tc>
+          <w:p>
+            <w:r>
+              <w:rPr>
+                <w:b w:val="false"/>
+                <w:bCs w:val="false"/>
+                <w:sz w:val="17"/>
+                <w:szCs w:val="17"/>
+              </w:rPr>
+              <w:t xml:space="preserve">POST /api/quizzes/{quizId}/questions</w:t>
+            </w:r>
+          </w:p>
+        </w:tc>
+        <w:tc>
+          <w:p>
+            <w:r>
+              <w:rPr>
+                <w:b w:val="false"/>
+                <w:bCs w:val="false"/>
+                <w:sz w:val="17"/>
+                <w:szCs w:val="17"/>
+              </w:rPr>
+              <w:t xml:space="preserve">Quiz-manage only (not CampusAdmin). Inline create: Campus + Active, skips bank PendingReview; usable on that quiz only (not eligibleForQuizOnly). Trail: Created + Endorsed.</w:t>
+            </w:r>
+          </w:p>
+        </w:tc>
+      </w:tr>
+      <w:tr>
+        <w:tc>
+          <w:p>
+            <w:r>
+              <w:rPr>
+                <w:b w:val="false"/>
+                <w:bCs w:val="false"/>
+                <w:sz w:val="17"/>
+                <w:szCs w:val="17"/>
+              </w:rPr>
+              <w:t xml:space="preserve">POST /api/quizzes/{quizId}/questions/from-bank</w:t>
+            </w:r>
+          </w:p>
+        </w:tc>
+        <w:tc>
+          <w:p>
+            <w:r>
+              <w:rPr>
+                <w:b w:val="false"/>
+                <w:bCs w:val="false"/>
+                <w:sz w:val="17"/>
+                <w:szCs w:val="17"/>
+              </w:rPr>
+              <w:t xml:space="preserve">Quiz-manage only (not CampusAdmin). Attach a Public + Active + Approved bank question; quiz subject must match.</w:t>
+            </w:r>
+          </w:p>
+        </w:tc>
+      </w:tr>
+      <w:tr>
+        <w:tc>
+          <w:p>
+            <w:r>
+              <w:rPr>
+                <w:b w:val="false"/>
+                <w:bCs w:val="false"/>
+                <w:sz w:val="17"/>
+                <w:szCs w:val="17"/>
+              </w:rPr>
+              <w:t xml:space="preserve">PUT /api/quizzes/{quizId}/questions/{questionId}</w:t>
+            </w:r>
+          </w:p>
+        </w:tc>
+        <w:tc>
+          <w:p>
+            <w:r>
+              <w:rPr>
+                <w:b w:val="false"/>
+                <w:bCs w:val="false"/>
+                <w:sz w:val="17"/>
+                <w:szCs w:val="17"/>
+              </w:rPr>
+              <w:t xml:space="preserve">Quiz-manage only. Updates inline question content when the caller created it; trail: Modified.</w:t>
+            </w:r>
+          </w:p>
+        </w:tc>
+      </w:tr>
+      <w:tr>
+        <w:tc>
+          <w:p>
+            <w:r>
+              <w:rPr>
+                <w:b w:val="false"/>
+                <w:bCs w:val="false"/>
+                <w:sz w:val="17"/>
+                <w:szCs w:val="17"/>
+              </w:rPr>
+              <w:t xml:space="preserve">DELETE /api/quizzes/{quizId}/questions/{questionId}</w:t>
+            </w:r>
+          </w:p>
+        </w:tc>
+        <w:tc>
+          <w:p>
+            <w:r>
+              <w:rPr>
+                <w:b w:val="false"/>
+                <w:bCs w:val="false"/>
+                <w:sz w:val="17"/>
+                <w:szCs w:val="17"/>
+              </w:rPr>
+              <w:t xml:space="preserve">Quiz-manage only. Unlinks from the quiz; if the caller created the question, the bank row is deactivated.</w:t>
             </w:r>
           </w:p>
         </w:tc>
@@ -3774,7 +4451,7 @@
           <w:sz w:val="21"/>
           <w:szCs w:val="21"/>
         </w:rPr>
-        <w:t xml:space="preserve">Every question carries a full audit trail in the generic app_approval table (entity_type=2102 Question, typed FK to questions; user-registration rows share the table with entity_type=2101 User). entity_type and action are lookup-backed (ApprovalEntityType / ApprovalAction). Each row stores the acting user (FK to app_users), the role they acted as, the action, an optional reason, and a timestamp. The question detail page always shows this panel for every question-managing role, with actor name, role, colour-coded action chip, and the rejection reason inline.</w:t>
+        <w:t xml:space="preserve">Every question carries a full audit trail in the generic app_approval table (entity_type=2102 Question, request_id = question id; user-registration rows share the table with entity_type=2101 User). request_id is polymorphic (question / quiz / school-change) — there is no typed FK to questions. entity_type and action are lookup-backed (ApprovalEntityType / ApprovalAction). Each row stores the acting user (FK to app_users), the role they acted as, the action, an optional reason, and a timestamp. The question detail page always shows this panel for every question-managing role (Teacher, Coordinator, Tutor, Parent, CampusAdmin, SchoolAdmin, PortalAdmin), with actor name, role, colour-coded action chip, and the rejection reason inline.</w:t>
       </w:r>
     </w:p>
     <w:tbl>
@@ -4181,7 +4858,7 @@
           <w:sz w:val="21"/>
           <w:szCs w:val="21"/>
         </w:rPr>
-        <w:t xml:space="preserve">Inline quiz-created and quiz-duplicated questions record Created + Endorsed in one step.</w:t>
+        <w:t xml:space="preserve">Inline quiz-created and quiz-duplicated questions record Created + Endorsed in one step and are Campus + Active (not Public).</w:t>
       </w:r>
     </w:p>
     <w:p>
@@ -4232,7 +4909,7 @@
           <w:sz w:val="21"/>
           <w:szCs w:val="21"/>
         </w:rPr>
-        <w:t xml:space="preserve">Trail rows are removed with the question on delete (cascade).</w:t>
+        <w:t xml:space="preserve">Trail rows for that question are deleted in application code on question delete (entity_type=Question and request_id=question id). There is no database cascade because request_id is polymorphic.</w:t>
       </w:r>
     </w:p>
     <w:p>
@@ -4282,7 +4959,7 @@
           <w:sz w:val="21"/>
           <w:szCs w:val="21"/>
         </w:rPr>
-        <w:t xml:space="preserve">Only Approved can be Active or Inactive; other statuses are always Inactive.</w:t>
+        <w:t xml:space="preserve">Leftover Draft (110) rows stay Draft on read; the web list groups them with Pending.</w:t>
       </w:r>
     </w:p>
     <w:p>
@@ -4299,7 +4976,7 @@
           <w:sz w:val="21"/>
           <w:szCs w:val="21"/>
         </w:rPr>
-        <w:t xml:space="preserve">Approved=green; Active=blue; Pending=amber; Rejected=red; Archived/Inactive=slate.</w:t>
+        <w:t xml:space="preserve">Only Public Approved bank questions can be toggled Active/Inactive by PortalAdmin; other bank statuses are Inactive. Inline quiz questions are Campus + Active without Public.</w:t>
       </w:r>
     </w:p>
     <w:p>
@@ -4316,7 +4993,7 @@
           <w:sz w:val="21"/>
           <w:szCs w:val="21"/>
         </w:rPr>
-        <w:t xml:space="preserve">Show Status=Approved and Activity=Inactive when PortalAdmin deactivates an Approved question.</w:t>
+        <w:t xml:space="preserve">Approved=green; Active=blue; Pending=amber; Rejected=red; Archived/Inactive=slate.</w:t>
       </w:r>
     </w:p>
     <w:p>
@@ -4333,7 +5010,7 @@
           <w:sz w:val="21"/>
           <w:szCs w:val="21"/>
         </w:rPr>
-        <w:t xml:space="preserve">List rows open detail; actions live on the detail page.</w:t>
+        <w:t xml:space="preserve">Show Status=Approved and Activity=Inactive when PortalAdmin deactivates an Approved question.</w:t>
       </w:r>
     </w:p>
     <w:p>
@@ -4350,7 +5027,7 @@
           <w:sz w:val="21"/>
           <w:szCs w:val="21"/>
         </w:rPr>
-        <w:t xml:space="preserve">List shows a Time sec column; on narrow React viewports Marks / Time / Visibility share one line.</w:t>
+        <w:t xml:space="preserve">List rows open detail; actions live on the detail page.</w:t>
       </w:r>
     </w:p>
     <w:p>
@@ -4367,7 +5044,7 @@
           <w:sz w:val="21"/>
           <w:szCs w:val="21"/>
         </w:rPr>
-        <w:t xml:space="preserve">Subjects / Classes / Difficulties filter panel is hidden by default.</w:t>
+        <w:t xml:space="preserve">List shows a Time sec column; on narrow React viewports Marks / Time / Visibility share one line.</w:t>
       </w:r>
     </w:p>
     <w:p>
@@ -4384,7 +5061,7 @@
           <w:sz w:val="21"/>
           <w:szCs w:val="21"/>
         </w:rPr>
-        <w:t xml:space="preserve">Detail shows metadata before the question text; Created by / Approved by show display names.</w:t>
+        <w:t xml:space="preserve">Subjects / Classes / Difficulties filter panel is hidden by default.</w:t>
       </w:r>
     </w:p>
     <w:p>
@@ -4401,807 +5078,7 @@
           <w:sz w:val="21"/>
           <w:szCs w:val="21"/>
         </w:rPr>
-        <w:t xml:space="preserve">Detail always shows the Approval history panel; Archived questions offer Unarchive (PortalAdmin).</w:t>
-      </w:r>
-    </w:p>
-    <w:p>
-      <w:pPr>
-        <w:pStyle w:val="Heading1"/>
-        <w:spacing w:after="100" w:before="220"/>
-      </w:pPr>
-      <w:r>
-        <w:rPr>
-          <w:b/>
-          <w:bCs/>
-          <w:color w:val="2563EB"/>
-          <w:sz w:val="28"/>
-          <w:szCs w:val="28"/>
-        </w:rPr>
-        <w:t xml:space="preserve">12. QA scenarios</w:t>
-      </w:r>
-    </w:p>
-    <w:p>
-      <w:pPr>
-        <w:pStyle w:val="Heading2"/>
-        <w:spacing w:after="100" w:before="220"/>
-      </w:pPr>
-      <w:r>
-        <w:rPr>
-          <w:b/>
-          <w:bCs/>
-          <w:color w:val="2563EB"/>
-          <w:sz w:val="24"/>
-          <w:szCs w:val="24"/>
-        </w:rPr>
-        <w:t xml:space="preserve">Q-01 — Create starts pending</w:t>
-      </w:r>
-    </w:p>
-    <w:p>
-      <w:pPr>
-        <w:spacing w:after="100"/>
-      </w:pPr>
-      <w:r>
-        <w:rPr>
-          <w:sz w:val="21"/>
-          <w:szCs w:val="21"/>
-        </w:rPr>
-        <w:t xml:space="preserve">Steps: Create as Teacher/Parent/CampusAdmin/SchoolAdmin.</w:t>
-      </w:r>
-    </w:p>
-    <w:p>
-      <w:pPr>
-        <w:spacing w:after="100"/>
-        <w:rPr>
-          <w:b/>
-          <w:bCs/>
-          <w:color w:val="166534"/>
-        </w:rPr>
-      </w:pPr>
-      <w:r>
-        <w:rPr>
-          <w:b/>
-          <w:bCs/>
-          <w:color w:val="166534"/>
-          <w:sz w:val="21"/>
-          <w:szCs w:val="21"/>
-        </w:rPr>
-        <w:t xml:space="preserve">Expected: Status=PendingReview, IsActive=false, Visibility=None; audience = creator + creator's CampusAdmin/SchoolAdmin + PortalAdmin. Draft is never created.</w:t>
-      </w:r>
-    </w:p>
-    <w:p>
-      <w:pPr>
-        <w:pStyle w:val="Heading2"/>
-        <w:spacing w:after="100" w:before="220"/>
-      </w:pPr>
-      <w:r>
-        <w:rPr>
-          <w:b/>
-          <w:bCs/>
-          <w:color w:val="2563EB"/>
-          <w:sz w:val="24"/>
-          <w:szCs w:val="24"/>
-        </w:rPr>
-        <w:t xml:space="preserve">Q-01b — PortalAdmin create auto-publishes</w:t>
-      </w:r>
-    </w:p>
-    <w:p>
-      <w:pPr>
-        <w:spacing w:after="100"/>
-      </w:pPr>
-      <w:r>
-        <w:rPr>
-          <w:sz w:val="21"/>
-          <w:szCs w:val="21"/>
-        </w:rPr>
-        <w:t xml:space="preserve">Steps: PortalAdmin creates a question.</w:t>
-      </w:r>
-    </w:p>
-    <w:p>
-      <w:pPr>
-        <w:spacing w:after="100"/>
-        <w:rPr>
-          <w:b/>
-          <w:bCs/>
-          <w:color w:val="166534"/>
-        </w:rPr>
-      </w:pPr>
-      <w:r>
-        <w:rPr>
-          <w:b/>
-          <w:bCs/>
-          <w:color w:val="166534"/>
-          <w:sz w:val="21"/>
-          <w:szCs w:val="21"/>
-        </w:rPr>
-        <w:t xml:space="preserve">Expected: Status=Approved, Visibility=Public, IsActive=true immediately; no separate approval step.</w:t>
-      </w:r>
-    </w:p>
-    <w:p>
-      <w:pPr>
-        <w:pStyle w:val="Heading2"/>
-        <w:spacing w:after="100" w:before="220"/>
-      </w:pPr>
-      <w:r>
-        <w:rPr>
-          <w:b/>
-          <w:bCs/>
-          <w:color w:val="2563EB"/>
-          <w:sz w:val="24"/>
-          <w:szCs w:val="24"/>
-        </w:rPr>
-        <w:t xml:space="preserve">Q-02 — Campus endorsement (not published)</w:t>
-      </w:r>
-    </w:p>
-    <w:p>
-      <w:pPr>
-        <w:spacing w:after="100"/>
-      </w:pPr>
-      <w:r>
-        <w:rPr>
-          <w:sz w:val="21"/>
-          <w:szCs w:val="21"/>
-        </w:rPr>
-        <w:t xml:space="preserve">Steps: CampusAdmin approves an in-campus Teacher/Parent question.</w:t>
-      </w:r>
-    </w:p>
-    <w:p>
-      <w:pPr>
-        <w:spacing w:after="100"/>
-        <w:rPr>
-          <w:b/>
-          <w:bCs/>
-          <w:color w:val="166534"/>
-        </w:rPr>
-      </w:pPr>
-      <w:r>
-        <w:rPr>
-          <w:b/>
-          <w:bCs/>
-          <w:color w:val="166534"/>
-          <w:sz w:val="21"/>
-          <w:szCs w:val="21"/>
-        </w:rPr>
-        <w:t xml:space="preserve">Expected: Status=Approved (endorsed), Visibility=Campus, IsActive=false; audience stays restricted; NOT quiz-usable; still awaits PortalAdmin to publish.</w:t>
-      </w:r>
-    </w:p>
-    <w:p>
-      <w:pPr>
-        <w:pStyle w:val="Heading2"/>
-        <w:spacing w:after="100" w:before="220"/>
-      </w:pPr>
-      <w:r>
-        <w:rPr>
-          <w:b/>
-          <w:bCs/>
-          <w:color w:val="2563EB"/>
-          <w:sz w:val="24"/>
-          <w:szCs w:val="24"/>
-        </w:rPr>
-        <w:t xml:space="preserve">Q-03 — School endorsement (not published)</w:t>
-      </w:r>
-    </w:p>
-    <w:p>
-      <w:pPr>
-        <w:spacing w:after="100"/>
-      </w:pPr>
-      <w:r>
-        <w:rPr>
-          <w:sz w:val="21"/>
-          <w:szCs w:val="21"/>
-        </w:rPr>
-        <w:t xml:space="preserve">Steps: SchoolAdmin approves an in-school Teacher/Parent/CampusAdmin question.</w:t>
-      </w:r>
-    </w:p>
-    <w:p>
-      <w:pPr>
-        <w:spacing w:after="100"/>
-        <w:rPr>
-          <w:b/>
-          <w:bCs/>
-          <w:color w:val="166534"/>
-        </w:rPr>
-      </w:pPr>
-      <w:r>
-        <w:rPr>
-          <w:b/>
-          <w:bCs/>
-          <w:color w:val="166534"/>
-          <w:sz w:val="21"/>
-          <w:szCs w:val="21"/>
-        </w:rPr>
-        <w:t xml:space="preserve">Expected: Status=Approved (endorsed), Visibility=School, IsActive=false; audience stays restricted; NOT quiz-usable; still awaits PortalAdmin to publish.</w:t>
-      </w:r>
-    </w:p>
-    <w:p>
-      <w:pPr>
-        <w:pStyle w:val="Heading2"/>
-        <w:spacing w:after="100" w:before="220"/>
-      </w:pPr>
-      <w:r>
-        <w:rPr>
-          <w:b/>
-          <w:bCs/>
-          <w:color w:val="2563EB"/>
-          <w:sz w:val="24"/>
-          <w:szCs w:val="24"/>
-        </w:rPr>
-        <w:t xml:space="preserve">Q-04 — Portal publish</w:t>
-      </w:r>
-    </w:p>
-    <w:p>
-      <w:pPr>
-        <w:spacing w:after="100"/>
-      </w:pPr>
-      <w:r>
-        <w:rPr>
-          <w:sz w:val="21"/>
-          <w:szCs w:val="21"/>
-        </w:rPr>
-        <w:t xml:space="preserve">Steps: PortalAdmin approves any pending or endorsed question.</w:t>
-      </w:r>
-    </w:p>
-    <w:p>
-      <w:pPr>
-        <w:spacing w:after="100"/>
-        <w:rPr>
-          <w:b/>
-          <w:bCs/>
-          <w:color w:val="166534"/>
-        </w:rPr>
-      </w:pPr>
-      <w:r>
-        <w:rPr>
-          <w:b/>
-          <w:bCs/>
-          <w:color w:val="166534"/>
-          <w:sz w:val="21"/>
-          <w:szCs w:val="21"/>
-        </w:rPr>
-        <w:t xml:space="preserve">Expected: Status=Approved, Visibility=Public, IsActive=true; visible to all question-managing roles; quiz-usable.</w:t>
-      </w:r>
-    </w:p>
-    <w:p>
-      <w:pPr>
-        <w:pStyle w:val="Heading2"/>
-        <w:spacing w:after="100" w:before="220"/>
-      </w:pPr>
-      <w:r>
-        <w:rPr>
-          <w:b/>
-          <w:bCs/>
-          <w:color w:val="2563EB"/>
-          <w:sz w:val="24"/>
-          <w:szCs w:val="24"/>
-        </w:rPr>
-        <w:t xml:space="preserve">Q-05 — Approver hierarchy / no self-approval</w:t>
-      </w:r>
-    </w:p>
-    <w:p>
-      <w:pPr>
-        <w:spacing w:after="100"/>
-      </w:pPr>
-      <w:r>
-        <w:rPr>
-          <w:sz w:val="21"/>
-          <w:szCs w:val="21"/>
-        </w:rPr>
-        <w:t xml:space="preserve">Steps: CampusAdmin tries to approve their own or a peer campus's question; SchoolAdmin tries to approve their own question.</w:t>
-      </w:r>
-    </w:p>
-    <w:p>
-      <w:pPr>
-        <w:spacing w:after="100"/>
-        <w:rPr>
-          <w:b/>
-          <w:bCs/>
-          <w:color w:val="166534"/>
-        </w:rPr>
-      </w:pPr>
-      <w:r>
-        <w:rPr>
-          <w:b/>
-          <w:bCs/>
-          <w:color w:val="166534"/>
-          <w:sz w:val="21"/>
-          <w:szCs w:val="21"/>
-        </w:rPr>
-        <w:t xml:space="preserve">Expected: Forbidden. A CampusAdmin question needs SchoolAdmin or PortalAdmin; a SchoolAdmin question needs PortalAdmin. Approver must be a higher tier than the creator; no self or same-tier approval.</w:t>
-      </w:r>
-    </w:p>
-    <w:p>
-      <w:pPr>
-        <w:pStyle w:val="Heading2"/>
-        <w:spacing w:after="100" w:before="220"/>
-      </w:pPr>
-      <w:r>
-        <w:rPr>
-          <w:b/>
-          <w:bCs/>
-          <w:color w:val="2563EB"/>
-          <w:sz w:val="24"/>
-          <w:szCs w:val="24"/>
-        </w:rPr>
-        <w:t xml:space="preserve">Q-06 — Non-public isolation</w:t>
-      </w:r>
-    </w:p>
-    <w:p>
-      <w:pPr>
-        <w:spacing w:after="100"/>
-      </w:pPr>
-      <w:r>
-        <w:rPr>
-          <w:sz w:val="21"/>
-          <w:szCs w:val="21"/>
-        </w:rPr>
-        <w:t xml:space="preserve">Steps: Another teacher in the same campus, a user in another campus/school, or an unrelated admin opens the bank.</w:t>
-      </w:r>
-    </w:p>
-    <w:p>
-      <w:pPr>
-        <w:spacing w:after="100"/>
-        <w:rPr>
-          <w:b/>
-          <w:bCs/>
-          <w:color w:val="166534"/>
-        </w:rPr>
-      </w:pPr>
-      <w:r>
-        <w:rPr>
-          <w:b/>
-          <w:bCs/>
-          <w:color w:val="166534"/>
-          <w:sz w:val="21"/>
-          <w:szCs w:val="21"/>
-        </w:rPr>
-        <w:t xml:space="preserve">Expected: A PendingReview or endorsed (Campus/School) question is NOT visible to them. Only Public (PortalAdmin-published) questions appear.</w:t>
-      </w:r>
-    </w:p>
-    <w:p>
-      <w:pPr>
-        <w:pStyle w:val="Heading2"/>
-        <w:spacing w:after="100" w:before="220"/>
-      </w:pPr>
-      <w:r>
-        <w:rPr>
-          <w:b/>
-          <w:bCs/>
-          <w:color w:val="2563EB"/>
-          <w:sz w:val="24"/>
-          <w:szCs w:val="24"/>
-        </w:rPr>
-        <w:t xml:space="preserve">Q-07 — Reject and resubmit</w:t>
-      </w:r>
-    </w:p>
-    <w:p>
-      <w:pPr>
-        <w:spacing w:after="100"/>
-      </w:pPr>
-      <w:r>
-        <w:rPr>
-          <w:sz w:val="21"/>
-          <w:szCs w:val="21"/>
-        </w:rPr>
-        <w:t xml:space="preserve">Steps: Eligible approver rejects with reason; owner edits and submits for review.</w:t>
-      </w:r>
-    </w:p>
-    <w:p>
-      <w:pPr>
-        <w:spacing w:after="100"/>
-        <w:rPr>
-          <w:b/>
-          <w:bCs/>
-          <w:color w:val="166534"/>
-        </w:rPr>
-      </w:pPr>
-      <w:r>
-        <w:rPr>
-          <w:b/>
-          <w:bCs/>
-          <w:color w:val="166534"/>
-          <w:sz w:val="21"/>
-          <w:szCs w:val="21"/>
-        </w:rPr>
-        <w:t xml:space="preserve">Expected: Rejected stays Rejected during edit, then explicit submit returns it to PendingReview.</w:t>
-      </w:r>
-    </w:p>
-    <w:p>
-      <w:pPr>
-        <w:pStyle w:val="Heading2"/>
-        <w:spacing w:after="100" w:before="220"/>
-      </w:pPr>
-      <w:r>
-        <w:rPr>
-          <w:b/>
-          <w:bCs/>
-          <w:color w:val="2563EB"/>
-          <w:sz w:val="24"/>
-          <w:szCs w:val="24"/>
-        </w:rPr>
-        <w:t xml:space="preserve">Q-08 — Published deactivation</w:t>
-      </w:r>
-    </w:p>
-    <w:p>
-      <w:pPr>
-        <w:spacing w:after="100"/>
-      </w:pPr>
-      <w:r>
-        <w:rPr>
-          <w:sz w:val="21"/>
-          <w:szCs w:val="21"/>
-        </w:rPr>
-        <w:t xml:space="preserve">Steps: PortalAdmin deactivates a Published (Public) question.</w:t>
-      </w:r>
-    </w:p>
-    <w:p>
-      <w:pPr>
-        <w:spacing w:after="100"/>
-        <w:rPr>
-          <w:b/>
-          <w:bCs/>
-          <w:color w:val="166534"/>
-        </w:rPr>
-      </w:pPr>
-      <w:r>
-        <w:rPr>
-          <w:b/>
-          <w:bCs/>
-          <w:color w:val="166534"/>
-          <w:sz w:val="21"/>
-          <w:szCs w:val="21"/>
-        </w:rPr>
-        <w:t xml:space="preserve">Expected: Status remains Approved; Activity shows Inactive (IsActive=false); unavailable for new quiz use. Endorsed and non-Approved statuses stay Inactive and cannot be activated.</w:t>
-      </w:r>
-    </w:p>
-    <w:p>
-      <w:pPr>
-        <w:pStyle w:val="Heading2"/>
-        <w:spacing w:after="100" w:before="220"/>
-      </w:pPr>
-      <w:r>
-        <w:rPr>
-          <w:b/>
-          <w:bCs/>
-          <w:color w:val="2563EB"/>
-          <w:sz w:val="24"/>
-          <w:szCs w:val="24"/>
-        </w:rPr>
-        <w:t xml:space="preserve">Q-09 — Archive</w:t>
-      </w:r>
-    </w:p>
-    <w:p>
-      <w:pPr>
-        <w:spacing w:after="100"/>
-      </w:pPr>
-      <w:r>
-        <w:rPr>
-          <w:sz w:val="21"/>
-          <w:szCs w:val="21"/>
-        </w:rPr>
-        <w:t xml:space="preserve">Steps: PortalAdmin archives a question.</w:t>
-      </w:r>
-    </w:p>
-    <w:p>
-      <w:pPr>
-        <w:spacing w:after="100"/>
-        <w:rPr>
-          <w:b/>
-          <w:bCs/>
-          <w:color w:val="166534"/>
-        </w:rPr>
-      </w:pPr>
-      <w:r>
-        <w:rPr>
-          <w:b/>
-          <w:bCs/>
-          <w:color w:val="166534"/>
-          <w:sz w:val="21"/>
-          <w:szCs w:val="21"/>
-        </w:rPr>
-        <w:t xml:space="preserve">Expected: Status=Archived; IsActive=false; hidden from normal bank/quiz use. Visibility preserved.</w:t>
-      </w:r>
-    </w:p>
-    <w:p>
-      <w:pPr>
-        <w:pStyle w:val="Heading2"/>
-        <w:spacing w:after="100" w:before="220"/>
-      </w:pPr>
-      <w:r>
-        <w:rPr>
-          <w:b/>
-          <w:bCs/>
-          <w:color w:val="2563EB"/>
-          <w:sz w:val="24"/>
-          <w:szCs w:val="24"/>
-        </w:rPr>
-        <w:t xml:space="preserve">Q-09b — Unarchive</w:t>
-      </w:r>
-    </w:p>
-    <w:p>
-      <w:pPr>
-        <w:spacing w:after="100"/>
-      </w:pPr>
-      <w:r>
-        <w:rPr>
-          <w:sz w:val="21"/>
-          <w:szCs w:val="21"/>
-        </w:rPr>
-        <w:t xml:space="preserve">Steps: PortalAdmin unarchives a previously archived question.</w:t>
-      </w:r>
-    </w:p>
-    <w:p>
-      <w:pPr>
-        <w:spacing w:after="100"/>
-        <w:rPr>
-          <w:b/>
-          <w:bCs/>
-          <w:color w:val="166534"/>
-        </w:rPr>
-      </w:pPr>
-      <w:r>
-        <w:rPr>
-          <w:b/>
-          <w:bCs/>
-          <w:color w:val="166534"/>
-          <w:sz w:val="21"/>
-          <w:szCs w:val="21"/>
-        </w:rPr>
-        <w:t xml:space="preserve">Expected: Public restored as Approved + Active; Campus/School as Approved + Inactive; None as PendingReview.</w:t>
-      </w:r>
-    </w:p>
-    <w:p>
-      <w:pPr>
-        <w:pStyle w:val="Heading2"/>
-        <w:spacing w:after="100" w:before="220"/>
-      </w:pPr>
-      <w:r>
-        <w:rPr>
-          <w:b/>
-          <w:bCs/>
-          <w:color w:val="2563EB"/>
-          <w:sz w:val="24"/>
-          <w:szCs w:val="24"/>
-        </w:rPr>
-        <w:t xml:space="preserve">Q-10 — Ownership lock</w:t>
-      </w:r>
-    </w:p>
-    <w:p>
-      <w:pPr>
-        <w:spacing w:after="100"/>
-      </w:pPr>
-      <w:r>
-        <w:rPr>
-          <w:sz w:val="21"/>
-          <w:szCs w:val="21"/>
-        </w:rPr>
-        <w:t xml:space="preserve">Steps: Non-PortalAdmin owner tries to edit/delete after approval/endorsement.</w:t>
-      </w:r>
-    </w:p>
-    <w:p>
-      <w:pPr>
-        <w:spacing w:after="100"/>
-        <w:rPr>
-          <w:b/>
-          <w:bCs/>
-          <w:color w:val="166534"/>
-        </w:rPr>
-      </w:pPr>
-      <w:r>
-        <w:rPr>
-          <w:b/>
-          <w:bCs/>
-          <w:color w:val="166534"/>
-          <w:sz w:val="21"/>
-          <w:szCs w:val="21"/>
-        </w:rPr>
-        <w:t xml:space="preserve">Expected: Forbidden. PortalAdmin retains lifecycle and mutation control.</w:t>
-      </w:r>
-    </w:p>
-    <w:p>
-      <w:pPr>
-        <w:pStyle w:val="Heading2"/>
-        <w:spacing w:after="100" w:before="220"/>
-      </w:pPr>
-      <w:r>
-        <w:rPr>
-          <w:b/>
-          <w:bCs/>
-          <w:color w:val="2563EB"/>
-          <w:sz w:val="24"/>
-          <w:szCs w:val="24"/>
-        </w:rPr>
-        <w:t xml:space="preserve">Q-11 — Excel import</w:t>
-      </w:r>
-    </w:p>
-    <w:p>
-      <w:pPr>
-        <w:spacing w:after="100"/>
-      </w:pPr>
-      <w:r>
-        <w:rPr>
-          <w:sz w:val="21"/>
-          <w:szCs w:val="21"/>
-        </w:rPr>
-        <w:t xml:space="preserve">Steps: Upload valid/invalid rows, run dry-run, then confirm.</w:t>
-      </w:r>
-    </w:p>
-    <w:p>
-      <w:pPr>
-        <w:spacing w:after="100"/>
-        <w:rPr>
-          <w:b/>
-          <w:bCs/>
-          <w:color w:val="166534"/>
-        </w:rPr>
-      </w:pPr>
-      <w:r>
-        <w:rPr>
-          <w:b/>
-          <w:bCs/>
-          <w:color w:val="166534"/>
-          <w:sz w:val="21"/>
-          <w:szCs w:val="21"/>
-        </w:rPr>
-        <w:t xml:space="preserve">Expected: Valid rows become PendingReview only; row errors are reported; import never approves or publishes.</w:t>
-      </w:r>
-    </w:p>
-    <w:p>
-      <w:pPr>
-        <w:pStyle w:val="Heading2"/>
-        <w:spacing w:after="100" w:before="220"/>
-      </w:pPr>
-      <w:r>
-        <w:rPr>
-          <w:b/>
-          <w:bCs/>
-          <w:color w:val="2563EB"/>
-          <w:sz w:val="24"/>
-          <w:szCs w:val="24"/>
-        </w:rPr>
-        <w:t xml:space="preserve">Q-12 — Fill answer privacy</w:t>
-      </w:r>
-    </w:p>
-    <w:p>
-      <w:pPr>
-        <w:spacing w:after="100"/>
-      </w:pPr>
-      <w:r>
-        <w:rPr>
-          <w:sz w:val="21"/>
-          <w:szCs w:val="21"/>
-        </w:rPr>
-        <w:t xml:space="preserve">Steps: Student starts a quiz containing Fill in the Blanks.</w:t>
-      </w:r>
-    </w:p>
-    <w:p>
-      <w:pPr>
-        <w:spacing w:after="100"/>
-        <w:rPr>
-          <w:b/>
-          <w:bCs/>
-          <w:color w:val="166534"/>
-        </w:rPr>
-      </w:pPr>
-      <w:r>
-        <w:rPr>
-          <w:b/>
-          <w:bCs/>
-          <w:color w:val="166534"/>
-          <w:sz w:val="21"/>
-          <w:szCs w:val="21"/>
-        </w:rPr>
-        <w:t xml:space="preserve">Expected: Accepted/model answers are not returned before submission.</w:t>
-      </w:r>
-    </w:p>
-    <w:p>
-      <w:pPr>
-        <w:pStyle w:val="Heading2"/>
-        <w:spacing w:after="100" w:before="220"/>
-      </w:pPr>
-      <w:r>
-        <w:rPr>
-          <w:b/>
-          <w:bCs/>
-          <w:color w:val="2563EB"/>
-          <w:sz w:val="24"/>
-          <w:szCs w:val="24"/>
-        </w:rPr>
-        <w:t xml:space="preserve">Q-13 — Approval history trail</w:t>
-      </w:r>
-    </w:p>
-    <w:p>
-      <w:pPr>
-        <w:spacing w:after="100"/>
-      </w:pPr>
-      <w:r>
-        <w:rPr>
-          <w:sz w:val="21"/>
-          <w:szCs w:val="21"/>
-        </w:rPr>
-        <w:t xml:space="preserve">Steps: Teacher creates; CampusAdmin endorses; owner edits; PortalAdmin publishes, deactivates, archives, unarchives.</w:t>
-      </w:r>
-    </w:p>
-    <w:p>
-      <w:pPr>
-        <w:spacing w:after="100"/>
-        <w:rPr>
-          <w:b/>
-          <w:bCs/>
-          <w:color w:val="166534"/>
-        </w:rPr>
-      </w:pPr>
-      <w:r>
-        <w:rPr>
-          <w:b/>
-          <w:bCs/>
-          <w:color w:val="166534"/>
-          <w:sz w:val="21"/>
-          <w:szCs w:val="21"/>
-        </w:rPr>
-        <w:t xml:space="preserve">Expected: Question detail shows every step in Approval history — actor name + role, action chip, timestamp, and the rejection reason when present — in chronological order for all roles.</w:t>
-      </w:r>
-    </w:p>
-    <w:p>
-      <w:pPr>
-        <w:pStyle w:val="Heading2"/>
-        <w:spacing w:after="100" w:before="220"/>
-      </w:pPr>
-      <w:r>
-        <w:rPr>
-          <w:b/>
-          <w:bCs/>
-          <w:color w:val="2563EB"/>
-          <w:sz w:val="24"/>
-          <w:szCs w:val="24"/>
-        </w:rPr>
-        <w:t xml:space="preserve">Q-14 — Modified is recorded</w:t>
-      </w:r>
-    </w:p>
-    <w:p>
-      <w:pPr>
-        <w:spacing w:after="100"/>
-      </w:pPr>
-      <w:r>
-        <w:rPr>
-          <w:sz w:val="21"/>
-          <w:szCs w:val="21"/>
-        </w:rPr>
-        <w:t xml:space="preserve">Steps: Owner edits a PendingReview/Rejected question (or their inline quiz question).</w:t>
-      </w:r>
-    </w:p>
-    <w:p>
-      <w:pPr>
-        <w:spacing w:after="100"/>
-        <w:rPr>
-          <w:b/>
-          <w:bCs/>
-          <w:color w:val="166534"/>
-        </w:rPr>
-      </w:pPr>
-      <w:r>
-        <w:rPr>
-          <w:b/>
-          <w:bCs/>
-          <w:color w:val="166534"/>
-          <w:sz w:val="21"/>
-          <w:szCs w:val="21"/>
-        </w:rPr>
-        <w:t xml:space="preserve">Expected: A Modified event with the editor's name and role appears in the trail; status and visibility are unchanged.</w:t>
-      </w:r>
-    </w:p>
-    <w:p>
-      <w:pPr>
-        <w:pStyle w:val="Heading1"/>
-        <w:spacing w:after="100" w:before="220"/>
-      </w:pPr>
-      <w:r>
-        <w:rPr>
-          <w:b/>
-          <w:bCs/>
-          <w:color w:val="2563EB"/>
-          <w:sz w:val="28"/>
-          <w:szCs w:val="28"/>
-        </w:rPr>
-        <w:t xml:space="preserve">13. Verification checklist</w:t>
+        <w:t xml:space="preserve">Detail shows metadata before the question text; Created by / Approved by show display names.</w:t>
       </w:r>
     </w:p>
     <w:p>
@@ -5218,7 +5095,999 @@
           <w:sz w:val="21"/>
           <w:szCs w:val="21"/>
         </w:rPr>
-        <w:t xml:space="preserve">☐ Create and import (Teacher/Parent/CampusAdmin/SchoolAdmin) always produce PendingReview, IsActive=false, Visibility=None.</w:t>
+        <w:t xml:space="preserve">Detail always shows the Approval history panel; Archived questions offer Unarchive (PortalAdmin).</w:t>
+      </w:r>
+    </w:p>
+    <w:p>
+      <w:pPr>
+        <w:pStyle w:val="Heading1"/>
+        <w:spacing w:after="100" w:before="220"/>
+      </w:pPr>
+      <w:r>
+        <w:rPr>
+          <w:b/>
+          <w:bCs/>
+          <w:color w:val="2563EB"/>
+          <w:sz w:val="28"/>
+          <w:szCs w:val="28"/>
+        </w:rPr>
+        <w:t xml:space="preserve">12. QA scenarios</w:t>
+      </w:r>
+    </w:p>
+    <w:p>
+      <w:pPr>
+        <w:pStyle w:val="Heading2"/>
+        <w:spacing w:after="100" w:before="220"/>
+      </w:pPr>
+      <w:r>
+        <w:rPr>
+          <w:b/>
+          <w:bCs/>
+          <w:color w:val="2563EB"/>
+          <w:sz w:val="24"/>
+          <w:szCs w:val="24"/>
+        </w:rPr>
+        <w:t xml:space="preserve">Q-01 — Create starts pending</w:t>
+      </w:r>
+    </w:p>
+    <w:p>
+      <w:pPr>
+        <w:spacing w:after="100"/>
+      </w:pPr>
+      <w:r>
+        <w:rPr>
+          <w:sz w:val="21"/>
+          <w:szCs w:val="21"/>
+        </w:rPr>
+        <w:t xml:space="preserve">Steps: Create as Teacher/Coordinator/Tutor/Parent/CampusAdmin/SchoolAdmin.</w:t>
+      </w:r>
+    </w:p>
+    <w:p>
+      <w:pPr>
+        <w:spacing w:after="100"/>
+        <w:rPr>
+          <w:b/>
+          <w:bCs/>
+          <w:color w:val="166534"/>
+        </w:rPr>
+      </w:pPr>
+      <w:r>
+        <w:rPr>
+          <w:b/>
+          <w:bCs/>
+          <w:color w:val="166534"/>
+          <w:sz w:val="21"/>
+          <w:szCs w:val="21"/>
+        </w:rPr>
+        <w:t xml:space="preserve">Expected: Status=PendingReview, IsActive=false, Visibility=None; audience = creator + creator's CampusAdmin/SchoolAdmin + PortalAdmin. Draft is never created (leftover Draft rows, if any, still read as Draft).</w:t>
+      </w:r>
+    </w:p>
+    <w:p>
+      <w:pPr>
+        <w:pStyle w:val="Heading2"/>
+        <w:spacing w:after="100" w:before="220"/>
+      </w:pPr>
+      <w:r>
+        <w:rPr>
+          <w:b/>
+          <w:bCs/>
+          <w:color w:val="2563EB"/>
+          <w:sz w:val="24"/>
+          <w:szCs w:val="24"/>
+        </w:rPr>
+        <w:t xml:space="preserve">Q-01b — PortalAdmin create auto-publishes</w:t>
+      </w:r>
+    </w:p>
+    <w:p>
+      <w:pPr>
+        <w:spacing w:after="100"/>
+      </w:pPr>
+      <w:r>
+        <w:rPr>
+          <w:sz w:val="21"/>
+          <w:szCs w:val="21"/>
+        </w:rPr>
+        <w:t xml:space="preserve">Steps: PortalAdmin creates a question.</w:t>
+      </w:r>
+    </w:p>
+    <w:p>
+      <w:pPr>
+        <w:spacing w:after="100"/>
+        <w:rPr>
+          <w:b/>
+          <w:bCs/>
+          <w:color w:val="166534"/>
+        </w:rPr>
+      </w:pPr>
+      <w:r>
+        <w:rPr>
+          <w:b/>
+          <w:bCs/>
+          <w:color w:val="166534"/>
+          <w:sz w:val="21"/>
+          <w:szCs w:val="21"/>
+        </w:rPr>
+        <w:t xml:space="preserve">Expected: Status=Approved, Visibility=Public, IsActive=true immediately; no separate approval step.</w:t>
+      </w:r>
+    </w:p>
+    <w:p>
+      <w:pPr>
+        <w:pStyle w:val="Heading2"/>
+        <w:spacing w:after="100" w:before="220"/>
+      </w:pPr>
+      <w:r>
+        <w:rPr>
+          <w:b/>
+          <w:bCs/>
+          <w:color w:val="2563EB"/>
+          <w:sz w:val="24"/>
+          <w:szCs w:val="24"/>
+        </w:rPr>
+        <w:t xml:space="preserve">Q-02 — Campus endorsement (not published)</w:t>
+      </w:r>
+    </w:p>
+    <w:p>
+      <w:pPr>
+        <w:spacing w:after="100"/>
+      </w:pPr>
+      <w:r>
+        <w:rPr>
+          <w:sz w:val="21"/>
+          <w:szCs w:val="21"/>
+        </w:rPr>
+        <w:t xml:space="preserve">Steps: CampusAdmin approves an in-campus Teacher/Coordinator/Tutor/Parent question.</w:t>
+      </w:r>
+    </w:p>
+    <w:p>
+      <w:pPr>
+        <w:spacing w:after="100"/>
+        <w:rPr>
+          <w:b/>
+          <w:bCs/>
+          <w:color w:val="166534"/>
+        </w:rPr>
+      </w:pPr>
+      <w:r>
+        <w:rPr>
+          <w:b/>
+          <w:bCs/>
+          <w:color w:val="166534"/>
+          <w:sz w:val="21"/>
+          <w:szCs w:val="21"/>
+        </w:rPr>
+        <w:t xml:space="preserve">Expected: Status=Approved (endorsed), Visibility=Campus, IsActive=false; audience stays restricted; NOT quiz-usable; still awaits PortalAdmin to publish.</w:t>
+      </w:r>
+    </w:p>
+    <w:p>
+      <w:pPr>
+        <w:pStyle w:val="Heading2"/>
+        <w:spacing w:after="100" w:before="220"/>
+      </w:pPr>
+      <w:r>
+        <w:rPr>
+          <w:b/>
+          <w:bCs/>
+          <w:color w:val="2563EB"/>
+          <w:sz w:val="24"/>
+          <w:szCs w:val="24"/>
+        </w:rPr>
+        <w:t xml:space="preserve">Q-03 — School endorsement (not published)</w:t>
+      </w:r>
+    </w:p>
+    <w:p>
+      <w:pPr>
+        <w:spacing w:after="100"/>
+      </w:pPr>
+      <w:r>
+        <w:rPr>
+          <w:sz w:val="21"/>
+          <w:szCs w:val="21"/>
+        </w:rPr>
+        <w:t xml:space="preserve">Steps: SchoolAdmin approves an in-school Teacher/Coordinator/Tutor/Parent/CampusAdmin question.</w:t>
+      </w:r>
+    </w:p>
+    <w:p>
+      <w:pPr>
+        <w:spacing w:after="100"/>
+        <w:rPr>
+          <w:b/>
+          <w:bCs/>
+          <w:color w:val="166534"/>
+        </w:rPr>
+      </w:pPr>
+      <w:r>
+        <w:rPr>
+          <w:b/>
+          <w:bCs/>
+          <w:color w:val="166534"/>
+          <w:sz w:val="21"/>
+          <w:szCs w:val="21"/>
+        </w:rPr>
+        <w:t xml:space="preserve">Expected: Status=Approved (endorsed), Visibility=School, IsActive=false; audience stays restricted; NOT quiz-usable; still awaits PortalAdmin to publish.</w:t>
+      </w:r>
+    </w:p>
+    <w:p>
+      <w:pPr>
+        <w:pStyle w:val="Heading2"/>
+        <w:spacing w:after="100" w:before="220"/>
+      </w:pPr>
+      <w:r>
+        <w:rPr>
+          <w:b/>
+          <w:bCs/>
+          <w:color w:val="2563EB"/>
+          <w:sz w:val="24"/>
+          <w:szCs w:val="24"/>
+        </w:rPr>
+        <w:t xml:space="preserve">Q-04 — Portal publish</w:t>
+      </w:r>
+    </w:p>
+    <w:p>
+      <w:pPr>
+        <w:spacing w:after="100"/>
+      </w:pPr>
+      <w:r>
+        <w:rPr>
+          <w:sz w:val="21"/>
+          <w:szCs w:val="21"/>
+        </w:rPr>
+        <w:t xml:space="preserve">Steps: PortalAdmin approves any pending or endorsed question.</w:t>
+      </w:r>
+    </w:p>
+    <w:p>
+      <w:pPr>
+        <w:spacing w:after="100"/>
+        <w:rPr>
+          <w:b/>
+          <w:bCs/>
+          <w:color w:val="166534"/>
+        </w:rPr>
+      </w:pPr>
+      <w:r>
+        <w:rPr>
+          <w:b/>
+          <w:bCs/>
+          <w:color w:val="166534"/>
+          <w:sz w:val="21"/>
+          <w:szCs w:val="21"/>
+        </w:rPr>
+        <w:t xml:space="preserve">Expected: Status=Approved, Visibility=Public, IsActive=true; visible to all question-managing roles; quiz-usable.</w:t>
+      </w:r>
+    </w:p>
+    <w:p>
+      <w:pPr>
+        <w:pStyle w:val="Heading2"/>
+        <w:spacing w:after="100" w:before="220"/>
+      </w:pPr>
+      <w:r>
+        <w:rPr>
+          <w:b/>
+          <w:bCs/>
+          <w:color w:val="2563EB"/>
+          <w:sz w:val="24"/>
+          <w:szCs w:val="24"/>
+        </w:rPr>
+        <w:t xml:space="preserve">Q-05 — Approver hierarchy / no self-approval</w:t>
+      </w:r>
+    </w:p>
+    <w:p>
+      <w:pPr>
+        <w:spacing w:after="100"/>
+      </w:pPr>
+      <w:r>
+        <w:rPr>
+          <w:sz w:val="21"/>
+          <w:szCs w:val="21"/>
+        </w:rPr>
+        <w:t xml:space="preserve">Steps: CampusAdmin tries to approve their own or a peer campus's question; SchoolAdmin tries to approve their own question.</w:t>
+      </w:r>
+    </w:p>
+    <w:p>
+      <w:pPr>
+        <w:spacing w:after="100"/>
+        <w:rPr>
+          <w:b/>
+          <w:bCs/>
+          <w:color w:val="166534"/>
+        </w:rPr>
+      </w:pPr>
+      <w:r>
+        <w:rPr>
+          <w:b/>
+          <w:bCs/>
+          <w:color w:val="166534"/>
+          <w:sz w:val="21"/>
+          <w:szCs w:val="21"/>
+        </w:rPr>
+        <w:t xml:space="preserve">Expected: Forbidden. A CampusAdmin question needs SchoolAdmin or PortalAdmin; a SchoolAdmin question needs PortalAdmin. Approver must be a higher tier than the creator; no self or same-tier approval.</w:t>
+      </w:r>
+    </w:p>
+    <w:p>
+      <w:pPr>
+        <w:pStyle w:val="Heading2"/>
+        <w:spacing w:after="100" w:before="220"/>
+      </w:pPr>
+      <w:r>
+        <w:rPr>
+          <w:b/>
+          <w:bCs/>
+          <w:color w:val="2563EB"/>
+          <w:sz w:val="24"/>
+          <w:szCs w:val="24"/>
+        </w:rPr>
+        <w:t xml:space="preserve">Q-06 — Non-public isolation</w:t>
+      </w:r>
+    </w:p>
+    <w:p>
+      <w:pPr>
+        <w:spacing w:after="100"/>
+      </w:pPr>
+      <w:r>
+        <w:rPr>
+          <w:sz w:val="21"/>
+          <w:szCs w:val="21"/>
+        </w:rPr>
+        <w:t xml:space="preserve">Steps: Another Teacher, Coordinator, Tutor, or Parent in the same campus, a user in another campus/school, or an unrelated admin opens the bank.</w:t>
+      </w:r>
+    </w:p>
+    <w:p>
+      <w:pPr>
+        <w:spacing w:after="100"/>
+        <w:rPr>
+          <w:b/>
+          <w:bCs/>
+          <w:color w:val="166534"/>
+        </w:rPr>
+      </w:pPr>
+      <w:r>
+        <w:rPr>
+          <w:b/>
+          <w:bCs/>
+          <w:color w:val="166534"/>
+          <w:sz w:val="21"/>
+          <w:szCs w:val="21"/>
+        </w:rPr>
+        <w:t xml:space="preserve">Expected: A PendingReview or endorsed (Campus/School) question is NOT visible to them. Only Public (PortalAdmin-published) questions appear.</w:t>
+      </w:r>
+    </w:p>
+    <w:p>
+      <w:pPr>
+        <w:pStyle w:val="Heading2"/>
+        <w:spacing w:after="100" w:before="220"/>
+      </w:pPr>
+      <w:r>
+        <w:rPr>
+          <w:b/>
+          <w:bCs/>
+          <w:color w:val="2563EB"/>
+          <w:sz w:val="24"/>
+          <w:szCs w:val="24"/>
+        </w:rPr>
+        <w:t xml:space="preserve">Q-07 — Reject and resubmit</w:t>
+      </w:r>
+    </w:p>
+    <w:p>
+      <w:pPr>
+        <w:spacing w:after="100"/>
+      </w:pPr>
+      <w:r>
+        <w:rPr>
+          <w:sz w:val="21"/>
+          <w:szCs w:val="21"/>
+        </w:rPr>
+        <w:t xml:space="preserve">Steps: Eligible approver rejects with reason; owner edits and submits for review.</w:t>
+      </w:r>
+    </w:p>
+    <w:p>
+      <w:pPr>
+        <w:spacing w:after="100"/>
+        <w:rPr>
+          <w:b/>
+          <w:bCs/>
+          <w:color w:val="166534"/>
+        </w:rPr>
+      </w:pPr>
+      <w:r>
+        <w:rPr>
+          <w:b/>
+          <w:bCs/>
+          <w:color w:val="166534"/>
+          <w:sz w:val="21"/>
+          <w:szCs w:val="21"/>
+        </w:rPr>
+        <w:t xml:space="preserve">Expected: Rejected stays Rejected during edit, then explicit submit returns it to PendingReview.</w:t>
+      </w:r>
+    </w:p>
+    <w:p>
+      <w:pPr>
+        <w:pStyle w:val="Heading2"/>
+        <w:spacing w:after="100" w:before="220"/>
+      </w:pPr>
+      <w:r>
+        <w:rPr>
+          <w:b/>
+          <w:bCs/>
+          <w:color w:val="2563EB"/>
+          <w:sz w:val="24"/>
+          <w:szCs w:val="24"/>
+        </w:rPr>
+        <w:t xml:space="preserve">Q-08 — Published deactivation</w:t>
+      </w:r>
+    </w:p>
+    <w:p>
+      <w:pPr>
+        <w:spacing w:after="100"/>
+      </w:pPr>
+      <w:r>
+        <w:rPr>
+          <w:sz w:val="21"/>
+          <w:szCs w:val="21"/>
+        </w:rPr>
+        <w:t xml:space="preserve">Steps: PortalAdmin deactivates a Published (Public) question.</w:t>
+      </w:r>
+    </w:p>
+    <w:p>
+      <w:pPr>
+        <w:spacing w:after="100"/>
+        <w:rPr>
+          <w:b/>
+          <w:bCs/>
+          <w:color w:val="166534"/>
+        </w:rPr>
+      </w:pPr>
+      <w:r>
+        <w:rPr>
+          <w:b/>
+          <w:bCs/>
+          <w:color w:val="166534"/>
+          <w:sz w:val="21"/>
+          <w:szCs w:val="21"/>
+        </w:rPr>
+        <w:t xml:space="preserve">Expected: Status remains Approved; Activity shows Inactive (IsActive=false); unavailable for new quiz use. Endorsed and non-Approved statuses stay Inactive and cannot be activated.</w:t>
+      </w:r>
+    </w:p>
+    <w:p>
+      <w:pPr>
+        <w:pStyle w:val="Heading2"/>
+        <w:spacing w:after="100" w:before="220"/>
+      </w:pPr>
+      <w:r>
+        <w:rPr>
+          <w:b/>
+          <w:bCs/>
+          <w:color w:val="2563EB"/>
+          <w:sz w:val="24"/>
+          <w:szCs w:val="24"/>
+        </w:rPr>
+        <w:t xml:space="preserve">Q-09 — Archive</w:t>
+      </w:r>
+    </w:p>
+    <w:p>
+      <w:pPr>
+        <w:spacing w:after="100"/>
+      </w:pPr>
+      <w:r>
+        <w:rPr>
+          <w:sz w:val="21"/>
+          <w:szCs w:val="21"/>
+        </w:rPr>
+        <w:t xml:space="preserve">Steps: PortalAdmin archives a question.</w:t>
+      </w:r>
+    </w:p>
+    <w:p>
+      <w:pPr>
+        <w:spacing w:after="100"/>
+        <w:rPr>
+          <w:b/>
+          <w:bCs/>
+          <w:color w:val="166534"/>
+        </w:rPr>
+      </w:pPr>
+      <w:r>
+        <w:rPr>
+          <w:b/>
+          <w:bCs/>
+          <w:color w:val="166534"/>
+          <w:sz w:val="21"/>
+          <w:szCs w:val="21"/>
+        </w:rPr>
+        <w:t xml:space="preserve">Expected: Status=Archived; IsActive=false; hidden from normal bank/quiz use. Visibility preserved.</w:t>
+      </w:r>
+    </w:p>
+    <w:p>
+      <w:pPr>
+        <w:pStyle w:val="Heading2"/>
+        <w:spacing w:after="100" w:before="220"/>
+      </w:pPr>
+      <w:r>
+        <w:rPr>
+          <w:b/>
+          <w:bCs/>
+          <w:color w:val="2563EB"/>
+          <w:sz w:val="24"/>
+          <w:szCs w:val="24"/>
+        </w:rPr>
+        <w:t xml:space="preserve">Q-09b — Unarchive</w:t>
+      </w:r>
+    </w:p>
+    <w:p>
+      <w:pPr>
+        <w:spacing w:after="100"/>
+      </w:pPr>
+      <w:r>
+        <w:rPr>
+          <w:sz w:val="21"/>
+          <w:szCs w:val="21"/>
+        </w:rPr>
+        <w:t xml:space="preserve">Steps: PortalAdmin unarchives a previously archived question.</w:t>
+      </w:r>
+    </w:p>
+    <w:p>
+      <w:pPr>
+        <w:spacing w:after="100"/>
+        <w:rPr>
+          <w:b/>
+          <w:bCs/>
+          <w:color w:val="166534"/>
+        </w:rPr>
+      </w:pPr>
+      <w:r>
+        <w:rPr>
+          <w:b/>
+          <w:bCs/>
+          <w:color w:val="166534"/>
+          <w:sz w:val="21"/>
+          <w:szCs w:val="21"/>
+        </w:rPr>
+        <w:t xml:space="preserve">Expected: Public restored as Approved + Active; Campus/School as Approved + Inactive; None as PendingReview.</w:t>
+      </w:r>
+    </w:p>
+    <w:p>
+      <w:pPr>
+        <w:pStyle w:val="Heading2"/>
+        <w:spacing w:after="100" w:before="220"/>
+      </w:pPr>
+      <w:r>
+        <w:rPr>
+          <w:b/>
+          <w:bCs/>
+          <w:color w:val="2563EB"/>
+          <w:sz w:val="24"/>
+          <w:szCs w:val="24"/>
+        </w:rPr>
+        <w:t xml:space="preserve">Q-10 — Ownership lock</w:t>
+      </w:r>
+    </w:p>
+    <w:p>
+      <w:pPr>
+        <w:spacing w:after="100"/>
+      </w:pPr>
+      <w:r>
+        <w:rPr>
+          <w:sz w:val="21"/>
+          <w:szCs w:val="21"/>
+        </w:rPr>
+        <w:t xml:space="preserve">Steps: Non-PortalAdmin owner tries to edit/delete after approval/endorsement.</w:t>
+      </w:r>
+    </w:p>
+    <w:p>
+      <w:pPr>
+        <w:spacing w:after="100"/>
+        <w:rPr>
+          <w:b/>
+          <w:bCs/>
+          <w:color w:val="166534"/>
+        </w:rPr>
+      </w:pPr>
+      <w:r>
+        <w:rPr>
+          <w:b/>
+          <w:bCs/>
+          <w:color w:val="166534"/>
+          <w:sz w:val="21"/>
+          <w:szCs w:val="21"/>
+        </w:rPr>
+        <w:t xml:space="preserve">Expected: Forbidden. PortalAdmin retains lifecycle and mutation control.</w:t>
+      </w:r>
+    </w:p>
+    <w:p>
+      <w:pPr>
+        <w:pStyle w:val="Heading2"/>
+        <w:spacing w:after="100" w:before="220"/>
+      </w:pPr>
+      <w:r>
+        <w:rPr>
+          <w:b/>
+          <w:bCs/>
+          <w:color w:val="2563EB"/>
+          <w:sz w:val="24"/>
+          <w:szCs w:val="24"/>
+        </w:rPr>
+        <w:t xml:space="preserve">Q-11 — Excel import (non–PortalAdmin)</w:t>
+      </w:r>
+    </w:p>
+    <w:p>
+      <w:pPr>
+        <w:spacing w:after="100"/>
+      </w:pPr>
+      <w:r>
+        <w:rPr>
+          <w:sz w:val="21"/>
+          <w:szCs w:val="21"/>
+        </w:rPr>
+        <w:t xml:space="preserve">Steps: Teacher/Coordinator/Tutor/Parent/CampusAdmin/SchoolAdmin uploads valid/invalid rows, runs dry-run, then confirms.</w:t>
+      </w:r>
+    </w:p>
+    <w:p>
+      <w:pPr>
+        <w:spacing w:after="100"/>
+        <w:rPr>
+          <w:b/>
+          <w:bCs/>
+          <w:color w:val="166534"/>
+        </w:rPr>
+      </w:pPr>
+      <w:r>
+        <w:rPr>
+          <w:b/>
+          <w:bCs/>
+          <w:color w:val="166534"/>
+          <w:sz w:val="21"/>
+          <w:szCs w:val="21"/>
+        </w:rPr>
+        <w:t xml:space="preserve">Expected: Valid rows become PendingReview only (IsActive=false, Visibility=None); row errors are reported. A Status column cannot approve.</w:t>
+      </w:r>
+    </w:p>
+    <w:p>
+      <w:pPr>
+        <w:pStyle w:val="Heading2"/>
+        <w:spacing w:after="100" w:before="220"/>
+      </w:pPr>
+      <w:r>
+        <w:rPr>
+          <w:b/>
+          <w:bCs/>
+          <w:color w:val="2563EB"/>
+          <w:sz w:val="24"/>
+          <w:szCs w:val="24"/>
+        </w:rPr>
+        <w:t xml:space="preserve">Q-11b — Excel import (PortalAdmin)</w:t>
+      </w:r>
+    </w:p>
+    <w:p>
+      <w:pPr>
+        <w:spacing w:after="100"/>
+      </w:pPr>
+      <w:r>
+        <w:rPr>
+          <w:sz w:val="21"/>
+          <w:szCs w:val="21"/>
+        </w:rPr>
+        <w:t xml:space="preserve">Steps: PortalAdmin confirms a valid import.</w:t>
+      </w:r>
+    </w:p>
+    <w:p>
+      <w:pPr>
+        <w:spacing w:after="100"/>
+        <w:rPr>
+          <w:b/>
+          <w:bCs/>
+          <w:color w:val="166534"/>
+        </w:rPr>
+      </w:pPr>
+      <w:r>
+        <w:rPr>
+          <w:b/>
+          <w:bCs/>
+          <w:color w:val="166534"/>
+          <w:sz w:val="21"/>
+          <w:szCs w:val="21"/>
+        </w:rPr>
+        <w:t xml:space="preserve">Expected: Each valid row is auto-published like PortalAdmin create: Status=Approved, Visibility=Public, IsActive=true. Import uses CreateAsync — it does not stay PendingReview.</w:t>
+      </w:r>
+    </w:p>
+    <w:p>
+      <w:pPr>
+        <w:pStyle w:val="Heading2"/>
+        <w:spacing w:after="100" w:before="220"/>
+      </w:pPr>
+      <w:r>
+        <w:rPr>
+          <w:b/>
+          <w:bCs/>
+          <w:color w:val="2563EB"/>
+          <w:sz w:val="24"/>
+          <w:szCs w:val="24"/>
+        </w:rPr>
+        <w:t xml:space="preserve">Q-12 — Fill answer privacy</w:t>
+      </w:r>
+    </w:p>
+    <w:p>
+      <w:pPr>
+        <w:spacing w:after="100"/>
+      </w:pPr>
+      <w:r>
+        <w:rPr>
+          <w:sz w:val="21"/>
+          <w:szCs w:val="21"/>
+        </w:rPr>
+        <w:t xml:space="preserve">Steps: Student starts a quiz containing Fill in the Blanks.</w:t>
+      </w:r>
+    </w:p>
+    <w:p>
+      <w:pPr>
+        <w:spacing w:after="100"/>
+        <w:rPr>
+          <w:b/>
+          <w:bCs/>
+          <w:color w:val="166534"/>
+        </w:rPr>
+      </w:pPr>
+      <w:r>
+        <w:rPr>
+          <w:b/>
+          <w:bCs/>
+          <w:color w:val="166534"/>
+          <w:sz w:val="21"/>
+          <w:szCs w:val="21"/>
+        </w:rPr>
+        <w:t xml:space="preserve">Expected: Accepted/model answers are not returned before submission.</w:t>
+      </w:r>
+    </w:p>
+    <w:p>
+      <w:pPr>
+        <w:pStyle w:val="Heading2"/>
+        <w:spacing w:after="100" w:before="220"/>
+      </w:pPr>
+      <w:r>
+        <w:rPr>
+          <w:b/>
+          <w:bCs/>
+          <w:color w:val="2563EB"/>
+          <w:sz w:val="24"/>
+          <w:szCs w:val="24"/>
+        </w:rPr>
+        <w:t xml:space="preserve">Q-13 — Approval history trail</w:t>
+      </w:r>
+    </w:p>
+    <w:p>
+      <w:pPr>
+        <w:spacing w:after="100"/>
+      </w:pPr>
+      <w:r>
+        <w:rPr>
+          <w:sz w:val="21"/>
+          <w:szCs w:val="21"/>
+        </w:rPr>
+        <w:t xml:space="preserve">Steps: Teacher, Coordinator, or Tutor creates; CampusAdmin endorses; owner edits; PortalAdmin publishes, deactivates, archives, unarchives.</w:t>
+      </w:r>
+    </w:p>
+    <w:p>
+      <w:pPr>
+        <w:spacing w:after="100"/>
+        <w:rPr>
+          <w:b/>
+          <w:bCs/>
+          <w:color w:val="166534"/>
+        </w:rPr>
+      </w:pPr>
+      <w:r>
+        <w:rPr>
+          <w:b/>
+          <w:bCs/>
+          <w:color w:val="166534"/>
+          <w:sz w:val="21"/>
+          <w:szCs w:val="21"/>
+        </w:rPr>
+        <w:t xml:space="preserve">Expected: Question detail shows every step in Approval history — actor name + role, action chip, timestamp, and the rejection reason when present — in chronological order for all roles.</w:t>
+      </w:r>
+    </w:p>
+    <w:p>
+      <w:pPr>
+        <w:pStyle w:val="Heading2"/>
+        <w:spacing w:after="100" w:before="220"/>
+      </w:pPr>
+      <w:r>
+        <w:rPr>
+          <w:b/>
+          <w:bCs/>
+          <w:color w:val="2563EB"/>
+          <w:sz w:val="24"/>
+          <w:szCs w:val="24"/>
+        </w:rPr>
+        <w:t xml:space="preserve">Q-14 — Modified is recorded</w:t>
+      </w:r>
+    </w:p>
+    <w:p>
+      <w:pPr>
+        <w:spacing w:after="100"/>
+      </w:pPr>
+      <w:r>
+        <w:rPr>
+          <w:sz w:val="21"/>
+          <w:szCs w:val="21"/>
+        </w:rPr>
+        <w:t xml:space="preserve">Steps: Owner edits a PendingReview/Rejected question (or their inline quiz question).</w:t>
+      </w:r>
+    </w:p>
+    <w:p>
+      <w:pPr>
+        <w:spacing w:after="100"/>
+        <w:rPr>
+          <w:b/>
+          <w:bCs/>
+          <w:color w:val="166534"/>
+        </w:rPr>
+      </w:pPr>
+      <w:r>
+        <w:rPr>
+          <w:b/>
+          <w:bCs/>
+          <w:color w:val="166534"/>
+          <w:sz w:val="21"/>
+          <w:szCs w:val="21"/>
+        </w:rPr>
+        <w:t xml:space="preserve">Expected: A Modified event with the editor's name and role appears in the trail; status and visibility are unchanged.</w:t>
+      </w:r>
+    </w:p>
+    <w:p>
+      <w:pPr>
+        <w:pStyle w:val="Heading2"/>
+        <w:spacing w:after="100" w:before="220"/>
+      </w:pPr>
+      <w:r>
+        <w:rPr>
+          <w:b/>
+          <w:bCs/>
+          <w:color w:val="2563EB"/>
+          <w:sz w:val="24"/>
+          <w:szCs w:val="24"/>
+        </w:rPr>
+        <w:t xml:space="preserve">Q-15 — Inline quiz question skips bank review</w:t>
+      </w:r>
+    </w:p>
+    <w:p>
+      <w:pPr>
+        <w:spacing w:after="100"/>
+      </w:pPr>
+      <w:r>
+        <w:rPr>
+          <w:sz w:val="21"/>
+          <w:szCs w:val="21"/>
+        </w:rPr>
+        <w:t xml:space="preserve">Steps: A quiz manager adds a question inline on a quiz (POST /api/quizzes/{id}/questions), not from the bank picker.</w:t>
+      </w:r>
+    </w:p>
+    <w:p>
+      <w:pPr>
+        <w:spacing w:after="100"/>
+        <w:rPr>
+          <w:b/>
+          <w:bCs/>
+          <w:color w:val="166534"/>
+        </w:rPr>
+      </w:pPr>
+      <w:r>
+        <w:rPr>
+          <w:b/>
+          <w:bCs/>
+          <w:color w:val="166534"/>
+          <w:sz w:val="21"/>
+          <w:szCs w:val="21"/>
+        </w:rPr>
+        <w:t xml:space="preserve">Expected: Status=Approved, Visibility=Campus, IsActive=true immediately (MarkFullyApproved). No PendingReview. Usable on that quiz. Not listed by GET /questions?eligibleForQuizOnly=true because it is not Public.</w:t>
+      </w:r>
+    </w:p>
+    <w:p>
+      <w:pPr>
+        <w:pStyle w:val="Heading2"/>
+        <w:spacing w:after="100" w:before="220"/>
+      </w:pPr>
+      <w:r>
+        <w:rPr>
+          <w:b/>
+          <w:bCs/>
+          <w:color w:val="2563EB"/>
+          <w:sz w:val="24"/>
+          <w:szCs w:val="24"/>
+        </w:rPr>
+        <w:t xml:space="preserve">Q-16 — Campus/School see Coordinator and Tutor</w:t>
+      </w:r>
+    </w:p>
+    <w:p>
+      <w:pPr>
+        <w:spacing w:after="100"/>
+      </w:pPr>
+      <w:r>
+        <w:rPr>
+          <w:sz w:val="21"/>
+          <w:szCs w:val="21"/>
+        </w:rPr>
+        <w:t xml:space="preserve">Steps: A Coordinator and a Tutor in the same campus create PendingReview questions. CampusAdmin opens the bank and pending-approval queue. SchoolAdmin does the same at school scope.</w:t>
+      </w:r>
+    </w:p>
+    <w:p>
+      <w:pPr>
+        <w:spacing w:after="100"/>
+        <w:rPr>
+          <w:b/>
+          <w:bCs/>
+          <w:color w:val="166534"/>
+        </w:rPr>
+      </w:pPr>
+      <w:r>
+        <w:rPr>
+          <w:b/>
+          <w:bCs/>
+          <w:color w:val="166534"/>
+          <w:sz w:val="21"/>
+          <w:szCs w:val="21"/>
+        </w:rPr>
+        <w:t xml:space="preserve">Expected: CampusAdmin sees both (same campus). SchoolAdmin sees Coordinator/Tutor/Teacher/Parent/CampusAdmin pending in that school. List, pending-approval, and GetById use the same creator-role lists.</w:t>
+      </w:r>
+    </w:p>
+    <w:p>
+      <w:pPr>
+        <w:pStyle w:val="Heading2"/>
+        <w:spacing w:after="100" w:before="220"/>
+      </w:pPr>
+      <w:r>
+        <w:rPr>
+          <w:b/>
+          <w:bCs/>
+          <w:color w:val="2563EB"/>
+          <w:sz w:val="24"/>
+          <w:szCs w:val="24"/>
+        </w:rPr>
+        <w:t xml:space="preserve">Q-17 — CampusAdmin cannot attach bank questions to quizzes</w:t>
+      </w:r>
+    </w:p>
+    <w:p>
+      <w:pPr>
+        <w:spacing w:after="100"/>
+      </w:pPr>
+      <w:r>
+        <w:rPr>
+          <w:sz w:val="21"/>
+          <w:szCs w:val="21"/>
+        </w:rPr>
+        <w:t xml:space="preserve">Steps: CampusAdmin endorses a question; PortalAdmin publishes it Public+Active. CampusAdmin opens Quizzes to attach it or add an inline question.</w:t>
+      </w:r>
+    </w:p>
+    <w:p>
+      <w:pPr>
+        <w:spacing w:after="100"/>
+        <w:rPr>
+          <w:b/>
+          <w:bCs/>
+          <w:color w:val="166534"/>
+        </w:rPr>
+      </w:pPr>
+      <w:r>
+        <w:rPr>
+          <w:b/>
+          <w:bCs/>
+          <w:color w:val="166534"/>
+          <w:sz w:val="21"/>
+          <w:szCs w:val="21"/>
+        </w:rPr>
+        <w:t xml:space="preserve">Expected: Forbidden. CampusAdmin may manage the question bank and endorse, and may school-approve quizzes, but cannot create/manage quizzes or call POST /api/quizzes/{id}/questions or from-bank attach. A Teacher/SchoolAdmin/PortalAdmin (or Coordinator/Tutor/Parent) must attach it.</w:t>
+      </w:r>
+    </w:p>
+    <w:p>
+      <w:pPr>
+        <w:pStyle w:val="Heading1"/>
+        <w:spacing w:after="100" w:before="220"/>
+      </w:pPr>
+      <w:r>
+        <w:rPr>
+          <w:b/>
+          <w:bCs/>
+          <w:color w:val="2563EB"/>
+          <w:sz w:val="28"/>
+          <w:szCs w:val="28"/>
+        </w:rPr>
+        <w:t xml:space="preserve">13. Verification checklist</w:t>
       </w:r>
     </w:p>
     <w:p>
@@ -5235,7 +6104,7 @@
           <w:sz w:val="21"/>
           <w:szCs w:val="21"/>
         </w:rPr>
-        <w:t xml:space="preserve">☐ PortalAdmin-created questions are auto-published (Approved + Public + Active).</w:t>
+        <w:t xml:space="preserve">☐ Create and import (Teacher/Coordinator/Tutor/Parent/CampusAdmin/SchoolAdmin) always produce PendingReview, IsActive=false, Visibility=None.</w:t>
       </w:r>
     </w:p>
     <w:p>
@@ -5252,7 +6121,7 @@
           <w:sz w:val="21"/>
           <w:szCs w:val="21"/>
         </w:rPr>
-        <w:t xml:space="preserve">☐ Draft is inactive/legacy and never appears as a create/import choice.</w:t>
+        <w:t xml:space="preserve">☐ PortalAdmin create and import auto-publish (Approved + Public + Active). Import calls the same create path; a Status column cannot override that.</w:t>
       </w:r>
     </w:p>
     <w:p>
@@ -5269,7 +6138,7 @@
           <w:sz w:val="21"/>
           <w:szCs w:val="21"/>
         </w:rPr>
-        <w:t xml:space="preserve">☐ A PendingReview or endorsed (Campus/School) question is visible ONLY to its creator plus that creator's CampusAdmin, SchoolAdmin, and PortalAdmin — never peers or other orgs.</w:t>
+        <w:t xml:space="preserve">☐ PortalAdmin-created questions are auto-published (Approved + Public + Active).</w:t>
       </w:r>
     </w:p>
     <w:p>
@@ -5286,7 +6155,7 @@
           <w:sz w:val="21"/>
           <w:szCs w:val="21"/>
         </w:rPr>
-        <w:t xml:space="preserve">☐ Only PortalAdmin approval publishes a question (Approved + Public + Active + quiz-usable).</w:t>
+        <w:t xml:space="preserve">☐ Draft (110) is leftover only: create/import never write it; GET still returns status Draft for old rows (not remapped to PendingReview); owners may still edit/delete those rows.</w:t>
       </w:r>
     </w:p>
     <w:p>
@@ -5303,7 +6172,7 @@
           <w:sz w:val="21"/>
           <w:szCs w:val="21"/>
         </w:rPr>
-        <w:t xml:space="preserve">☐ CampusAdmin/SchoolAdmin approval is an endorsement: Status=Approved but IsActive=false, audience stays restricted, and it is NOT quiz-usable until PortalAdmin publishes it.</w:t>
+        <w:t xml:space="preserve">☐ A PendingReview or endorsed (Campus/School) question is visible ONLY to its creator plus that creator's CampusAdmin, SchoolAdmin, and PortalAdmin — never peers or other orgs.</w:t>
       </w:r>
     </w:p>
     <w:p>
@@ -5320,7 +6189,7 @@
           <w:sz w:val="21"/>
           <w:szCs w:val="21"/>
         </w:rPr>
-        <w:t xml:space="preserve">☐ Approver must be a higher tier than the creator; no self or same-tier approval (Teacher/Parent→Campus/School/Portal; CampusAdmin→School/Portal; SchoolAdmin→Portal only).</w:t>
+        <w:t xml:space="preserve">☐ Only PortalAdmin approval publishes a question (Approved + Public + Active + quiz-usable).</w:t>
       </w:r>
     </w:p>
     <w:p>
@@ -5337,7 +6206,7 @@
           <w:sz w:val="21"/>
           <w:szCs w:val="21"/>
         </w:rPr>
-        <w:t xml:space="preserve">☐ Only a Published (Public) Approved question can be Active or Inactive; approve defaults to Active only for PortalAdmin publish.</w:t>
+        <w:t xml:space="preserve">☐ CampusAdmin/SchoolAdmin approval is an endorsement: Status=Approved but IsActive=false, audience stays restricted, and it is NOT quiz-usable until PortalAdmin publishes it.</w:t>
       </w:r>
     </w:p>
     <w:p>
@@ -5354,7 +6223,7 @@
           <w:sz w:val="21"/>
           <w:szCs w:val="21"/>
         </w:rPr>
-        <w:t xml:space="preserve">☐ PortalAdmin may deactivate a Published question; UI shows Status=Approved and Activity=Inactive.</w:t>
+        <w:t xml:space="preserve">☐ Approver must be a higher tier than the creator; no self or same-tier approval (Teacher/Coordinator/Tutor/Parent→Campus/School/Portal; CampusAdmin→School/Portal; SchoolAdmin→Portal only).</w:t>
       </w:r>
     </w:p>
     <w:p>
@@ -5371,7 +6240,7 @@
           <w:sz w:val="21"/>
           <w:szCs w:val="21"/>
         </w:rPr>
-        <w:t xml:space="preserve">☐ Reject requires a reason and clears active/endorsement/visibility state.</w:t>
+        <w:t xml:space="preserve">☐ Only a Published (Public) Approved bank question can be toggled Active/Inactive by PortalAdmin. Bank endorse leaves IsActive=false. Exception: inline quiz create sets Campus + IsActive=true without Public.</w:t>
       </w:r>
     </w:p>
     <w:p>
@@ -5388,7 +6257,7 @@
           <w:sz w:val="21"/>
           <w:szCs w:val="21"/>
         </w:rPr>
-        <w:t xml:space="preserve">☐ Editing Rejected does not auto-submit; explicit Submit returns it to PendingReview.</w:t>
+        <w:t xml:space="preserve">☐ PortalAdmin may deactivate a Published question; UI shows Status=Approved and Activity=Inactive.</w:t>
       </w:r>
     </w:p>
     <w:p>
@@ -5405,7 +6274,7 @@
           <w:sz w:val="21"/>
           <w:szCs w:val="21"/>
         </w:rPr>
-        <w:t xml:space="preserve">☐ Only PortalAdmin can publish, activate, deactivate, archive, or mutate approved/endorsed questions.</w:t>
+        <w:t xml:space="preserve">☐ Reject requires a reason and clears active/endorsement/visibility state.</w:t>
       </w:r>
     </w:p>
     <w:p>
@@ -5422,7 +6291,7 @@
           <w:sz w:val="21"/>
           <w:szCs w:val="21"/>
         </w:rPr>
-        <w:t xml:space="preserve">☐ Deactivate keeps QuestionStatus=Approved and only changes IsActive.</w:t>
+        <w:t xml:space="preserve">☐ Editing Rejected does not auto-submit; explicit Submit returns it to PendingReview.</w:t>
       </w:r>
     </w:p>
     <w:p>
@@ -5439,7 +6308,7 @@
           <w:sz w:val="21"/>
           <w:szCs w:val="21"/>
         </w:rPr>
-        <w:t xml:space="preserve">☐ Archived and inactive are not interchangeable: Archived is status; inactive is a flag.</w:t>
+        <w:t xml:space="preserve">☐ Only PortalAdmin can publish, activate, deactivate, archive, or mutate approved/endorsed questions.</w:t>
       </w:r>
     </w:p>
     <w:p>
@@ -5456,7 +6325,7 @@
           <w:sz w:val="21"/>
           <w:szCs w:val="21"/>
         </w:rPr>
-        <w:t xml:space="preserve">☐ Quiz eligibility requires Approved + Public + IsActive + ApprovedBy (published by PortalAdmin).</w:t>
+        <w:t xml:space="preserve">☐ Deactivate keeps QuestionStatus=Approved and only changes IsActive.</w:t>
       </w:r>
     </w:p>
     <w:p>
@@ -5473,7 +6342,7 @@
           <w:sz w:val="21"/>
           <w:szCs w:val="21"/>
         </w:rPr>
-        <w:t xml:space="preserve">☐ Question bank excludes Students; students receive questions only through quiz attempts.</w:t>
+        <w:t xml:space="preserve">☐ Archived and inactive are not interchangeable: Archived is status; inactive is a flag.</w:t>
       </w:r>
     </w:p>
     <w:p>
@@ -5490,7 +6359,7 @@
           <w:sz w:val="21"/>
           <w:szCs w:val="21"/>
         </w:rPr>
-        <w:t xml:space="preserve">☐ Single/Multi/True-False/Fill/Descriptive/File/Matching/Ordering/Media validation rules are enforced on create/update/import (QuestionBankGuard).</w:t>
+        <w:t xml:space="preserve">☐ Bank quiz eligibility (eligibleForQuizOnly / attach from bank) requires Approved + Public + IsActive + ApprovedBy (published by PortalAdmin). Inline-on-quiz questions are Campus + Active and are used on that quiz without being Public.</w:t>
       </w:r>
     </w:p>
     <w:p>
@@ -5507,7 +6376,7 @@
           <w:sz w:val="21"/>
           <w:szCs w:val="21"/>
         </w:rPr>
-        <w:t xml:space="preserve">☐ File Upload is a link/path MVP (SubmittedText) — binary blob upload, storage, and review download are not built yet.</w:t>
+        <w:t xml:space="preserve">☐ Question bank excludes Students; students receive questions only through quiz attempts.</w:t>
       </w:r>
     </w:p>
     <w:p>
@@ -5524,7 +6393,7 @@
           <w:sz w:val="21"/>
           <w:szCs w:val="21"/>
         </w:rPr>
-        <w:t xml:space="preserve">☐ Accepted answers are hidden from students before attempt submission.</w:t>
+        <w:t xml:space="preserve">☐ Coordinator and Tutor have the same bank-create rights as Teacher/Parent: own + Public visibility, no endorse/publish.</w:t>
       </w:r>
     </w:p>
     <w:p>
@@ -5541,7 +6410,7 @@
           <w:sz w:val="21"/>
           <w:szCs w:val="21"/>
         </w:rPr>
-        <w:t xml:space="preserve">☐ Deleting a quiz-linked question is blocked.</w:t>
+        <w:t xml:space="preserve">☐ CampusAdmin list, pending-approval, and GetById include Teacher/Coordinator/Tutor/Parent in the same campus (not own). SchoolAdmin includes those plus CampusAdmin in the same school. Those three paths use the same creator-role lists.</w:t>
       </w:r>
     </w:p>
     <w:p>
@@ -5558,7 +6427,7 @@
           <w:sz w:val="21"/>
           <w:szCs w:val="21"/>
         </w:rPr>
-        <w:t xml:space="preserve">☐ Every workflow action (create, submit, endorse, publish, reject, modify, activate, deactivate, archive, unarchive) appends an Approval history row with actor name + role + timestamp, for every role.</w:t>
+        <w:t xml:space="preserve">☐ CampusAdmin can manage the question bank and endorse, but cannot manage quizzes: no quiz create, no inline question, no attach-from-bank. Quiz-managing roles are Teacher, Coordinator, Tutor, Parent, SchoolAdmin, and PortalAdmin. CampusAdmin may still school-approve campus quizzes.</w:t>
       </w:r>
     </w:p>
     <w:p>
@@ -5575,7 +6444,7 @@
           <w:sz w:val="21"/>
           <w:szCs w:val="21"/>
         </w:rPr>
-        <w:t xml:space="preserve">☐ Question detail always shows the Approval history panel; rejection reasons appear inline in the trail.</w:t>
+        <w:t xml:space="preserve">☐ Single/Multi/True-False/Fill/Descriptive/Matching/Ordering validation is enforced on web create. File Upload and Media stay in QuestionBankGuard for API/import/mobile until the web picker is re-enabled.</w:t>
       </w:r>
     </w:p>
     <w:p>
@@ -5592,7 +6461,7 @@
           <w:sz w:val="21"/>
           <w:szCs w:val="21"/>
         </w:rPr>
-        <w:t xml:space="preserve">☐ Archive preserves Visibility/ApprovedBy; Unarchive restores Public → Approved+Active, Campus/School → Approved+Inactive, None → PendingReview.</w:t>
+        <w:t xml:space="preserve">☐ File Upload is a link/path MVP (SubmittedText) — hidden on web create; binary blob upload, storage, and review download are not built yet.</w:t>
       </w:r>
     </w:p>
     <w:p>
@@ -5609,23 +6478,7 @@
           <w:sz w:val="21"/>
           <w:szCs w:val="21"/>
         </w:rPr>
-        <w:t xml:space="preserve">☐ Created by / Approved by show user display names (FKs to app_users), not raw IDs.</w:t>
-      </w:r>
-    </w:p>
-    <w:p>
-      <w:pPr>
-        <w:pStyle w:val="Heading1"/>
-        <w:spacing w:after="100" w:before="220"/>
-      </w:pPr>
-      <w:r>
-        <w:rPr>
-          <w:b/>
-          <w:bCs/>
-          <w:color w:val="2563EB"/>
-          <w:sz w:val="28"/>
-          <w:szCs w:val="28"/>
-        </w:rPr>
-        <w:t xml:space="preserve">14. Known compatibility and optional work</w:t>
+        <w:t xml:space="preserve">☐ Accepted answers are hidden from students before attempt submission.</w:t>
       </w:r>
     </w:p>
     <w:p>
@@ -5642,7 +6495,7 @@
           <w:sz w:val="21"/>
           <w:szCs w:val="21"/>
         </w:rPr>
-        <w:t xml:space="preserve">Legacy status aliases remain readable; new writes use canonical names/IDs.</w:t>
+        <w:t xml:space="preserve">☐ Deleting a quiz-linked question is blocked.</w:t>
       </w:r>
     </w:p>
     <w:p>
@@ -5659,7 +6512,7 @@
           <w:sz w:val="21"/>
           <w:szCs w:val="21"/>
         </w:rPr>
-        <w:t xml:space="preserve">IsAiApproved is a legacy field, not a second gate.</w:t>
+        <w:t xml:space="preserve">☐ Deleting a question also deletes its app_approval trail rows in application code (entity_type=Question, request_id=question id). There is no database FK cascade.</w:t>
       </w:r>
     </w:p>
     <w:p>
@@ -5676,7 +6529,7 @@
           <w:sz w:val="21"/>
           <w:szCs w:val="21"/>
         </w:rPr>
-        <w:t xml:space="preserve">created_by / approved_by are bigint FKs to app_users; the API returns display names.</w:t>
+        <w:t xml:space="preserve">☐ Every workflow action (create, submit, endorse, publish, reject, modify, activate, deactivate, archive, unarchive) appends an Approval history row with actor name + role + timestamp, for every role.</w:t>
       </w:r>
     </w:p>
     <w:p>
@@ -5693,7 +6546,7 @@
           <w:sz w:val="21"/>
           <w:szCs w:val="21"/>
         </w:rPr>
-        <w:t xml:space="preserve">Delete is blocked while quiz-linked; guided unlink is optional.</w:t>
+        <w:t xml:space="preserve">☐ Question detail always shows the Approval history panel; rejection reasons appear inline in the trail.</w:t>
       </w:r>
     </w:p>
     <w:p>
@@ -5710,7 +6563,7 @@
           <w:sz w:val="21"/>
           <w:szCs w:val="21"/>
         </w:rPr>
-        <w:t xml:space="preserve">File Upload binary blob upload/storage/download remains optional; MVP is paste link/path into SubmittedText.</w:t>
+        <w:t xml:space="preserve">☐ Archive preserves Visibility/ApprovedBy; Unarchive restores Public → Approved+Active, Campus/School → Approved+Inactive, None → PendingReview.</w:t>
       </w:r>
     </w:p>
     <w:p>
@@ -5727,7 +6580,142 @@
           <w:sz w:val="21"/>
           <w:szCs w:val="21"/>
         </w:rPr>
-        <w:t xml:space="preserve">Mobile Question Bank supports create/import/endorse/publish lifecycle and Public+Active quiz-ready filtering; richer Matching pair-row editors remain web-first.</w:t>
+        <w:t xml:space="preserve">☐ Created by / Approved by show user display names (FKs to app_users), not raw IDs.</w:t>
+      </w:r>
+    </w:p>
+    <w:p>
+      <w:pPr>
+        <w:pStyle w:val="Heading1"/>
+        <w:spacing w:after="100" w:before="220"/>
+      </w:pPr>
+      <w:r>
+        <w:rPr>
+          <w:b/>
+          <w:bCs/>
+          <w:color w:val="2563EB"/>
+          <w:sz w:val="28"/>
+          <w:szCs w:val="28"/>
+        </w:rPr>
+        <w:t xml:space="preserve">14. Known compatibility and optional work</w:t>
+      </w:r>
+    </w:p>
+    <w:p>
+      <w:pPr>
+        <w:pStyle w:val="ListParagraph"/>
+        <w:numPr>
+          <w:ilvl w:val="0"/>
+          <w:numId w:val="1"/>
+        </w:numPr>
+        <w:spacing w:after="60"/>
+      </w:pPr>
+      <w:r>
+        <w:rPr>
+          <w:sz w:val="21"/>
+          <w:szCs w:val="21"/>
+        </w:rPr>
+        <w:t xml:space="preserve">Legacy status aliases remain readable; new writes use canonical names/IDs. Draft (110) is not remapped on read — leftover rows stay Draft until edited or deleted.</w:t>
+      </w:r>
+    </w:p>
+    <w:p>
+      <w:pPr>
+        <w:pStyle w:val="ListParagraph"/>
+        <w:numPr>
+          <w:ilvl w:val="0"/>
+          <w:numId w:val="1"/>
+        </w:numPr>
+        <w:spacing w:after="60"/>
+      </w:pPr>
+      <w:r>
+        <w:rPr>
+          <w:sz w:val="21"/>
+          <w:szCs w:val="21"/>
+        </w:rPr>
+        <w:t xml:space="preserve">IsAiApproved is a legacy field, not a second gate.</w:t>
+      </w:r>
+    </w:p>
+    <w:p>
+      <w:pPr>
+        <w:pStyle w:val="ListParagraph"/>
+        <w:numPr>
+          <w:ilvl w:val="0"/>
+          <w:numId w:val="1"/>
+        </w:numPr>
+        <w:spacing w:after="60"/>
+      </w:pPr>
+      <w:r>
+        <w:rPr>
+          <w:sz w:val="21"/>
+          <w:szCs w:val="21"/>
+        </w:rPr>
+        <w:t xml:space="preserve">created_by / approved_by are bigint FKs to app_users; the API returns display names.</w:t>
+      </w:r>
+    </w:p>
+    <w:p>
+      <w:pPr>
+        <w:pStyle w:val="ListParagraph"/>
+        <w:numPr>
+          <w:ilvl w:val="0"/>
+          <w:numId w:val="1"/>
+        </w:numPr>
+        <w:spacing w:after="60"/>
+      </w:pPr>
+      <w:r>
+        <w:rPr>
+          <w:sz w:val="21"/>
+          <w:szCs w:val="21"/>
+        </w:rPr>
+        <w:t xml:space="preserve">Delete is blocked while quiz-linked; guided unlink is optional.</w:t>
+      </w:r>
+    </w:p>
+    <w:p>
+      <w:pPr>
+        <w:pStyle w:val="ListParagraph"/>
+        <w:numPr>
+          <w:ilvl w:val="0"/>
+          <w:numId w:val="1"/>
+        </w:numPr>
+        <w:spacing w:after="60"/>
+      </w:pPr>
+      <w:r>
+        <w:rPr>
+          <w:sz w:val="21"/>
+          <w:szCs w:val="21"/>
+        </w:rPr>
+        <w:t xml:space="preserve">File Upload binary blob upload/storage/download remains optional; MVP is paste link/path into SubmittedText. File Upload and Media are hidden on web create and quiz inline pickers; API/import/Mobile still accept them until re-enabled.</w:t>
+      </w:r>
+    </w:p>
+    <w:p>
+      <w:pPr>
+        <w:pStyle w:val="ListParagraph"/>
+        <w:numPr>
+          <w:ilvl w:val="0"/>
+          <w:numId w:val="1"/>
+        </w:numPr>
+        <w:spacing w:after="60"/>
+      </w:pPr>
+      <w:r>
+        <w:rPr>
+          <w:sz w:val="21"/>
+          <w:szCs w:val="21"/>
+        </w:rPr>
+        <w:t xml:space="preserve">Mobile Question Bank supports create/import/endorse/publish lifecycle and Public+Active quiz-ready filtering; richer Matching pair-row editors remain web-first. Mobile create still lists File Upload and Media.</w:t>
+      </w:r>
+    </w:p>
+    <w:p>
+      <w:pPr>
+        <w:pStyle w:val="ListParagraph"/>
+        <w:numPr>
+          <w:ilvl w:val="0"/>
+          <w:numId w:val="1"/>
+        </w:numPr>
+        <w:spacing w:after="60"/>
+      </w:pPr>
+      <w:r>
+        <w:rPr>
+          <w:sz w:val="21"/>
+          <w:szCs w:val="21"/>
+        </w:rPr>
+        <w:t xml:space="preserve">Coordinator and Tutor are bank creators like Teacher/Parent. CampusAdmin list/pending/GetById include Teacher/Coordinator/Tutor/Parent in the same campus; SchoolAdmin also includes CampusAdmin in the same school. CampusAdmin cannot manage quizzes or attach bank questions.</w:t>
       </w:r>
     </w:p>
     <w:p>

--- a/docs/04_RankUp_Questions_Business_QA.docx
+++ b/docs/04_RankUp_Questions_Business_QA.docx
@@ -2760,7 +2760,7 @@
           <w:sz w:val="21"/>
           <w:szCs w:val="21"/>
         </w:rPr>
-        <w:t xml:space="preserve">Approval hierarchy: the approver must be a strictly higher tier than the creator — Teacher/Coordinator/Tutor/Parent → CampusAdmin/SchoolAdmin/PortalAdmin; CampusAdmin → SchoolAdmin/PortalAdmin; SchoolAdmin → PortalAdmin only. No self or same-tier approval. Any eligible higher tier may act independently. PortalAdmin-created questions are auto-published. Coordinator and Tutor are bank creators like Teacher/Parent: they cannot endorse or publish.</w:t>
+        <w:t xml:space="preserve">Approval hierarchy: the approver must be a strictly higher tier than the creator — Teacher/Coordinator/Tutor/Parent → CampusAdmin/SchoolAdmin/PortalAdmin; CampusAdmin → SchoolAdmin/PortalAdmin; SchoolAdmin → PortalAdmin only. No self or same-tier approval. Web and Mobile hide Endorse/Reject on the signed-in CampusAdmin/SchoolAdmin's own questions. Any eligible higher tier may act independently. PortalAdmin-created questions are auto-published. Coordinator and Tutor are bank creators like Teacher/Parent: they cannot endorse or publish.</w:t>
       </w:r>
     </w:p>
     <w:p>
@@ -3090,7 +3090,7 @@
           <w:sz w:val="21"/>
           <w:szCs w:val="21"/>
         </w:rPr>
-        <w:t xml:space="preserve">Authoring is validated by QuestionBankGuard for bank create/update/import and quiz-inline questions. Types marked Now appear on web create (/questions/new) and the quiz inline picker. File Upload and Media are hidden for now on those pickers; they remain valid in the API, Excel import, and Mobile until re-enabled.</w:t>
+        <w:t xml:space="preserve">Authoring is validated by QuestionBankGuard for bank create/update/import and quiz-inline questions. Types marked Now are offered on web create, Mobile create, quiz inline, Excel import, and API create. File Upload and Media are hidden for now on every create path; existing rows remain valid for update and quiz attempts.</w:t>
       </w:r>
     </w:p>
     <w:tbl>
@@ -3487,7 +3487,7 @@
                 <w:sz w:val="17"/>
                 <w:szCs w:val="17"/>
               </w:rPr>
-              <w:t xml:space="preserve">Not offered on web create (`/questions/new`) or the quiz inline type picker. API, Excel import, and Mobile create still accept it. Student pastes a file URL/path into SubmittedText — no binary blob upload/storage yet. No options required. Re-enable later.</w:t>
+              <w:t xml:space="preserve">Not offered on web create, Mobile create, quiz inline, Excel import, or API create. Existing rows remain valid (update/attempt). Student pastes a file URL/path into SubmittedText — no binary blob upload/storage yet. No options required. Re-enable later.</w:t>
             </w:r>
           </w:p>
         </w:tc>
@@ -3649,7 +3649,7 @@
                 <w:sz w:val="17"/>
                 <w:szCs w:val="17"/>
               </w:rPr>
-              <w:t xml:space="preserve">Not offered on web create (`/questions/new`) or the quiz inline type picker. API, Excel import, and Mobile create still accept it. At least 2 options; each needs an image URL; exactly 1 correct. Re-enable later.</w:t>
+              <w:t xml:space="preserve">Not offered on web create, Mobile create, quiz inline, Excel import, or API create. Existing rows remain valid (update/attempt). At least 2 options; each needs an image URL; exactly 1 correct. Re-enable later.</w:t>
             </w:r>
           </w:p>
         </w:tc>
@@ -3787,7 +3787,24 @@
           <w:sz w:val="21"/>
           <w:szCs w:val="21"/>
         </w:rPr>
-        <w:t xml:space="preserve">Choice types use IsCorrectN/CorrectOption; Fill uses accepted answers; Descriptive/File need no options; Media needs OptionImageUrl.</w:t>
+        <w:t xml:space="preserve">Offered types: Single Choice, Multiple Choice, True/False, Fill in the Blanks, Descriptive, Matching, Ordering. File Upload and Media rows are rejected.</w:t>
+      </w:r>
+    </w:p>
+    <w:p>
+      <w:pPr>
+        <w:pStyle w:val="ListParagraph"/>
+        <w:numPr>
+          <w:ilvl w:val="0"/>
+          <w:numId w:val="1"/>
+        </w:numPr>
+        <w:spacing w:after="60"/>
+      </w:pPr>
+      <w:r>
+        <w:rPr>
+          <w:sz w:val="21"/>
+          <w:szCs w:val="21"/>
+        </w:rPr>
+        <w:t xml:space="preserve">Choice types use IsCorrectN/CorrectOption; Fill uses accepted answers; Descriptive needs no options.</w:t>
       </w:r>
     </w:p>
     <w:p>
@@ -3916,7 +3933,7 @@
                 <w:sz w:val="17"/>
                 <w:szCs w:val="17"/>
               </w:rPr>
-              <w:t xml:space="preserve">Approver queue: PendingReview, not own, org + creator-tier (CampusAdmin campus; SchoolAdmin school; PortalAdmin all). Same creator-role lists as list/GetById. Web list currently loads GET /questions and filters client-side; Mobile calls this endpoint.</w:t>
+              <w:t xml:space="preserve">Approver queue: PendingReview, not own, org + creator-tier (CampusAdmin campus; SchoolAdmin school; PortalAdmin all). Same creator-role lists as list/GetById. Web Pending tile (Campus/School/Portal Admin) and Mobile both call this endpoint; Teachers still see own pending from GET /questions.</w:t>
             </w:r>
           </w:p>
         </w:tc>
@@ -4000,7 +4017,7 @@
                 <w:sz w:val="17"/>
                 <w:szCs w:val="17"/>
               </w:rPr>
-              <w:t xml:space="preserve">Create as PendingReview (PortalAdmin: auto-published); trail: Created + Submitted/Published</w:t>
+              <w:t xml:space="preserve">Create as PendingReview (PortalAdmin: auto-published). No submitForReview flag — create cannot save Draft. Trail: Created + Submitted/Published. Rejected items use POST /api/questions/{id}/submit.</w:t>
             </w:r>
           </w:p>
         </w:tc>
@@ -5399,7 +5416,7 @@
           <w:sz w:val="21"/>
           <w:szCs w:val="21"/>
         </w:rPr>
-        <w:t xml:space="preserve">Expected: Forbidden. A CampusAdmin question needs SchoolAdmin or PortalAdmin; a SchoolAdmin question needs PortalAdmin. Approver must be a higher tier than the creator; no self or same-tier approval.</w:t>
+        <w:t xml:space="preserve">Expected: Forbidden. Web and Mobile hide Endorse/Reject on the creator's own item (CampusAdmin/SchoolAdmin). API 403s if called anyway. A CampusAdmin question needs SchoolAdmin or PortalAdmin; a SchoolAdmin question needs PortalAdmin. Approver must be a higher tier than the creator; no self or same-tier approval.</w:t>
       </w:r>
     </w:p>
     <w:p>
@@ -6223,7 +6240,7 @@
           <w:sz w:val="21"/>
           <w:szCs w:val="21"/>
         </w:rPr>
-        <w:t xml:space="preserve">☐ Approver must be a higher tier than the creator; no self or same-tier approval (Teacher/Coordinator/Tutor/Parent→Campus/School/Portal; CampusAdmin→School/Portal; SchoolAdmin→Portal only).</w:t>
+        <w:t xml:space="preserve">☐ Approver must be a higher tier than the creator; no self or same-tier approval (Teacher/Coordinator/Tutor/Parent→Campus/School/Portal; CampusAdmin→School/Portal; SchoolAdmin→Portal only). Web and Mobile hide Endorse/Reject on the signed-in CampusAdmin/SchoolAdmin's own questions.</w:t>
       </w:r>
     </w:p>
     <w:p>
@@ -6444,7 +6461,7 @@
           <w:sz w:val="21"/>
           <w:szCs w:val="21"/>
         </w:rPr>
-        <w:t xml:space="preserve">☐ Single/Multi/True-False/Fill/Descriptive/Matching/Ordering validation is enforced on web create. File Upload and Media stay in QuestionBankGuard for API/import/mobile until the web picker is re-enabled.</w:t>
+        <w:t xml:space="preserve">☐ Single/Multi/True-False/Fill/Descriptive/Matching/Ordering are offered on web, Mobile, Excel import, quiz inline, and API create. File Upload and Media are rejected on those create paths; existing rows stay valid for update/attempt until re-enabled.</w:t>
       </w:r>
     </w:p>
     <w:p>
@@ -6630,7 +6647,7 @@
           <w:sz w:val="21"/>
           <w:szCs w:val="21"/>
         </w:rPr>
-        <w:t xml:space="preserve">IsAiApproved is a legacy field, not a second gate.</w:t>
+        <w:t xml:space="preserve">IsAiApproved is a legacy field, not a second gate. There is no /approve-ai route; the unused QuestionAiApprovalValidator was removed.</w:t>
       </w:r>
     </w:p>
     <w:p>
@@ -6681,7 +6698,7 @@
           <w:sz w:val="21"/>
           <w:szCs w:val="21"/>
         </w:rPr>
-        <w:t xml:space="preserve">File Upload binary blob upload/storage/download remains optional; MVP is paste link/path into SubmittedText. File Upload and Media are hidden on web create and quiz inline pickers; API/import/Mobile still accept them until re-enabled.</w:t>
+        <w:t xml:space="preserve">File Upload binary blob upload/storage/download remains optional; MVP is paste link/path into SubmittedText. File Upload and Media are hidden on every create path (web, Mobile, Excel import, API create, quiz inline); existing rows still work until re-enabled.</w:t>
       </w:r>
     </w:p>
     <w:p>
@@ -6698,7 +6715,7 @@
           <w:sz w:val="21"/>
           <w:szCs w:val="21"/>
         </w:rPr>
-        <w:t xml:space="preserve">Mobile Question Bank supports create/import/endorse/publish lifecycle and Public+Active quiz-ready filtering; richer Matching pair-row editors remain web-first. Mobile create still lists File Upload and Media.</w:t>
+        <w:t xml:space="preserve">Mobile Question Bank supports create/import/endorse/publish lifecycle and Public+Active quiz-ready filtering; richer Matching pair-row editors remain web-first. Mobile create matches web: File Upload and Media are hidden.</w:t>
       </w:r>
     </w:p>
     <w:p>

--- a/docs/04_RankUp_Questions_Business_QA.docx
+++ b/docs/04_RankUp_Questions_Business_QA.docx
@@ -888,20 +888,20 @@
                 <w:sz w:val="17"/>
                 <w:szCs w:val="17"/>
               </w:rPr>
-              <w:t xml:space="preserve">Unchanged</w:t>
-            </w:r>
-          </w:p>
-        </w:tc>
-        <w:tc>
-          <w:p>
-            <w:r>
-              <w:rPr>
-                <w:b w:val="false"/>
-                <w:bCs w:val="false"/>
-                <w:sz w:val="17"/>
-                <w:szCs w:val="17"/>
-              </w:rPr>
-              <w:t xml:space="preserve">Owners may edit while PendingReview or Rejected; PortalAdmin may edit any. Records a Modified event in the approval trail; Rejected stays Rejected until an explicit resubmit.</w:t>
+              <w:t xml:space="preserve">Unchanged, or PendingReview after a granted Active edit</w:t>
+            </w:r>
+          </w:p>
+        </w:tc>
+        <w:tc>
+          <w:p>
+            <w:r>
+              <w:rPr>
+                <w:b w:val="false"/>
+                <w:bCs w:val="false"/>
+                <w:sz w:val="17"/>
+                <w:szCs w:val="17"/>
+              </w:rPr>
+              <w:t xml:space="preserve">Owners may edit while PendingReview or Rejected; PortalAdmin may edit any in place. Active questions are PortalAdmin-only to PUT. Other roles who can view send an edit request (reason min 10 chars); after PortalAdmin approves, the requester gets one grant. Using it records Modified + SubmittedForReview and returns the question to PendingReview (inactive) until it is published again.</w:t>
             </w:r>
           </w:p>
         </w:tc>
@@ -3989,7 +3989,35 @@
                 <w:sz w:val="17"/>
                 <w:szCs w:val="17"/>
               </w:rPr>
-              <w:t xml:space="preserve">Detail with options/answers, creator/approver names, and ApprovalHistory trail. Forbidden if CanView is false.</w:t>
+              <w:t xml:space="preserve">Detail with options/answers, creator/approver names, ApprovalHistory trail, and edit-request state (myEditRequest, hasApprovedEditGrant, pendingEditRequests for PortalAdmin). Forbidden if CanView is false.</w:t>
+            </w:r>
+          </w:p>
+        </w:tc>
+      </w:tr>
+      <w:tr>
+        <w:tc>
+          <w:p>
+            <w:r>
+              <w:rPr>
+                <w:b w:val="false"/>
+                <w:bCs w:val="false"/>
+                <w:sz w:val="17"/>
+                <w:szCs w:val="17"/>
+              </w:rPr>
+              <w:t xml:space="preserve">GET /api/questions/{id}/quizzes</w:t>
+            </w:r>
+          </w:p>
+        </w:tc>
+        <w:tc>
+          <w:p>
+            <w:r>
+              <w:rPr>
+                <w:b w:val="false"/>
+                <w:bCs w:val="false"/>
+                <w:sz w:val="17"/>
+                <w:szCs w:val="17"/>
+              </w:rPr>
+              <w:t xml:space="preserve">Quizzes currently using this question (title, lifecycle, approval, marks, order). Same CanView as GetById. Soft-deleted quizzes omitted. Web: Used in quizzes on the question detail page.</w:t>
             </w:r>
           </w:p>
         </w:tc>
@@ -4073,7 +4101,119 @@
                 <w:sz w:val="17"/>
                 <w:szCs w:val="17"/>
               </w:rPr>
-              <w:t xml:space="preserve">Update content; trail: Modified; Rejected remains Rejected</w:t>
+              <w:t xml:space="preserve">Update content; trail: Modified. Rejected remains Rejected. Active: PortalAdmin in place; others need an unused grant — consuming it unpublishes to PendingReview (Modified + SubmittedForReview).</w:t>
+            </w:r>
+          </w:p>
+        </w:tc>
+      </w:tr>
+      <w:tr>
+        <w:tc>
+          <w:p>
+            <w:r>
+              <w:rPr>
+                <w:b w:val="false"/>
+                <w:bCs w:val="false"/>
+                <w:sz w:val="17"/>
+                <w:szCs w:val="17"/>
+              </w:rPr>
+              <w:t xml:space="preserve">POST /api/questions/{id}/edit-requests</w:t>
+            </w:r>
+          </w:p>
+        </w:tc>
+        <w:tc>
+          <w:p>
+            <w:r>
+              <w:rPr>
+                <w:b w:val="false"/>
+                <w:bCs w:val="false"/>
+                <w:sz w:val="17"/>
+                <w:szCs w:val="17"/>
+              </w:rPr>
+              <w:t xml:space="preserve">Non–PortalAdmin who can view an Active question sends a reason (min 10 chars). Queues PortalAdmin rows in app_approval (entity_type QuestionEditRequest = 2105).</w:t>
+            </w:r>
+          </w:p>
+        </w:tc>
+      </w:tr>
+      <w:tr>
+        <w:tc>
+          <w:p>
+            <w:r>
+              <w:rPr>
+                <w:b w:val="false"/>
+                <w:bCs w:val="false"/>
+                <w:sz w:val="17"/>
+                <w:szCs w:val="17"/>
+              </w:rPr>
+              <w:t xml:space="preserve">GET /api/questions/edit-requests</w:t>
+            </w:r>
+          </w:p>
+        </w:tc>
+        <w:tc>
+          <w:p>
+            <w:r>
+              <w:rPr>
+                <w:b w:val="false"/>
+                <w:bCs w:val="false"/>
+                <w:sz w:val="17"/>
+                <w:szCs w:val="17"/>
+              </w:rPr>
+              <w:t xml:space="preserve">PortalAdmin pending edit-request queue.</w:t>
+            </w:r>
+          </w:p>
+        </w:tc>
+      </w:tr>
+      <w:tr>
+        <w:tc>
+          <w:p>
+            <w:r>
+              <w:rPr>
+                <w:b w:val="false"/>
+                <w:bCs w:val="false"/>
+                <w:sz w:val="17"/>
+                <w:szCs w:val="17"/>
+              </w:rPr>
+              <w:t xml:space="preserve">POST /api/questions/edit-requests/{id}/approve</w:t>
+            </w:r>
+          </w:p>
+        </w:tc>
+        <w:tc>
+          <w:p>
+            <w:r>
+              <w:rPr>
+                <w:b w:val="false"/>
+                <w:bCs w:val="false"/>
+                <w:sz w:val="17"/>
+                <w:szCs w:val="17"/>
+              </w:rPr>
+              <w:t xml:space="preserve">PortalAdmin grants a one-time edit to the requester.</w:t>
+            </w:r>
+          </w:p>
+        </w:tc>
+      </w:tr>
+      <w:tr>
+        <w:tc>
+          <w:p>
+            <w:r>
+              <w:rPr>
+                <w:b w:val="false"/>
+                <w:bCs w:val="false"/>
+                <w:sz w:val="17"/>
+                <w:szCs w:val="17"/>
+              </w:rPr>
+              <w:t xml:space="preserve">POST /api/questions/edit-requests/{id}/reject</w:t>
+            </w:r>
+          </w:p>
+        </w:tc>
+        <w:tc>
+          <w:p>
+            <w:r>
+              <w:rPr>
+                <w:b w:val="false"/>
+                <w:bCs w:val="false"/>
+                <w:sz w:val="17"/>
+                <w:szCs w:val="17"/>
+              </w:rPr>
+              <w:t xml:space="preserve">PortalAdmin rejects with reason (min 10 chars).</w:t>
             </w:r>
           </w:p>
         </w:tc>
@@ -4760,20 +4900,20 @@
                 <w:sz w:val="17"/>
                 <w:szCs w:val="17"/>
               </w:rPr>
-              <w:t xml:space="preserve">Content/options/answers edited (bank edit or inline quiz edit)</w:t>
-            </w:r>
-          </w:p>
-        </w:tc>
-        <w:tc>
-          <w:p>
-            <w:r>
-              <w:rPr>
-                <w:b w:val="false"/>
-                <w:bCs w:val="false"/>
-                <w:sz w:val="17"/>
-                <w:szCs w:val="17"/>
-              </w:rPr>
-              <w:t xml:space="preserve">Owner or PortalAdmin</w:t>
+              <w:t xml:space="preserve">Content/options/answers edited (bank edit, granted Active edit, or inline quiz edit)</w:t>
+            </w:r>
+          </w:p>
+        </w:tc>
+        <w:tc>
+          <w:p>
+            <w:r>
+              <w:rPr>
+                <w:b w:val="false"/>
+                <w:bCs w:val="false"/>
+                <w:sz w:val="17"/>
+                <w:szCs w:val="17"/>
+              </w:rPr>
+              <w:t xml:space="preserve">Owner, PortalAdmin, or the user with an unused edit grant</w:t>
             </w:r>
           </w:p>
         </w:tc>
@@ -5684,7 +5824,7 @@
           <w:sz w:val="21"/>
           <w:szCs w:val="21"/>
         </w:rPr>
-        <w:t xml:space="preserve">Steps: Non-PortalAdmin owner tries to edit/delete after approval/endorsement.</w:t>
+        <w:t xml:space="preserve">Steps: Non-PortalAdmin owner tries to edit/delete after approval/endorsement (not Active, or Active without a grant).</w:t>
       </w:r>
     </w:p>
     <w:p>
@@ -5704,7 +5844,7 @@
           <w:sz w:val="21"/>
           <w:szCs w:val="21"/>
         </w:rPr>
-        <w:t xml:space="preserve">Expected: Forbidden. PortalAdmin retains lifecycle and mutation control.</w:t>
+        <w:t xml:space="preserve">Expected: Forbidden. PortalAdmin retains lifecycle and mutation control. For Active questions, other roles request an edit instead of PUT.</w:t>
       </w:r>
     </w:p>
     <w:p>
@@ -5720,7 +5860,7 @@
           <w:sz w:val="24"/>
           <w:szCs w:val="24"/>
         </w:rPr>
-        <w:t xml:space="preserve">Q-11 — Excel import (non–PortalAdmin)</w:t>
+        <w:t xml:space="preserve">Q-10b — Active edit request</w:t>
       </w:r>
     </w:p>
     <w:p>
@@ -5732,7 +5872,7 @@
           <w:sz w:val="21"/>
           <w:szCs w:val="21"/>
         </w:rPr>
-        <w:t xml:space="preserve">Steps: Teacher/Coordinator/Tutor/Parent/CampusAdmin/SchoolAdmin uploads valid/invalid rows, runs dry-run, then confirms.</w:t>
+        <w:t xml:space="preserve">Steps: Teacher/Coordinator/Tutor/Parent/CampusAdmin/SchoolAdmin views an Active Public question and sends an edit request with a valid reason. PortalAdmin approves; the requester saves a change.</w:t>
       </w:r>
     </w:p>
     <w:p>
@@ -5752,7 +5892,7 @@
           <w:sz w:val="21"/>
           <w:szCs w:val="21"/>
         </w:rPr>
-        <w:t xml:space="preserve">Expected: Valid rows become PendingReview only (IsActive=false, Visibility=None); row errors are reported. A Status column cannot approve.</w:t>
+        <w:t xml:space="preserve">Expected: Request stored in app_question_edit_request; PortalAdmins queued in app_approval (entity_type 2105). After approve, PUT is allowed once: grant is consumed, question returns to PendingReview (Inactive, Visibility=None), trail Modified + SubmittedForReview.</w:t>
       </w:r>
     </w:p>
     <w:p>
@@ -5768,7 +5908,7 @@
           <w:sz w:val="24"/>
           <w:szCs w:val="24"/>
         </w:rPr>
-        <w:t xml:space="preserve">Q-11b — Excel import (PortalAdmin)</w:t>
+        <w:t xml:space="preserve">Q-11 — Excel import (non–PortalAdmin)</w:t>
       </w:r>
     </w:p>
     <w:p>
@@ -5780,7 +5920,7 @@
           <w:sz w:val="21"/>
           <w:szCs w:val="21"/>
         </w:rPr>
-        <w:t xml:space="preserve">Steps: PortalAdmin confirms a valid import.</w:t>
+        <w:t xml:space="preserve">Steps: Teacher/Coordinator/Tutor/Parent/CampusAdmin/SchoolAdmin uploads valid/invalid rows, runs dry-run, then confirms.</w:t>
       </w:r>
     </w:p>
     <w:p>
@@ -5800,7 +5940,7 @@
           <w:sz w:val="21"/>
           <w:szCs w:val="21"/>
         </w:rPr>
-        <w:t xml:space="preserve">Expected: Each valid row is auto-published like PortalAdmin create: Status=Approved, Visibility=Public, IsActive=true. Import uses CreateAsync — it does not stay PendingReview.</w:t>
+        <w:t xml:space="preserve">Expected: Valid rows become PendingReview only (IsActive=false, Visibility=None); row errors are reported. A Status column cannot approve.</w:t>
       </w:r>
     </w:p>
     <w:p>
@@ -5816,7 +5956,7 @@
           <w:sz w:val="24"/>
           <w:szCs w:val="24"/>
         </w:rPr>
-        <w:t xml:space="preserve">Q-12 — Fill answer privacy</w:t>
+        <w:t xml:space="preserve">Q-11b — Excel import (PortalAdmin)</w:t>
       </w:r>
     </w:p>
     <w:p>
@@ -5828,7 +5968,7 @@
           <w:sz w:val="21"/>
           <w:szCs w:val="21"/>
         </w:rPr>
-        <w:t xml:space="preserve">Steps: Student starts a quiz containing Fill in the Blanks.</w:t>
+        <w:t xml:space="preserve">Steps: PortalAdmin confirms a valid import.</w:t>
       </w:r>
     </w:p>
     <w:p>
@@ -5848,7 +5988,7 @@
           <w:sz w:val="21"/>
           <w:szCs w:val="21"/>
         </w:rPr>
-        <w:t xml:space="preserve">Expected: Accepted/model answers are not returned before submission.</w:t>
+        <w:t xml:space="preserve">Expected: Each valid row is auto-published like PortalAdmin create: Status=Approved, Visibility=Public, IsActive=true. Import uses CreateAsync — it does not stay PendingReview.</w:t>
       </w:r>
     </w:p>
     <w:p>
@@ -5864,7 +6004,7 @@
           <w:sz w:val="24"/>
           <w:szCs w:val="24"/>
         </w:rPr>
-        <w:t xml:space="preserve">Q-13 — Approval history trail</w:t>
+        <w:t xml:space="preserve">Q-12 — Fill answer privacy</w:t>
       </w:r>
     </w:p>
     <w:p>
@@ -5876,7 +6016,7 @@
           <w:sz w:val="21"/>
           <w:szCs w:val="21"/>
         </w:rPr>
-        <w:t xml:space="preserve">Steps: Teacher, Coordinator, or Tutor creates; CampusAdmin endorses; owner edits; PortalAdmin publishes, deactivates, archives, unarchives.</w:t>
+        <w:t xml:space="preserve">Steps: Student starts a quiz containing Fill in the Blanks.</w:t>
       </w:r>
     </w:p>
     <w:p>
@@ -5896,7 +6036,7 @@
           <w:sz w:val="21"/>
           <w:szCs w:val="21"/>
         </w:rPr>
-        <w:t xml:space="preserve">Expected: Question detail shows every step in Approval history — actor name + role, action chip, timestamp, and the rejection reason when present — in chronological order for all roles.</w:t>
+        <w:t xml:space="preserve">Expected: Accepted/model answers are not returned before submission.</w:t>
       </w:r>
     </w:p>
     <w:p>
@@ -5912,7 +6052,7 @@
           <w:sz w:val="24"/>
           <w:szCs w:val="24"/>
         </w:rPr>
-        <w:t xml:space="preserve">Q-14 — Modified is recorded</w:t>
+        <w:t xml:space="preserve">Q-13 — Approval history trail</w:t>
       </w:r>
     </w:p>
     <w:p>
@@ -5924,7 +6064,7 @@
           <w:sz w:val="21"/>
           <w:szCs w:val="21"/>
         </w:rPr>
-        <w:t xml:space="preserve">Steps: Owner edits a PendingReview/Rejected question (or their inline quiz question).</w:t>
+        <w:t xml:space="preserve">Steps: Teacher, Coordinator, or Tutor creates; CampusAdmin endorses; owner edits; PortalAdmin publishes, deactivates, archives, unarchives.</w:t>
       </w:r>
     </w:p>
     <w:p>
@@ -5944,7 +6084,7 @@
           <w:sz w:val="21"/>
           <w:szCs w:val="21"/>
         </w:rPr>
-        <w:t xml:space="preserve">Expected: A Modified event with the editor's name and role appears in the trail; status and visibility are unchanged.</w:t>
+        <w:t xml:space="preserve">Expected: Question detail shows every step in Approval history — actor name + role, action chip, timestamp, and the rejection reason when present — in chronological order for all roles.</w:t>
       </w:r>
     </w:p>
     <w:p>
@@ -5960,6 +6100,54 @@
           <w:sz w:val="24"/>
           <w:szCs w:val="24"/>
         </w:rPr>
+        <w:t xml:space="preserve">Q-14 — Modified is recorded</w:t>
+      </w:r>
+    </w:p>
+    <w:p>
+      <w:pPr>
+        <w:spacing w:after="100"/>
+      </w:pPr>
+      <w:r>
+        <w:rPr>
+          <w:sz w:val="21"/>
+          <w:szCs w:val="21"/>
+        </w:rPr>
+        <w:t xml:space="preserve">Steps: Owner edits a PendingReview/Rejected question (or their inline quiz question).</w:t>
+      </w:r>
+    </w:p>
+    <w:p>
+      <w:pPr>
+        <w:spacing w:after="100"/>
+        <w:rPr>
+          <w:b/>
+          <w:bCs/>
+          <w:color w:val="166534"/>
+        </w:rPr>
+      </w:pPr>
+      <w:r>
+        <w:rPr>
+          <w:b/>
+          <w:bCs/>
+          <w:color w:val="166534"/>
+          <w:sz w:val="21"/>
+          <w:szCs w:val="21"/>
+        </w:rPr>
+        <w:t xml:space="preserve">Expected: A Modified event with the editor's name and role appears in the trail; status and visibility are unchanged.</w:t>
+      </w:r>
+    </w:p>
+    <w:p>
+      <w:pPr>
+        <w:pStyle w:val="Heading2"/>
+        <w:spacing w:after="100" w:before="220"/>
+      </w:pPr>
+      <w:r>
+        <w:rPr>
+          <w:b/>
+          <w:bCs/>
+          <w:color w:val="2563EB"/>
+          <w:sz w:val="24"/>
+          <w:szCs w:val="24"/>
+        </w:rPr>
         <w:t xml:space="preserve">Q-15 — Inline quiz question skips bank review</w:t>
       </w:r>
     </w:p>
@@ -5993,6 +6181,54 @@
           <w:szCs w:val="21"/>
         </w:rPr>
         <w:t xml:space="preserve">Expected: Status=Approved, Visibility=Campus, IsActive=true immediately (MarkFullyApproved). No PendingReview. Usable on that quiz. Not listed by GET /questions?eligibleForQuizOnly=true because it is not Public.</w:t>
+      </w:r>
+    </w:p>
+    <w:p>
+      <w:pPr>
+        <w:pStyle w:val="Heading2"/>
+        <w:spacing w:after="100" w:before="220"/>
+      </w:pPr>
+      <w:r>
+        <w:rPr>
+          <w:b/>
+          <w:bCs/>
+          <w:color w:val="2563EB"/>
+          <w:sz w:val="24"/>
+          <w:szCs w:val="24"/>
+        </w:rPr>
+        <w:t xml:space="preserve">Q-15b — See quizzes using a question</w:t>
+      </w:r>
+    </w:p>
+    <w:p>
+      <w:pPr>
+        <w:spacing w:after="100"/>
+      </w:pPr>
+      <w:r>
+        <w:rPr>
+          <w:sz w:val="21"/>
+          <w:szCs w:val="21"/>
+        </w:rPr>
+        <w:t xml:space="preserve">Steps: Open a bank question detail and click Used in quizzes.</w:t>
+      </w:r>
+    </w:p>
+    <w:p>
+      <w:pPr>
+        <w:spacing w:after="100"/>
+        <w:rPr>
+          <w:b/>
+          <w:bCs/>
+          <w:color w:val="166534"/>
+        </w:rPr>
+      </w:pPr>
+      <w:r>
+        <w:rPr>
+          <w:b/>
+          <w:bCs/>
+          <w:color w:val="166534"/>
+          <w:sz w:val="21"/>
+          <w:szCs w:val="21"/>
+        </w:rPr>
+        <w:t xml:space="preserve">Expected: GET /api/questions/{id}/quizzes lists every non-deleted quiz that includes the question. Quiz-managing roles can open the quiz; CampusAdmin sees the list without a quiz-manage link.</w:t>
       </w:r>
     </w:p>
     <w:p>
@@ -6513,6 +6749,23 @@
           <w:szCs w:val="21"/>
         </w:rPr>
         <w:t xml:space="preserve">☐ Deleting a quiz-linked question is blocked.</w:t>
+      </w:r>
+    </w:p>
+    <w:p>
+      <w:pPr>
+        <w:pStyle w:val="ListParagraph"/>
+        <w:numPr>
+          <w:ilvl w:val="0"/>
+          <w:numId w:val="1"/>
+        </w:numPr>
+        <w:spacing w:after="60"/>
+      </w:pPr>
+      <w:r>
+        <w:rPr>
+          <w:sz w:val="21"/>
+          <w:szCs w:val="21"/>
+        </w:rPr>
+        <w:t xml:space="preserve">☐ Question detail Used in quizzes lists those quizzes (GET /api/questions/{id}/quizzes) so you can see why delete is blocked.</w:t>
       </w:r>
     </w:p>
     <w:p>

--- a/docs/04_RankUp_Questions_Business_QA.docx
+++ b/docs/04_RankUp_Questions_Business_QA.docx
@@ -3770,7 +3770,7 @@
           <w:sz w:val="21"/>
           <w:szCs w:val="21"/>
         </w:rPr>
-        <w:t xml:space="preserve">Lookup names or canonical IDs are accepted where documented.</w:t>
+        <w:t xml:space="preserve">Lookup dropdowns in the template use your catalog (Class, Subject, Topic, Type, Difficulty). Legacy numeric IDs still import.</w:t>
       </w:r>
     </w:p>
     <w:p>
@@ -3804,7 +3804,7 @@
           <w:sz w:val="21"/>
           <w:szCs w:val="21"/>
         </w:rPr>
-        <w:t xml:space="preserve">Choice types use IsCorrectN/CorrectOption; Fill uses accepted answers; Descriptive needs no options.</w:t>
+        <w:t xml:space="preserve">Choice types use Option1–Option8 and IsCorrectOption (single number or comma-separated). Fill uses accepted answers; Descriptive needs no options. Sample rows are skipped.</w:t>
       </w:r>
     </w:p>
     <w:p>

--- a/docs/04_RankUp_Questions_Business_QA.docx
+++ b/docs/04_RankUp_Questions_Business_QA.docx
@@ -573,7 +573,7 @@
                 <w:sz w:val="17"/>
                 <w:szCs w:val="17"/>
               </w:rPr>
-              <w:t xml:space="preserve">IsActive=false; Visibility=None; owner and organisation stamped from creator. Audience = creator + creator's CampusAdmin + creator's SchoolAdmin + PortalAdmin.</w:t>
+              <w:t xml:space="preserve">IsActive=false; Visibility=None. Teacher/Coordinator/Tutor/CampusAdmin/SchoolAdmin: org stamped from creator; audience = creator + creator's CampusAdmin + creator's SchoolAdmin + PortalAdmin. Parent: no school/campus stamp (family-private); audience = creator + PortalAdmin only until published.</w:t>
             </w:r>
           </w:p>
         </w:tc>
@@ -696,7 +696,7 @@
                 <w:sz w:val="17"/>
                 <w:szCs w:val="17"/>
               </w:rPr>
-              <w:t xml:space="preserve">A Teacher/Coordinator/Tutor/Parent question in the same campus only. Visibility=Campus; IsActive=false; audience stays restricted; not quiz-usable; still needs PortalAdmin to publish.</w:t>
+              <w:t xml:space="preserve">A Teacher/Coordinator/Tutor question in the same campus only. Visibility=Campus; IsActive=false; audience stays restricted; not quiz-usable; still needs PortalAdmin to publish. (Parent-created questions skip campus/school queues.)</w:t>
             </w:r>
           </w:p>
         </w:tc>
@@ -737,7 +737,7 @@
                 <w:sz w:val="17"/>
                 <w:szCs w:val="17"/>
               </w:rPr>
-              <w:t xml:space="preserve">A Teacher/Coordinator/Tutor/Parent/CampusAdmin question in the same school. Visibility=School; IsActive=false; audience stays restricted; not quiz-usable; still needs PortalAdmin to publish.</w:t>
+              <w:t xml:space="preserve">A Teacher/Coordinator/Tutor/CampusAdmin question in the same school. Visibility=School; IsActive=false; audience stays restricted; not quiz-usable; still needs PortalAdmin to publish.</w:t>
             </w:r>
           </w:p>
         </w:tc>
@@ -3787,6 +3787,23 @@
           <w:sz w:val="21"/>
           <w:szCs w:val="21"/>
         </w:rPr>
+        <w:t xml:space="preserve">Select Subject before Topic — the Topic dropdown lists only topics linked to that subject.</w:t>
+      </w:r>
+    </w:p>
+    <w:p>
+      <w:pPr>
+        <w:pStyle w:val="ListParagraph"/>
+        <w:numPr>
+          <w:ilvl w:val="0"/>
+          <w:numId w:val="1"/>
+        </w:numPr>
+        <w:spacing w:after="60"/>
+      </w:pPr>
+      <w:r>
+        <w:rPr>
+          <w:sz w:val="21"/>
+          <w:szCs w:val="21"/>
+        </w:rPr>
         <w:t xml:space="preserve">Offered types: Single Choice, Multiple Choice, True/False, Fill in the Blanks, Descriptive, Matching, Ordering. File Upload and Media rows are rejected.</w:t>
       </w:r>
     </w:p>
@@ -5257,1094 +5274,6 @@
     </w:p>
     <w:p>
       <w:pPr>
-        <w:pStyle w:val="Heading1"/>
-        <w:spacing w:after="100" w:before="220"/>
-      </w:pPr>
-      <w:r>
-        <w:rPr>
-          <w:b/>
-          <w:bCs/>
-          <w:color w:val="2563EB"/>
-          <w:sz w:val="28"/>
-          <w:szCs w:val="28"/>
-        </w:rPr>
-        <w:t xml:space="preserve">12. QA scenarios</w:t>
-      </w:r>
-    </w:p>
-    <w:p>
-      <w:pPr>
-        <w:pStyle w:val="Heading2"/>
-        <w:spacing w:after="100" w:before="220"/>
-      </w:pPr>
-      <w:r>
-        <w:rPr>
-          <w:b/>
-          <w:bCs/>
-          <w:color w:val="2563EB"/>
-          <w:sz w:val="24"/>
-          <w:szCs w:val="24"/>
-        </w:rPr>
-        <w:t xml:space="preserve">Q-01 — Create starts pending</w:t>
-      </w:r>
-    </w:p>
-    <w:p>
-      <w:pPr>
-        <w:spacing w:after="100"/>
-      </w:pPr>
-      <w:r>
-        <w:rPr>
-          <w:sz w:val="21"/>
-          <w:szCs w:val="21"/>
-        </w:rPr>
-        <w:t xml:space="preserve">Steps: Create as Teacher/Coordinator/Tutor/Parent/CampusAdmin/SchoolAdmin.</w:t>
-      </w:r>
-    </w:p>
-    <w:p>
-      <w:pPr>
-        <w:spacing w:after="100"/>
-        <w:rPr>
-          <w:b/>
-          <w:bCs/>
-          <w:color w:val="166534"/>
-        </w:rPr>
-      </w:pPr>
-      <w:r>
-        <w:rPr>
-          <w:b/>
-          <w:bCs/>
-          <w:color w:val="166534"/>
-          <w:sz w:val="21"/>
-          <w:szCs w:val="21"/>
-        </w:rPr>
-        <w:t xml:space="preserve">Expected: Status=PendingReview, IsActive=false, Visibility=None; audience = creator + creator's CampusAdmin/SchoolAdmin + PortalAdmin. Draft is never created (leftover Draft rows, if any, still read as Draft).</w:t>
-      </w:r>
-    </w:p>
-    <w:p>
-      <w:pPr>
-        <w:pStyle w:val="Heading2"/>
-        <w:spacing w:after="100" w:before="220"/>
-      </w:pPr>
-      <w:r>
-        <w:rPr>
-          <w:b/>
-          <w:bCs/>
-          <w:color w:val="2563EB"/>
-          <w:sz w:val="24"/>
-          <w:szCs w:val="24"/>
-        </w:rPr>
-        <w:t xml:space="preserve">Q-01b — PortalAdmin create auto-publishes</w:t>
-      </w:r>
-    </w:p>
-    <w:p>
-      <w:pPr>
-        <w:spacing w:after="100"/>
-      </w:pPr>
-      <w:r>
-        <w:rPr>
-          <w:sz w:val="21"/>
-          <w:szCs w:val="21"/>
-        </w:rPr>
-        <w:t xml:space="preserve">Steps: PortalAdmin creates a question.</w:t>
-      </w:r>
-    </w:p>
-    <w:p>
-      <w:pPr>
-        <w:spacing w:after="100"/>
-        <w:rPr>
-          <w:b/>
-          <w:bCs/>
-          <w:color w:val="166534"/>
-        </w:rPr>
-      </w:pPr>
-      <w:r>
-        <w:rPr>
-          <w:b/>
-          <w:bCs/>
-          <w:color w:val="166534"/>
-          <w:sz w:val="21"/>
-          <w:szCs w:val="21"/>
-        </w:rPr>
-        <w:t xml:space="preserve">Expected: Status=Approved, Visibility=Public, IsActive=true immediately; no separate approval step.</w:t>
-      </w:r>
-    </w:p>
-    <w:p>
-      <w:pPr>
-        <w:pStyle w:val="Heading2"/>
-        <w:spacing w:after="100" w:before="220"/>
-      </w:pPr>
-      <w:r>
-        <w:rPr>
-          <w:b/>
-          <w:bCs/>
-          <w:color w:val="2563EB"/>
-          <w:sz w:val="24"/>
-          <w:szCs w:val="24"/>
-        </w:rPr>
-        <w:t xml:space="preserve">Q-02 — Campus endorsement (not published)</w:t>
-      </w:r>
-    </w:p>
-    <w:p>
-      <w:pPr>
-        <w:spacing w:after="100"/>
-      </w:pPr>
-      <w:r>
-        <w:rPr>
-          <w:sz w:val="21"/>
-          <w:szCs w:val="21"/>
-        </w:rPr>
-        <w:t xml:space="preserve">Steps: CampusAdmin approves an in-campus Teacher/Coordinator/Tutor/Parent question.</w:t>
-      </w:r>
-    </w:p>
-    <w:p>
-      <w:pPr>
-        <w:spacing w:after="100"/>
-        <w:rPr>
-          <w:b/>
-          <w:bCs/>
-          <w:color w:val="166534"/>
-        </w:rPr>
-      </w:pPr>
-      <w:r>
-        <w:rPr>
-          <w:b/>
-          <w:bCs/>
-          <w:color w:val="166534"/>
-          <w:sz w:val="21"/>
-          <w:szCs w:val="21"/>
-        </w:rPr>
-        <w:t xml:space="preserve">Expected: Status=Approved (endorsed), Visibility=Campus, IsActive=false; audience stays restricted; NOT quiz-usable; still awaits PortalAdmin to publish.</w:t>
-      </w:r>
-    </w:p>
-    <w:p>
-      <w:pPr>
-        <w:pStyle w:val="Heading2"/>
-        <w:spacing w:after="100" w:before="220"/>
-      </w:pPr>
-      <w:r>
-        <w:rPr>
-          <w:b/>
-          <w:bCs/>
-          <w:color w:val="2563EB"/>
-          <w:sz w:val="24"/>
-          <w:szCs w:val="24"/>
-        </w:rPr>
-        <w:t xml:space="preserve">Q-03 — School endorsement (not published)</w:t>
-      </w:r>
-    </w:p>
-    <w:p>
-      <w:pPr>
-        <w:spacing w:after="100"/>
-      </w:pPr>
-      <w:r>
-        <w:rPr>
-          <w:sz w:val="21"/>
-          <w:szCs w:val="21"/>
-        </w:rPr>
-        <w:t xml:space="preserve">Steps: SchoolAdmin approves an in-school Teacher/Coordinator/Tutor/Parent/CampusAdmin question.</w:t>
-      </w:r>
-    </w:p>
-    <w:p>
-      <w:pPr>
-        <w:spacing w:after="100"/>
-        <w:rPr>
-          <w:b/>
-          <w:bCs/>
-          <w:color w:val="166534"/>
-        </w:rPr>
-      </w:pPr>
-      <w:r>
-        <w:rPr>
-          <w:b/>
-          <w:bCs/>
-          <w:color w:val="166534"/>
-          <w:sz w:val="21"/>
-          <w:szCs w:val="21"/>
-        </w:rPr>
-        <w:t xml:space="preserve">Expected: Status=Approved (endorsed), Visibility=School, IsActive=false; audience stays restricted; NOT quiz-usable; still awaits PortalAdmin to publish.</w:t>
-      </w:r>
-    </w:p>
-    <w:p>
-      <w:pPr>
-        <w:pStyle w:val="Heading2"/>
-        <w:spacing w:after="100" w:before="220"/>
-      </w:pPr>
-      <w:r>
-        <w:rPr>
-          <w:b/>
-          <w:bCs/>
-          <w:color w:val="2563EB"/>
-          <w:sz w:val="24"/>
-          <w:szCs w:val="24"/>
-        </w:rPr>
-        <w:t xml:space="preserve">Q-04 — Portal publish</w:t>
-      </w:r>
-    </w:p>
-    <w:p>
-      <w:pPr>
-        <w:spacing w:after="100"/>
-      </w:pPr>
-      <w:r>
-        <w:rPr>
-          <w:sz w:val="21"/>
-          <w:szCs w:val="21"/>
-        </w:rPr>
-        <w:t xml:space="preserve">Steps: PortalAdmin approves any pending or endorsed question.</w:t>
-      </w:r>
-    </w:p>
-    <w:p>
-      <w:pPr>
-        <w:spacing w:after="100"/>
-        <w:rPr>
-          <w:b/>
-          <w:bCs/>
-          <w:color w:val="166534"/>
-        </w:rPr>
-      </w:pPr>
-      <w:r>
-        <w:rPr>
-          <w:b/>
-          <w:bCs/>
-          <w:color w:val="166534"/>
-          <w:sz w:val="21"/>
-          <w:szCs w:val="21"/>
-        </w:rPr>
-        <w:t xml:space="preserve">Expected: Status=Approved, Visibility=Public, IsActive=true; visible to all question-managing roles; quiz-usable.</w:t>
-      </w:r>
-    </w:p>
-    <w:p>
-      <w:pPr>
-        <w:pStyle w:val="Heading2"/>
-        <w:spacing w:after="100" w:before="220"/>
-      </w:pPr>
-      <w:r>
-        <w:rPr>
-          <w:b/>
-          <w:bCs/>
-          <w:color w:val="2563EB"/>
-          <w:sz w:val="24"/>
-          <w:szCs w:val="24"/>
-        </w:rPr>
-        <w:t xml:space="preserve">Q-05 — Approver hierarchy / no self-approval</w:t>
-      </w:r>
-    </w:p>
-    <w:p>
-      <w:pPr>
-        <w:spacing w:after="100"/>
-      </w:pPr>
-      <w:r>
-        <w:rPr>
-          <w:sz w:val="21"/>
-          <w:szCs w:val="21"/>
-        </w:rPr>
-        <w:t xml:space="preserve">Steps: CampusAdmin tries to approve their own or a peer campus's question; SchoolAdmin tries to approve their own question.</w:t>
-      </w:r>
-    </w:p>
-    <w:p>
-      <w:pPr>
-        <w:spacing w:after="100"/>
-        <w:rPr>
-          <w:b/>
-          <w:bCs/>
-          <w:color w:val="166534"/>
-        </w:rPr>
-      </w:pPr>
-      <w:r>
-        <w:rPr>
-          <w:b/>
-          <w:bCs/>
-          <w:color w:val="166534"/>
-          <w:sz w:val="21"/>
-          <w:szCs w:val="21"/>
-        </w:rPr>
-        <w:t xml:space="preserve">Expected: Forbidden. Web and Mobile hide Endorse/Reject on the creator's own item (CampusAdmin/SchoolAdmin). API 403s if called anyway. A CampusAdmin question needs SchoolAdmin or PortalAdmin; a SchoolAdmin question needs PortalAdmin. Approver must be a higher tier than the creator; no self or same-tier approval.</w:t>
-      </w:r>
-    </w:p>
-    <w:p>
-      <w:pPr>
-        <w:pStyle w:val="Heading2"/>
-        <w:spacing w:after="100" w:before="220"/>
-      </w:pPr>
-      <w:r>
-        <w:rPr>
-          <w:b/>
-          <w:bCs/>
-          <w:color w:val="2563EB"/>
-          <w:sz w:val="24"/>
-          <w:szCs w:val="24"/>
-        </w:rPr>
-        <w:t xml:space="preserve">Q-06 — Non-public isolation</w:t>
-      </w:r>
-    </w:p>
-    <w:p>
-      <w:pPr>
-        <w:spacing w:after="100"/>
-      </w:pPr>
-      <w:r>
-        <w:rPr>
-          <w:sz w:val="21"/>
-          <w:szCs w:val="21"/>
-        </w:rPr>
-        <w:t xml:space="preserve">Steps: Another Teacher, Coordinator, Tutor, or Parent in the same campus, a user in another campus/school, or an unrelated admin opens the bank.</w:t>
-      </w:r>
-    </w:p>
-    <w:p>
-      <w:pPr>
-        <w:spacing w:after="100"/>
-        <w:rPr>
-          <w:b/>
-          <w:bCs/>
-          <w:color w:val="166534"/>
-        </w:rPr>
-      </w:pPr>
-      <w:r>
-        <w:rPr>
-          <w:b/>
-          <w:bCs/>
-          <w:color w:val="166534"/>
-          <w:sz w:val="21"/>
-          <w:szCs w:val="21"/>
-        </w:rPr>
-        <w:t xml:space="preserve">Expected: A PendingReview or endorsed (Campus/School) question is NOT visible to them. Only Public (PortalAdmin-published) questions appear.</w:t>
-      </w:r>
-    </w:p>
-    <w:p>
-      <w:pPr>
-        <w:pStyle w:val="Heading2"/>
-        <w:spacing w:after="100" w:before="220"/>
-      </w:pPr>
-      <w:r>
-        <w:rPr>
-          <w:b/>
-          <w:bCs/>
-          <w:color w:val="2563EB"/>
-          <w:sz w:val="24"/>
-          <w:szCs w:val="24"/>
-        </w:rPr>
-        <w:t xml:space="preserve">Q-07 — Reject and resubmit</w:t>
-      </w:r>
-    </w:p>
-    <w:p>
-      <w:pPr>
-        <w:spacing w:after="100"/>
-      </w:pPr>
-      <w:r>
-        <w:rPr>
-          <w:sz w:val="21"/>
-          <w:szCs w:val="21"/>
-        </w:rPr>
-        <w:t xml:space="preserve">Steps: Eligible approver rejects with reason; owner edits and submits for review.</w:t>
-      </w:r>
-    </w:p>
-    <w:p>
-      <w:pPr>
-        <w:spacing w:after="100"/>
-        <w:rPr>
-          <w:b/>
-          <w:bCs/>
-          <w:color w:val="166534"/>
-        </w:rPr>
-      </w:pPr>
-      <w:r>
-        <w:rPr>
-          <w:b/>
-          <w:bCs/>
-          <w:color w:val="166534"/>
-          <w:sz w:val="21"/>
-          <w:szCs w:val="21"/>
-        </w:rPr>
-        <w:t xml:space="preserve">Expected: Rejected stays Rejected during edit, then explicit submit returns it to PendingReview.</w:t>
-      </w:r>
-    </w:p>
-    <w:p>
-      <w:pPr>
-        <w:pStyle w:val="Heading2"/>
-        <w:spacing w:after="100" w:before="220"/>
-      </w:pPr>
-      <w:r>
-        <w:rPr>
-          <w:b/>
-          <w:bCs/>
-          <w:color w:val="2563EB"/>
-          <w:sz w:val="24"/>
-          <w:szCs w:val="24"/>
-        </w:rPr>
-        <w:t xml:space="preserve">Q-08 — Published deactivation</w:t>
-      </w:r>
-    </w:p>
-    <w:p>
-      <w:pPr>
-        <w:spacing w:after="100"/>
-      </w:pPr>
-      <w:r>
-        <w:rPr>
-          <w:sz w:val="21"/>
-          <w:szCs w:val="21"/>
-        </w:rPr>
-        <w:t xml:space="preserve">Steps: PortalAdmin deactivates a Published (Public) question.</w:t>
-      </w:r>
-    </w:p>
-    <w:p>
-      <w:pPr>
-        <w:spacing w:after="100"/>
-        <w:rPr>
-          <w:b/>
-          <w:bCs/>
-          <w:color w:val="166534"/>
-        </w:rPr>
-      </w:pPr>
-      <w:r>
-        <w:rPr>
-          <w:b/>
-          <w:bCs/>
-          <w:color w:val="166534"/>
-          <w:sz w:val="21"/>
-          <w:szCs w:val="21"/>
-        </w:rPr>
-        <w:t xml:space="preserve">Expected: Status remains Approved; Activity shows Inactive (IsActive=false); unavailable for new quiz use. Endorsed and non-Approved statuses stay Inactive and cannot be activated.</w:t>
-      </w:r>
-    </w:p>
-    <w:p>
-      <w:pPr>
-        <w:pStyle w:val="Heading2"/>
-        <w:spacing w:after="100" w:before="220"/>
-      </w:pPr>
-      <w:r>
-        <w:rPr>
-          <w:b/>
-          <w:bCs/>
-          <w:color w:val="2563EB"/>
-          <w:sz w:val="24"/>
-          <w:szCs w:val="24"/>
-        </w:rPr>
-        <w:t xml:space="preserve">Q-09 — Archive</w:t>
-      </w:r>
-    </w:p>
-    <w:p>
-      <w:pPr>
-        <w:spacing w:after="100"/>
-      </w:pPr>
-      <w:r>
-        <w:rPr>
-          <w:sz w:val="21"/>
-          <w:szCs w:val="21"/>
-        </w:rPr>
-        <w:t xml:space="preserve">Steps: PortalAdmin archives a question.</w:t>
-      </w:r>
-    </w:p>
-    <w:p>
-      <w:pPr>
-        <w:spacing w:after="100"/>
-        <w:rPr>
-          <w:b/>
-          <w:bCs/>
-          <w:color w:val="166534"/>
-        </w:rPr>
-      </w:pPr>
-      <w:r>
-        <w:rPr>
-          <w:b/>
-          <w:bCs/>
-          <w:color w:val="166534"/>
-          <w:sz w:val="21"/>
-          <w:szCs w:val="21"/>
-        </w:rPr>
-        <w:t xml:space="preserve">Expected: Status=Archived; IsActive=false; hidden from normal bank/quiz use. Visibility preserved.</w:t>
-      </w:r>
-    </w:p>
-    <w:p>
-      <w:pPr>
-        <w:pStyle w:val="Heading2"/>
-        <w:spacing w:after="100" w:before="220"/>
-      </w:pPr>
-      <w:r>
-        <w:rPr>
-          <w:b/>
-          <w:bCs/>
-          <w:color w:val="2563EB"/>
-          <w:sz w:val="24"/>
-          <w:szCs w:val="24"/>
-        </w:rPr>
-        <w:t xml:space="preserve">Q-09b — Unarchive</w:t>
-      </w:r>
-    </w:p>
-    <w:p>
-      <w:pPr>
-        <w:spacing w:after="100"/>
-      </w:pPr>
-      <w:r>
-        <w:rPr>
-          <w:sz w:val="21"/>
-          <w:szCs w:val="21"/>
-        </w:rPr>
-        <w:t xml:space="preserve">Steps: PortalAdmin unarchives a previously archived question.</w:t>
-      </w:r>
-    </w:p>
-    <w:p>
-      <w:pPr>
-        <w:spacing w:after="100"/>
-        <w:rPr>
-          <w:b/>
-          <w:bCs/>
-          <w:color w:val="166534"/>
-        </w:rPr>
-      </w:pPr>
-      <w:r>
-        <w:rPr>
-          <w:b/>
-          <w:bCs/>
-          <w:color w:val="166534"/>
-          <w:sz w:val="21"/>
-          <w:szCs w:val="21"/>
-        </w:rPr>
-        <w:t xml:space="preserve">Expected: Public restored as Approved + Active; Campus/School as Approved + Inactive; None as PendingReview.</w:t>
-      </w:r>
-    </w:p>
-    <w:p>
-      <w:pPr>
-        <w:pStyle w:val="Heading2"/>
-        <w:spacing w:after="100" w:before="220"/>
-      </w:pPr>
-      <w:r>
-        <w:rPr>
-          <w:b/>
-          <w:bCs/>
-          <w:color w:val="2563EB"/>
-          <w:sz w:val="24"/>
-          <w:szCs w:val="24"/>
-        </w:rPr>
-        <w:t xml:space="preserve">Q-10 — Ownership lock</w:t>
-      </w:r>
-    </w:p>
-    <w:p>
-      <w:pPr>
-        <w:spacing w:after="100"/>
-      </w:pPr>
-      <w:r>
-        <w:rPr>
-          <w:sz w:val="21"/>
-          <w:szCs w:val="21"/>
-        </w:rPr>
-        <w:t xml:space="preserve">Steps: Non-PortalAdmin owner tries to edit/delete after approval/endorsement (not Active, or Active without a grant).</w:t>
-      </w:r>
-    </w:p>
-    <w:p>
-      <w:pPr>
-        <w:spacing w:after="100"/>
-        <w:rPr>
-          <w:b/>
-          <w:bCs/>
-          <w:color w:val="166534"/>
-        </w:rPr>
-      </w:pPr>
-      <w:r>
-        <w:rPr>
-          <w:b/>
-          <w:bCs/>
-          <w:color w:val="166534"/>
-          <w:sz w:val="21"/>
-          <w:szCs w:val="21"/>
-        </w:rPr>
-        <w:t xml:space="preserve">Expected: Forbidden. PortalAdmin retains lifecycle and mutation control. For Active questions, other roles request an edit instead of PUT.</w:t>
-      </w:r>
-    </w:p>
-    <w:p>
-      <w:pPr>
-        <w:pStyle w:val="Heading2"/>
-        <w:spacing w:after="100" w:before="220"/>
-      </w:pPr>
-      <w:r>
-        <w:rPr>
-          <w:b/>
-          <w:bCs/>
-          <w:color w:val="2563EB"/>
-          <w:sz w:val="24"/>
-          <w:szCs w:val="24"/>
-        </w:rPr>
-        <w:t xml:space="preserve">Q-10b — Active edit request</w:t>
-      </w:r>
-    </w:p>
-    <w:p>
-      <w:pPr>
-        <w:spacing w:after="100"/>
-      </w:pPr>
-      <w:r>
-        <w:rPr>
-          <w:sz w:val="21"/>
-          <w:szCs w:val="21"/>
-        </w:rPr>
-        <w:t xml:space="preserve">Steps: Teacher/Coordinator/Tutor/Parent/CampusAdmin/SchoolAdmin views an Active Public question and sends an edit request with a valid reason. PortalAdmin approves; the requester saves a change.</w:t>
-      </w:r>
-    </w:p>
-    <w:p>
-      <w:pPr>
-        <w:spacing w:after="100"/>
-        <w:rPr>
-          <w:b/>
-          <w:bCs/>
-          <w:color w:val="166534"/>
-        </w:rPr>
-      </w:pPr>
-      <w:r>
-        <w:rPr>
-          <w:b/>
-          <w:bCs/>
-          <w:color w:val="166534"/>
-          <w:sz w:val="21"/>
-          <w:szCs w:val="21"/>
-        </w:rPr>
-        <w:t xml:space="preserve">Expected: Request stored in app_question_edit_request; PortalAdmins queued in app_approval (entity_type 2105). After approve, PUT is allowed once: grant is consumed, question returns to PendingReview (Inactive, Visibility=None), trail Modified + SubmittedForReview.</w:t>
-      </w:r>
-    </w:p>
-    <w:p>
-      <w:pPr>
-        <w:pStyle w:val="Heading2"/>
-        <w:spacing w:after="100" w:before="220"/>
-      </w:pPr>
-      <w:r>
-        <w:rPr>
-          <w:b/>
-          <w:bCs/>
-          <w:color w:val="2563EB"/>
-          <w:sz w:val="24"/>
-          <w:szCs w:val="24"/>
-        </w:rPr>
-        <w:t xml:space="preserve">Q-11 — Excel import (non–PortalAdmin)</w:t>
-      </w:r>
-    </w:p>
-    <w:p>
-      <w:pPr>
-        <w:spacing w:after="100"/>
-      </w:pPr>
-      <w:r>
-        <w:rPr>
-          <w:sz w:val="21"/>
-          <w:szCs w:val="21"/>
-        </w:rPr>
-        <w:t xml:space="preserve">Steps: Teacher/Coordinator/Tutor/Parent/CampusAdmin/SchoolAdmin uploads valid/invalid rows, runs dry-run, then confirms.</w:t>
-      </w:r>
-    </w:p>
-    <w:p>
-      <w:pPr>
-        <w:spacing w:after="100"/>
-        <w:rPr>
-          <w:b/>
-          <w:bCs/>
-          <w:color w:val="166534"/>
-        </w:rPr>
-      </w:pPr>
-      <w:r>
-        <w:rPr>
-          <w:b/>
-          <w:bCs/>
-          <w:color w:val="166534"/>
-          <w:sz w:val="21"/>
-          <w:szCs w:val="21"/>
-        </w:rPr>
-        <w:t xml:space="preserve">Expected: Valid rows become PendingReview only (IsActive=false, Visibility=None); row errors are reported. A Status column cannot approve.</w:t>
-      </w:r>
-    </w:p>
-    <w:p>
-      <w:pPr>
-        <w:pStyle w:val="Heading2"/>
-        <w:spacing w:after="100" w:before="220"/>
-      </w:pPr>
-      <w:r>
-        <w:rPr>
-          <w:b/>
-          <w:bCs/>
-          <w:color w:val="2563EB"/>
-          <w:sz w:val="24"/>
-          <w:szCs w:val="24"/>
-        </w:rPr>
-        <w:t xml:space="preserve">Q-11b — Excel import (PortalAdmin)</w:t>
-      </w:r>
-    </w:p>
-    <w:p>
-      <w:pPr>
-        <w:spacing w:after="100"/>
-      </w:pPr>
-      <w:r>
-        <w:rPr>
-          <w:sz w:val="21"/>
-          <w:szCs w:val="21"/>
-        </w:rPr>
-        <w:t xml:space="preserve">Steps: PortalAdmin confirms a valid import.</w:t>
-      </w:r>
-    </w:p>
-    <w:p>
-      <w:pPr>
-        <w:spacing w:after="100"/>
-        <w:rPr>
-          <w:b/>
-          <w:bCs/>
-          <w:color w:val="166534"/>
-        </w:rPr>
-      </w:pPr>
-      <w:r>
-        <w:rPr>
-          <w:b/>
-          <w:bCs/>
-          <w:color w:val="166534"/>
-          <w:sz w:val="21"/>
-          <w:szCs w:val="21"/>
-        </w:rPr>
-        <w:t xml:space="preserve">Expected: Each valid row is auto-published like PortalAdmin create: Status=Approved, Visibility=Public, IsActive=true. Import uses CreateAsync — it does not stay PendingReview.</w:t>
-      </w:r>
-    </w:p>
-    <w:p>
-      <w:pPr>
-        <w:pStyle w:val="Heading2"/>
-        <w:spacing w:after="100" w:before="220"/>
-      </w:pPr>
-      <w:r>
-        <w:rPr>
-          <w:b/>
-          <w:bCs/>
-          <w:color w:val="2563EB"/>
-          <w:sz w:val="24"/>
-          <w:szCs w:val="24"/>
-        </w:rPr>
-        <w:t xml:space="preserve">Q-12 — Fill answer privacy</w:t>
-      </w:r>
-    </w:p>
-    <w:p>
-      <w:pPr>
-        <w:spacing w:after="100"/>
-      </w:pPr>
-      <w:r>
-        <w:rPr>
-          <w:sz w:val="21"/>
-          <w:szCs w:val="21"/>
-        </w:rPr>
-        <w:t xml:space="preserve">Steps: Student starts a quiz containing Fill in the Blanks.</w:t>
-      </w:r>
-    </w:p>
-    <w:p>
-      <w:pPr>
-        <w:spacing w:after="100"/>
-        <w:rPr>
-          <w:b/>
-          <w:bCs/>
-          <w:color w:val="166534"/>
-        </w:rPr>
-      </w:pPr>
-      <w:r>
-        <w:rPr>
-          <w:b/>
-          <w:bCs/>
-          <w:color w:val="166534"/>
-          <w:sz w:val="21"/>
-          <w:szCs w:val="21"/>
-        </w:rPr>
-        <w:t xml:space="preserve">Expected: Accepted/model answers are not returned before submission.</w:t>
-      </w:r>
-    </w:p>
-    <w:p>
-      <w:pPr>
-        <w:pStyle w:val="Heading2"/>
-        <w:spacing w:after="100" w:before="220"/>
-      </w:pPr>
-      <w:r>
-        <w:rPr>
-          <w:b/>
-          <w:bCs/>
-          <w:color w:val="2563EB"/>
-          <w:sz w:val="24"/>
-          <w:szCs w:val="24"/>
-        </w:rPr>
-        <w:t xml:space="preserve">Q-13 — Approval history trail</w:t>
-      </w:r>
-    </w:p>
-    <w:p>
-      <w:pPr>
-        <w:spacing w:after="100"/>
-      </w:pPr>
-      <w:r>
-        <w:rPr>
-          <w:sz w:val="21"/>
-          <w:szCs w:val="21"/>
-        </w:rPr>
-        <w:t xml:space="preserve">Steps: Teacher, Coordinator, or Tutor creates; CampusAdmin endorses; owner edits; PortalAdmin publishes, deactivates, archives, unarchives.</w:t>
-      </w:r>
-    </w:p>
-    <w:p>
-      <w:pPr>
-        <w:spacing w:after="100"/>
-        <w:rPr>
-          <w:b/>
-          <w:bCs/>
-          <w:color w:val="166534"/>
-        </w:rPr>
-      </w:pPr>
-      <w:r>
-        <w:rPr>
-          <w:b/>
-          <w:bCs/>
-          <w:color w:val="166534"/>
-          <w:sz w:val="21"/>
-          <w:szCs w:val="21"/>
-        </w:rPr>
-        <w:t xml:space="preserve">Expected: Question detail shows every step in Approval history — actor name + role, action chip, timestamp, and the rejection reason when present — in chronological order for all roles.</w:t>
-      </w:r>
-    </w:p>
-    <w:p>
-      <w:pPr>
-        <w:pStyle w:val="Heading2"/>
-        <w:spacing w:after="100" w:before="220"/>
-      </w:pPr>
-      <w:r>
-        <w:rPr>
-          <w:b/>
-          <w:bCs/>
-          <w:color w:val="2563EB"/>
-          <w:sz w:val="24"/>
-          <w:szCs w:val="24"/>
-        </w:rPr>
-        <w:t xml:space="preserve">Q-14 — Modified is recorded</w:t>
-      </w:r>
-    </w:p>
-    <w:p>
-      <w:pPr>
-        <w:spacing w:after="100"/>
-      </w:pPr>
-      <w:r>
-        <w:rPr>
-          <w:sz w:val="21"/>
-          <w:szCs w:val="21"/>
-        </w:rPr>
-        <w:t xml:space="preserve">Steps: Owner edits a PendingReview/Rejected question (or their inline quiz question).</w:t>
-      </w:r>
-    </w:p>
-    <w:p>
-      <w:pPr>
-        <w:spacing w:after="100"/>
-        <w:rPr>
-          <w:b/>
-          <w:bCs/>
-          <w:color w:val="166534"/>
-        </w:rPr>
-      </w:pPr>
-      <w:r>
-        <w:rPr>
-          <w:b/>
-          <w:bCs/>
-          <w:color w:val="166534"/>
-          <w:sz w:val="21"/>
-          <w:szCs w:val="21"/>
-        </w:rPr>
-        <w:t xml:space="preserve">Expected: A Modified event with the editor's name and role appears in the trail; status and visibility are unchanged.</w:t>
-      </w:r>
-    </w:p>
-    <w:p>
-      <w:pPr>
-        <w:pStyle w:val="Heading2"/>
-        <w:spacing w:after="100" w:before="220"/>
-      </w:pPr>
-      <w:r>
-        <w:rPr>
-          <w:b/>
-          <w:bCs/>
-          <w:color w:val="2563EB"/>
-          <w:sz w:val="24"/>
-          <w:szCs w:val="24"/>
-        </w:rPr>
-        <w:t xml:space="preserve">Q-15 — Inline quiz question skips bank review</w:t>
-      </w:r>
-    </w:p>
-    <w:p>
-      <w:pPr>
-        <w:spacing w:after="100"/>
-      </w:pPr>
-      <w:r>
-        <w:rPr>
-          <w:sz w:val="21"/>
-          <w:szCs w:val="21"/>
-        </w:rPr>
-        <w:t xml:space="preserve">Steps: A quiz manager adds a question inline on a quiz (POST /api/quizzes/{id}/questions), not from the bank picker.</w:t>
-      </w:r>
-    </w:p>
-    <w:p>
-      <w:pPr>
-        <w:spacing w:after="100"/>
-        <w:rPr>
-          <w:b/>
-          <w:bCs/>
-          <w:color w:val="166534"/>
-        </w:rPr>
-      </w:pPr>
-      <w:r>
-        <w:rPr>
-          <w:b/>
-          <w:bCs/>
-          <w:color w:val="166534"/>
-          <w:sz w:val="21"/>
-          <w:szCs w:val="21"/>
-        </w:rPr>
-        <w:t xml:space="preserve">Expected: Status=Approved, Visibility=Campus, IsActive=true immediately (MarkFullyApproved). No PendingReview. Usable on that quiz. Not listed by GET /questions?eligibleForQuizOnly=true because it is not Public.</w:t>
-      </w:r>
-    </w:p>
-    <w:p>
-      <w:pPr>
-        <w:pStyle w:val="Heading2"/>
-        <w:spacing w:after="100" w:before="220"/>
-      </w:pPr>
-      <w:r>
-        <w:rPr>
-          <w:b/>
-          <w:bCs/>
-          <w:color w:val="2563EB"/>
-          <w:sz w:val="24"/>
-          <w:szCs w:val="24"/>
-        </w:rPr>
-        <w:t xml:space="preserve">Q-15b — See quizzes using a question</w:t>
-      </w:r>
-    </w:p>
-    <w:p>
-      <w:pPr>
-        <w:spacing w:after="100"/>
-      </w:pPr>
-      <w:r>
-        <w:rPr>
-          <w:sz w:val="21"/>
-          <w:szCs w:val="21"/>
-        </w:rPr>
-        <w:t xml:space="preserve">Steps: Open a bank question detail and click Used in quizzes.</w:t>
-      </w:r>
-    </w:p>
-    <w:p>
-      <w:pPr>
-        <w:spacing w:after="100"/>
-        <w:rPr>
-          <w:b/>
-          <w:bCs/>
-          <w:color w:val="166534"/>
-        </w:rPr>
-      </w:pPr>
-      <w:r>
-        <w:rPr>
-          <w:b/>
-          <w:bCs/>
-          <w:color w:val="166534"/>
-          <w:sz w:val="21"/>
-          <w:szCs w:val="21"/>
-        </w:rPr>
-        <w:t xml:space="preserve">Expected: GET /api/questions/{id}/quizzes lists every non-deleted quiz that includes the question. Quiz-managing roles can open the quiz; CampusAdmin sees the list without a quiz-manage link.</w:t>
-      </w:r>
-    </w:p>
-    <w:p>
-      <w:pPr>
-        <w:pStyle w:val="Heading2"/>
-        <w:spacing w:after="100" w:before="220"/>
-      </w:pPr>
-      <w:r>
-        <w:rPr>
-          <w:b/>
-          <w:bCs/>
-          <w:color w:val="2563EB"/>
-          <w:sz w:val="24"/>
-          <w:szCs w:val="24"/>
-        </w:rPr>
-        <w:t xml:space="preserve">Q-16 — Campus/School see Coordinator and Tutor</w:t>
-      </w:r>
-    </w:p>
-    <w:p>
-      <w:pPr>
-        <w:spacing w:after="100"/>
-      </w:pPr>
-      <w:r>
-        <w:rPr>
-          <w:sz w:val="21"/>
-          <w:szCs w:val="21"/>
-        </w:rPr>
-        <w:t xml:space="preserve">Steps: A Coordinator and a Tutor in the same campus create PendingReview questions. CampusAdmin opens the bank and pending-approval queue. SchoolAdmin does the same at school scope.</w:t>
-      </w:r>
-    </w:p>
-    <w:p>
-      <w:pPr>
-        <w:spacing w:after="100"/>
-        <w:rPr>
-          <w:b/>
-          <w:bCs/>
-          <w:color w:val="166534"/>
-        </w:rPr>
-      </w:pPr>
-      <w:r>
-        <w:rPr>
-          <w:b/>
-          <w:bCs/>
-          <w:color w:val="166534"/>
-          <w:sz w:val="21"/>
-          <w:szCs w:val="21"/>
-        </w:rPr>
-        <w:t xml:space="preserve">Expected: CampusAdmin sees both (same campus). SchoolAdmin sees Coordinator/Tutor/Teacher/Parent/CampusAdmin pending in that school. List, pending-approval, and GetById use the same creator-role lists.</w:t>
-      </w:r>
-    </w:p>
-    <w:p>
-      <w:pPr>
-        <w:pStyle w:val="Heading2"/>
-        <w:spacing w:after="100" w:before="220"/>
-      </w:pPr>
-      <w:r>
-        <w:rPr>
-          <w:b/>
-          <w:bCs/>
-          <w:color w:val="2563EB"/>
-          <w:sz w:val="24"/>
-          <w:szCs w:val="24"/>
-        </w:rPr>
-        <w:t xml:space="preserve">Q-17 — CampusAdmin cannot attach bank questions to quizzes</w:t>
-      </w:r>
-    </w:p>
-    <w:p>
-      <w:pPr>
-        <w:spacing w:after="100"/>
-      </w:pPr>
-      <w:r>
-        <w:rPr>
-          <w:sz w:val="21"/>
-          <w:szCs w:val="21"/>
-        </w:rPr>
-        <w:t xml:space="preserve">Steps: CampusAdmin endorses a question; PortalAdmin publishes it Public+Active. CampusAdmin opens Quizzes to attach it or add an inline question.</w:t>
-      </w:r>
-    </w:p>
-    <w:p>
-      <w:pPr>
-        <w:spacing w:after="100"/>
-        <w:rPr>
-          <w:b/>
-          <w:bCs/>
-          <w:color w:val="166534"/>
-        </w:rPr>
-      </w:pPr>
-      <w:r>
-        <w:rPr>
-          <w:b/>
-          <w:bCs/>
-          <w:color w:val="166534"/>
-          <w:sz w:val="21"/>
-          <w:szCs w:val="21"/>
-        </w:rPr>
-        <w:t xml:space="preserve">Expected: Forbidden. CampusAdmin may manage the question bank and endorse, and may school-approve quizzes, but cannot create/manage quizzes or call POST /api/quizzes/{id}/questions or from-bank attach. A Teacher/SchoolAdmin/PortalAdmin (or Coordinator/Tutor/Parent) must attach it.</w:t>
-      </w:r>
-    </w:p>
-    <w:p>
-      <w:pPr>
-        <w:pStyle w:val="Heading1"/>
-        <w:spacing w:after="100" w:before="220"/>
-      </w:pPr>
-      <w:r>
-        <w:rPr>
-          <w:b/>
-          <w:bCs/>
-          <w:color w:val="2563EB"/>
-          <w:sz w:val="28"/>
-          <w:szCs w:val="28"/>
-        </w:rPr>
-        <w:t xml:space="preserve">13. Verification checklist</w:t>
-      </w:r>
-    </w:p>
-    <w:p>
-      <w:pPr>
         <w:pStyle w:val="ListParagraph"/>
         <w:numPr>
           <w:ilvl w:val="0"/>
@@ -6357,7 +5286,1095 @@
           <w:sz w:val="21"/>
           <w:szCs w:val="21"/>
         </w:rPr>
-        <w:t xml:space="preserve">☐ Create and import (Teacher/Coordinator/Tutor/Parent/CampusAdmin/SchoolAdmin) always produce PendingReview, IsActive=false, Visibility=None.</w:t>
+        <w:t xml:space="preserve">PortalAdmin: Edit requests tile on /questions (queue from GET /api/questions/edit-requests). Notifications (QuestionEditRequest) open that view; requesters open the question from the notification.</w:t>
+      </w:r>
+    </w:p>
+    <w:p>
+      <w:pPr>
+        <w:pStyle w:val="Heading1"/>
+        <w:spacing w:after="100" w:before="220"/>
+      </w:pPr>
+      <w:r>
+        <w:rPr>
+          <w:b/>
+          <w:bCs/>
+          <w:color w:val="2563EB"/>
+          <w:sz w:val="28"/>
+          <w:szCs w:val="28"/>
+        </w:rPr>
+        <w:t xml:space="preserve">12. QA scenarios</w:t>
+      </w:r>
+    </w:p>
+    <w:p>
+      <w:pPr>
+        <w:pStyle w:val="Heading2"/>
+        <w:spacing w:after="100" w:before="220"/>
+      </w:pPr>
+      <w:r>
+        <w:rPr>
+          <w:b/>
+          <w:bCs/>
+          <w:color w:val="2563EB"/>
+          <w:sz w:val="24"/>
+          <w:szCs w:val="24"/>
+        </w:rPr>
+        <w:t xml:space="preserve">Q-01 — Create starts pending</w:t>
+      </w:r>
+    </w:p>
+    <w:p>
+      <w:pPr>
+        <w:spacing w:after="100"/>
+      </w:pPr>
+      <w:r>
+        <w:rPr>
+          <w:sz w:val="21"/>
+          <w:szCs w:val="21"/>
+        </w:rPr>
+        <w:t xml:space="preserve">Steps: Create as Teacher/Coordinator/Tutor/Parent/CampusAdmin/SchoolAdmin.</w:t>
+      </w:r>
+    </w:p>
+    <w:p>
+      <w:pPr>
+        <w:spacing w:after="100"/>
+        <w:rPr>
+          <w:b/>
+          <w:bCs/>
+          <w:color w:val="166534"/>
+        </w:rPr>
+      </w:pPr>
+      <w:r>
+        <w:rPr>
+          <w:b/>
+          <w:bCs/>
+          <w:color w:val="166534"/>
+          <w:sz w:val="21"/>
+          <w:szCs w:val="21"/>
+        </w:rPr>
+        <w:t xml:space="preserve">Expected: Status=PendingReview, IsActive=false, Visibility=None; audience = creator + creator's CampusAdmin/SchoolAdmin + PortalAdmin. Draft is never created (leftover Draft rows, if any, still read as Draft).</w:t>
+      </w:r>
+    </w:p>
+    <w:p>
+      <w:pPr>
+        <w:pStyle w:val="Heading2"/>
+        <w:spacing w:after="100" w:before="220"/>
+      </w:pPr>
+      <w:r>
+        <w:rPr>
+          <w:b/>
+          <w:bCs/>
+          <w:color w:val="2563EB"/>
+          <w:sz w:val="24"/>
+          <w:szCs w:val="24"/>
+        </w:rPr>
+        <w:t xml:space="preserve">Q-01b — PortalAdmin create auto-publishes</w:t>
+      </w:r>
+    </w:p>
+    <w:p>
+      <w:pPr>
+        <w:spacing w:after="100"/>
+      </w:pPr>
+      <w:r>
+        <w:rPr>
+          <w:sz w:val="21"/>
+          <w:szCs w:val="21"/>
+        </w:rPr>
+        <w:t xml:space="preserve">Steps: PortalAdmin creates a question.</w:t>
+      </w:r>
+    </w:p>
+    <w:p>
+      <w:pPr>
+        <w:spacing w:after="100"/>
+        <w:rPr>
+          <w:b/>
+          <w:bCs/>
+          <w:color w:val="166534"/>
+        </w:rPr>
+      </w:pPr>
+      <w:r>
+        <w:rPr>
+          <w:b/>
+          <w:bCs/>
+          <w:color w:val="166534"/>
+          <w:sz w:val="21"/>
+          <w:szCs w:val="21"/>
+        </w:rPr>
+        <w:t xml:space="preserve">Expected: Status=Approved, Visibility=Public, IsActive=true immediately; no separate approval step.</w:t>
+      </w:r>
+    </w:p>
+    <w:p>
+      <w:pPr>
+        <w:pStyle w:val="Heading2"/>
+        <w:spacing w:after="100" w:before="220"/>
+      </w:pPr>
+      <w:r>
+        <w:rPr>
+          <w:b/>
+          <w:bCs/>
+          <w:color w:val="2563EB"/>
+          <w:sz w:val="24"/>
+          <w:szCs w:val="24"/>
+        </w:rPr>
+        <w:t xml:space="preserve">Q-02 — Campus endorsement (not published)</w:t>
+      </w:r>
+    </w:p>
+    <w:p>
+      <w:pPr>
+        <w:spacing w:after="100"/>
+      </w:pPr>
+      <w:r>
+        <w:rPr>
+          <w:sz w:val="21"/>
+          <w:szCs w:val="21"/>
+        </w:rPr>
+        <w:t xml:space="preserve">Steps: CampusAdmin approves an in-campus Teacher/Coordinator/Tutor/Parent question.</w:t>
+      </w:r>
+    </w:p>
+    <w:p>
+      <w:pPr>
+        <w:spacing w:after="100"/>
+        <w:rPr>
+          <w:b/>
+          <w:bCs/>
+          <w:color w:val="166534"/>
+        </w:rPr>
+      </w:pPr>
+      <w:r>
+        <w:rPr>
+          <w:b/>
+          <w:bCs/>
+          <w:color w:val="166534"/>
+          <w:sz w:val="21"/>
+          <w:szCs w:val="21"/>
+        </w:rPr>
+        <w:t xml:space="preserve">Expected: Status=Approved (endorsed), Visibility=Campus, IsActive=false; audience stays restricted; NOT quiz-usable; still awaits PortalAdmin to publish.</w:t>
+      </w:r>
+    </w:p>
+    <w:p>
+      <w:pPr>
+        <w:pStyle w:val="Heading2"/>
+        <w:spacing w:after="100" w:before="220"/>
+      </w:pPr>
+      <w:r>
+        <w:rPr>
+          <w:b/>
+          <w:bCs/>
+          <w:color w:val="2563EB"/>
+          <w:sz w:val="24"/>
+          <w:szCs w:val="24"/>
+        </w:rPr>
+        <w:t xml:space="preserve">Q-03 — School endorsement (not published)</w:t>
+      </w:r>
+    </w:p>
+    <w:p>
+      <w:pPr>
+        <w:spacing w:after="100"/>
+      </w:pPr>
+      <w:r>
+        <w:rPr>
+          <w:sz w:val="21"/>
+          <w:szCs w:val="21"/>
+        </w:rPr>
+        <w:t xml:space="preserve">Steps: SchoolAdmin approves an in-school Teacher/Coordinator/Tutor/Parent/CampusAdmin question.</w:t>
+      </w:r>
+    </w:p>
+    <w:p>
+      <w:pPr>
+        <w:spacing w:after="100"/>
+        <w:rPr>
+          <w:b/>
+          <w:bCs/>
+          <w:color w:val="166534"/>
+        </w:rPr>
+      </w:pPr>
+      <w:r>
+        <w:rPr>
+          <w:b/>
+          <w:bCs/>
+          <w:color w:val="166534"/>
+          <w:sz w:val="21"/>
+          <w:szCs w:val="21"/>
+        </w:rPr>
+        <w:t xml:space="preserve">Expected: Status=Approved (endorsed), Visibility=School, IsActive=false; audience stays restricted; NOT quiz-usable; still awaits PortalAdmin to publish.</w:t>
+      </w:r>
+    </w:p>
+    <w:p>
+      <w:pPr>
+        <w:pStyle w:val="Heading2"/>
+        <w:spacing w:after="100" w:before="220"/>
+      </w:pPr>
+      <w:r>
+        <w:rPr>
+          <w:b/>
+          <w:bCs/>
+          <w:color w:val="2563EB"/>
+          <w:sz w:val="24"/>
+          <w:szCs w:val="24"/>
+        </w:rPr>
+        <w:t xml:space="preserve">Q-04 — Portal publish</w:t>
+      </w:r>
+    </w:p>
+    <w:p>
+      <w:pPr>
+        <w:spacing w:after="100"/>
+      </w:pPr>
+      <w:r>
+        <w:rPr>
+          <w:sz w:val="21"/>
+          <w:szCs w:val="21"/>
+        </w:rPr>
+        <w:t xml:space="preserve">Steps: PortalAdmin approves any pending or endorsed question.</w:t>
+      </w:r>
+    </w:p>
+    <w:p>
+      <w:pPr>
+        <w:spacing w:after="100"/>
+        <w:rPr>
+          <w:b/>
+          <w:bCs/>
+          <w:color w:val="166534"/>
+        </w:rPr>
+      </w:pPr>
+      <w:r>
+        <w:rPr>
+          <w:b/>
+          <w:bCs/>
+          <w:color w:val="166534"/>
+          <w:sz w:val="21"/>
+          <w:szCs w:val="21"/>
+        </w:rPr>
+        <w:t xml:space="preserve">Expected: Status=Approved, Visibility=Public, IsActive=true; visible to all question-managing roles; quiz-usable.</w:t>
+      </w:r>
+    </w:p>
+    <w:p>
+      <w:pPr>
+        <w:pStyle w:val="Heading2"/>
+        <w:spacing w:after="100" w:before="220"/>
+      </w:pPr>
+      <w:r>
+        <w:rPr>
+          <w:b/>
+          <w:bCs/>
+          <w:color w:val="2563EB"/>
+          <w:sz w:val="24"/>
+          <w:szCs w:val="24"/>
+        </w:rPr>
+        <w:t xml:space="preserve">Q-05 — Approver hierarchy / no self-approval</w:t>
+      </w:r>
+    </w:p>
+    <w:p>
+      <w:pPr>
+        <w:spacing w:after="100"/>
+      </w:pPr>
+      <w:r>
+        <w:rPr>
+          <w:sz w:val="21"/>
+          <w:szCs w:val="21"/>
+        </w:rPr>
+        <w:t xml:space="preserve">Steps: CampusAdmin tries to approve their own or a peer campus's question; SchoolAdmin tries to approve their own question.</w:t>
+      </w:r>
+    </w:p>
+    <w:p>
+      <w:pPr>
+        <w:spacing w:after="100"/>
+        <w:rPr>
+          <w:b/>
+          <w:bCs/>
+          <w:color w:val="166534"/>
+        </w:rPr>
+      </w:pPr>
+      <w:r>
+        <w:rPr>
+          <w:b/>
+          <w:bCs/>
+          <w:color w:val="166534"/>
+          <w:sz w:val="21"/>
+          <w:szCs w:val="21"/>
+        </w:rPr>
+        <w:t xml:space="preserve">Expected: Forbidden. Web and Mobile hide Endorse/Reject on the creator's own item (CampusAdmin/SchoolAdmin). API 403s if called anyway. A CampusAdmin question needs SchoolAdmin or PortalAdmin; a SchoolAdmin question needs PortalAdmin. Approver must be a higher tier than the creator; no self or same-tier approval.</w:t>
+      </w:r>
+    </w:p>
+    <w:p>
+      <w:pPr>
+        <w:pStyle w:val="Heading2"/>
+        <w:spacing w:after="100" w:before="220"/>
+      </w:pPr>
+      <w:r>
+        <w:rPr>
+          <w:b/>
+          <w:bCs/>
+          <w:color w:val="2563EB"/>
+          <w:sz w:val="24"/>
+          <w:szCs w:val="24"/>
+        </w:rPr>
+        <w:t xml:space="preserve">Q-06 — Non-public isolation</w:t>
+      </w:r>
+    </w:p>
+    <w:p>
+      <w:pPr>
+        <w:spacing w:after="100"/>
+      </w:pPr>
+      <w:r>
+        <w:rPr>
+          <w:sz w:val="21"/>
+          <w:szCs w:val="21"/>
+        </w:rPr>
+        <w:t xml:space="preserve">Steps: Another Teacher, Coordinator, Tutor, or Parent in the same campus, a user in another campus/school, or an unrelated admin opens the bank.</w:t>
+      </w:r>
+    </w:p>
+    <w:p>
+      <w:pPr>
+        <w:spacing w:after="100"/>
+        <w:rPr>
+          <w:b/>
+          <w:bCs/>
+          <w:color w:val="166534"/>
+        </w:rPr>
+      </w:pPr>
+      <w:r>
+        <w:rPr>
+          <w:b/>
+          <w:bCs/>
+          <w:color w:val="166534"/>
+          <w:sz w:val="21"/>
+          <w:szCs w:val="21"/>
+        </w:rPr>
+        <w:t xml:space="preserve">Expected: A PendingReview or endorsed (Campus/School) question is NOT visible to them. Only Public (PortalAdmin-published) questions appear.</w:t>
+      </w:r>
+    </w:p>
+    <w:p>
+      <w:pPr>
+        <w:pStyle w:val="Heading2"/>
+        <w:spacing w:after="100" w:before="220"/>
+      </w:pPr>
+      <w:r>
+        <w:rPr>
+          <w:b/>
+          <w:bCs/>
+          <w:color w:val="2563EB"/>
+          <w:sz w:val="24"/>
+          <w:szCs w:val="24"/>
+        </w:rPr>
+        <w:t xml:space="preserve">Q-07 — Reject and resubmit</w:t>
+      </w:r>
+    </w:p>
+    <w:p>
+      <w:pPr>
+        <w:spacing w:after="100"/>
+      </w:pPr>
+      <w:r>
+        <w:rPr>
+          <w:sz w:val="21"/>
+          <w:szCs w:val="21"/>
+        </w:rPr>
+        <w:t xml:space="preserve">Steps: Eligible approver rejects with reason; owner edits and submits for review.</w:t>
+      </w:r>
+    </w:p>
+    <w:p>
+      <w:pPr>
+        <w:spacing w:after="100"/>
+        <w:rPr>
+          <w:b/>
+          <w:bCs/>
+          <w:color w:val="166534"/>
+        </w:rPr>
+      </w:pPr>
+      <w:r>
+        <w:rPr>
+          <w:b/>
+          <w:bCs/>
+          <w:color w:val="166534"/>
+          <w:sz w:val="21"/>
+          <w:szCs w:val="21"/>
+        </w:rPr>
+        <w:t xml:space="preserve">Expected: Rejected stays Rejected during edit, then explicit submit returns it to PendingReview.</w:t>
+      </w:r>
+    </w:p>
+    <w:p>
+      <w:pPr>
+        <w:pStyle w:val="Heading2"/>
+        <w:spacing w:after="100" w:before="220"/>
+      </w:pPr>
+      <w:r>
+        <w:rPr>
+          <w:b/>
+          <w:bCs/>
+          <w:color w:val="2563EB"/>
+          <w:sz w:val="24"/>
+          <w:szCs w:val="24"/>
+        </w:rPr>
+        <w:t xml:space="preserve">Q-08 — Published deactivation</w:t>
+      </w:r>
+    </w:p>
+    <w:p>
+      <w:pPr>
+        <w:spacing w:after="100"/>
+      </w:pPr>
+      <w:r>
+        <w:rPr>
+          <w:sz w:val="21"/>
+          <w:szCs w:val="21"/>
+        </w:rPr>
+        <w:t xml:space="preserve">Steps: PortalAdmin deactivates a Published (Public) question.</w:t>
+      </w:r>
+    </w:p>
+    <w:p>
+      <w:pPr>
+        <w:spacing w:after="100"/>
+        <w:rPr>
+          <w:b/>
+          <w:bCs/>
+          <w:color w:val="166534"/>
+        </w:rPr>
+      </w:pPr>
+      <w:r>
+        <w:rPr>
+          <w:b/>
+          <w:bCs/>
+          <w:color w:val="166534"/>
+          <w:sz w:val="21"/>
+          <w:szCs w:val="21"/>
+        </w:rPr>
+        <w:t xml:space="preserve">Expected: Status remains Approved; Activity shows Inactive (IsActive=false); unavailable for new quiz use. Endorsed and non-Approved statuses stay Inactive and cannot be activated.</w:t>
+      </w:r>
+    </w:p>
+    <w:p>
+      <w:pPr>
+        <w:pStyle w:val="Heading2"/>
+        <w:spacing w:after="100" w:before="220"/>
+      </w:pPr>
+      <w:r>
+        <w:rPr>
+          <w:b/>
+          <w:bCs/>
+          <w:color w:val="2563EB"/>
+          <w:sz w:val="24"/>
+          <w:szCs w:val="24"/>
+        </w:rPr>
+        <w:t xml:space="preserve">Q-09 — Archive</w:t>
+      </w:r>
+    </w:p>
+    <w:p>
+      <w:pPr>
+        <w:spacing w:after="100"/>
+      </w:pPr>
+      <w:r>
+        <w:rPr>
+          <w:sz w:val="21"/>
+          <w:szCs w:val="21"/>
+        </w:rPr>
+        <w:t xml:space="preserve">Steps: PortalAdmin archives a question.</w:t>
+      </w:r>
+    </w:p>
+    <w:p>
+      <w:pPr>
+        <w:spacing w:after="100"/>
+        <w:rPr>
+          <w:b/>
+          <w:bCs/>
+          <w:color w:val="166534"/>
+        </w:rPr>
+      </w:pPr>
+      <w:r>
+        <w:rPr>
+          <w:b/>
+          <w:bCs/>
+          <w:color w:val="166534"/>
+          <w:sz w:val="21"/>
+          <w:szCs w:val="21"/>
+        </w:rPr>
+        <w:t xml:space="preserve">Expected: Status=Archived; IsActive=false; hidden from normal bank/quiz use. Visibility preserved.</w:t>
+      </w:r>
+    </w:p>
+    <w:p>
+      <w:pPr>
+        <w:pStyle w:val="Heading2"/>
+        <w:spacing w:after="100" w:before="220"/>
+      </w:pPr>
+      <w:r>
+        <w:rPr>
+          <w:b/>
+          <w:bCs/>
+          <w:color w:val="2563EB"/>
+          <w:sz w:val="24"/>
+          <w:szCs w:val="24"/>
+        </w:rPr>
+        <w:t xml:space="preserve">Q-09b — Unarchive</w:t>
+      </w:r>
+    </w:p>
+    <w:p>
+      <w:pPr>
+        <w:spacing w:after="100"/>
+      </w:pPr>
+      <w:r>
+        <w:rPr>
+          <w:sz w:val="21"/>
+          <w:szCs w:val="21"/>
+        </w:rPr>
+        <w:t xml:space="preserve">Steps: PortalAdmin unarchives a previously archived question.</w:t>
+      </w:r>
+    </w:p>
+    <w:p>
+      <w:pPr>
+        <w:spacing w:after="100"/>
+        <w:rPr>
+          <w:b/>
+          <w:bCs/>
+          <w:color w:val="166534"/>
+        </w:rPr>
+      </w:pPr>
+      <w:r>
+        <w:rPr>
+          <w:b/>
+          <w:bCs/>
+          <w:color w:val="166534"/>
+          <w:sz w:val="21"/>
+          <w:szCs w:val="21"/>
+        </w:rPr>
+        <w:t xml:space="preserve">Expected: Public restored as Approved + Active; Campus/School as Approved + Inactive; None as PendingReview.</w:t>
+      </w:r>
+    </w:p>
+    <w:p>
+      <w:pPr>
+        <w:pStyle w:val="Heading2"/>
+        <w:spacing w:after="100" w:before="220"/>
+      </w:pPr>
+      <w:r>
+        <w:rPr>
+          <w:b/>
+          <w:bCs/>
+          <w:color w:val="2563EB"/>
+          <w:sz w:val="24"/>
+          <w:szCs w:val="24"/>
+        </w:rPr>
+        <w:t xml:space="preserve">Q-10 — Ownership lock</w:t>
+      </w:r>
+    </w:p>
+    <w:p>
+      <w:pPr>
+        <w:spacing w:after="100"/>
+      </w:pPr>
+      <w:r>
+        <w:rPr>
+          <w:sz w:val="21"/>
+          <w:szCs w:val="21"/>
+        </w:rPr>
+        <w:t xml:space="preserve">Steps: Non-PortalAdmin owner tries to edit/delete after approval/endorsement (not Active, or Active without a grant).</w:t>
+      </w:r>
+    </w:p>
+    <w:p>
+      <w:pPr>
+        <w:spacing w:after="100"/>
+        <w:rPr>
+          <w:b/>
+          <w:bCs/>
+          <w:color w:val="166534"/>
+        </w:rPr>
+      </w:pPr>
+      <w:r>
+        <w:rPr>
+          <w:b/>
+          <w:bCs/>
+          <w:color w:val="166534"/>
+          <w:sz w:val="21"/>
+          <w:szCs w:val="21"/>
+        </w:rPr>
+        <w:t xml:space="preserve">Expected: Forbidden. PortalAdmin retains lifecycle and mutation control. For Active questions, other roles request an edit instead of PUT.</w:t>
+      </w:r>
+    </w:p>
+    <w:p>
+      <w:pPr>
+        <w:pStyle w:val="Heading2"/>
+        <w:spacing w:after="100" w:before="220"/>
+      </w:pPr>
+      <w:r>
+        <w:rPr>
+          <w:b/>
+          <w:bCs/>
+          <w:color w:val="2563EB"/>
+          <w:sz w:val="24"/>
+          <w:szCs w:val="24"/>
+        </w:rPr>
+        <w:t xml:space="preserve">Q-10b — Active edit request</w:t>
+      </w:r>
+    </w:p>
+    <w:p>
+      <w:pPr>
+        <w:spacing w:after="100"/>
+      </w:pPr>
+      <w:r>
+        <w:rPr>
+          <w:sz w:val="21"/>
+          <w:szCs w:val="21"/>
+        </w:rPr>
+        <w:t xml:space="preserve">Steps: Teacher/Coordinator/Tutor/Parent/CampusAdmin/SchoolAdmin views an Active Public question and sends an edit request with a valid reason. PortalAdmin approves; the requester saves a change.</w:t>
+      </w:r>
+    </w:p>
+    <w:p>
+      <w:pPr>
+        <w:spacing w:after="100"/>
+        <w:rPr>
+          <w:b/>
+          <w:bCs/>
+          <w:color w:val="166534"/>
+        </w:rPr>
+      </w:pPr>
+      <w:r>
+        <w:rPr>
+          <w:b/>
+          <w:bCs/>
+          <w:color w:val="166534"/>
+          <w:sz w:val="21"/>
+          <w:szCs w:val="21"/>
+        </w:rPr>
+        <w:t xml:space="preserve">Expected: Request stored in app_question_edit_request; PortalAdmins queued in app_approval (entity_type 2105). After approve, PUT is allowed once: grant is consumed, question returns to PendingReview (Inactive, Visibility=None), trail Modified + SubmittedForReview.</w:t>
+      </w:r>
+    </w:p>
+    <w:p>
+      <w:pPr>
+        <w:pStyle w:val="Heading2"/>
+        <w:spacing w:after="100" w:before="220"/>
+      </w:pPr>
+      <w:r>
+        <w:rPr>
+          <w:b/>
+          <w:bCs/>
+          <w:color w:val="2563EB"/>
+          <w:sz w:val="24"/>
+          <w:szCs w:val="24"/>
+        </w:rPr>
+        <w:t xml:space="preserve">Q-11 — Excel import (non–PortalAdmin)</w:t>
+      </w:r>
+    </w:p>
+    <w:p>
+      <w:pPr>
+        <w:spacing w:after="100"/>
+      </w:pPr>
+      <w:r>
+        <w:rPr>
+          <w:sz w:val="21"/>
+          <w:szCs w:val="21"/>
+        </w:rPr>
+        <w:t xml:space="preserve">Steps: Teacher/Coordinator/Tutor/Parent/CampusAdmin/SchoolAdmin uploads valid/invalid rows, runs dry-run, then confirms.</w:t>
+      </w:r>
+    </w:p>
+    <w:p>
+      <w:pPr>
+        <w:spacing w:after="100"/>
+        <w:rPr>
+          <w:b/>
+          <w:bCs/>
+          <w:color w:val="166534"/>
+        </w:rPr>
+      </w:pPr>
+      <w:r>
+        <w:rPr>
+          <w:b/>
+          <w:bCs/>
+          <w:color w:val="166534"/>
+          <w:sz w:val="21"/>
+          <w:szCs w:val="21"/>
+        </w:rPr>
+        <w:t xml:space="preserve">Expected: Valid rows become PendingReview only (IsActive=false, Visibility=None); row errors are reported. A Status column cannot approve.</w:t>
+      </w:r>
+    </w:p>
+    <w:p>
+      <w:pPr>
+        <w:pStyle w:val="Heading2"/>
+        <w:spacing w:after="100" w:before="220"/>
+      </w:pPr>
+      <w:r>
+        <w:rPr>
+          <w:b/>
+          <w:bCs/>
+          <w:color w:val="2563EB"/>
+          <w:sz w:val="24"/>
+          <w:szCs w:val="24"/>
+        </w:rPr>
+        <w:t xml:space="preserve">Q-11b — Excel import (PortalAdmin)</w:t>
+      </w:r>
+    </w:p>
+    <w:p>
+      <w:pPr>
+        <w:spacing w:after="100"/>
+      </w:pPr>
+      <w:r>
+        <w:rPr>
+          <w:sz w:val="21"/>
+          <w:szCs w:val="21"/>
+        </w:rPr>
+        <w:t xml:space="preserve">Steps: PortalAdmin confirms a valid import.</w:t>
+      </w:r>
+    </w:p>
+    <w:p>
+      <w:pPr>
+        <w:spacing w:after="100"/>
+        <w:rPr>
+          <w:b/>
+          <w:bCs/>
+          <w:color w:val="166534"/>
+        </w:rPr>
+      </w:pPr>
+      <w:r>
+        <w:rPr>
+          <w:b/>
+          <w:bCs/>
+          <w:color w:val="166534"/>
+          <w:sz w:val="21"/>
+          <w:szCs w:val="21"/>
+        </w:rPr>
+        <w:t xml:space="preserve">Expected: Each valid row is auto-published like PortalAdmin create: Status=Approved, Visibility=Public, IsActive=true. Import uses CreateAsync — it does not stay PendingReview.</w:t>
+      </w:r>
+    </w:p>
+    <w:p>
+      <w:pPr>
+        <w:pStyle w:val="Heading2"/>
+        <w:spacing w:after="100" w:before="220"/>
+      </w:pPr>
+      <w:r>
+        <w:rPr>
+          <w:b/>
+          <w:bCs/>
+          <w:color w:val="2563EB"/>
+          <w:sz w:val="24"/>
+          <w:szCs w:val="24"/>
+        </w:rPr>
+        <w:t xml:space="preserve">Q-12 — Fill answer privacy</w:t>
+      </w:r>
+    </w:p>
+    <w:p>
+      <w:pPr>
+        <w:spacing w:after="100"/>
+      </w:pPr>
+      <w:r>
+        <w:rPr>
+          <w:sz w:val="21"/>
+          <w:szCs w:val="21"/>
+        </w:rPr>
+        <w:t xml:space="preserve">Steps: Student starts a quiz containing Fill in the Blanks.</w:t>
+      </w:r>
+    </w:p>
+    <w:p>
+      <w:pPr>
+        <w:spacing w:after="100"/>
+        <w:rPr>
+          <w:b/>
+          <w:bCs/>
+          <w:color w:val="166534"/>
+        </w:rPr>
+      </w:pPr>
+      <w:r>
+        <w:rPr>
+          <w:b/>
+          <w:bCs/>
+          <w:color w:val="166534"/>
+          <w:sz w:val="21"/>
+          <w:szCs w:val="21"/>
+        </w:rPr>
+        <w:t xml:space="preserve">Expected: Accepted/model answers are not returned before submission.</w:t>
+      </w:r>
+    </w:p>
+    <w:p>
+      <w:pPr>
+        <w:pStyle w:val="Heading2"/>
+        <w:spacing w:after="100" w:before="220"/>
+      </w:pPr>
+      <w:r>
+        <w:rPr>
+          <w:b/>
+          <w:bCs/>
+          <w:color w:val="2563EB"/>
+          <w:sz w:val="24"/>
+          <w:szCs w:val="24"/>
+        </w:rPr>
+        <w:t xml:space="preserve">Q-13 — Approval history trail</w:t>
+      </w:r>
+    </w:p>
+    <w:p>
+      <w:pPr>
+        <w:spacing w:after="100"/>
+      </w:pPr>
+      <w:r>
+        <w:rPr>
+          <w:sz w:val="21"/>
+          <w:szCs w:val="21"/>
+        </w:rPr>
+        <w:t xml:space="preserve">Steps: Teacher, Coordinator, or Tutor creates; CampusAdmin endorses; owner edits; PortalAdmin publishes, deactivates, archives, unarchives.</w:t>
+      </w:r>
+    </w:p>
+    <w:p>
+      <w:pPr>
+        <w:spacing w:after="100"/>
+        <w:rPr>
+          <w:b/>
+          <w:bCs/>
+          <w:color w:val="166534"/>
+        </w:rPr>
+      </w:pPr>
+      <w:r>
+        <w:rPr>
+          <w:b/>
+          <w:bCs/>
+          <w:color w:val="166534"/>
+          <w:sz w:val="21"/>
+          <w:szCs w:val="21"/>
+        </w:rPr>
+        <w:t xml:space="preserve">Expected: Question detail shows every step in Approval history — actor name + role, action chip, timestamp, and the rejection reason when present — in chronological order for all roles.</w:t>
+      </w:r>
+    </w:p>
+    <w:p>
+      <w:pPr>
+        <w:pStyle w:val="Heading2"/>
+        <w:spacing w:after="100" w:before="220"/>
+      </w:pPr>
+      <w:r>
+        <w:rPr>
+          <w:b/>
+          <w:bCs/>
+          <w:color w:val="2563EB"/>
+          <w:sz w:val="24"/>
+          <w:szCs w:val="24"/>
+        </w:rPr>
+        <w:t xml:space="preserve">Q-14 — Modified is recorded</w:t>
+      </w:r>
+    </w:p>
+    <w:p>
+      <w:pPr>
+        <w:spacing w:after="100"/>
+      </w:pPr>
+      <w:r>
+        <w:rPr>
+          <w:sz w:val="21"/>
+          <w:szCs w:val="21"/>
+        </w:rPr>
+        <w:t xml:space="preserve">Steps: Owner edits a PendingReview/Rejected question (or their inline quiz question).</w:t>
+      </w:r>
+    </w:p>
+    <w:p>
+      <w:pPr>
+        <w:spacing w:after="100"/>
+        <w:rPr>
+          <w:b/>
+          <w:bCs/>
+          <w:color w:val="166534"/>
+        </w:rPr>
+      </w:pPr>
+      <w:r>
+        <w:rPr>
+          <w:b/>
+          <w:bCs/>
+          <w:color w:val="166534"/>
+          <w:sz w:val="21"/>
+          <w:szCs w:val="21"/>
+        </w:rPr>
+        <w:t xml:space="preserve">Expected: A Modified event with the editor's name and role appears in the trail; status and visibility are unchanged.</w:t>
+      </w:r>
+    </w:p>
+    <w:p>
+      <w:pPr>
+        <w:pStyle w:val="Heading2"/>
+        <w:spacing w:after="100" w:before="220"/>
+      </w:pPr>
+      <w:r>
+        <w:rPr>
+          <w:b/>
+          <w:bCs/>
+          <w:color w:val="2563EB"/>
+          <w:sz w:val="24"/>
+          <w:szCs w:val="24"/>
+        </w:rPr>
+        <w:t xml:space="preserve">Q-15 — Inline quiz question skips bank review</w:t>
+      </w:r>
+    </w:p>
+    <w:p>
+      <w:pPr>
+        <w:spacing w:after="100"/>
+      </w:pPr>
+      <w:r>
+        <w:rPr>
+          <w:sz w:val="21"/>
+          <w:szCs w:val="21"/>
+        </w:rPr>
+        <w:t xml:space="preserve">Steps: A quiz manager adds a question inline on a quiz (POST /api/quizzes/{id}/questions), not from the bank picker.</w:t>
+      </w:r>
+    </w:p>
+    <w:p>
+      <w:pPr>
+        <w:spacing w:after="100"/>
+        <w:rPr>
+          <w:b/>
+          <w:bCs/>
+          <w:color w:val="166534"/>
+        </w:rPr>
+      </w:pPr>
+      <w:r>
+        <w:rPr>
+          <w:b/>
+          <w:bCs/>
+          <w:color w:val="166534"/>
+          <w:sz w:val="21"/>
+          <w:szCs w:val="21"/>
+        </w:rPr>
+        <w:t xml:space="preserve">Expected: Status=Approved, Visibility=Campus, IsActive=true immediately (MarkFullyApproved). No PendingReview. Usable on that quiz. Not listed by GET /questions?eligibleForQuizOnly=true because it is not Public.</w:t>
+      </w:r>
+    </w:p>
+    <w:p>
+      <w:pPr>
+        <w:pStyle w:val="Heading2"/>
+        <w:spacing w:after="100" w:before="220"/>
+      </w:pPr>
+      <w:r>
+        <w:rPr>
+          <w:b/>
+          <w:bCs/>
+          <w:color w:val="2563EB"/>
+          <w:sz w:val="24"/>
+          <w:szCs w:val="24"/>
+        </w:rPr>
+        <w:t xml:space="preserve">Q-15b — See quizzes using a question</w:t>
+      </w:r>
+    </w:p>
+    <w:p>
+      <w:pPr>
+        <w:spacing w:after="100"/>
+      </w:pPr>
+      <w:r>
+        <w:rPr>
+          <w:sz w:val="21"/>
+          <w:szCs w:val="21"/>
+        </w:rPr>
+        <w:t xml:space="preserve">Steps: Open a bank question detail and click Used in quizzes.</w:t>
+      </w:r>
+    </w:p>
+    <w:p>
+      <w:pPr>
+        <w:spacing w:after="100"/>
+        <w:rPr>
+          <w:b/>
+          <w:bCs/>
+          <w:color w:val="166534"/>
+        </w:rPr>
+      </w:pPr>
+      <w:r>
+        <w:rPr>
+          <w:b/>
+          <w:bCs/>
+          <w:color w:val="166534"/>
+          <w:sz w:val="21"/>
+          <w:szCs w:val="21"/>
+        </w:rPr>
+        <w:t xml:space="preserve">Expected: GET /api/questions/{id}/quizzes lists every non-deleted quiz that includes the question. Quiz-managing roles can open the quiz; CampusAdmin sees the list without a quiz-manage link.</w:t>
+      </w:r>
+    </w:p>
+    <w:p>
+      <w:pPr>
+        <w:pStyle w:val="Heading2"/>
+        <w:spacing w:after="100" w:before="220"/>
+      </w:pPr>
+      <w:r>
+        <w:rPr>
+          <w:b/>
+          <w:bCs/>
+          <w:color w:val="2563EB"/>
+          <w:sz w:val="24"/>
+          <w:szCs w:val="24"/>
+        </w:rPr>
+        <w:t xml:space="preserve">Q-16 — Campus/School see Coordinator and Tutor</w:t>
+      </w:r>
+    </w:p>
+    <w:p>
+      <w:pPr>
+        <w:spacing w:after="100"/>
+      </w:pPr>
+      <w:r>
+        <w:rPr>
+          <w:sz w:val="21"/>
+          <w:szCs w:val="21"/>
+        </w:rPr>
+        <w:t xml:space="preserve">Steps: A Coordinator and a Tutor in the same campus create PendingReview questions. CampusAdmin opens the bank and pending-approval queue. SchoolAdmin does the same at school scope.</w:t>
+      </w:r>
+    </w:p>
+    <w:p>
+      <w:pPr>
+        <w:spacing w:after="100"/>
+        <w:rPr>
+          <w:b/>
+          <w:bCs/>
+          <w:color w:val="166534"/>
+        </w:rPr>
+      </w:pPr>
+      <w:r>
+        <w:rPr>
+          <w:b/>
+          <w:bCs/>
+          <w:color w:val="166534"/>
+          <w:sz w:val="21"/>
+          <w:szCs w:val="21"/>
+        </w:rPr>
+        <w:t xml:space="preserve">Expected: CampusAdmin sees both (same campus). SchoolAdmin sees Coordinator/Tutor/Teacher/Parent/CampusAdmin pending in that school. List, pending-approval, and GetById use the same creator-role lists.</w:t>
+      </w:r>
+    </w:p>
+    <w:p>
+      <w:pPr>
+        <w:pStyle w:val="Heading2"/>
+        <w:spacing w:after="100" w:before="220"/>
+      </w:pPr>
+      <w:r>
+        <w:rPr>
+          <w:b/>
+          <w:bCs/>
+          <w:color w:val="2563EB"/>
+          <w:sz w:val="24"/>
+          <w:szCs w:val="24"/>
+        </w:rPr>
+        <w:t xml:space="preserve">Q-17 — CampusAdmin cannot attach bank questions to quizzes</w:t>
+      </w:r>
+    </w:p>
+    <w:p>
+      <w:pPr>
+        <w:spacing w:after="100"/>
+      </w:pPr>
+      <w:r>
+        <w:rPr>
+          <w:sz w:val="21"/>
+          <w:szCs w:val="21"/>
+        </w:rPr>
+        <w:t xml:space="preserve">Steps: CampusAdmin endorses a question; PortalAdmin publishes it Public+Active. CampusAdmin opens Quizzes to attach it or add an inline question.</w:t>
+      </w:r>
+    </w:p>
+    <w:p>
+      <w:pPr>
+        <w:spacing w:after="100"/>
+        <w:rPr>
+          <w:b/>
+          <w:bCs/>
+          <w:color w:val="166534"/>
+        </w:rPr>
+      </w:pPr>
+      <w:r>
+        <w:rPr>
+          <w:b/>
+          <w:bCs/>
+          <w:color w:val="166534"/>
+          <w:sz w:val="21"/>
+          <w:szCs w:val="21"/>
+        </w:rPr>
+        <w:t xml:space="preserve">Expected: Forbidden. CampusAdmin may manage the question bank and endorse, and may school-approve quizzes, but cannot create/manage quizzes or call POST /api/quizzes/{id}/questions or from-bank attach. A Teacher/SchoolAdmin/PortalAdmin (or Coordinator/Tutor/Parent) must attach it.</w:t>
+      </w:r>
+    </w:p>
+    <w:p>
+      <w:pPr>
+        <w:pStyle w:val="Heading1"/>
+        <w:spacing w:after="100" w:before="220"/>
+      </w:pPr>
+      <w:r>
+        <w:rPr>
+          <w:b/>
+          <w:bCs/>
+          <w:color w:val="2563EB"/>
+          <w:sz w:val="28"/>
+          <w:szCs w:val="28"/>
+        </w:rPr>
+        <w:t xml:space="preserve">13. Verification checklist</w:t>
       </w:r>
     </w:p>
     <w:p>
@@ -6374,7 +6391,7 @@
           <w:sz w:val="21"/>
           <w:szCs w:val="21"/>
         </w:rPr>
-        <w:t xml:space="preserve">☐ PortalAdmin create and import auto-publish (Approved + Public + Active). Import calls the same create path; a Status column cannot override that.</w:t>
+        <w:t xml:space="preserve">☐ Create and import (Teacher/Coordinator/Tutor/Parent/CampusAdmin/SchoolAdmin) always produce PendingReview, IsActive=false, Visibility=None.</w:t>
       </w:r>
     </w:p>
     <w:p>
@@ -6391,7 +6408,7 @@
           <w:sz w:val="21"/>
           <w:szCs w:val="21"/>
         </w:rPr>
-        <w:t xml:space="preserve">☐ PortalAdmin-created questions are auto-published (Approved + Public + Active).</w:t>
+        <w:t xml:space="preserve">☐ PortalAdmin create and import auto-publish (Approved + Public + Active). Import calls the same create path; a Status column cannot override that.</w:t>
       </w:r>
     </w:p>
     <w:p>
@@ -6408,7 +6425,7 @@
           <w:sz w:val="21"/>
           <w:szCs w:val="21"/>
         </w:rPr>
-        <w:t xml:space="preserve">☐ Draft (110) is leftover only: create/import never write it; GET still returns status Draft for old rows (not remapped to PendingReview); owners may still edit/delete those rows.</w:t>
+        <w:t xml:space="preserve">☐ PortalAdmin-created questions are auto-published (Approved + Public + Active).</w:t>
       </w:r>
     </w:p>
     <w:p>
@@ -6425,7 +6442,7 @@
           <w:sz w:val="21"/>
           <w:szCs w:val="21"/>
         </w:rPr>
-        <w:t xml:space="preserve">☐ A PendingReview or endorsed (Campus/School) question is visible ONLY to its creator plus that creator's CampusAdmin, SchoolAdmin, and PortalAdmin — never peers or other orgs.</w:t>
+        <w:t xml:space="preserve">☐ Draft (110) is leftover only: create/import never write it; GET still returns status Draft for old rows (not remapped to PendingReview); owners may still edit/delete those rows.</w:t>
       </w:r>
     </w:p>
     <w:p>
@@ -6442,7 +6459,7 @@
           <w:sz w:val="21"/>
           <w:szCs w:val="21"/>
         </w:rPr>
-        <w:t xml:space="preserve">☐ Only PortalAdmin approval publishes a question (Approved + Public + Active + quiz-usable).</w:t>
+        <w:t xml:space="preserve">☐ Parent-created bank questions are family-private: no school/campus org stamp, visible only to the creator and PortalAdmin until published, and reviewed by PortalAdmin only.</w:t>
       </w:r>
     </w:p>
     <w:p>
@@ -6459,7 +6476,7 @@
           <w:sz w:val="21"/>
           <w:szCs w:val="21"/>
         </w:rPr>
-        <w:t xml:space="preserve">☐ CampusAdmin/SchoolAdmin approval is an endorsement: Status=Approved but IsActive=false, audience stays restricted, and it is NOT quiz-usable until PortalAdmin publishes it.</w:t>
+        <w:t xml:space="preserve">☐ A PendingReview or endorsed (Campus/School) question is visible ONLY to its creator plus that creator's CampusAdmin, SchoolAdmin, and PortalAdmin — never peers or other orgs (Parent excepted: creator + PortalAdmin only).</w:t>
       </w:r>
     </w:p>
     <w:p>
@@ -6476,7 +6493,7 @@
           <w:sz w:val="21"/>
           <w:szCs w:val="21"/>
         </w:rPr>
-        <w:t xml:space="preserve">☐ Approver must be a higher tier than the creator; no self or same-tier approval (Teacher/Coordinator/Tutor/Parent→Campus/School/Portal; CampusAdmin→School/Portal; SchoolAdmin→Portal only). Web and Mobile hide Endorse/Reject on the signed-in CampusAdmin/SchoolAdmin's own questions.</w:t>
+        <w:t xml:space="preserve">☐ Only PortalAdmin approval publishes a question (Approved + Public + Active + quiz-usable).</w:t>
       </w:r>
     </w:p>
     <w:p>
@@ -6493,7 +6510,7 @@
           <w:sz w:val="21"/>
           <w:szCs w:val="21"/>
         </w:rPr>
-        <w:t xml:space="preserve">☐ Only a Published (Public) Approved bank question can be toggled Active/Inactive by PortalAdmin. Bank endorse leaves IsActive=false. Exception: inline quiz create sets Campus + IsActive=true without Public.</w:t>
+        <w:t xml:space="preserve">☐ CampusAdmin/SchoolAdmin approval is an endorsement: Status=Approved but IsActive=false, audience stays restricted, and it is NOT quiz-usable until PortalAdmin publishes it.</w:t>
       </w:r>
     </w:p>
     <w:p>
@@ -6510,7 +6527,7 @@
           <w:sz w:val="21"/>
           <w:szCs w:val="21"/>
         </w:rPr>
-        <w:t xml:space="preserve">☐ PortalAdmin may deactivate a Published question; UI shows Status=Approved and Activity=Inactive.</w:t>
+        <w:t xml:space="preserve">☐ Approver must be a higher tier than the creator; no self or same-tier approval (Teacher/Coordinator/Tutor/Parent→Campus/School/Portal; CampusAdmin→School/Portal; SchoolAdmin→Portal only). Web and Mobile hide Endorse/Reject on the signed-in CampusAdmin/SchoolAdmin's own questions.</w:t>
       </w:r>
     </w:p>
     <w:p>
@@ -6527,7 +6544,7 @@
           <w:sz w:val="21"/>
           <w:szCs w:val="21"/>
         </w:rPr>
-        <w:t xml:space="preserve">☐ Reject requires a reason and clears active/endorsement/visibility state.</w:t>
+        <w:t xml:space="preserve">☐ Only a Published (Public) Approved bank question can be toggled Active/Inactive by PortalAdmin. Bank endorse leaves IsActive=false. Exception: inline quiz create sets Campus + IsActive=true without Public.</w:t>
       </w:r>
     </w:p>
     <w:p>
@@ -6544,7 +6561,7 @@
           <w:sz w:val="21"/>
           <w:szCs w:val="21"/>
         </w:rPr>
-        <w:t xml:space="preserve">☐ Editing Rejected does not auto-submit; explicit Submit returns it to PendingReview.</w:t>
+        <w:t xml:space="preserve">☐ PortalAdmin may deactivate a Published question; UI shows Status=Approved and Activity=Inactive.</w:t>
       </w:r>
     </w:p>
     <w:p>
@@ -6561,7 +6578,7 @@
           <w:sz w:val="21"/>
           <w:szCs w:val="21"/>
         </w:rPr>
-        <w:t xml:space="preserve">☐ Only PortalAdmin can publish, activate, deactivate, archive, or mutate approved/endorsed questions.</w:t>
+        <w:t xml:space="preserve">☐ Reject requires a reason and clears active/endorsement/visibility state.</w:t>
       </w:r>
     </w:p>
     <w:p>
@@ -6578,7 +6595,7 @@
           <w:sz w:val="21"/>
           <w:szCs w:val="21"/>
         </w:rPr>
-        <w:t xml:space="preserve">☐ Deactivate keeps QuestionStatus=Approved and only changes IsActive.</w:t>
+        <w:t xml:space="preserve">☐ Editing Rejected does not auto-submit; explicit Submit returns it to PendingReview.</w:t>
       </w:r>
     </w:p>
     <w:p>
@@ -6595,7 +6612,7 @@
           <w:sz w:val="21"/>
           <w:szCs w:val="21"/>
         </w:rPr>
-        <w:t xml:space="preserve">☐ Archived and inactive are not interchangeable: Archived is status; inactive is a flag.</w:t>
+        <w:t xml:space="preserve">☐ Only PortalAdmin can publish, activate, deactivate, archive, or mutate approved/endorsed questions.</w:t>
       </w:r>
     </w:p>
     <w:p>
@@ -6612,7 +6629,7 @@
           <w:sz w:val="21"/>
           <w:szCs w:val="21"/>
         </w:rPr>
-        <w:t xml:space="preserve">☐ Bank quiz eligibility (eligibleForQuizOnly / attach from bank) requires Approved + Public + IsActive + ApprovedBy (published by PortalAdmin). Inline-on-quiz questions are Campus + Active and are used on that quiz without being Public.</w:t>
+        <w:t xml:space="preserve">☐ Deactivate keeps QuestionStatus=Approved and only changes IsActive.</w:t>
       </w:r>
     </w:p>
     <w:p>
@@ -6629,7 +6646,7 @@
           <w:sz w:val="21"/>
           <w:szCs w:val="21"/>
         </w:rPr>
-        <w:t xml:space="preserve">☐ Question bank excludes Students; students receive questions only through quiz attempts.</w:t>
+        <w:t xml:space="preserve">☐ Archived and inactive are not interchangeable: Archived is status; inactive is a flag.</w:t>
       </w:r>
     </w:p>
     <w:p>
@@ -6646,7 +6663,7 @@
           <w:sz w:val="21"/>
           <w:szCs w:val="21"/>
         </w:rPr>
-        <w:t xml:space="preserve">☐ Coordinator and Tutor have the same bank-create rights as Teacher/Parent: own + Public visibility, no endorse/publish.</w:t>
+        <w:t xml:space="preserve">☐ Bank quiz eligibility (eligibleForQuizOnly / attach from bank) requires Approved + Public + IsActive + ApprovedBy (published by PortalAdmin). Inline-on-quiz questions are Campus + Active and are used on that quiz without being Public.</w:t>
       </w:r>
     </w:p>
     <w:p>
@@ -6663,7 +6680,41 @@
           <w:sz w:val="21"/>
           <w:szCs w:val="21"/>
         </w:rPr>
-        <w:t xml:space="preserve">☐ CampusAdmin list, pending-approval, and GetById include Teacher/Coordinator/Tutor/Parent in the same campus (not own). SchoolAdmin includes those plus CampusAdmin in the same school. Those three paths use the same creator-role lists.</w:t>
+        <w:t xml:space="preserve">☐ Question bank excludes Students; students receive questions only through quiz attempts.</w:t>
+      </w:r>
+    </w:p>
+    <w:p>
+      <w:pPr>
+        <w:pStyle w:val="ListParagraph"/>
+        <w:numPr>
+          <w:ilvl w:val="0"/>
+          <w:numId w:val="1"/>
+        </w:numPr>
+        <w:spacing w:after="60"/>
+      </w:pPr>
+      <w:r>
+        <w:rPr>
+          <w:sz w:val="21"/>
+          <w:szCs w:val="21"/>
+        </w:rPr>
+        <w:t xml:space="preserve">☐ Coordinator and Tutor have the same bank-create rights as Teacher/Parent: own + Public visibility, no endorse/publish.</w:t>
+      </w:r>
+    </w:p>
+    <w:p>
+      <w:pPr>
+        <w:pStyle w:val="ListParagraph"/>
+        <w:numPr>
+          <w:ilvl w:val="0"/>
+          <w:numId w:val="1"/>
+        </w:numPr>
+        <w:spacing w:after="60"/>
+      </w:pPr>
+      <w:r>
+        <w:rPr>
+          <w:sz w:val="21"/>
+          <w:szCs w:val="21"/>
+        </w:rPr>
+        <w:t xml:space="preserve">☐ CampusAdmin list, pending-approval, and GetById include Teacher/Coordinator/Tutor in the same campus (not own). SchoolAdmin includes those plus CampusAdmin in the same school. Parent creators are excluded — PortalAdmin only.</w:t>
       </w:r>
     </w:p>
     <w:p>

--- a/docs/04_RankUp_Questions_Business_QA.docx
+++ b/docs/04_RankUp_Questions_Business_QA.docx
@@ -547,7 +547,7 @@
                 <w:sz w:val="17"/>
                 <w:szCs w:val="17"/>
               </w:rPr>
-              <w:t xml:space="preserve">Create / import by Teacher, Coordinator, Tutor, Parent, CampusAdmin, SchoolAdmin</w:t>
+              <w:t xml:space="preserve">Create / import by Teacher, Coordinator, Parent, CampusAdmin, SchoolAdmin</w:t>
             </w:r>
           </w:p>
         </w:tc>
@@ -573,7 +573,7 @@
                 <w:sz w:val="17"/>
                 <w:szCs w:val="17"/>
               </w:rPr>
-              <w:t xml:space="preserve">IsActive=false; Visibility=None. Teacher/Coordinator/Tutor/CampusAdmin/SchoolAdmin: org stamped from creator; audience = creator + creator's CampusAdmin + creator's SchoolAdmin + PortalAdmin. Parent: no school/campus stamp (family-private); audience = creator + PortalAdmin only until published.</w:t>
+              <w:t xml:space="preserve">IsActive=false; Visibility=None. Teacher/Coordinator/CampusAdmin/SchoolAdmin: org stamped from creator; audience = creator + creator's CampusAdmin + creator's SchoolAdmin + PortalAdmin. Parent: no school/campus stamp (family-private); audience = creator + PortalAdmin only until published.</w:t>
             </w:r>
           </w:p>
         </w:tc>
@@ -696,7 +696,7 @@
                 <w:sz w:val="17"/>
                 <w:szCs w:val="17"/>
               </w:rPr>
-              <w:t xml:space="preserve">A Teacher/Coordinator/Tutor question in the same campus only. Visibility=Campus; IsActive=false; audience stays restricted; not quiz-usable; still needs PortalAdmin to publish. (Parent-created questions skip campus/school queues.)</w:t>
+              <w:t xml:space="preserve">A Teacher/Coordinator question in the same campus only. Visibility=Campus; IsActive=false; audience stays restricted; not quiz-usable; still needs PortalAdmin to publish. (Parent-created questions skip campus/school queues.)</w:t>
             </w:r>
           </w:p>
         </w:tc>
@@ -737,7 +737,7 @@
                 <w:sz w:val="17"/>
                 <w:szCs w:val="17"/>
               </w:rPr>
-              <w:t xml:space="preserve">A Teacher/Coordinator/Tutor/CampusAdmin question in the same school. Visibility=School; IsActive=false; audience stays restricted; not quiz-usable; still needs PortalAdmin to publish.</w:t>
+              <w:t xml:space="preserve">A Teacher/Coordinator/CampusAdmin question in the same school. Visibility=School; IsActive=false; audience stays restricted; not quiz-usable; still needs PortalAdmin to publish.</w:t>
             </w:r>
           </w:p>
         </w:tc>
@@ -778,7 +778,7 @@
                 <w:sz w:val="17"/>
                 <w:szCs w:val="17"/>
               </w:rPr>
-              <w:t xml:space="preserve">Visibility=Public; IsActive=true; attachable from the bank picker by quiz-managing roles (Teacher, Coordinator, Tutor, Parent, SchoolAdmin, PortalAdmin — not CampusAdmin). Only PortalAdmin can publish.</w:t>
+              <w:t xml:space="preserve">Visibility=Public; IsActive=true; attachable from the bank picker by quiz-managing roles (Teacher, Coordinator, Parent, SchoolAdmin, PortalAdmin — not CampusAdmin). Only PortalAdmin can publish.</w:t>
             </w:r>
           </w:p>
         </w:tc>
@@ -1309,7 +1309,6 @@
         <w:gridCol w:w="100"/>
         <w:gridCol w:w="100"/>
         <w:gridCol w:w="100"/>
-        <w:gridCol w:w="100"/>
       </w:tblGrid>
       <w:tr>
         <w:trPr>
@@ -1402,7 +1401,7 @@
                 <w:sz w:val="17"/>
                 <w:szCs w:val="17"/>
               </w:rPr>
-              <w:t xml:space="preserve">Tutor</w:t>
+              <w:t xml:space="preserve">Parent</w:t>
             </w:r>
           </w:p>
         </w:tc>
@@ -1415,19 +1414,6 @@
                 <w:sz w:val="17"/>
                 <w:szCs w:val="17"/>
               </w:rPr>
-              <w:t xml:space="preserve">Parent</w:t>
-            </w:r>
-          </w:p>
-        </w:tc>
-        <w:tc>
-          <w:p>
-            <w:r>
-              <w:rPr>
-                <w:b/>
-                <w:bCs/>
-                <w:sz w:val="17"/>
-                <w:szCs w:val="17"/>
-              </w:rPr>
               <w:t xml:space="preserve">Student</w:t>
             </w:r>
           </w:p>
@@ -1534,6 +1520,34 @@
                 <w:sz w:val="17"/>
                 <w:szCs w:val="17"/>
               </w:rPr>
+              <w:t xml:space="preserve">No</w:t>
+            </w:r>
+          </w:p>
+        </w:tc>
+      </w:tr>
+      <w:tr>
+        <w:tc>
+          <w:p>
+            <w:r>
+              <w:rPr>
+                <w:b w:val="false"/>
+                <w:bCs w:val="false"/>
+                <w:sz w:val="17"/>
+                <w:szCs w:val="17"/>
+              </w:rPr>
+              <w:t xml:space="preserve">Create</w:t>
+            </w:r>
+          </w:p>
+        </w:tc>
+        <w:tc>
+          <w:p>
+            <w:r>
+              <w:rPr>
+                <w:b w:val="false"/>
+                <w:bCs w:val="false"/>
+                <w:sz w:val="17"/>
+                <w:szCs w:val="17"/>
+              </w:rPr>
               <w:t xml:space="preserve">Yes</w:t>
             </w:r>
           </w:p>
@@ -1547,6 +1561,71 @@
                 <w:sz w:val="17"/>
                 <w:szCs w:val="17"/>
               </w:rPr>
+              <w:t xml:space="preserve">Yes</w:t>
+            </w:r>
+          </w:p>
+        </w:tc>
+        <w:tc>
+          <w:p>
+            <w:r>
+              <w:rPr>
+                <w:b w:val="false"/>
+                <w:bCs w:val="false"/>
+                <w:sz w:val="17"/>
+                <w:szCs w:val="17"/>
+              </w:rPr>
+              <w:t xml:space="preserve">Yes</w:t>
+            </w:r>
+          </w:p>
+        </w:tc>
+        <w:tc>
+          <w:p>
+            <w:r>
+              <w:rPr>
+                <w:b w:val="false"/>
+                <w:bCs w:val="false"/>
+                <w:sz w:val="17"/>
+                <w:szCs w:val="17"/>
+              </w:rPr>
+              <w:t xml:space="preserve">Yes</w:t>
+            </w:r>
+          </w:p>
+        </w:tc>
+        <w:tc>
+          <w:p>
+            <w:r>
+              <w:rPr>
+                <w:b w:val="false"/>
+                <w:bCs w:val="false"/>
+                <w:sz w:val="17"/>
+                <w:szCs w:val="17"/>
+              </w:rPr>
+              <w:t xml:space="preserve">Yes</w:t>
+            </w:r>
+          </w:p>
+        </w:tc>
+        <w:tc>
+          <w:p>
+            <w:r>
+              <w:rPr>
+                <w:b w:val="false"/>
+                <w:bCs w:val="false"/>
+                <w:sz w:val="17"/>
+                <w:szCs w:val="17"/>
+              </w:rPr>
+              <w:t xml:space="preserve">Yes</w:t>
+            </w:r>
+          </w:p>
+        </w:tc>
+        <w:tc>
+          <w:p>
+            <w:r>
+              <w:rPr>
+                <w:b w:val="false"/>
+                <w:bCs w:val="false"/>
+                <w:sz w:val="17"/>
+                <w:szCs w:val="17"/>
+              </w:rPr>
               <w:t xml:space="preserve">No</w:t>
             </w:r>
           </w:p>
@@ -1562,7 +1641,537 @@
                 <w:sz w:val="17"/>
                 <w:szCs w:val="17"/>
               </w:rPr>
-              <w:t xml:space="preserve">Create</w:t>
+              <w:t xml:space="preserve">Edit/delete own PendingReview or Rejected</w:t>
+            </w:r>
+          </w:p>
+        </w:tc>
+        <w:tc>
+          <w:p>
+            <w:r>
+              <w:rPr>
+                <w:b w:val="false"/>
+                <w:bCs w:val="false"/>
+                <w:sz w:val="17"/>
+                <w:szCs w:val="17"/>
+              </w:rPr>
+              <w:t xml:space="preserve">Any</w:t>
+            </w:r>
+          </w:p>
+        </w:tc>
+        <w:tc>
+          <w:p>
+            <w:r>
+              <w:rPr>
+                <w:b w:val="false"/>
+                <w:bCs w:val="false"/>
+                <w:sz w:val="17"/>
+                <w:szCs w:val="17"/>
+              </w:rPr>
+              <w:t xml:space="preserve">Own</w:t>
+            </w:r>
+          </w:p>
+        </w:tc>
+        <w:tc>
+          <w:p>
+            <w:r>
+              <w:rPr>
+                <w:b w:val="false"/>
+                <w:bCs w:val="false"/>
+                <w:sz w:val="17"/>
+                <w:szCs w:val="17"/>
+              </w:rPr>
+              <w:t xml:space="preserve">Own</w:t>
+            </w:r>
+          </w:p>
+        </w:tc>
+        <w:tc>
+          <w:p>
+            <w:r>
+              <w:rPr>
+                <w:b w:val="false"/>
+                <w:bCs w:val="false"/>
+                <w:sz w:val="17"/>
+                <w:szCs w:val="17"/>
+              </w:rPr>
+              <w:t xml:space="preserve">Own</w:t>
+            </w:r>
+          </w:p>
+        </w:tc>
+        <w:tc>
+          <w:p>
+            <w:r>
+              <w:rPr>
+                <w:b w:val="false"/>
+                <w:bCs w:val="false"/>
+                <w:sz w:val="17"/>
+                <w:szCs w:val="17"/>
+              </w:rPr>
+              <w:t xml:space="preserve">Own</w:t>
+            </w:r>
+          </w:p>
+        </w:tc>
+        <w:tc>
+          <w:p>
+            <w:r>
+              <w:rPr>
+                <w:b w:val="false"/>
+                <w:bCs w:val="false"/>
+                <w:sz w:val="17"/>
+                <w:szCs w:val="17"/>
+              </w:rPr>
+              <w:t xml:space="preserve">Own</w:t>
+            </w:r>
+          </w:p>
+        </w:tc>
+        <w:tc>
+          <w:p>
+            <w:r>
+              <w:rPr>
+                <w:b w:val="false"/>
+                <w:bCs w:val="false"/>
+                <w:sz w:val="17"/>
+                <w:szCs w:val="17"/>
+              </w:rPr>
+              <w:t xml:space="preserve">No</w:t>
+            </w:r>
+          </w:p>
+        </w:tc>
+      </w:tr>
+      <w:tr>
+        <w:tc>
+          <w:p>
+            <w:r>
+              <w:rPr>
+                <w:b w:val="false"/>
+                <w:bCs w:val="false"/>
+                <w:sz w:val="17"/>
+                <w:szCs w:val="17"/>
+              </w:rPr>
+              <w:t xml:space="preserve">Edit/delete Approved or endorsed</w:t>
+            </w:r>
+          </w:p>
+        </w:tc>
+        <w:tc>
+          <w:p>
+            <w:r>
+              <w:rPr>
+                <w:b w:val="false"/>
+                <w:bCs w:val="false"/>
+                <w:sz w:val="17"/>
+                <w:szCs w:val="17"/>
+              </w:rPr>
+              <w:t xml:space="preserve">Any</w:t>
+            </w:r>
+          </w:p>
+        </w:tc>
+        <w:tc>
+          <w:p>
+            <w:r>
+              <w:rPr>
+                <w:b w:val="false"/>
+                <w:bCs w:val="false"/>
+                <w:sz w:val="17"/>
+                <w:szCs w:val="17"/>
+              </w:rPr>
+              <w:t xml:space="preserve">No</w:t>
+            </w:r>
+          </w:p>
+        </w:tc>
+        <w:tc>
+          <w:p>
+            <w:r>
+              <w:rPr>
+                <w:b w:val="false"/>
+                <w:bCs w:val="false"/>
+                <w:sz w:val="17"/>
+                <w:szCs w:val="17"/>
+              </w:rPr>
+              <w:t xml:space="preserve">No</w:t>
+            </w:r>
+          </w:p>
+        </w:tc>
+        <w:tc>
+          <w:p>
+            <w:r>
+              <w:rPr>
+                <w:b w:val="false"/>
+                <w:bCs w:val="false"/>
+                <w:sz w:val="17"/>
+                <w:szCs w:val="17"/>
+              </w:rPr>
+              <w:t xml:space="preserve">No</w:t>
+            </w:r>
+          </w:p>
+        </w:tc>
+        <w:tc>
+          <w:p>
+            <w:r>
+              <w:rPr>
+                <w:b w:val="false"/>
+                <w:bCs w:val="false"/>
+                <w:sz w:val="17"/>
+                <w:szCs w:val="17"/>
+              </w:rPr>
+              <w:t xml:space="preserve">No</w:t>
+            </w:r>
+          </w:p>
+        </w:tc>
+        <w:tc>
+          <w:p>
+            <w:r>
+              <w:rPr>
+                <w:b w:val="false"/>
+                <w:bCs w:val="false"/>
+                <w:sz w:val="17"/>
+                <w:szCs w:val="17"/>
+              </w:rPr>
+              <w:t xml:space="preserve">No</w:t>
+            </w:r>
+          </w:p>
+        </w:tc>
+        <w:tc>
+          <w:p>
+            <w:r>
+              <w:rPr>
+                <w:b w:val="false"/>
+                <w:bCs w:val="false"/>
+                <w:sz w:val="17"/>
+                <w:szCs w:val="17"/>
+              </w:rPr>
+              <w:t xml:space="preserve">No</w:t>
+            </w:r>
+          </w:p>
+        </w:tc>
+      </w:tr>
+      <w:tr>
+        <w:tc>
+          <w:p>
+            <w:r>
+              <w:rPr>
+                <w:b w:val="false"/>
+                <w:bCs w:val="false"/>
+                <w:sz w:val="17"/>
+                <w:szCs w:val="17"/>
+              </w:rPr>
+              <w:t xml:space="preserve">Approve a Teacher / Coordinator / Parent question</w:t>
+            </w:r>
+          </w:p>
+        </w:tc>
+        <w:tc>
+          <w:p>
+            <w:r>
+              <w:rPr>
+                <w:b w:val="false"/>
+                <w:bCs w:val="false"/>
+                <w:sz w:val="17"/>
+                <w:szCs w:val="17"/>
+              </w:rPr>
+              <w:t xml:space="preserve">Publish → Public</w:t>
+            </w:r>
+          </w:p>
+        </w:tc>
+        <w:tc>
+          <w:p>
+            <w:r>
+              <w:rPr>
+                <w:b w:val="false"/>
+                <w:bCs w:val="false"/>
+                <w:sz w:val="17"/>
+                <w:szCs w:val="17"/>
+              </w:rPr>
+              <w:t xml:space="preserve">Endorse (own school)</w:t>
+            </w:r>
+          </w:p>
+        </w:tc>
+        <w:tc>
+          <w:p>
+            <w:r>
+              <w:rPr>
+                <w:b w:val="false"/>
+                <w:bCs w:val="false"/>
+                <w:sz w:val="17"/>
+                <w:szCs w:val="17"/>
+              </w:rPr>
+              <w:t xml:space="preserve">Endorse (own campus)</w:t>
+            </w:r>
+          </w:p>
+        </w:tc>
+        <w:tc>
+          <w:p>
+            <w:r>
+              <w:rPr>
+                <w:b w:val="false"/>
+                <w:bCs w:val="false"/>
+                <w:sz w:val="17"/>
+                <w:szCs w:val="17"/>
+              </w:rPr>
+              <w:t xml:space="preserve">No</w:t>
+            </w:r>
+          </w:p>
+        </w:tc>
+        <w:tc>
+          <w:p>
+            <w:r>
+              <w:rPr>
+                <w:b w:val="false"/>
+                <w:bCs w:val="false"/>
+                <w:sz w:val="17"/>
+                <w:szCs w:val="17"/>
+              </w:rPr>
+              <w:t xml:space="preserve">No</w:t>
+            </w:r>
+          </w:p>
+        </w:tc>
+        <w:tc>
+          <w:p>
+            <w:r>
+              <w:rPr>
+                <w:b w:val="false"/>
+                <w:bCs w:val="false"/>
+                <w:sz w:val="17"/>
+                <w:szCs w:val="17"/>
+              </w:rPr>
+              <w:t xml:space="preserve">No</w:t>
+            </w:r>
+          </w:p>
+        </w:tc>
+        <w:tc>
+          <w:p>
+            <w:r>
+              <w:rPr>
+                <w:b w:val="false"/>
+                <w:bCs w:val="false"/>
+                <w:sz w:val="17"/>
+                <w:szCs w:val="17"/>
+              </w:rPr>
+              <w:t xml:space="preserve">No</w:t>
+            </w:r>
+          </w:p>
+        </w:tc>
+      </w:tr>
+      <w:tr>
+        <w:tc>
+          <w:p>
+            <w:r>
+              <w:rPr>
+                <w:b w:val="false"/>
+                <w:bCs w:val="false"/>
+                <w:sz w:val="17"/>
+                <w:szCs w:val="17"/>
+              </w:rPr>
+              <w:t xml:space="preserve">Approve a CampusAdmin question</w:t>
+            </w:r>
+          </w:p>
+        </w:tc>
+        <w:tc>
+          <w:p>
+            <w:r>
+              <w:rPr>
+                <w:b w:val="false"/>
+                <w:bCs w:val="false"/>
+                <w:sz w:val="17"/>
+                <w:szCs w:val="17"/>
+              </w:rPr>
+              <w:t xml:space="preserve">Publish → Public</w:t>
+            </w:r>
+          </w:p>
+        </w:tc>
+        <w:tc>
+          <w:p>
+            <w:r>
+              <w:rPr>
+                <w:b w:val="false"/>
+                <w:bCs w:val="false"/>
+                <w:sz w:val="17"/>
+                <w:szCs w:val="17"/>
+              </w:rPr>
+              <w:t xml:space="preserve">Endorse (own school)</w:t>
+            </w:r>
+          </w:p>
+        </w:tc>
+        <w:tc>
+          <w:p>
+            <w:r>
+              <w:rPr>
+                <w:b w:val="false"/>
+                <w:bCs w:val="false"/>
+                <w:sz w:val="17"/>
+                <w:szCs w:val="17"/>
+              </w:rPr>
+              <w:t xml:space="preserve">No (self / peer)</w:t>
+            </w:r>
+          </w:p>
+        </w:tc>
+        <w:tc>
+          <w:p>
+            <w:r>
+              <w:rPr>
+                <w:b w:val="false"/>
+                <w:bCs w:val="false"/>
+                <w:sz w:val="17"/>
+                <w:szCs w:val="17"/>
+              </w:rPr>
+              <w:t xml:space="preserve">No</w:t>
+            </w:r>
+          </w:p>
+        </w:tc>
+        <w:tc>
+          <w:p>
+            <w:r>
+              <w:rPr>
+                <w:b w:val="false"/>
+                <w:bCs w:val="false"/>
+                <w:sz w:val="17"/>
+                <w:szCs w:val="17"/>
+              </w:rPr>
+              <w:t xml:space="preserve">No</w:t>
+            </w:r>
+          </w:p>
+        </w:tc>
+        <w:tc>
+          <w:p>
+            <w:r>
+              <w:rPr>
+                <w:b w:val="false"/>
+                <w:bCs w:val="false"/>
+                <w:sz w:val="17"/>
+                <w:szCs w:val="17"/>
+              </w:rPr>
+              <w:t xml:space="preserve">No</w:t>
+            </w:r>
+          </w:p>
+        </w:tc>
+        <w:tc>
+          <w:p>
+            <w:r>
+              <w:rPr>
+                <w:b w:val="false"/>
+                <w:bCs w:val="false"/>
+                <w:sz w:val="17"/>
+                <w:szCs w:val="17"/>
+              </w:rPr>
+              <w:t xml:space="preserve">No</w:t>
+            </w:r>
+          </w:p>
+        </w:tc>
+      </w:tr>
+      <w:tr>
+        <w:tc>
+          <w:p>
+            <w:r>
+              <w:rPr>
+                <w:b w:val="false"/>
+                <w:bCs w:val="false"/>
+                <w:sz w:val="17"/>
+                <w:szCs w:val="17"/>
+              </w:rPr>
+              <w:t xml:space="preserve">Approve a SchoolAdmin question</w:t>
+            </w:r>
+          </w:p>
+        </w:tc>
+        <w:tc>
+          <w:p>
+            <w:r>
+              <w:rPr>
+                <w:b w:val="false"/>
+                <w:bCs w:val="false"/>
+                <w:sz w:val="17"/>
+                <w:szCs w:val="17"/>
+              </w:rPr>
+              <w:t xml:space="preserve">Publish → Public</w:t>
+            </w:r>
+          </w:p>
+        </w:tc>
+        <w:tc>
+          <w:p>
+            <w:r>
+              <w:rPr>
+                <w:b w:val="false"/>
+                <w:bCs w:val="false"/>
+                <w:sz w:val="17"/>
+                <w:szCs w:val="17"/>
+              </w:rPr>
+              <w:t xml:space="preserve">No</w:t>
+            </w:r>
+          </w:p>
+        </w:tc>
+        <w:tc>
+          <w:p>
+            <w:r>
+              <w:rPr>
+                <w:b w:val="false"/>
+                <w:bCs w:val="false"/>
+                <w:sz w:val="17"/>
+                <w:szCs w:val="17"/>
+              </w:rPr>
+              <w:t xml:space="preserve">No</w:t>
+            </w:r>
+          </w:p>
+        </w:tc>
+        <w:tc>
+          <w:p>
+            <w:r>
+              <w:rPr>
+                <w:b w:val="false"/>
+                <w:bCs w:val="false"/>
+                <w:sz w:val="17"/>
+                <w:szCs w:val="17"/>
+              </w:rPr>
+              <w:t xml:space="preserve">No</w:t>
+            </w:r>
+          </w:p>
+        </w:tc>
+        <w:tc>
+          <w:p>
+            <w:r>
+              <w:rPr>
+                <w:b w:val="false"/>
+                <w:bCs w:val="false"/>
+                <w:sz w:val="17"/>
+                <w:szCs w:val="17"/>
+              </w:rPr>
+              <w:t xml:space="preserve">No</w:t>
+            </w:r>
+          </w:p>
+        </w:tc>
+        <w:tc>
+          <w:p>
+            <w:r>
+              <w:rPr>
+                <w:b w:val="false"/>
+                <w:bCs w:val="false"/>
+                <w:sz w:val="17"/>
+                <w:szCs w:val="17"/>
+              </w:rPr>
+              <w:t xml:space="preserve">No</w:t>
+            </w:r>
+          </w:p>
+        </w:tc>
+        <w:tc>
+          <w:p>
+            <w:r>
+              <w:rPr>
+                <w:b w:val="false"/>
+                <w:bCs w:val="false"/>
+                <w:sz w:val="17"/>
+                <w:szCs w:val="17"/>
+              </w:rPr>
+              <w:t xml:space="preserve">No</w:t>
+            </w:r>
+          </w:p>
+        </w:tc>
+      </w:tr>
+      <w:tr>
+        <w:tc>
+          <w:p>
+            <w:r>
+              <w:rPr>
+                <w:b w:val="false"/>
+                <w:bCs w:val="false"/>
+                <w:sz w:val="17"/>
+                <w:szCs w:val="17"/>
+              </w:rPr>
+              <w:t xml:space="preserve">Publish (Public + Active)</w:t>
             </w:r>
           </w:p>
         </w:tc>
@@ -1588,6 +2197,99 @@
                 <w:sz w:val="17"/>
                 <w:szCs w:val="17"/>
               </w:rPr>
+              <w:t xml:space="preserve">No</w:t>
+            </w:r>
+          </w:p>
+        </w:tc>
+        <w:tc>
+          <w:p>
+            <w:r>
+              <w:rPr>
+                <w:b w:val="false"/>
+                <w:bCs w:val="false"/>
+                <w:sz w:val="17"/>
+                <w:szCs w:val="17"/>
+              </w:rPr>
+              <w:t xml:space="preserve">No</w:t>
+            </w:r>
+          </w:p>
+        </w:tc>
+        <w:tc>
+          <w:p>
+            <w:r>
+              <w:rPr>
+                <w:b w:val="false"/>
+                <w:bCs w:val="false"/>
+                <w:sz w:val="17"/>
+                <w:szCs w:val="17"/>
+              </w:rPr>
+              <w:t xml:space="preserve">No</w:t>
+            </w:r>
+          </w:p>
+        </w:tc>
+        <w:tc>
+          <w:p>
+            <w:r>
+              <w:rPr>
+                <w:b w:val="false"/>
+                <w:bCs w:val="false"/>
+                <w:sz w:val="17"/>
+                <w:szCs w:val="17"/>
+              </w:rPr>
+              <w:t xml:space="preserve">No</w:t>
+            </w:r>
+          </w:p>
+        </w:tc>
+        <w:tc>
+          <w:p>
+            <w:r>
+              <w:rPr>
+                <w:b w:val="false"/>
+                <w:bCs w:val="false"/>
+                <w:sz w:val="17"/>
+                <w:szCs w:val="17"/>
+              </w:rPr>
+              <w:t xml:space="preserve">No</w:t>
+            </w:r>
+          </w:p>
+        </w:tc>
+        <w:tc>
+          <w:p>
+            <w:r>
+              <w:rPr>
+                <w:b w:val="false"/>
+                <w:bCs w:val="false"/>
+                <w:sz w:val="17"/>
+                <w:szCs w:val="17"/>
+              </w:rPr>
+              <w:t xml:space="preserve">No</w:t>
+            </w:r>
+          </w:p>
+        </w:tc>
+      </w:tr>
+      <w:tr>
+        <w:tc>
+          <w:p>
+            <w:r>
+              <w:rPr>
+                <w:b w:val="false"/>
+                <w:bCs w:val="false"/>
+                <w:sz w:val="17"/>
+                <w:szCs w:val="17"/>
+              </w:rPr>
+              <w:t xml:space="preserve">Manage quizzes / attach published bank questions / inline quiz create</w:t>
+            </w:r>
+          </w:p>
+        </w:tc>
+        <w:tc>
+          <w:p>
+            <w:r>
+              <w:rPr>
+                <w:b w:val="false"/>
+                <w:bCs w:val="false"/>
+                <w:sz w:val="17"/>
+                <w:szCs w:val="17"/>
+              </w:rPr>
               <w:t xml:space="preserve">Yes</w:t>
             </w:r>
           </w:p>
@@ -1614,6 +2316,19 @@
                 <w:sz w:val="17"/>
                 <w:szCs w:val="17"/>
               </w:rPr>
+              <w:t xml:space="preserve">No</w:t>
+            </w:r>
+          </w:p>
+        </w:tc>
+        <w:tc>
+          <w:p>
+            <w:r>
+              <w:rPr>
+                <w:b w:val="false"/>
+                <w:bCs w:val="false"/>
+                <w:sz w:val="17"/>
+                <w:szCs w:val="17"/>
+              </w:rPr>
               <w:t xml:space="preserve">Yes</w:t>
             </w:r>
           </w:p>
@@ -1653,6 +2368,34 @@
                 <w:sz w:val="17"/>
                 <w:szCs w:val="17"/>
               </w:rPr>
+              <w:t xml:space="preserve">No</w:t>
+            </w:r>
+          </w:p>
+        </w:tc>
+      </w:tr>
+      <w:tr>
+        <w:tc>
+          <w:p>
+            <w:r>
+              <w:rPr>
+                <w:b w:val="false"/>
+                <w:bCs w:val="false"/>
+                <w:sz w:val="17"/>
+                <w:szCs w:val="17"/>
+              </w:rPr>
+              <w:t xml:space="preserve">Activate / deactivate / archive / unarchive</w:t>
+            </w:r>
+          </w:p>
+        </w:tc>
+        <w:tc>
+          <w:p>
+            <w:r>
+              <w:rPr>
+                <w:b w:val="false"/>
+                <w:bCs w:val="false"/>
+                <w:sz w:val="17"/>
+                <w:szCs w:val="17"/>
+              </w:rPr>
               <w:t xml:space="preserve">Yes</w:t>
             </w:r>
           </w:p>
@@ -1670,112 +2413,6 @@
             </w:r>
           </w:p>
         </w:tc>
-      </w:tr>
-      <w:tr>
-        <w:tc>
-          <w:p>
-            <w:r>
-              <w:rPr>
-                <w:b w:val="false"/>
-                <w:bCs w:val="false"/>
-                <w:sz w:val="17"/>
-                <w:szCs w:val="17"/>
-              </w:rPr>
-              <w:t xml:space="preserve">Edit/delete own PendingReview or Rejected</w:t>
-            </w:r>
-          </w:p>
-        </w:tc>
-        <w:tc>
-          <w:p>
-            <w:r>
-              <w:rPr>
-                <w:b w:val="false"/>
-                <w:bCs w:val="false"/>
-                <w:sz w:val="17"/>
-                <w:szCs w:val="17"/>
-              </w:rPr>
-              <w:t xml:space="preserve">Any</w:t>
-            </w:r>
-          </w:p>
-        </w:tc>
-        <w:tc>
-          <w:p>
-            <w:r>
-              <w:rPr>
-                <w:b w:val="false"/>
-                <w:bCs w:val="false"/>
-                <w:sz w:val="17"/>
-                <w:szCs w:val="17"/>
-              </w:rPr>
-              <w:t xml:space="preserve">Own</w:t>
-            </w:r>
-          </w:p>
-        </w:tc>
-        <w:tc>
-          <w:p>
-            <w:r>
-              <w:rPr>
-                <w:b w:val="false"/>
-                <w:bCs w:val="false"/>
-                <w:sz w:val="17"/>
-                <w:szCs w:val="17"/>
-              </w:rPr>
-              <w:t xml:space="preserve">Own</w:t>
-            </w:r>
-          </w:p>
-        </w:tc>
-        <w:tc>
-          <w:p>
-            <w:r>
-              <w:rPr>
-                <w:b w:val="false"/>
-                <w:bCs w:val="false"/>
-                <w:sz w:val="17"/>
-                <w:szCs w:val="17"/>
-              </w:rPr>
-              <w:t xml:space="preserve">Own</w:t>
-            </w:r>
-          </w:p>
-        </w:tc>
-        <w:tc>
-          <w:p>
-            <w:r>
-              <w:rPr>
-                <w:b w:val="false"/>
-                <w:bCs w:val="false"/>
-                <w:sz w:val="17"/>
-                <w:szCs w:val="17"/>
-              </w:rPr>
-              <w:t xml:space="preserve">Own</w:t>
-            </w:r>
-          </w:p>
-        </w:tc>
-        <w:tc>
-          <w:p>
-            <w:r>
-              <w:rPr>
-                <w:b w:val="false"/>
-                <w:bCs w:val="false"/>
-                <w:sz w:val="17"/>
-                <w:szCs w:val="17"/>
-              </w:rPr>
-              <w:t xml:space="preserve">Own</w:t>
-            </w:r>
-          </w:p>
-        </w:tc>
-        <w:tc>
-          <w:p>
-            <w:r>
-              <w:rPr>
-                <w:b w:val="false"/>
-                <w:bCs w:val="false"/>
-                <w:sz w:val="17"/>
-                <w:szCs w:val="17"/>
-              </w:rPr>
-              <w:t xml:space="preserve">Own</w:t>
-            </w:r>
-          </w:p>
-        </w:tc>
         <w:tc>
           <w:p>
             <w:r>
@@ -1789,34 +2426,6 @@
             </w:r>
           </w:p>
         </w:tc>
-      </w:tr>
-      <w:tr>
-        <w:tc>
-          <w:p>
-            <w:r>
-              <w:rPr>
-                <w:b w:val="false"/>
-                <w:bCs w:val="false"/>
-                <w:sz w:val="17"/>
-                <w:szCs w:val="17"/>
-              </w:rPr>
-              <w:t xml:space="preserve">Edit/delete Approved or endorsed</w:t>
-            </w:r>
-          </w:p>
-        </w:tc>
-        <w:tc>
-          <w:p>
-            <w:r>
-              <w:rPr>
-                <w:b w:val="false"/>
-                <w:bCs w:val="false"/>
-                <w:sz w:val="17"/>
-                <w:szCs w:val="17"/>
-              </w:rPr>
-              <w:t xml:space="preserve">Any</w:t>
-            </w:r>
-          </w:p>
-        </w:tc>
         <w:tc>
           <w:p>
             <w:r>
@@ -1869,6 +2478,99 @@
             </w:r>
           </w:p>
         </w:tc>
+      </w:tr>
+      <w:tr>
+        <w:tc>
+          <w:p>
+            <w:r>
+              <w:rPr>
+                <w:b w:val="false"/>
+                <w:bCs w:val="false"/>
+                <w:sz w:val="17"/>
+                <w:szCs w:val="17"/>
+              </w:rPr>
+              <w:t xml:space="preserve">View Approval history on detail</w:t>
+            </w:r>
+          </w:p>
+        </w:tc>
+        <w:tc>
+          <w:p>
+            <w:r>
+              <w:rPr>
+                <w:b w:val="false"/>
+                <w:bCs w:val="false"/>
+                <w:sz w:val="17"/>
+                <w:szCs w:val="17"/>
+              </w:rPr>
+              <w:t xml:space="preserve">Yes</w:t>
+            </w:r>
+          </w:p>
+        </w:tc>
+        <w:tc>
+          <w:p>
+            <w:r>
+              <w:rPr>
+                <w:b w:val="false"/>
+                <w:bCs w:val="false"/>
+                <w:sz w:val="17"/>
+                <w:szCs w:val="17"/>
+              </w:rPr>
+              <w:t xml:space="preserve">Yes (visible questions)</w:t>
+            </w:r>
+          </w:p>
+        </w:tc>
+        <w:tc>
+          <w:p>
+            <w:r>
+              <w:rPr>
+                <w:b w:val="false"/>
+                <w:bCs w:val="false"/>
+                <w:sz w:val="17"/>
+                <w:szCs w:val="17"/>
+              </w:rPr>
+              <w:t xml:space="preserve">Yes (visible questions)</w:t>
+            </w:r>
+          </w:p>
+        </w:tc>
+        <w:tc>
+          <w:p>
+            <w:r>
+              <w:rPr>
+                <w:b w:val="false"/>
+                <w:bCs w:val="false"/>
+                <w:sz w:val="17"/>
+                <w:szCs w:val="17"/>
+              </w:rPr>
+              <w:t xml:space="preserve">Yes (own + Public)</w:t>
+            </w:r>
+          </w:p>
+        </w:tc>
+        <w:tc>
+          <w:p>
+            <w:r>
+              <w:rPr>
+                <w:b w:val="false"/>
+                <w:bCs w:val="false"/>
+                <w:sz w:val="17"/>
+                <w:szCs w:val="17"/>
+              </w:rPr>
+              <w:t xml:space="preserve">Yes (own + Public)</w:t>
+            </w:r>
+          </w:p>
+        </w:tc>
+        <w:tc>
+          <w:p>
+            <w:r>
+              <w:rPr>
+                <w:b w:val="false"/>
+                <w:bCs w:val="false"/>
+                <w:sz w:val="17"/>
+                <w:szCs w:val="17"/>
+              </w:rPr>
+              <w:t xml:space="preserve">Yes (own + Public)</w:t>
+            </w:r>
+          </w:p>
+        </w:tc>
         <w:tc>
           <w:p>
             <w:r>
@@ -1882,865 +2584,6 @@
             </w:r>
           </w:p>
         </w:tc>
-        <w:tc>
-          <w:p>
-            <w:r>
-              <w:rPr>
-                <w:b w:val="false"/>
-                <w:bCs w:val="false"/>
-                <w:sz w:val="17"/>
-                <w:szCs w:val="17"/>
-              </w:rPr>
-              <w:t xml:space="preserve">No</w:t>
-            </w:r>
-          </w:p>
-        </w:tc>
-        <w:tc>
-          <w:p>
-            <w:r>
-              <w:rPr>
-                <w:b w:val="false"/>
-                <w:bCs w:val="false"/>
-                <w:sz w:val="17"/>
-                <w:szCs w:val="17"/>
-              </w:rPr>
-              <w:t xml:space="preserve">No</w:t>
-            </w:r>
-          </w:p>
-        </w:tc>
-      </w:tr>
-      <w:tr>
-        <w:tc>
-          <w:p>
-            <w:r>
-              <w:rPr>
-                <w:b w:val="false"/>
-                <w:bCs w:val="false"/>
-                <w:sz w:val="17"/>
-                <w:szCs w:val="17"/>
-              </w:rPr>
-              <w:t xml:space="preserve">Approve a Teacher / Coordinator / Tutor / Parent question</w:t>
-            </w:r>
-          </w:p>
-        </w:tc>
-        <w:tc>
-          <w:p>
-            <w:r>
-              <w:rPr>
-                <w:b w:val="false"/>
-                <w:bCs w:val="false"/>
-                <w:sz w:val="17"/>
-                <w:szCs w:val="17"/>
-              </w:rPr>
-              <w:t xml:space="preserve">Publish → Public</w:t>
-            </w:r>
-          </w:p>
-        </w:tc>
-        <w:tc>
-          <w:p>
-            <w:r>
-              <w:rPr>
-                <w:b w:val="false"/>
-                <w:bCs w:val="false"/>
-                <w:sz w:val="17"/>
-                <w:szCs w:val="17"/>
-              </w:rPr>
-              <w:t xml:space="preserve">Endorse (own school)</w:t>
-            </w:r>
-          </w:p>
-        </w:tc>
-        <w:tc>
-          <w:p>
-            <w:r>
-              <w:rPr>
-                <w:b w:val="false"/>
-                <w:bCs w:val="false"/>
-                <w:sz w:val="17"/>
-                <w:szCs w:val="17"/>
-              </w:rPr>
-              <w:t xml:space="preserve">Endorse (own campus)</w:t>
-            </w:r>
-          </w:p>
-        </w:tc>
-        <w:tc>
-          <w:p>
-            <w:r>
-              <w:rPr>
-                <w:b w:val="false"/>
-                <w:bCs w:val="false"/>
-                <w:sz w:val="17"/>
-                <w:szCs w:val="17"/>
-              </w:rPr>
-              <w:t xml:space="preserve">No</w:t>
-            </w:r>
-          </w:p>
-        </w:tc>
-        <w:tc>
-          <w:p>
-            <w:r>
-              <w:rPr>
-                <w:b w:val="false"/>
-                <w:bCs w:val="false"/>
-                <w:sz w:val="17"/>
-                <w:szCs w:val="17"/>
-              </w:rPr>
-              <w:t xml:space="preserve">No</w:t>
-            </w:r>
-          </w:p>
-        </w:tc>
-        <w:tc>
-          <w:p>
-            <w:r>
-              <w:rPr>
-                <w:b w:val="false"/>
-                <w:bCs w:val="false"/>
-                <w:sz w:val="17"/>
-                <w:szCs w:val="17"/>
-              </w:rPr>
-              <w:t xml:space="preserve">No</w:t>
-            </w:r>
-          </w:p>
-        </w:tc>
-        <w:tc>
-          <w:p>
-            <w:r>
-              <w:rPr>
-                <w:b w:val="false"/>
-                <w:bCs w:val="false"/>
-                <w:sz w:val="17"/>
-                <w:szCs w:val="17"/>
-              </w:rPr>
-              <w:t xml:space="preserve">No</w:t>
-            </w:r>
-          </w:p>
-        </w:tc>
-        <w:tc>
-          <w:p>
-            <w:r>
-              <w:rPr>
-                <w:b w:val="false"/>
-                <w:bCs w:val="false"/>
-                <w:sz w:val="17"/>
-                <w:szCs w:val="17"/>
-              </w:rPr>
-              <w:t xml:space="preserve">No</w:t>
-            </w:r>
-          </w:p>
-        </w:tc>
-      </w:tr>
-      <w:tr>
-        <w:tc>
-          <w:p>
-            <w:r>
-              <w:rPr>
-                <w:b w:val="false"/>
-                <w:bCs w:val="false"/>
-                <w:sz w:val="17"/>
-                <w:szCs w:val="17"/>
-              </w:rPr>
-              <w:t xml:space="preserve">Approve a CampusAdmin question</w:t>
-            </w:r>
-          </w:p>
-        </w:tc>
-        <w:tc>
-          <w:p>
-            <w:r>
-              <w:rPr>
-                <w:b w:val="false"/>
-                <w:bCs w:val="false"/>
-                <w:sz w:val="17"/>
-                <w:szCs w:val="17"/>
-              </w:rPr>
-              <w:t xml:space="preserve">Publish → Public</w:t>
-            </w:r>
-          </w:p>
-        </w:tc>
-        <w:tc>
-          <w:p>
-            <w:r>
-              <w:rPr>
-                <w:b w:val="false"/>
-                <w:bCs w:val="false"/>
-                <w:sz w:val="17"/>
-                <w:szCs w:val="17"/>
-              </w:rPr>
-              <w:t xml:space="preserve">Endorse (own school)</w:t>
-            </w:r>
-          </w:p>
-        </w:tc>
-        <w:tc>
-          <w:p>
-            <w:r>
-              <w:rPr>
-                <w:b w:val="false"/>
-                <w:bCs w:val="false"/>
-                <w:sz w:val="17"/>
-                <w:szCs w:val="17"/>
-              </w:rPr>
-              <w:t xml:space="preserve">No (self / peer)</w:t>
-            </w:r>
-          </w:p>
-        </w:tc>
-        <w:tc>
-          <w:p>
-            <w:r>
-              <w:rPr>
-                <w:b w:val="false"/>
-                <w:bCs w:val="false"/>
-                <w:sz w:val="17"/>
-                <w:szCs w:val="17"/>
-              </w:rPr>
-              <w:t xml:space="preserve">No</w:t>
-            </w:r>
-          </w:p>
-        </w:tc>
-        <w:tc>
-          <w:p>
-            <w:r>
-              <w:rPr>
-                <w:b w:val="false"/>
-                <w:bCs w:val="false"/>
-                <w:sz w:val="17"/>
-                <w:szCs w:val="17"/>
-              </w:rPr>
-              <w:t xml:space="preserve">No</w:t>
-            </w:r>
-          </w:p>
-        </w:tc>
-        <w:tc>
-          <w:p>
-            <w:r>
-              <w:rPr>
-                <w:b w:val="false"/>
-                <w:bCs w:val="false"/>
-                <w:sz w:val="17"/>
-                <w:szCs w:val="17"/>
-              </w:rPr>
-              <w:t xml:space="preserve">No</w:t>
-            </w:r>
-          </w:p>
-        </w:tc>
-        <w:tc>
-          <w:p>
-            <w:r>
-              <w:rPr>
-                <w:b w:val="false"/>
-                <w:bCs w:val="false"/>
-                <w:sz w:val="17"/>
-                <w:szCs w:val="17"/>
-              </w:rPr>
-              <w:t xml:space="preserve">No</w:t>
-            </w:r>
-          </w:p>
-        </w:tc>
-        <w:tc>
-          <w:p>
-            <w:r>
-              <w:rPr>
-                <w:b w:val="false"/>
-                <w:bCs w:val="false"/>
-                <w:sz w:val="17"/>
-                <w:szCs w:val="17"/>
-              </w:rPr>
-              <w:t xml:space="preserve">No</w:t>
-            </w:r>
-          </w:p>
-        </w:tc>
-      </w:tr>
-      <w:tr>
-        <w:tc>
-          <w:p>
-            <w:r>
-              <w:rPr>
-                <w:b w:val="false"/>
-                <w:bCs w:val="false"/>
-                <w:sz w:val="17"/>
-                <w:szCs w:val="17"/>
-              </w:rPr>
-              <w:t xml:space="preserve">Approve a SchoolAdmin question</w:t>
-            </w:r>
-          </w:p>
-        </w:tc>
-        <w:tc>
-          <w:p>
-            <w:r>
-              <w:rPr>
-                <w:b w:val="false"/>
-                <w:bCs w:val="false"/>
-                <w:sz w:val="17"/>
-                <w:szCs w:val="17"/>
-              </w:rPr>
-              <w:t xml:space="preserve">Publish → Public</w:t>
-            </w:r>
-          </w:p>
-        </w:tc>
-        <w:tc>
-          <w:p>
-            <w:r>
-              <w:rPr>
-                <w:b w:val="false"/>
-                <w:bCs w:val="false"/>
-                <w:sz w:val="17"/>
-                <w:szCs w:val="17"/>
-              </w:rPr>
-              <w:t xml:space="preserve">No</w:t>
-            </w:r>
-          </w:p>
-        </w:tc>
-        <w:tc>
-          <w:p>
-            <w:r>
-              <w:rPr>
-                <w:b w:val="false"/>
-                <w:bCs w:val="false"/>
-                <w:sz w:val="17"/>
-                <w:szCs w:val="17"/>
-              </w:rPr>
-              <w:t xml:space="preserve">No</w:t>
-            </w:r>
-          </w:p>
-        </w:tc>
-        <w:tc>
-          <w:p>
-            <w:r>
-              <w:rPr>
-                <w:b w:val="false"/>
-                <w:bCs w:val="false"/>
-                <w:sz w:val="17"/>
-                <w:szCs w:val="17"/>
-              </w:rPr>
-              <w:t xml:space="preserve">No</w:t>
-            </w:r>
-          </w:p>
-        </w:tc>
-        <w:tc>
-          <w:p>
-            <w:r>
-              <w:rPr>
-                <w:b w:val="false"/>
-                <w:bCs w:val="false"/>
-                <w:sz w:val="17"/>
-                <w:szCs w:val="17"/>
-              </w:rPr>
-              <w:t xml:space="preserve">No</w:t>
-            </w:r>
-          </w:p>
-        </w:tc>
-        <w:tc>
-          <w:p>
-            <w:r>
-              <w:rPr>
-                <w:b w:val="false"/>
-                <w:bCs w:val="false"/>
-                <w:sz w:val="17"/>
-                <w:szCs w:val="17"/>
-              </w:rPr>
-              <w:t xml:space="preserve">No</w:t>
-            </w:r>
-          </w:p>
-        </w:tc>
-        <w:tc>
-          <w:p>
-            <w:r>
-              <w:rPr>
-                <w:b w:val="false"/>
-                <w:bCs w:val="false"/>
-                <w:sz w:val="17"/>
-                <w:szCs w:val="17"/>
-              </w:rPr>
-              <w:t xml:space="preserve">No</w:t>
-            </w:r>
-          </w:p>
-        </w:tc>
-        <w:tc>
-          <w:p>
-            <w:r>
-              <w:rPr>
-                <w:b w:val="false"/>
-                <w:bCs w:val="false"/>
-                <w:sz w:val="17"/>
-                <w:szCs w:val="17"/>
-              </w:rPr>
-              <w:t xml:space="preserve">No</w:t>
-            </w:r>
-          </w:p>
-        </w:tc>
-      </w:tr>
-      <w:tr>
-        <w:tc>
-          <w:p>
-            <w:r>
-              <w:rPr>
-                <w:b w:val="false"/>
-                <w:bCs w:val="false"/>
-                <w:sz w:val="17"/>
-                <w:szCs w:val="17"/>
-              </w:rPr>
-              <w:t xml:space="preserve">Publish (Public + Active)</w:t>
-            </w:r>
-          </w:p>
-        </w:tc>
-        <w:tc>
-          <w:p>
-            <w:r>
-              <w:rPr>
-                <w:b w:val="false"/>
-                <w:bCs w:val="false"/>
-                <w:sz w:val="17"/>
-                <w:szCs w:val="17"/>
-              </w:rPr>
-              <w:t xml:space="preserve">Yes</w:t>
-            </w:r>
-          </w:p>
-        </w:tc>
-        <w:tc>
-          <w:p>
-            <w:r>
-              <w:rPr>
-                <w:b w:val="false"/>
-                <w:bCs w:val="false"/>
-                <w:sz w:val="17"/>
-                <w:szCs w:val="17"/>
-              </w:rPr>
-              <w:t xml:space="preserve">No</w:t>
-            </w:r>
-          </w:p>
-        </w:tc>
-        <w:tc>
-          <w:p>
-            <w:r>
-              <w:rPr>
-                <w:b w:val="false"/>
-                <w:bCs w:val="false"/>
-                <w:sz w:val="17"/>
-                <w:szCs w:val="17"/>
-              </w:rPr>
-              <w:t xml:space="preserve">No</w:t>
-            </w:r>
-          </w:p>
-        </w:tc>
-        <w:tc>
-          <w:p>
-            <w:r>
-              <w:rPr>
-                <w:b w:val="false"/>
-                <w:bCs w:val="false"/>
-                <w:sz w:val="17"/>
-                <w:szCs w:val="17"/>
-              </w:rPr>
-              <w:t xml:space="preserve">No</w:t>
-            </w:r>
-          </w:p>
-        </w:tc>
-        <w:tc>
-          <w:p>
-            <w:r>
-              <w:rPr>
-                <w:b w:val="false"/>
-                <w:bCs w:val="false"/>
-                <w:sz w:val="17"/>
-                <w:szCs w:val="17"/>
-              </w:rPr>
-              <w:t xml:space="preserve">No</w:t>
-            </w:r>
-          </w:p>
-        </w:tc>
-        <w:tc>
-          <w:p>
-            <w:r>
-              <w:rPr>
-                <w:b w:val="false"/>
-                <w:bCs w:val="false"/>
-                <w:sz w:val="17"/>
-                <w:szCs w:val="17"/>
-              </w:rPr>
-              <w:t xml:space="preserve">No</w:t>
-            </w:r>
-          </w:p>
-        </w:tc>
-        <w:tc>
-          <w:p>
-            <w:r>
-              <w:rPr>
-                <w:b w:val="false"/>
-                <w:bCs w:val="false"/>
-                <w:sz w:val="17"/>
-                <w:szCs w:val="17"/>
-              </w:rPr>
-              <w:t xml:space="preserve">No</w:t>
-            </w:r>
-          </w:p>
-        </w:tc>
-        <w:tc>
-          <w:p>
-            <w:r>
-              <w:rPr>
-                <w:b w:val="false"/>
-                <w:bCs w:val="false"/>
-                <w:sz w:val="17"/>
-                <w:szCs w:val="17"/>
-              </w:rPr>
-              <w:t xml:space="preserve">No</w:t>
-            </w:r>
-          </w:p>
-        </w:tc>
-      </w:tr>
-      <w:tr>
-        <w:tc>
-          <w:p>
-            <w:r>
-              <w:rPr>
-                <w:b w:val="false"/>
-                <w:bCs w:val="false"/>
-                <w:sz w:val="17"/>
-                <w:szCs w:val="17"/>
-              </w:rPr>
-              <w:t xml:space="preserve">Manage quizzes / attach published bank questions / inline quiz create</w:t>
-            </w:r>
-          </w:p>
-        </w:tc>
-        <w:tc>
-          <w:p>
-            <w:r>
-              <w:rPr>
-                <w:b w:val="false"/>
-                <w:bCs w:val="false"/>
-                <w:sz w:val="17"/>
-                <w:szCs w:val="17"/>
-              </w:rPr>
-              <w:t xml:space="preserve">Yes</w:t>
-            </w:r>
-          </w:p>
-        </w:tc>
-        <w:tc>
-          <w:p>
-            <w:r>
-              <w:rPr>
-                <w:b w:val="false"/>
-                <w:bCs w:val="false"/>
-                <w:sz w:val="17"/>
-                <w:szCs w:val="17"/>
-              </w:rPr>
-              <w:t xml:space="preserve">Yes</w:t>
-            </w:r>
-          </w:p>
-        </w:tc>
-        <w:tc>
-          <w:p>
-            <w:r>
-              <w:rPr>
-                <w:b w:val="false"/>
-                <w:bCs w:val="false"/>
-                <w:sz w:val="17"/>
-                <w:szCs w:val="17"/>
-              </w:rPr>
-              <w:t xml:space="preserve">No</w:t>
-            </w:r>
-          </w:p>
-        </w:tc>
-        <w:tc>
-          <w:p>
-            <w:r>
-              <w:rPr>
-                <w:b w:val="false"/>
-                <w:bCs w:val="false"/>
-                <w:sz w:val="17"/>
-                <w:szCs w:val="17"/>
-              </w:rPr>
-              <w:t xml:space="preserve">Yes</w:t>
-            </w:r>
-          </w:p>
-        </w:tc>
-        <w:tc>
-          <w:p>
-            <w:r>
-              <w:rPr>
-                <w:b w:val="false"/>
-                <w:bCs w:val="false"/>
-                <w:sz w:val="17"/>
-                <w:szCs w:val="17"/>
-              </w:rPr>
-              <w:t xml:space="preserve">Yes</w:t>
-            </w:r>
-          </w:p>
-        </w:tc>
-        <w:tc>
-          <w:p>
-            <w:r>
-              <w:rPr>
-                <w:b w:val="false"/>
-                <w:bCs w:val="false"/>
-                <w:sz w:val="17"/>
-                <w:szCs w:val="17"/>
-              </w:rPr>
-              <w:t xml:space="preserve">Yes</w:t>
-            </w:r>
-          </w:p>
-        </w:tc>
-        <w:tc>
-          <w:p>
-            <w:r>
-              <w:rPr>
-                <w:b w:val="false"/>
-                <w:bCs w:val="false"/>
-                <w:sz w:val="17"/>
-                <w:szCs w:val="17"/>
-              </w:rPr>
-              <w:t xml:space="preserve">Yes</w:t>
-            </w:r>
-          </w:p>
-        </w:tc>
-        <w:tc>
-          <w:p>
-            <w:r>
-              <w:rPr>
-                <w:b w:val="false"/>
-                <w:bCs w:val="false"/>
-                <w:sz w:val="17"/>
-                <w:szCs w:val="17"/>
-              </w:rPr>
-              <w:t xml:space="preserve">No</w:t>
-            </w:r>
-          </w:p>
-        </w:tc>
-      </w:tr>
-      <w:tr>
-        <w:tc>
-          <w:p>
-            <w:r>
-              <w:rPr>
-                <w:b w:val="false"/>
-                <w:bCs w:val="false"/>
-                <w:sz w:val="17"/>
-                <w:szCs w:val="17"/>
-              </w:rPr>
-              <w:t xml:space="preserve">Activate / deactivate / archive / unarchive</w:t>
-            </w:r>
-          </w:p>
-        </w:tc>
-        <w:tc>
-          <w:p>
-            <w:r>
-              <w:rPr>
-                <w:b w:val="false"/>
-                <w:bCs w:val="false"/>
-                <w:sz w:val="17"/>
-                <w:szCs w:val="17"/>
-              </w:rPr>
-              <w:t xml:space="preserve">Yes</w:t>
-            </w:r>
-          </w:p>
-        </w:tc>
-        <w:tc>
-          <w:p>
-            <w:r>
-              <w:rPr>
-                <w:b w:val="false"/>
-                <w:bCs w:val="false"/>
-                <w:sz w:val="17"/>
-                <w:szCs w:val="17"/>
-              </w:rPr>
-              <w:t xml:space="preserve">No</w:t>
-            </w:r>
-          </w:p>
-        </w:tc>
-        <w:tc>
-          <w:p>
-            <w:r>
-              <w:rPr>
-                <w:b w:val="false"/>
-                <w:bCs w:val="false"/>
-                <w:sz w:val="17"/>
-                <w:szCs w:val="17"/>
-              </w:rPr>
-              <w:t xml:space="preserve">No</w:t>
-            </w:r>
-          </w:p>
-        </w:tc>
-        <w:tc>
-          <w:p>
-            <w:r>
-              <w:rPr>
-                <w:b w:val="false"/>
-                <w:bCs w:val="false"/>
-                <w:sz w:val="17"/>
-                <w:szCs w:val="17"/>
-              </w:rPr>
-              <w:t xml:space="preserve">No</w:t>
-            </w:r>
-          </w:p>
-        </w:tc>
-        <w:tc>
-          <w:p>
-            <w:r>
-              <w:rPr>
-                <w:b w:val="false"/>
-                <w:bCs w:val="false"/>
-                <w:sz w:val="17"/>
-                <w:szCs w:val="17"/>
-              </w:rPr>
-              <w:t xml:space="preserve">No</w:t>
-            </w:r>
-          </w:p>
-        </w:tc>
-        <w:tc>
-          <w:p>
-            <w:r>
-              <w:rPr>
-                <w:b w:val="false"/>
-                <w:bCs w:val="false"/>
-                <w:sz w:val="17"/>
-                <w:szCs w:val="17"/>
-              </w:rPr>
-              <w:t xml:space="preserve">No</w:t>
-            </w:r>
-          </w:p>
-        </w:tc>
-        <w:tc>
-          <w:p>
-            <w:r>
-              <w:rPr>
-                <w:b w:val="false"/>
-                <w:bCs w:val="false"/>
-                <w:sz w:val="17"/>
-                <w:szCs w:val="17"/>
-              </w:rPr>
-              <w:t xml:space="preserve">No</w:t>
-            </w:r>
-          </w:p>
-        </w:tc>
-        <w:tc>
-          <w:p>
-            <w:r>
-              <w:rPr>
-                <w:b w:val="false"/>
-                <w:bCs w:val="false"/>
-                <w:sz w:val="17"/>
-                <w:szCs w:val="17"/>
-              </w:rPr>
-              <w:t xml:space="preserve">No</w:t>
-            </w:r>
-          </w:p>
-        </w:tc>
-      </w:tr>
-      <w:tr>
-        <w:tc>
-          <w:p>
-            <w:r>
-              <w:rPr>
-                <w:b w:val="false"/>
-                <w:bCs w:val="false"/>
-                <w:sz w:val="17"/>
-                <w:szCs w:val="17"/>
-              </w:rPr>
-              <w:t xml:space="preserve">View Approval history on detail</w:t>
-            </w:r>
-          </w:p>
-        </w:tc>
-        <w:tc>
-          <w:p>
-            <w:r>
-              <w:rPr>
-                <w:b w:val="false"/>
-                <w:bCs w:val="false"/>
-                <w:sz w:val="17"/>
-                <w:szCs w:val="17"/>
-              </w:rPr>
-              <w:t xml:space="preserve">Yes</w:t>
-            </w:r>
-          </w:p>
-        </w:tc>
-        <w:tc>
-          <w:p>
-            <w:r>
-              <w:rPr>
-                <w:b w:val="false"/>
-                <w:bCs w:val="false"/>
-                <w:sz w:val="17"/>
-                <w:szCs w:val="17"/>
-              </w:rPr>
-              <w:t xml:space="preserve">Yes (visible questions)</w:t>
-            </w:r>
-          </w:p>
-        </w:tc>
-        <w:tc>
-          <w:p>
-            <w:r>
-              <w:rPr>
-                <w:b w:val="false"/>
-                <w:bCs w:val="false"/>
-                <w:sz w:val="17"/>
-                <w:szCs w:val="17"/>
-              </w:rPr>
-              <w:t xml:space="preserve">Yes (visible questions)</w:t>
-            </w:r>
-          </w:p>
-        </w:tc>
-        <w:tc>
-          <w:p>
-            <w:r>
-              <w:rPr>
-                <w:b w:val="false"/>
-                <w:bCs w:val="false"/>
-                <w:sz w:val="17"/>
-                <w:szCs w:val="17"/>
-              </w:rPr>
-              <w:t xml:space="preserve">Yes (own + Public)</w:t>
-            </w:r>
-          </w:p>
-        </w:tc>
-        <w:tc>
-          <w:p>
-            <w:r>
-              <w:rPr>
-                <w:b w:val="false"/>
-                <w:bCs w:val="false"/>
-                <w:sz w:val="17"/>
-                <w:szCs w:val="17"/>
-              </w:rPr>
-              <w:t xml:space="preserve">Yes (own + Public)</w:t>
-            </w:r>
-          </w:p>
-        </w:tc>
-        <w:tc>
-          <w:p>
-            <w:r>
-              <w:rPr>
-                <w:b w:val="false"/>
-                <w:bCs w:val="false"/>
-                <w:sz w:val="17"/>
-                <w:szCs w:val="17"/>
-              </w:rPr>
-              <w:t xml:space="preserve">Yes (own + Public)</w:t>
-            </w:r>
-          </w:p>
-        </w:tc>
-        <w:tc>
-          <w:p>
-            <w:r>
-              <w:rPr>
-                <w:b w:val="false"/>
-                <w:bCs w:val="false"/>
-                <w:sz w:val="17"/>
-                <w:szCs w:val="17"/>
-              </w:rPr>
-              <w:t xml:space="preserve">Yes (own + Public)</w:t>
-            </w:r>
-          </w:p>
-        </w:tc>
-        <w:tc>
-          <w:p>
-            <w:r>
-              <w:rPr>
-                <w:b w:val="false"/>
-                <w:bCs w:val="false"/>
-                <w:sz w:val="17"/>
-                <w:szCs w:val="17"/>
-              </w:rPr>
-              <w:t xml:space="preserve">No</w:t>
-            </w:r>
-          </w:p>
-        </w:tc>
       </w:tr>
     </w:tbl>
     <w:p>
@@ -2760,7 +2603,7 @@
           <w:sz w:val="21"/>
           <w:szCs w:val="21"/>
         </w:rPr>
-        <w:t xml:space="preserve">Approval hierarchy: the approver must be a strictly higher tier than the creator — Teacher/Coordinator/Tutor/Parent → CampusAdmin/SchoolAdmin/PortalAdmin; CampusAdmin → SchoolAdmin/PortalAdmin; SchoolAdmin → PortalAdmin only. No self or same-tier approval. Web and Mobile hide Endorse/Reject on the signed-in CampusAdmin/SchoolAdmin's own questions. Any eligible higher tier may act independently. PortalAdmin-created questions are auto-published. Coordinator and Tutor are bank creators like Teacher/Parent: they cannot endorse or publish.</w:t>
+        <w:t xml:space="preserve">Approval hierarchy: the approver must be a strictly higher tier than the creator — Teacher/Coordinator/Parent → CampusAdmin/SchoolAdmin/PortalAdmin; CampusAdmin → SchoolAdmin/PortalAdmin; SchoolAdmin → PortalAdmin only. No self or same-tier approval. Web and Mobile hide Endorse/Reject on the signed-in CampusAdmin/SchoolAdmin's own questions. Any eligible higher tier may act independently. PortalAdmin-created questions are auto-published. Coordinator is a bank creator like Teacher/Parent: they cannot endorse or publish.</w:t>
       </w:r>
     </w:p>
     <w:p>
@@ -2780,7 +2623,7 @@
           <w:sz w:val="21"/>
           <w:szCs w:val="21"/>
         </w:rPr>
-        <w:t xml:space="preserve">CampusAdmin vs quizzes: CampusAdmin can browse/create/endorse in the question bank but cannot manage quizzes (RequireManageScope excludes them). They cannot attach a published bank question or create an inline quiz question. Teacher, Coordinator, Tutor, Parent, SchoolAdmin, and PortalAdmin can. CampusAdmin may still school-approve quizzes in their campus (see Quizzes QA).</w:t>
+        <w:t xml:space="preserve">CampusAdmin vs quizzes: CampusAdmin can browse/create/endorse in the question bank but cannot manage quizzes (RequireManageScope excludes them). They cannot attach a published bank question or create an inline quiz question. Teacher, Coordinator, Parent, SchoolAdmin, and PortalAdmin can. CampusAdmin may still school-approve quizzes in their campus (see Quizzes QA).</w:t>
       </w:r>
     </w:p>
     <w:p>
@@ -2883,7 +2726,7 @@
                 <w:sz w:val="17"/>
                 <w:szCs w:val="17"/>
               </w:rPr>
-              <w:t xml:space="preserve">Create (Teacher/Coordinator/Tutor/Parent/CampusAdmin/SchoolAdmin)</w:t>
+              <w:t xml:space="preserve">Create (Teacher/Coordinator/Parent/CampusAdmin/SchoolAdmin)</w:t>
             </w:r>
           </w:p>
         </w:tc>
@@ -4625,7 +4468,7 @@
           <w:sz w:val="21"/>
           <w:szCs w:val="21"/>
         </w:rPr>
-        <w:t xml:space="preserve">Every question carries a full audit trail in the generic app_approval table (entity_type=2102 Question, request_id = question id; user-registration rows share the table with entity_type=2101 User). request_id is polymorphic (question / quiz / school-change) — there is no typed FK to questions. entity_type and action are lookup-backed (ApprovalEntityType / ApprovalAction). Each row stores the acting user (FK to app_users), the role they acted as, the action, an optional reason, and a timestamp. The question detail page always shows this panel for every question-managing role (Teacher, Coordinator, Tutor, Parent, CampusAdmin, SchoolAdmin, PortalAdmin), with actor name, role, colour-coded action chip, and the rejection reason inline.</w:t>
+        <w:t xml:space="preserve">Every question carries a full audit trail in the generic app_approval table (entity_type=2102 Question, request_id = question id; user-registration rows share the table with entity_type=2101 User). request_id is polymorphic (question / quiz / school-change) — there is no typed FK to questions. entity_type and action are lookup-backed (ApprovalEntityType / ApprovalAction). Each row stores the acting user (FK to app_users), the role they acted as, the action, an optional reason, and a timestamp. The question detail page always shows this panel for every question-managing role (Teacher, Coordinator, Parent, CampusAdmin, SchoolAdmin, PortalAdmin), with actor name, role, colour-coded action chip, and the rejection reason inline.</w:t>
       </w:r>
     </w:p>
     <w:tbl>
@@ -5330,7 +5173,7 @@
           <w:sz w:val="21"/>
           <w:szCs w:val="21"/>
         </w:rPr>
-        <w:t xml:space="preserve">Steps: Create as Teacher/Coordinator/Tutor/Parent/CampusAdmin/SchoolAdmin.</w:t>
+        <w:t xml:space="preserve">Steps: Create as Teacher/Coordinator/Parent/CampusAdmin/SchoolAdmin.</w:t>
       </w:r>
     </w:p>
     <w:p>
@@ -5426,7 +5269,7 @@
           <w:sz w:val="21"/>
           <w:szCs w:val="21"/>
         </w:rPr>
-        <w:t xml:space="preserve">Steps: CampusAdmin approves an in-campus Teacher/Coordinator/Tutor/Parent question.</w:t>
+        <w:t xml:space="preserve">Steps: CampusAdmin approves an in-campus Teacher/Coordinator/Parent question.</w:t>
       </w:r>
     </w:p>
     <w:p>
@@ -5474,7 +5317,7 @@
           <w:sz w:val="21"/>
           <w:szCs w:val="21"/>
         </w:rPr>
-        <w:t xml:space="preserve">Steps: SchoolAdmin approves an in-school Teacher/Coordinator/Tutor/Parent/CampusAdmin question.</w:t>
+        <w:t xml:space="preserve">Steps: SchoolAdmin approves an in-school Teacher/Coordinator/Parent/CampusAdmin question.</w:t>
       </w:r>
     </w:p>
     <w:p>
@@ -5618,7 +5461,7 @@
           <w:sz w:val="21"/>
           <w:szCs w:val="21"/>
         </w:rPr>
-        <w:t xml:space="preserve">Steps: Another Teacher, Coordinator, Tutor, or Parent in the same campus, a user in another campus/school, or an unrelated admin opens the bank.</w:t>
+        <w:t xml:space="preserve">Steps: Another Teacher, Coordinator, or Parent in the same campus, a user in another campus/school, or an unrelated admin opens the bank.</w:t>
       </w:r>
     </w:p>
     <w:p>
@@ -5906,7 +5749,7 @@
           <w:sz w:val="21"/>
           <w:szCs w:val="21"/>
         </w:rPr>
-        <w:t xml:space="preserve">Steps: Teacher/Coordinator/Tutor/Parent/CampusAdmin/SchoolAdmin views an Active Public question and sends an edit request with a valid reason. PortalAdmin approves; the requester saves a change.</w:t>
+        <w:t xml:space="preserve">Steps: Teacher/Coordinator/Parent/CampusAdmin/SchoolAdmin views an Active Public question and sends an edit request with a valid reason. PortalAdmin approves; the requester saves a change.</w:t>
       </w:r>
     </w:p>
     <w:p>
@@ -5954,7 +5797,7 @@
           <w:sz w:val="21"/>
           <w:szCs w:val="21"/>
         </w:rPr>
-        <w:t xml:space="preserve">Steps: Teacher/Coordinator/Tutor/Parent/CampusAdmin/SchoolAdmin uploads valid/invalid rows, runs dry-run, then confirms.</w:t>
+        <w:t xml:space="preserve">Steps: Teacher/Coordinator/Parent/CampusAdmin/SchoolAdmin uploads valid/invalid rows, runs dry-run, then confirms.</w:t>
       </w:r>
     </w:p>
     <w:p>
@@ -6098,7 +5941,7 @@
           <w:sz w:val="21"/>
           <w:szCs w:val="21"/>
         </w:rPr>
-        <w:t xml:space="preserve">Steps: Teacher, Coordinator, or Tutor creates; CampusAdmin endorses; owner edits; PortalAdmin publishes, deactivates, archives, unarchives.</w:t>
+        <w:t xml:space="preserve">Steps: Teacher, Coordinator creates; CampusAdmin endorses; owner edits; PortalAdmin publishes, deactivates, archives, unarchives.</w:t>
       </w:r>
     </w:p>
     <w:p>
@@ -6278,7 +6121,7 @@
           <w:sz w:val="24"/>
           <w:szCs w:val="24"/>
         </w:rPr>
-        <w:t xml:space="preserve">Q-16 — Campus/School see Coordinator and Tutor</w:t>
+        <w:t xml:space="preserve">Q-16 — Campus/School see Coordinator</w:t>
       </w:r>
     </w:p>
     <w:p>
@@ -6290,7 +6133,7 @@
           <w:sz w:val="21"/>
           <w:szCs w:val="21"/>
         </w:rPr>
-        <w:t xml:space="preserve">Steps: A Coordinator and a Tutor in the same campus create PendingReview questions. CampusAdmin opens the bank and pending-approval queue. SchoolAdmin does the same at school scope.</w:t>
+        <w:t xml:space="preserve">Steps: A Coordinator in the same campus create PendingReview questions. CampusAdmin opens the bank and pending-approval queue. SchoolAdmin does the same at school scope.</w:t>
       </w:r>
     </w:p>
     <w:p>
@@ -6310,7 +6153,7 @@
           <w:sz w:val="21"/>
           <w:szCs w:val="21"/>
         </w:rPr>
-        <w:t xml:space="preserve">Expected: CampusAdmin sees both (same campus). SchoolAdmin sees Coordinator/Tutor/Teacher/Parent/CampusAdmin pending in that school. List, pending-approval, and GetById use the same creator-role lists.</w:t>
+        <w:t xml:space="preserve">Expected: CampusAdmin sees both (same campus). SchoolAdmin sees Coordinator/Teacher/Parent/CampusAdmin pending in that school. List, pending-approval, and GetById use the same creator-role lists.</w:t>
       </w:r>
     </w:p>
     <w:p>
@@ -6358,7 +6201,7 @@
           <w:sz w:val="21"/>
           <w:szCs w:val="21"/>
         </w:rPr>
-        <w:t xml:space="preserve">Expected: Forbidden. CampusAdmin may manage the question bank and endorse, and may school-approve quizzes, but cannot create/manage quizzes or call POST /api/quizzes/{id}/questions or from-bank attach. A Teacher/SchoolAdmin/PortalAdmin (or Coordinator/Tutor/Parent) must attach it.</w:t>
+        <w:t xml:space="preserve">Expected: Forbidden. CampusAdmin may manage the question bank and endorse, and may school-approve quizzes, but cannot create/manage quizzes or call POST /api/quizzes/{id}/questions or from-bank attach. A Teacher/SchoolAdmin/PortalAdmin (or Coordinator/Parent) must attach it.</w:t>
       </w:r>
     </w:p>
     <w:p>
@@ -6391,7 +6234,7 @@
           <w:sz w:val="21"/>
           <w:szCs w:val="21"/>
         </w:rPr>
-        <w:t xml:space="preserve">☐ Create and import (Teacher/Coordinator/Tutor/Parent/CampusAdmin/SchoolAdmin) always produce PendingReview, IsActive=false, Visibility=None.</w:t>
+        <w:t xml:space="preserve">☐ Create and import (Teacher/Coordinator/Parent/CampusAdmin/SchoolAdmin) always produce PendingReview, IsActive=false, Visibility=None.</w:t>
       </w:r>
     </w:p>
     <w:p>
@@ -6527,7 +6370,7 @@
           <w:sz w:val="21"/>
           <w:szCs w:val="21"/>
         </w:rPr>
-        <w:t xml:space="preserve">☐ Approver must be a higher tier than the creator; no self or same-tier approval (Teacher/Coordinator/Tutor/Parent→Campus/School/Portal; CampusAdmin→School/Portal; SchoolAdmin→Portal only). Web and Mobile hide Endorse/Reject on the signed-in CampusAdmin/SchoolAdmin's own questions.</w:t>
+        <w:t xml:space="preserve">☐ Approver must be a higher tier than the creator; no self or same-tier approval (Teacher/Coordinator/Parent→Campus/School/Portal; CampusAdmin→School/Portal; SchoolAdmin→Portal only). Web and Mobile hide Endorse/Reject on the signed-in CampusAdmin/SchoolAdmin's own questions.</w:t>
       </w:r>
     </w:p>
     <w:p>
@@ -6697,7 +6540,7 @@
           <w:sz w:val="21"/>
           <w:szCs w:val="21"/>
         </w:rPr>
-        <w:t xml:space="preserve">☐ Coordinator and Tutor have the same bank-create rights as Teacher/Parent: own + Public visibility, no endorse/publish.</w:t>
+        <w:t xml:space="preserve">☐ Coordinator has the same bank-create rights as Teacher/Parent: own + Public visibility, no endorse/publish.</w:t>
       </w:r>
     </w:p>
     <w:p>
@@ -6714,7 +6557,7 @@
           <w:sz w:val="21"/>
           <w:szCs w:val="21"/>
         </w:rPr>
-        <w:t xml:space="preserve">☐ CampusAdmin list, pending-approval, and GetById include Teacher/Coordinator/Tutor in the same campus (not own). SchoolAdmin includes those plus CampusAdmin in the same school. Parent creators are excluded — PortalAdmin only.</w:t>
+        <w:t xml:space="preserve">☐ CampusAdmin list, pending-approval, and GetById include Teacher/Coordinator in the same campus (not own). SchoolAdmin includes those plus CampusAdmin in the same school. Parent creators are excluded — PortalAdmin only.</w:t>
       </w:r>
     </w:p>
     <w:p>
@@ -6731,7 +6574,7 @@
           <w:sz w:val="21"/>
           <w:szCs w:val="21"/>
         </w:rPr>
-        <w:t xml:space="preserve">☐ CampusAdmin can manage the question bank and endorse, but cannot manage quizzes: no quiz create, no inline question, no attach-from-bank. Quiz-managing roles are Teacher, Coordinator, Tutor, Parent, SchoolAdmin, and PortalAdmin. CampusAdmin may still school-approve campus quizzes.</w:t>
+        <w:t xml:space="preserve">☐ CampusAdmin can manage the question bank and endorse, but cannot manage quizzes: no quiz create, no inline question, no attach-from-bank. Quiz-managing roles are Teacher, Coordinator, Parent, SchoolAdmin, and PortalAdmin. CampusAdmin may still school-approve campus quizzes.</w:t>
       </w:r>
     </w:p>
     <w:p>
@@ -7036,7 +6879,7 @@
           <w:sz w:val="21"/>
           <w:szCs w:val="21"/>
         </w:rPr>
-        <w:t xml:space="preserve">Coordinator and Tutor are bank creators like Teacher/Parent. CampusAdmin list/pending/GetById include Teacher/Coordinator/Tutor/Parent in the same campus; SchoolAdmin also includes CampusAdmin in the same school. CampusAdmin cannot manage quizzes or attach bank questions.</w:t>
+        <w:t xml:space="preserve">Coordinator is a bank creator like Teacher/Parent. CampusAdmin list/pending/GetById include Teacher/Coordinator/Parent in the same campus; SchoolAdmin also includes CampusAdmin in the same school. CampusAdmin cannot manage quizzes or attach bank questions.</w:t>
       </w:r>
     </w:p>
     <w:p>
